--- a/Sessions Data/Session11-Notes.docx
+++ b/Sessions Data/Session11-Notes.docx
@@ -5724,13 +5724,7 @@
         <w:t>R</w:t>
       </w:r>
       <w:r>
-        <w:t xml:space="preserve">ight </w:t>
-      </w:r>
-      <w:r>
-        <w:t>now,</w:t>
-      </w:r>
-      <w:r>
-        <w:t xml:space="preserve"> I am mapping it on the state engineer’s mapping website on how many acres that would be </w:t>
+        <w:t xml:space="preserve">ight now, I am mapping it on the state engineer’s mapping website on how many acres that would be </w:t>
       </w:r>
       <w:proofErr w:type="gramStart"/>
       <w:r>
@@ -5757,22 +5751,7 @@
         <w:spacing w:before="240" w:line="276" w:lineRule="auto"/>
       </w:pPr>
       <w:r>
-        <w:t>Bank/AU3</w:t>
-      </w:r>
-      <w:r>
-        <w:t xml:space="preserve">: </w:t>
-      </w:r>
-      <w:r>
-        <w:t>S</w:t>
-      </w:r>
-      <w:r>
-        <w:t>o</w:t>
-      </w:r>
-      <w:r>
-        <w:t>,</w:t>
-      </w:r>
-      <w:r>
-        <w:t xml:space="preserve"> you are offering me an additional </w:t>
+        <w:t xml:space="preserve">Bank/AU3: So, you are offering me an additional </w:t>
       </w:r>
       <w:proofErr w:type="gramStart"/>
       <w:r>
@@ -5796,31 +5775,19 @@
         <w:t>WA2</w:t>
       </w:r>
       <w:r>
-        <w:t xml:space="preserve">: I’m looking at the </w:t>
-      </w:r>
-      <w:r>
-        <w:t>map</w:t>
+        <w:t>: I’m looking at the map</w:t>
       </w:r>
       <w:r>
         <w:t xml:space="preserve"> [at UT state engineer’s website]</w:t>
       </w:r>
       <w:r>
-        <w:t>,</w:t>
-      </w:r>
-      <w:r>
-        <w:t xml:space="preserve"> </w:t>
+        <w:t xml:space="preserve">, </w:t>
       </w:r>
       <w:r>
         <w:t xml:space="preserve">Maybe 25% is too much </w:t>
       </w:r>
       <w:r>
-        <w:t xml:space="preserve">but </w:t>
-      </w:r>
-      <w:r>
-        <w:t xml:space="preserve">there is </w:t>
-      </w:r>
-      <w:r>
-        <w:t>also a lot of this is ground water like big ground water pivots.</w:t>
+        <w:t>but there is also a lot of this is ground water like big ground water pivots.</w:t>
       </w:r>
       <w:r>
         <w:t xml:space="preserve"> </w:t>
@@ -5871,10 +5838,7 @@
         <w:t>$450-500?</w:t>
       </w:r>
       <w:r>
-        <w:t xml:space="preserve"> </w:t>
-      </w:r>
-      <w:r>
-        <w:t xml:space="preserve">I’m </w:t>
+        <w:t xml:space="preserve"> I’m </w:t>
       </w:r>
       <w:proofErr w:type="gramStart"/>
       <w:r>
@@ -6191,10 +6155,7 @@
         <w:t>.</w:t>
       </w:r>
       <w:r>
-        <w:t xml:space="preserve"> </w:t>
-      </w:r>
-      <w:r>
-        <w:t xml:space="preserve">They can still get a full crop if they pull on all that storage. Since they can’t store over years, they </w:t>
+        <w:t xml:space="preserve"> They can still get a full crop if they pull on all that storage. Since they can’t store over years, they </w:t>
       </w:r>
       <w:proofErr w:type="gramStart"/>
       <w:r>
@@ -6354,10 +6315,7 @@
         <w:spacing w:before="240" w:line="276" w:lineRule="auto"/>
       </w:pPr>
       <w:r>
-        <w:t>Bank/AU3</w:t>
-      </w:r>
-      <w:r>
-        <w:t>: I gave you 750 for additional</w:t>
+        <w:t>Bank/AU3: I gave you 750 for additional</w:t>
       </w:r>
     </w:p>
     <w:p>
@@ -6370,19 +6328,7 @@
         <w:spacing w:before="240" w:line="276" w:lineRule="auto"/>
       </w:pPr>
       <w:r>
-        <w:t>WA2</w:t>
-      </w:r>
-      <w:r>
-        <w:t xml:space="preserve">: </w:t>
-      </w:r>
-      <w:r>
-        <w:t>Yes,</w:t>
-      </w:r>
-      <w:r>
-        <w:t xml:space="preserve"> I will take that again</w:t>
-      </w:r>
-      <w:r>
-        <w:t>.</w:t>
+        <w:t>WA2: Yes, I will take that again.</w:t>
       </w:r>
     </w:p>
     <w:p>
@@ -6954,10 +6900,7 @@
         <w:spacing w:before="240" w:line="276" w:lineRule="auto"/>
       </w:pPr>
       <w:r>
-        <w:t>WA2</w:t>
-      </w:r>
-      <w:r>
-        <w:t>: Is there any reason not to?</w:t>
+        <w:t>WA2: Is there any reason not to?</w:t>
       </w:r>
     </w:p>
     <w:p>
@@ -6970,10 +6913,7 @@
         <w:spacing w:before="240" w:line="276" w:lineRule="auto"/>
       </w:pPr>
       <w:r>
-        <w:t>Bank/AU3</w:t>
-      </w:r>
-      <w:r>
-        <w:t xml:space="preserve">: Maybe if year 3 is dry and I </w:t>
+        <w:t xml:space="preserve">Bank/AU3: Maybe if year 3 is dry and I </w:t>
       </w:r>
       <w:proofErr w:type="gramStart"/>
       <w:r>
@@ -6981,10 +6921,7 @@
       </w:r>
       <w:proofErr w:type="gramEnd"/>
       <w:r>
-        <w:t xml:space="preserve"> water back to you? That’s not set </w:t>
-      </w:r>
-      <w:r>
-        <w:t>up.</w:t>
+        <w:t xml:space="preserve"> water back to you? That’s not set up.</w:t>
       </w:r>
     </w:p>
     <w:p>
@@ -7278,7 +7215,45 @@
         <w:t>it's</w:t>
       </w:r>
       <w:r>
-        <w:t xml:space="preserve"> interesting to think about. You price water like </w:t>
+        <w:t xml:space="preserve"> interesting to think about. </w:t>
+      </w:r>
+    </w:p>
+    <w:p>
+      <w:pPr>
+        <w:pStyle w:val="ListParagraph"/>
+        <w:numPr>
+          <w:ilvl w:val="0"/>
+          <w:numId w:val="28"/>
+        </w:numPr>
+        <w:spacing w:before="240" w:line="276" w:lineRule="auto"/>
+      </w:pPr>
+      <w:r>
+        <w:t>R: Wha</w:t>
+      </w:r>
+      <w:r>
+        <w:t xml:space="preserve">t impacts on </w:t>
+      </w:r>
+      <w:r>
+        <w:t xml:space="preserve">ag communities </w:t>
+      </w:r>
+      <w:r>
+        <w:t>and other parts of the market?</w:t>
+      </w:r>
+    </w:p>
+    <w:p>
+      <w:pPr>
+        <w:pStyle w:val="ListParagraph"/>
+        <w:numPr>
+          <w:ilvl w:val="0"/>
+          <w:numId w:val="28"/>
+        </w:numPr>
+        <w:spacing w:before="240" w:line="276" w:lineRule="auto"/>
+      </w:pPr>
+      <w:r>
+        <w:t xml:space="preserve">P13: </w:t>
+      </w:r>
+      <w:r>
+        <w:t xml:space="preserve">You price water like </w:t>
       </w:r>
       <w:r>
         <w:t>thi</w:t>
@@ -7287,7 +7262,21 @@
         <w:t>s and</w:t>
       </w:r>
       <w:r>
-        <w:t xml:space="preserve"> the owners of the water aren’t going to lease to ag producers bec</w:t>
+        <w:t xml:space="preserve"> the owners of the water aren’t going to lease to </w:t>
+      </w:r>
+      <w:proofErr w:type="gramStart"/>
+      <w:r>
+        <w:t>ag</w:t>
+      </w:r>
+      <w:proofErr w:type="gramEnd"/>
+      <w:r>
+        <w:t xml:space="preserve"> producers</w:t>
+      </w:r>
+      <w:r>
+        <w:t xml:space="preserve">, </w:t>
+      </w:r>
+      <w:r>
+        <w:t>bec</w:t>
       </w:r>
       <w:r>
         <w:t>au</w:t>
@@ -7304,29 +7293,43 @@
       <w:r>
         <w:t xml:space="preserve"> on </w:t>
       </w:r>
+      <w:r>
+        <w:t>what's</w:t>
+      </w:r>
+      <w:r>
+        <w:t xml:space="preserve"> being offered here</w:t>
+      </w:r>
+      <w:r>
+        <w:t xml:space="preserve">. </w:t>
+      </w:r>
+      <w:r>
+        <w:t>They</w:t>
+      </w:r>
+      <w:r>
+        <w:t xml:space="preserve"> </w:t>
+      </w:r>
+      <w:r>
+        <w:t xml:space="preserve">are not </w:t>
+      </w:r>
       <w:proofErr w:type="spellStart"/>
-      <w:proofErr w:type="gramStart"/>
-      <w:r>
-        <w:t>whats</w:t>
+      <w:r>
+        <w:t>gonna</w:t>
       </w:r>
       <w:proofErr w:type="spellEnd"/>
-      <w:proofErr w:type="gramEnd"/>
-      <w:r>
-        <w:t xml:space="preserve"> being offered here</w:t>
-      </w:r>
-      <w:r>
-        <w:t xml:space="preserve">. </w:t>
-      </w:r>
-      <w:proofErr w:type="gramStart"/>
-      <w:r>
-        <w:t>The</w:t>
-      </w:r>
-      <w:proofErr w:type="gramEnd"/>
-      <w:r>
-        <w:t xml:space="preserve"> you </w:t>
-      </w:r>
-      <w:r>
-        <w:t xml:space="preserve">are not </w:t>
+      <w:r>
+        <w:t xml:space="preserve"> produce that much. </w:t>
+      </w:r>
+      <w:r>
+        <w:t xml:space="preserve">The </w:t>
+      </w:r>
+      <w:r>
+        <w:t>effect</w:t>
+      </w:r>
+      <w:r>
+        <w:t xml:space="preserve"> through communities is going to be felt</w:t>
+      </w:r>
+      <w:r>
+        <w:t xml:space="preserve">, you are </w:t>
       </w:r>
       <w:proofErr w:type="spellStart"/>
       <w:r>
@@ -7334,29 +7337,10 @@
       </w:r>
       <w:proofErr w:type="spellEnd"/>
       <w:r>
-        <w:t xml:space="preserve"> produce that much. </w:t>
-      </w:r>
-      <w:r>
-        <w:t xml:space="preserve">The </w:t>
-      </w:r>
-      <w:proofErr w:type="gramStart"/>
-      <w:r>
-        <w:t>effects</w:t>
-      </w:r>
-      <w:proofErr w:type="gramEnd"/>
-      <w:r>
-        <w:t xml:space="preserve"> through communities </w:t>
-      </w:r>
-      <w:proofErr w:type="gramStart"/>
-      <w:r>
-        <w:t>is</w:t>
-      </w:r>
-      <w:proofErr w:type="gramEnd"/>
-      <w:r>
-        <w:t xml:space="preserve"> going to be felt</w:t>
-      </w:r>
-      <w:r>
-        <w:t xml:space="preserve">, you are </w:t>
+        <w:t xml:space="preserve"> lose more</w:t>
+      </w:r>
+      <w:r>
+        <w:t xml:space="preserve"> fields, </w:t>
       </w:r>
       <w:proofErr w:type="spellStart"/>
       <w:r>
@@ -7364,24 +7348,59 @@
       </w:r>
       <w:proofErr w:type="spellEnd"/>
       <w:r>
-        <w:t xml:space="preserve"> lose more</w:t>
-      </w:r>
-      <w:r>
-        <w:t xml:space="preserve"> fields, </w:t>
-      </w:r>
-      <w:proofErr w:type="spellStart"/>
-      <w:r>
-        <w:t>gonna</w:t>
-      </w:r>
-      <w:proofErr w:type="spellEnd"/>
-      <w:r>
         <w:t xml:space="preserve"> lose more to development</w:t>
       </w:r>
       <w:r>
-        <w:t xml:space="preserve">. These communities are changing already. </w:t>
-      </w:r>
-      <w:r>
-        <w:t>They</w:t>
+        <w:t>. These communities are changing already.</w:t>
+      </w:r>
+    </w:p>
+    <w:p>
+      <w:pPr>
+        <w:pStyle w:val="ListParagraph"/>
+        <w:numPr>
+          <w:ilvl w:val="0"/>
+          <w:numId w:val="28"/>
+        </w:numPr>
+        <w:spacing w:before="240" w:line="276" w:lineRule="auto"/>
+      </w:pPr>
+      <w:r>
+        <w:t>[</w:t>
+      </w:r>
+      <w:r>
+        <w:t>In GSL watershed enhancement trust</w:t>
+      </w:r>
+      <w:r>
+        <w:t>]</w:t>
+      </w:r>
+      <w:r>
+        <w:t>, the</w:t>
+      </w:r>
+      <w:r>
+        <w:t xml:space="preserve">y started with $40 million, not $300 million </w:t>
+      </w:r>
+      <w:r>
+        <w:t>her</w:t>
+      </w:r>
+      <w:r>
+        <w:t>e</w:t>
+      </w:r>
+      <w:r>
+        <w:t xml:space="preserve"> </w:t>
+      </w:r>
+      <w:r>
+        <w:t xml:space="preserve">– but that is still a big price tag in </w:t>
+      </w:r>
+      <w:r>
+        <w:t xml:space="preserve">people’s mind. </w:t>
+      </w:r>
+      <w:r>
+        <w:t xml:space="preserve"> </w:t>
+      </w:r>
+      <w:r>
+        <w:t>T</w:t>
+      </w:r>
+      <w:r>
+        <w:t>hey</w:t>
       </w:r>
       <w:r>
         <w:t xml:space="preserve">’ve tried to be </w:t>
@@ -7390,10 +7409,10 @@
         <w:t>cognizant</w:t>
       </w:r>
       <w:r>
-        <w:t xml:space="preserve"> [in GSL watershed trust]</w:t>
-      </w:r>
-      <w:r>
-        <w:t xml:space="preserve"> of not out compete </w:t>
+        <w:t xml:space="preserve"> </w:t>
+      </w:r>
+      <w:r>
+        <w:t xml:space="preserve">of not out compete </w:t>
       </w:r>
       <w:proofErr w:type="gramStart"/>
       <w:r>
@@ -7526,10 +7545,26 @@
         <w:t xml:space="preserve">in </w:t>
       </w:r>
       <w:r>
-        <w:t>UT. i</w:t>
-      </w:r>
-      <w:r>
-        <w:t xml:space="preserve">f that person can make that kind of money they </w:t>
+        <w:t xml:space="preserve">UT. </w:t>
+      </w:r>
+      <w:proofErr w:type="gramStart"/>
+      <w:r>
+        <w:t>i</w:t>
+      </w:r>
+      <w:r>
+        <w:t>f</w:t>
+      </w:r>
+      <w:proofErr w:type="gramEnd"/>
+      <w:r>
+        <w:t xml:space="preserve"> that person can make that kind of </w:t>
+      </w:r>
+      <w:proofErr w:type="gramStart"/>
+      <w:r>
+        <w:t>money</w:t>
+      </w:r>
+      <w:proofErr w:type="gramEnd"/>
+      <w:r>
+        <w:t xml:space="preserve"> they </w:t>
       </w:r>
       <w:r>
         <w:t>don't</w:t>
@@ -7559,10 +7594,7 @@
         <w:t xml:space="preserve"> not the owner of the land</w:t>
       </w:r>
       <w:r>
-        <w:t xml:space="preserve"> is not the operator. </w:t>
-      </w:r>
-      <w:r>
-        <w:t>That</w:t>
+        <w:t xml:space="preserve"> is not the operator. That</w:t>
       </w:r>
       <w:r>
         <w:t xml:space="preserve"> limits the scope </w:t>
@@ -7647,6 +7679,7 @@
         <w:spacing w:before="240" w:line="276" w:lineRule="auto"/>
       </w:pPr>
       <w:r>
+        <w:lastRenderedPageBreak/>
         <w:t>Fair m</w:t>
       </w:r>
       <w:r>
@@ -7683,11 +7716,7 @@
         <w:t xml:space="preserve">livestock somewhere else – It would have to </w:t>
       </w:r>
       <w:r>
-        <w:t xml:space="preserve">shipped in, which </w:t>
-      </w:r>
-      <w:r>
-        <w:lastRenderedPageBreak/>
-        <w:t xml:space="preserve">would probably cost more than what he can ever produce it for. </w:t>
+        <w:t xml:space="preserve">shipped in, which would probably cost more than what he can ever produce it for. </w:t>
       </w:r>
       <w:r>
         <w:t xml:space="preserve">It is not going to be all free money. It will cost the </w:t>
@@ -8464,12 +8493,19 @@
         <w:rPr>
           <w:rFonts w:ascii="Calibri" w:hAnsi="Calibri" w:cs="Calibri"/>
         </w:rPr>
-        <w:t>n inter Bear River Water Users Association</w:t>
+        <w:t xml:space="preserve">n inter Bear River Water Users </w:t>
       </w:r>
       <w:r>
         <w:rPr>
           <w:rFonts w:ascii="Calibri" w:hAnsi="Calibri" w:cs="Calibri"/>
         </w:rPr>
+        <w:lastRenderedPageBreak/>
+        <w:t>Association</w:t>
+      </w:r>
+      <w:r>
+        <w:rPr>
+          <w:rFonts w:ascii="Calibri" w:hAnsi="Calibri" w:cs="Calibri"/>
+        </w:rPr>
         <w:t xml:space="preserve"> bank </w:t>
       </w:r>
       <w:r>
@@ -8635,7 +8671,6 @@
         <w:rPr>
           <w:rFonts w:ascii="Calibri" w:hAnsi="Calibri" w:cs="Calibri"/>
         </w:rPr>
-        <w:lastRenderedPageBreak/>
         <w:t>don’t</w:t>
       </w:r>
       <w:proofErr w:type="gramEnd"/>
@@ -9057,13 +9092,7 @@
         <w:t xml:space="preserve"> easier</w:t>
       </w:r>
       <w:r>
-        <w:t xml:space="preserve"> – maybe </w:t>
-      </w:r>
-      <w:r>
-        <w:t>give them discounts on their rates</w:t>
-      </w:r>
-      <w:r>
-        <w:t>.</w:t>
+        <w:t xml:space="preserve"> – maybe give them discounts on their rates.</w:t>
       </w:r>
     </w:p>
     <w:p>
@@ -9473,6 +9502,32 @@
       <w:r>
         <w:t xml:space="preserve"> changes for your landscape.</w:t>
       </w:r>
+    </w:p>
+    <w:p>
+      <w:pPr>
+        <w:pBdr>
+          <w:bottom w:val="single" w:sz="12" w:space="1" w:color="auto"/>
+        </w:pBdr>
+        <w:spacing w:before="240" w:line="276" w:lineRule="auto"/>
+      </w:pPr>
+    </w:p>
+    <w:p>
+      <w:pPr>
+        <w:pStyle w:val="ListParagraph"/>
+        <w:spacing w:before="240" w:line="276" w:lineRule="auto"/>
+      </w:pPr>
+    </w:p>
+    <w:p>
+      <w:pPr>
+        <w:pStyle w:val="ListParagraph"/>
+        <w:spacing w:before="240" w:line="276" w:lineRule="auto"/>
+      </w:pPr>
+    </w:p>
+    <w:p>
+      <w:pPr>
+        <w:pStyle w:val="ListParagraph"/>
+        <w:spacing w:before="240" w:line="276" w:lineRule="auto"/>
+      </w:pPr>
     </w:p>
     <w:p>
       <w:pPr>

--- a/Sessions Data/Session11-Notes.docx
+++ b/Sessions Data/Session11-Notes.docx
@@ -1577,7 +1577,7 @@
         <w:t>AU3:</w:t>
       </w:r>
       <w:r>
-        <w:t xml:space="preserve"> My Strategy 1: The bank</w:t>
+        <w:t xml:space="preserve"> The bank</w:t>
       </w:r>
       <w:r>
         <w:t xml:space="preserve"> ultimately</w:t>

--- a/Sessions Data/Session11-Notes.docx
+++ b/Sessions Data/Session11-Notes.docx
@@ -342,15 +342,7 @@
         <w:t>GSL</w:t>
       </w:r>
       <w:r>
-        <w:t xml:space="preserve">. This work seems </w:t>
-      </w:r>
-      <w:proofErr w:type="gramStart"/>
-      <w:r>
-        <w:t>really pertinent</w:t>
-      </w:r>
-      <w:proofErr w:type="gramEnd"/>
-      <w:r>
-        <w:t xml:space="preserve"> to my </w:t>
+        <w:t xml:space="preserve">. This work seems really pertinent to my </w:t>
       </w:r>
       <w:r>
         <w:t>job,</w:t>
@@ -414,11 +406,9 @@
       <w:r>
         <w:t xml:space="preserve"> a farmer in this watershed. Interested in this after talking to </w:t>
       </w:r>
-      <w:proofErr w:type="gramStart"/>
       <w:r>
         <w:t>a someone</w:t>
       </w:r>
-      <w:proofErr w:type="gramEnd"/>
       <w:r>
         <w:t xml:space="preserve"> who participated</w:t>
       </w:r>
@@ -577,15 +567,7 @@
         <w:t xml:space="preserve">WA2: </w:t>
       </w:r>
       <w:r>
-        <w:t xml:space="preserve">E: I’m being what these water users would do not what I would do? Like what </w:t>
-      </w:r>
-      <w:proofErr w:type="gramStart"/>
-      <w:r>
-        <w:t>these folks on the ground would</w:t>
-      </w:r>
-      <w:proofErr w:type="gramEnd"/>
-      <w:r>
-        <w:t xml:space="preserve"> do?</w:t>
+        <w:t>E: I’m being what these water users would do not what I would do? Like what these folks on the ground would do?</w:t>
       </w:r>
     </w:p>
     <w:p>
@@ -598,15 +580,7 @@
         <w:spacing w:before="240" w:line="276" w:lineRule="auto"/>
       </w:pPr>
       <w:r>
-        <w:t xml:space="preserve">P13: I am going to switch my strategy. Does this mean </w:t>
-      </w:r>
-      <w:proofErr w:type="gramStart"/>
-      <w:r>
-        <w:t>buy</w:t>
-      </w:r>
-      <w:proofErr w:type="gramEnd"/>
-      <w:r>
-        <w:t xml:space="preserve"> water if needed?</w:t>
+        <w:t>P13: I am going to switch my strategy. Does this mean buy water if needed?</w:t>
       </w:r>
     </w:p>
     <w:p>
@@ -638,15 +612,7 @@
         <w:spacing w:before="240" w:line="276" w:lineRule="auto"/>
       </w:pPr>
       <w:r>
-        <w:t xml:space="preserve">P13: I’ll just use the language you </w:t>
-      </w:r>
-      <w:proofErr w:type="gramStart"/>
-      <w:r>
-        <w:t>have to</w:t>
-      </w:r>
-      <w:proofErr w:type="gramEnd"/>
-      <w:r>
-        <w:t xml:space="preserve"> represent what I want.</w:t>
+        <w:t>P13: I’ll just use the language you have to represent what I want.</w:t>
       </w:r>
     </w:p>
     <w:p>
@@ -668,15 +634,7 @@
         <w:t>AU3</w:t>
       </w:r>
       <w:r>
-        <w:t xml:space="preserve"> has </w:t>
-      </w:r>
-      <w:proofErr w:type="gramStart"/>
-      <w:r>
-        <w:t>the</w:t>
-      </w:r>
-      <w:proofErr w:type="gramEnd"/>
-      <w:r>
-        <w:t xml:space="preserve"> hard job.</w:t>
+        <w:t xml:space="preserve"> has the hard job.</w:t>
       </w:r>
     </w:p>
     <w:p>
@@ -740,12 +698,10 @@
         <w:t xml:space="preserve">WA2: </w:t>
       </w:r>
       <w:proofErr w:type="spellStart"/>
-      <w:proofErr w:type="gramStart"/>
       <w:r>
         <w:t>its</w:t>
       </w:r>
       <w:proofErr w:type="spellEnd"/>
-      <w:proofErr w:type="gramEnd"/>
       <w:r>
         <w:t xml:space="preserve"> all based on crypto</w:t>
       </w:r>
@@ -1268,275 +1224,207 @@
         <w:t xml:space="preserve">because those divisions are created in the sense that they almost act like a little watershed as opposed to these geographic levels. </w:t>
       </w:r>
       <w:r>
-        <w:t xml:space="preserve">This is like rich county </w:t>
-      </w:r>
-      <w:proofErr w:type="gramStart"/>
-      <w:r>
-        <w:t>folks</w:t>
+        <w:t>This is like rich county folks</w:t>
+      </w:r>
+      <w:r>
+        <w:t xml:space="preserve">, </w:t>
+      </w:r>
+      <w:r>
+        <w:t>I think that most of the folks are one more step divorced from the lake. They relate more to WY than to the lake. Conserve ag is going to be number 1</w:t>
+      </w:r>
+      <w:r>
+        <w:t xml:space="preserve"> priority</w:t>
+      </w:r>
+      <w:r>
+        <w:t xml:space="preserve">. I was choosing between the first strategy of preserving ag. I think the conversation in ID about GSL is probably 10 years behind </w:t>
+      </w:r>
+      <w:r>
+        <w:t xml:space="preserve">what UT is thinking of, </w:t>
+      </w:r>
+      <w:r>
+        <w:t>so a lot of the on the ground users are not thinking about it and are still choosing to preserve ag levels</w:t>
+      </w:r>
+      <w:r>
+        <w:t>.</w:t>
+      </w:r>
+    </w:p>
+    <w:p>
+      <w:pPr>
+        <w:spacing w:before="240" w:line="276" w:lineRule="auto"/>
+        <w:rPr>
+          <w:b/>
+          <w:bCs/>
+        </w:rPr>
+      </w:pPr>
+      <w:r>
+        <w:rPr>
+          <w:b/>
+          <w:bCs/>
+        </w:rPr>
+        <w:t>Lower ID</w:t>
+      </w:r>
+    </w:p>
+    <w:p>
+      <w:pPr>
+        <w:spacing w:before="240" w:line="276" w:lineRule="auto"/>
+        <w:rPr>
+          <w:b/>
+          <w:bCs/>
+        </w:rPr>
+      </w:pPr>
+      <w:r>
+        <w:rPr>
+          <w:b/>
+          <w:bCs/>
+        </w:rPr>
+        <w:t xml:space="preserve">Cache Valley </w:t>
+      </w:r>
+      <w:r>
+        <w:rPr>
+          <w:b/>
+          <w:bCs/>
+        </w:rPr>
+        <w:t>–</w:t>
+      </w:r>
+      <w:r>
+        <w:rPr>
+          <w:b/>
+          <w:bCs/>
+        </w:rPr>
+        <w:t xml:space="preserve"> </w:t>
+      </w:r>
+      <w:r>
+        <w:rPr>
+          <w:b/>
+          <w:bCs/>
+        </w:rPr>
+        <w:t>UT (P13)</w:t>
+      </w:r>
+      <w:r>
+        <w:rPr>
+          <w:b/>
+          <w:bCs/>
+        </w:rPr>
+        <w:t>:</w:t>
+      </w:r>
+    </w:p>
+    <w:p>
+      <w:pPr>
+        <w:spacing w:before="240" w:line="276" w:lineRule="auto"/>
+      </w:pPr>
+      <w:r>
+        <w:t>P13:</w:t>
+      </w:r>
+      <w:r>
+        <w:t xml:space="preserve"> Similar to </w:t>
+      </w:r>
+      <w:r>
+        <w:t>WA2</w:t>
+      </w:r>
+      <w:r>
+        <w:t xml:space="preserve">, </w:t>
+      </w:r>
+      <w:r>
+        <w:t xml:space="preserve">For cache Valley, I wanted to put myself in </w:t>
+      </w:r>
+      <w:r>
+        <w:t>the mindset</w:t>
+      </w:r>
+      <w:r>
+        <w:t xml:space="preserve"> of </w:t>
+      </w:r>
+      <w:r>
+        <w:t>Increasing</w:t>
+      </w:r>
+      <w:r>
+        <w:t xml:space="preserve"> ag costs and development pressure coming into the valley. </w:t>
+      </w:r>
+      <w:r>
+        <w:t>You probably try to squeeze out as much profitability as you can to stay afloat so that's why I choose to preserve AG</w:t>
+      </w:r>
+      <w:r>
+        <w:t xml:space="preserve">. </w:t>
+      </w:r>
+      <w:r>
+        <w:t xml:space="preserve">Maximize profits to </w:t>
+      </w:r>
+      <w:r>
+        <w:t>pretend</w:t>
+      </w:r>
+      <w:r>
+        <w:t xml:space="preserve"> there is a cash crop that uses half the amount of water</w:t>
+      </w:r>
+      <w:r>
+        <w:t>. ----</w:t>
+      </w:r>
+      <w:r>
+        <w:t xml:space="preserve"> Quantify how much water you have </w:t>
+      </w:r>
+      <w:r>
+        <w:t xml:space="preserve">+ savings </w:t>
+      </w:r>
+      <w:r>
+        <w:t xml:space="preserve">and lease it to the bank for mass </w:t>
+      </w:r>
+      <w:r>
+        <w:t>profit.</w:t>
+      </w:r>
+    </w:p>
+    <w:p>
+      <w:pPr>
+        <w:spacing w:before="240" w:line="276" w:lineRule="auto"/>
+        <w:rPr>
+          <w:b/>
+          <w:bCs/>
+        </w:rPr>
+      </w:pPr>
+      <w:r>
+        <w:rPr>
+          <w:b/>
+          <w:bCs/>
+        </w:rPr>
+        <w:t>Lower UT Users:</w:t>
+      </w:r>
+    </w:p>
+    <w:p>
+      <w:pPr>
+        <w:spacing w:before="240" w:line="276" w:lineRule="auto"/>
+      </w:pPr>
+      <w:r>
+        <w:t>P13:</w:t>
+      </w:r>
+      <w:r>
+        <w:t xml:space="preserve"> I work with </w:t>
+      </w:r>
+      <w:r>
+        <w:t>Lower Weber</w:t>
+      </w:r>
+      <w:r>
+        <w:t xml:space="preserve"> a </w:t>
+      </w:r>
+      <w:r>
+        <w:t>lot,</w:t>
+      </w:r>
+      <w:r>
+        <w:t xml:space="preserve"> and they are at the front lines of water use changes. </w:t>
+      </w:r>
+      <w:r>
+        <w:t>Why</w:t>
+      </w:r>
+      <w:r>
+        <w:t xml:space="preserve"> do I have to deal with</w:t>
+      </w:r>
+      <w:r>
+        <w:t xml:space="preserve"> water leasing</w:t>
       </w:r>
       <w:r>
         <w:t>,</w:t>
       </w:r>
-      <w:proofErr w:type="gramEnd"/>
       <w:r>
         <w:t xml:space="preserve"> </w:t>
       </w:r>
       <w:r>
-        <w:t xml:space="preserve">I think that </w:t>
-      </w:r>
-      <w:proofErr w:type="gramStart"/>
-      <w:r>
-        <w:t>most of the</w:t>
-      </w:r>
-      <w:proofErr w:type="gramEnd"/>
-      <w:r>
-        <w:t xml:space="preserve"> folks are one more step divorced from the lake. They relate more to WY than to the lake. </w:t>
-      </w:r>
-      <w:proofErr w:type="gramStart"/>
-      <w:r>
-        <w:t>Conserve</w:t>
-      </w:r>
-      <w:proofErr w:type="gramEnd"/>
-      <w:r>
-        <w:t xml:space="preserve"> </w:t>
-      </w:r>
-      <w:proofErr w:type="gramStart"/>
-      <w:r>
-        <w:t>ag</w:t>
-      </w:r>
-      <w:proofErr w:type="gramEnd"/>
-      <w:r>
-        <w:t xml:space="preserve"> is going to be number 1</w:t>
-      </w:r>
-      <w:r>
-        <w:t xml:space="preserve"> priority</w:t>
-      </w:r>
-      <w:r>
-        <w:t xml:space="preserve">. I was choosing between the first strategy of preserving </w:t>
-      </w:r>
-      <w:proofErr w:type="gramStart"/>
-      <w:r>
-        <w:t>ag</w:t>
-      </w:r>
-      <w:proofErr w:type="gramEnd"/>
-      <w:r>
-        <w:t xml:space="preserve">. I think the conversation in ID about GSL is probably 10 years behind </w:t>
-      </w:r>
-      <w:r>
-        <w:t xml:space="preserve">what UT is thinking of, </w:t>
-      </w:r>
-      <w:r>
-        <w:t xml:space="preserve">so a lot of the </w:t>
-      </w:r>
-      <w:proofErr w:type="gramStart"/>
-      <w:r>
-        <w:t>on the ground</w:t>
-      </w:r>
-      <w:proofErr w:type="gramEnd"/>
-      <w:r>
-        <w:t xml:space="preserve"> users are not thinking about it and are still choosing to preserve ag levels</w:t>
-      </w:r>
-      <w:r>
-        <w:t>.</w:t>
-      </w:r>
-    </w:p>
-    <w:p>
-      <w:pPr>
-        <w:spacing w:before="240" w:line="276" w:lineRule="auto"/>
-        <w:rPr>
-          <w:b/>
-          <w:bCs/>
-        </w:rPr>
-      </w:pPr>
-      <w:r>
-        <w:rPr>
-          <w:b/>
-          <w:bCs/>
-        </w:rPr>
-        <w:t>Lower ID</w:t>
-      </w:r>
-    </w:p>
-    <w:p>
-      <w:pPr>
-        <w:spacing w:before="240" w:line="276" w:lineRule="auto"/>
-        <w:rPr>
-          <w:b/>
-          <w:bCs/>
-        </w:rPr>
-      </w:pPr>
-      <w:r>
-        <w:rPr>
-          <w:b/>
-          <w:bCs/>
-        </w:rPr>
-        <w:t xml:space="preserve">Cache Valley </w:t>
-      </w:r>
-      <w:r>
-        <w:rPr>
-          <w:b/>
-          <w:bCs/>
-        </w:rPr>
-        <w:t>–</w:t>
-      </w:r>
-      <w:r>
-        <w:rPr>
-          <w:b/>
-          <w:bCs/>
-        </w:rPr>
-        <w:t xml:space="preserve"> </w:t>
-      </w:r>
-      <w:r>
-        <w:rPr>
-          <w:b/>
-          <w:bCs/>
-        </w:rPr>
-        <w:t>UT (P13)</w:t>
-      </w:r>
-      <w:r>
-        <w:rPr>
-          <w:b/>
-          <w:bCs/>
-        </w:rPr>
-        <w:t>:</w:t>
-      </w:r>
-    </w:p>
-    <w:p>
-      <w:pPr>
-        <w:spacing w:before="240" w:line="276" w:lineRule="auto"/>
-      </w:pPr>
-      <w:r>
-        <w:t>P13:</w:t>
-      </w:r>
-      <w:r>
-        <w:t xml:space="preserve"> </w:t>
-      </w:r>
-      <w:proofErr w:type="gramStart"/>
-      <w:r>
-        <w:t>Similar to</w:t>
-      </w:r>
-      <w:proofErr w:type="gramEnd"/>
-      <w:r>
-        <w:t xml:space="preserve"> </w:t>
-      </w:r>
-      <w:r>
-        <w:t>WA2</w:t>
-      </w:r>
-      <w:r>
-        <w:t xml:space="preserve">, </w:t>
-      </w:r>
-      <w:proofErr w:type="gramStart"/>
-      <w:r>
-        <w:t>For</w:t>
-      </w:r>
-      <w:proofErr w:type="gramEnd"/>
-      <w:r>
-        <w:t xml:space="preserve"> cache Valley, I wanted to put myself in </w:t>
-      </w:r>
-      <w:proofErr w:type="gramStart"/>
-      <w:r>
-        <w:t>the  mindset</w:t>
-      </w:r>
-      <w:proofErr w:type="gramEnd"/>
-      <w:r>
-        <w:t xml:space="preserve"> of </w:t>
-      </w:r>
-      <w:r>
-        <w:t>Increasing</w:t>
-      </w:r>
-      <w:r>
-        <w:t xml:space="preserve"> ag costs and development pressure coming into the valley. </w:t>
-      </w:r>
-      <w:r>
-        <w:t>You probably try to squeeze out as much profitability as you can to stay afloat so that's why I choose to preserve AG</w:t>
-      </w:r>
-      <w:r>
-        <w:t xml:space="preserve">. </w:t>
-      </w:r>
-      <w:r>
-        <w:t xml:space="preserve">Maximize profits to </w:t>
-      </w:r>
-      <w:r>
-        <w:t>pretend</w:t>
-      </w:r>
-      <w:r>
-        <w:t xml:space="preserve"> there is a cash crop that uses half the amount of water</w:t>
-      </w:r>
-      <w:r>
-        <w:t>. ----</w:t>
-      </w:r>
-      <w:r>
-        <w:t xml:space="preserve"> Quantify how much water you have </w:t>
-      </w:r>
-      <w:r>
-        <w:t xml:space="preserve">+ savings </w:t>
-      </w:r>
-      <w:r>
-        <w:t xml:space="preserve">and lease it to the bank for mass </w:t>
-      </w:r>
-      <w:r>
-        <w:t>profit.</w:t>
-      </w:r>
-    </w:p>
-    <w:p>
-      <w:pPr>
-        <w:spacing w:before="240" w:line="276" w:lineRule="auto"/>
-        <w:rPr>
-          <w:b/>
-          <w:bCs/>
-        </w:rPr>
-      </w:pPr>
-      <w:r>
-        <w:rPr>
-          <w:b/>
-          <w:bCs/>
-        </w:rPr>
-        <w:t>Lower UT Users:</w:t>
-      </w:r>
-    </w:p>
-    <w:p>
-      <w:pPr>
-        <w:spacing w:before="240" w:line="276" w:lineRule="auto"/>
-      </w:pPr>
-      <w:r>
-        <w:t>P13:</w:t>
-      </w:r>
-      <w:r>
-        <w:t xml:space="preserve"> I work with </w:t>
-      </w:r>
-      <w:r>
-        <w:t>Lower Weber</w:t>
-      </w:r>
-      <w:r>
-        <w:t xml:space="preserve"> a </w:t>
-      </w:r>
-      <w:r>
-        <w:t>lot,</w:t>
-      </w:r>
-      <w:r>
-        <w:t xml:space="preserve"> and they are at the front lines of water use changes. </w:t>
-      </w:r>
-      <w:r>
-        <w:t>Why</w:t>
-      </w:r>
-      <w:r>
-        <w:t xml:space="preserve"> do I have to deal with</w:t>
-      </w:r>
-      <w:r>
-        <w:t xml:space="preserve"> water leasing</w:t>
-      </w:r>
-      <w:proofErr w:type="gramStart"/>
-      <w:r>
-        <w:t>,</w:t>
-      </w:r>
-      <w:r>
-        <w:t xml:space="preserve"> </w:t>
-      </w:r>
-      <w:r>
-        <w:t>it’s</w:t>
-      </w:r>
-      <w:proofErr w:type="gramEnd"/>
-      <w:r>
-        <w:t xml:space="preserve"> not </w:t>
+        <w:t xml:space="preserve">it’s not </w:t>
       </w:r>
       <w:proofErr w:type="spellStart"/>
       <w:r>
@@ -1606,11 +1494,9 @@
       <w:r>
         <w:t xml:space="preserve">I need to make sure my leasing program is </w:t>
       </w:r>
-      <w:proofErr w:type="gramStart"/>
-      <w:r>
-        <w:t>an incentive</w:t>
-      </w:r>
-      <w:proofErr w:type="gramEnd"/>
+      <w:r>
+        <w:t>incentive</w:t>
+      </w:r>
       <w:r>
         <w:t xml:space="preserve"> enough. </w:t>
       </w:r>
@@ -1933,15 +1819,7 @@
         <w:t>this,</w:t>
       </w:r>
       <w:r>
-        <w:t xml:space="preserve"> we might want to change a different year than 2009</w:t>
-      </w:r>
-      <w:proofErr w:type="gramStart"/>
-      <w:r>
-        <w:t>.I</w:t>
-      </w:r>
-      <w:proofErr w:type="gramEnd"/>
-      <w:r>
-        <w:t xml:space="preserve"> am just trying to answer questions. You guys are doing a great job.</w:t>
+        <w:t xml:space="preserve"> we might want to change a different year than 2009.I am just trying to answer questions. You guys are doing a great job.</w:t>
       </w:r>
     </w:p>
     <w:p>
@@ -2214,13 +2092,8 @@
       <w:r>
         <w:t xml:space="preserve">WA2: </w:t>
       </w:r>
-      <w:proofErr w:type="gramStart"/>
-      <w:r>
-        <w:t>So</w:t>
-      </w:r>
-      <w:proofErr w:type="gramEnd"/>
-      <w:r>
-        <w:t xml:space="preserve"> if I’m a WY user upstream, unless I’m a member of the water </w:t>
+      <w:r>
+        <w:t xml:space="preserve">So if I’m a WY user upstream, unless I’m a member of the water </w:t>
       </w:r>
       <w:r>
         <w:t>association,</w:t>
@@ -2242,15 +2115,7 @@
         <w:t>P13:</w:t>
       </w:r>
       <w:r>
-        <w:t xml:space="preserve"> This is </w:t>
-      </w:r>
-      <w:proofErr w:type="gramStart"/>
-      <w:r>
-        <w:t>step</w:t>
-      </w:r>
-      <w:proofErr w:type="gramEnd"/>
-      <w:r>
-        <w:t xml:space="preserve"> wise right so E makes decisions and that affects downstream uses?</w:t>
+        <w:t xml:space="preserve"> This is step wise right so E makes decisions and that affects downstream uses?</w:t>
       </w:r>
     </w:p>
     <w:p>
@@ -2300,45 +2165,21 @@
         <w:t xml:space="preserve">consumptive </w:t>
       </w:r>
       <w:r>
-        <w:t xml:space="preserve">use and theoretical use? We could put that on new crops. </w:t>
-      </w:r>
-      <w:proofErr w:type="gramStart"/>
-      <w:r>
-        <w:t>That water,</w:t>
-      </w:r>
-      <w:proofErr w:type="gramEnd"/>
-      <w:r>
-        <w:t xml:space="preserve"> practically is in the lake. </w:t>
+        <w:t xml:space="preserve">use and theoretical use? We could put that on new crops. That water, practically is in the lake. </w:t>
       </w:r>
       <w:r>
         <w:lastRenderedPageBreak/>
-        <w:t xml:space="preserve">It’s </w:t>
-      </w:r>
-      <w:proofErr w:type="gramStart"/>
-      <w:r>
-        <w:t>really natural</w:t>
-      </w:r>
-      <w:proofErr w:type="gramEnd"/>
+        <w:t>It’s really natural flow right?</w:t>
+      </w:r>
+      <w:r>
+        <w:t xml:space="preserve"> But practically </w:t>
+      </w:r>
+      <w:r>
+        <w:t>speaking,</w:t>
+      </w:r>
       <w:r>
         <w:t xml:space="preserve"> </w:t>
       </w:r>
-      <w:proofErr w:type="gramStart"/>
-      <w:r>
-        <w:t>flow</w:t>
-      </w:r>
-      <w:proofErr w:type="gramEnd"/>
-      <w:r>
-        <w:t xml:space="preserve"> right?</w:t>
-      </w:r>
-      <w:r>
-        <w:t xml:space="preserve"> But practically </w:t>
-      </w:r>
-      <w:r>
-        <w:t>speaking,</w:t>
-      </w:r>
-      <w:r>
-        <w:t xml:space="preserve"> </w:t>
-      </w:r>
       <w:r>
         <w:t>it's</w:t>
       </w:r>
@@ -2357,15 +2198,7 @@
         <w:t>money,</w:t>
       </w:r>
       <w:r>
-        <w:t xml:space="preserve"> like fake water then. You </w:t>
-      </w:r>
-      <w:proofErr w:type="gramStart"/>
-      <w:r>
-        <w:t>have to</w:t>
-      </w:r>
-      <w:proofErr w:type="gramEnd"/>
-      <w:r>
-        <w:t xml:space="preserve"> prove you are doing something to get to the lake. I think we should just play with 170000.</w:t>
+        <w:t xml:space="preserve"> like fake water then. You have to prove you are doing something to get to the lake. I think we should just play with 170000.</w:t>
       </w:r>
     </w:p>
     <w:p>
@@ -2394,192 +2227,142 @@
         <w:t>WA2:</w:t>
       </w:r>
       <w:r>
+        <w:t xml:space="preserve"> So this is theoretical water that is absent priority dates on water </w:t>
+      </w:r>
+      <w:r>
+        <w:t>rights</w:t>
+      </w:r>
+      <w:r>
+        <w:t xml:space="preserve">. </w:t>
+      </w:r>
+      <w:r>
+        <w:t>Realistically,</w:t>
+      </w:r>
+      <w:r>
+        <w:t xml:space="preserve"> that additional depletions is</w:t>
+      </w:r>
+      <w:r>
+        <w:t xml:space="preserve"> probably held</w:t>
+      </w:r>
+      <w:r>
+        <w:t xml:space="preserve"> up in later priority </w:t>
+      </w:r>
+      <w:r>
+        <w:t>dates,</w:t>
+      </w:r>
+      <w:r>
+        <w:t xml:space="preserve"> you know your </w:t>
+      </w:r>
+      <w:r>
+        <w:t>most senior [best]</w:t>
+      </w:r>
+      <w:r>
+        <w:t xml:space="preserve"> water is going to be put to use.</w:t>
+      </w:r>
+      <w:r>
+        <w:t xml:space="preserve"> The 28 k is isn’t going to be put to use. </w:t>
+      </w:r>
+    </w:p>
+    <w:p>
+      <w:pPr>
+        <w:pStyle w:val="ListParagraph"/>
+        <w:numPr>
+          <w:ilvl w:val="0"/>
+          <w:numId w:val="31"/>
+        </w:numPr>
+        <w:spacing w:before="240" w:line="276" w:lineRule="auto"/>
+      </w:pPr>
+      <w:r>
+        <w:t>WA2: [Her</w:t>
+      </w:r>
+      <w:r>
+        <w:t>e</w:t>
+      </w:r>
+      <w:r>
+        <w:t>] we</w:t>
+      </w:r>
+      <w:r>
+        <w:t>'re</w:t>
+      </w:r>
+      <w:r>
+        <w:t xml:space="preserve"> treating it all the </w:t>
+      </w:r>
+      <w:r>
+        <w:t>same;</w:t>
+      </w:r>
+      <w:r>
         <w:t xml:space="preserve"> </w:t>
       </w:r>
-      <w:proofErr w:type="gramStart"/>
-      <w:r>
-        <w:t>So</w:t>
-      </w:r>
-      <w:proofErr w:type="gramEnd"/>
-      <w:r>
-        <w:t xml:space="preserve"> this is theoretical water that is absent priority dates on water </w:t>
-      </w:r>
-      <w:r>
-        <w:t>rights</w:t>
-      </w:r>
-      <w:r>
-        <w:t xml:space="preserve">. </w:t>
-      </w:r>
-      <w:r>
-        <w:t>Realistically,</w:t>
-      </w:r>
-      <w:r>
-        <w:t xml:space="preserve"> that additional depletions </w:t>
-      </w:r>
-      <w:proofErr w:type="gramStart"/>
-      <w:r>
-        <w:t>is</w:t>
-      </w:r>
-      <w:proofErr w:type="gramEnd"/>
-      <w:r>
-        <w:t xml:space="preserve"> probably held</w:t>
-      </w:r>
-      <w:r>
-        <w:t xml:space="preserve"> up in later priority </w:t>
-      </w:r>
-      <w:r>
-        <w:t>dates,</w:t>
-      </w:r>
-      <w:r>
-        <w:t xml:space="preserve"> you know your </w:t>
-      </w:r>
-      <w:r>
-        <w:t>most senior [best]</w:t>
-      </w:r>
-      <w:r>
-        <w:t xml:space="preserve"> water is going to be </w:t>
-      </w:r>
-      <w:proofErr w:type="gramStart"/>
-      <w:r>
-        <w:t>put to use</w:t>
-      </w:r>
-      <w:proofErr w:type="gramEnd"/>
+      <w:r>
+        <w:t>we</w:t>
+      </w:r>
+      <w:r>
+        <w:t xml:space="preserve"> are not looking at the security of the water </w:t>
+      </w:r>
+      <w:r>
+        <w:t>right</w:t>
+      </w:r>
       <w:r>
         <w:t>.</w:t>
       </w:r>
       <w:r>
-        <w:t xml:space="preserve"> The 28 k </w:t>
-      </w:r>
-      <w:proofErr w:type="gramStart"/>
-      <w:r>
-        <w:t>is</w:t>
-      </w:r>
-      <w:proofErr w:type="gramEnd"/>
-      <w:r>
-        <w:t xml:space="preserve"> isn’t going to be </w:t>
-      </w:r>
-      <w:proofErr w:type="gramStart"/>
-      <w:r>
-        <w:t>put to use</w:t>
-      </w:r>
-      <w:proofErr w:type="gramEnd"/>
-      <w:r>
-        <w:t xml:space="preserve">. </w:t>
-      </w:r>
-    </w:p>
-    <w:p>
-      <w:pPr>
-        <w:pStyle w:val="ListParagraph"/>
-        <w:numPr>
-          <w:ilvl w:val="0"/>
-          <w:numId w:val="31"/>
-        </w:numPr>
-        <w:spacing w:before="240" w:line="276" w:lineRule="auto"/>
-      </w:pPr>
-      <w:r>
-        <w:t>WA2: [Her</w:t>
-      </w:r>
-      <w:r>
-        <w:t>e</w:t>
-      </w:r>
-      <w:r>
-        <w:t>] we</w:t>
-      </w:r>
-      <w:r>
-        <w:t>'re</w:t>
-      </w:r>
-      <w:r>
-        <w:t xml:space="preserve"> treating it all the </w:t>
-      </w:r>
-      <w:r>
-        <w:t>same;</w:t>
+        <w:t xml:space="preserve"> An</w:t>
       </w:r>
       <w:r>
         <w:t xml:space="preserve"> </w:t>
       </w:r>
       <w:r>
-        <w:t>we</w:t>
-      </w:r>
-      <w:r>
-        <w:t xml:space="preserve"> are not looking at the security of the water </w:t>
-      </w:r>
-      <w:r>
-        <w:t>right</w:t>
+        <w:t>acre-foot</w:t>
+      </w:r>
+      <w:r>
+        <w:t xml:space="preserve"> is an </w:t>
+      </w:r>
+      <w:r>
+        <w:t>acre-foot</w:t>
       </w:r>
       <w:r>
         <w:t>.</w:t>
       </w:r>
       <w:r>
-        <w:t xml:space="preserve"> An</w:t>
-      </w:r>
-      <w:r>
         <w:t xml:space="preserve"> </w:t>
       </w:r>
       <w:r>
-        <w:t>acre-foot</w:t>
-      </w:r>
-      <w:r>
-        <w:t xml:space="preserve"> is an </w:t>
-      </w:r>
-      <w:r>
-        <w:t>acre-foot</w:t>
-      </w:r>
-      <w:r>
-        <w:t>.</w:t>
+        <w:t xml:space="preserve">There is a reason when there is additional depletion left because of </w:t>
+      </w:r>
+      <w:r>
+        <w:t>hydrology,</w:t>
+      </w:r>
+      <w:r>
+        <w:t xml:space="preserve"> so people are going to put priority water rights first. </w:t>
+      </w:r>
+      <w:r>
+        <w:t>I think t</w:t>
+      </w:r>
+      <w:r>
+        <w:t xml:space="preserve">he additional </w:t>
+      </w:r>
+      <w:r>
+        <w:t>depletion</w:t>
+      </w:r>
+      <w:r>
+        <w:t xml:space="preserve"> in the Bear River is paper </w:t>
+      </w:r>
+      <w:r>
+        <w:t>water</w:t>
       </w:r>
       <w:r>
         <w:t xml:space="preserve"> </w:t>
       </w:r>
       <w:r>
-        <w:t xml:space="preserve">There is a reason when there is additional depletion left because of </w:t>
-      </w:r>
-      <w:r>
-        <w:t>hydrology,</w:t>
-      </w:r>
-      <w:r>
-        <w:t xml:space="preserve"> so people are going to put priority water rights first. </w:t>
-      </w:r>
-      <w:r>
-        <w:t>I think t</w:t>
-      </w:r>
-      <w:r>
-        <w:t xml:space="preserve">he additional </w:t>
-      </w:r>
-      <w:r>
-        <w:t>depletion</w:t>
-      </w:r>
-      <w:r>
-        <w:t xml:space="preserve"> in the Bear River is paper </w:t>
-      </w:r>
-      <w:r>
-        <w:t>water</w:t>
+        <w:t>that you will not get wet water gains from</w:t>
+      </w:r>
+      <w:r>
+        <w:t>,</w:t>
       </w:r>
       <w:r>
         <w:t xml:space="preserve"> </w:t>
       </w:r>
       <w:r>
-        <w:t xml:space="preserve">that you will not get wet water </w:t>
-      </w:r>
-      <w:proofErr w:type="gramStart"/>
-      <w:r>
-        <w:t>gains</w:t>
-      </w:r>
-      <w:proofErr w:type="gramEnd"/>
-      <w:r>
-        <w:t xml:space="preserve"> </w:t>
-      </w:r>
-      <w:proofErr w:type="gramStart"/>
-      <w:r>
-        <w:t>from</w:t>
-      </w:r>
-      <w:r>
-        <w:t>,</w:t>
-      </w:r>
-      <w:proofErr w:type="gramEnd"/>
-      <w:r>
-        <w:t xml:space="preserve"> </w:t>
-      </w:r>
-      <w:r>
         <w:t>it's</w:t>
       </w:r>
       <w:r>
@@ -2601,15 +2384,7 @@
         <w:t>are</w:t>
       </w:r>
       <w:r>
-        <w:t xml:space="preserve"> not people out </w:t>
-      </w:r>
-      <w:proofErr w:type="gramStart"/>
-      <w:r>
-        <w:t>there</w:t>
-      </w:r>
-      <w:proofErr w:type="gramEnd"/>
-      <w:r>
-        <w:t xml:space="preserve"> not using their full water to irrigate</w:t>
+        <w:t xml:space="preserve"> not people out there not using their full water to irrigate</w:t>
       </w:r>
       <w:r>
         <w:t>.</w:t>
@@ -2659,15 +2434,7 @@
         <w:spacing w:before="240" w:line="276" w:lineRule="auto"/>
       </w:pPr>
       <w:r>
-        <w:t xml:space="preserve">I would just sell the 28 k that is not real water. I would use available water for depletions and keep the water for myself. I don’t think the lake </w:t>
-      </w:r>
-      <w:proofErr w:type="gramStart"/>
-      <w:r>
-        <w:t>actually benefits</w:t>
-      </w:r>
-      <w:proofErr w:type="gramEnd"/>
-      <w:r>
-        <w:t>. I will keep the rest for me.</w:t>
+        <w:t>I would just sell the 28 k that is not real water. I would use available water for depletions and keep the water for myself. I don’t think the lake actually benefits. I will keep the rest for me.</w:t>
       </w:r>
     </w:p>
     <w:p>
@@ -2739,15 +2506,7 @@
         <w:t>AU3:</w:t>
       </w:r>
       <w:r>
-        <w:t xml:space="preserve"> I don’t think I would want to buy a lot of water from there. I want </w:t>
-      </w:r>
-      <w:proofErr w:type="gramStart"/>
-      <w:r>
-        <w:t>conservation</w:t>
-      </w:r>
-      <w:proofErr w:type="gramEnd"/>
-      <w:r>
-        <w:t xml:space="preserve"> in a different way. I want people in the upper basin to flood as much as possible because </w:t>
+        <w:t xml:space="preserve"> I don’t think I would want to buy a lot of water from there. I want conservation in a different way. I want people in the upper basin to flood as much as possible because </w:t>
       </w:r>
       <w:r>
         <w:t>return flows will</w:t>
@@ -2759,15 +2518,7 @@
         <w:t>; u</w:t>
       </w:r>
       <w:r>
-        <w:t xml:space="preserve">nless you stop irrigating areas and then that water comes down. Even from a productivity standpoint I don’t want </w:t>
-      </w:r>
-      <w:proofErr w:type="gramStart"/>
-      <w:r>
-        <w:t>you fallowing</w:t>
-      </w:r>
-      <w:proofErr w:type="gramEnd"/>
-      <w:r>
-        <w:t xml:space="preserve"> land</w:t>
+        <w:t>nless you stop irrigating areas and then that water comes down. Even from a productivity standpoint I don’t want you fallowing land</w:t>
       </w:r>
       <w:r>
         <w:t xml:space="preserve"> upstream</w:t>
@@ -2779,15 +2530,7 @@
         <w:t xml:space="preserve">water and </w:t>
       </w:r>
       <w:r>
-        <w:t xml:space="preserve">soil </w:t>
-      </w:r>
-      <w:proofErr w:type="gramStart"/>
-      <w:r>
-        <w:t>health</w:t>
-      </w:r>
-      <w:proofErr w:type="gramEnd"/>
-      <w:r>
-        <w:t xml:space="preserve"> that’s not a good thing either. </w:t>
+        <w:t xml:space="preserve">soil health that’s not a good thing either. </w:t>
       </w:r>
     </w:p>
     <w:p>
@@ -2881,23 +2624,7 @@
         <w:t>f</w:t>
       </w:r>
       <w:r>
-        <w:t xml:space="preserve"> this is </w:t>
-      </w:r>
-      <w:proofErr w:type="gramStart"/>
-      <w:r>
-        <w:t>mended</w:t>
-      </w:r>
-      <w:proofErr w:type="gramEnd"/>
-      <w:r>
-        <w:t xml:space="preserve"> then </w:t>
-      </w:r>
-      <w:proofErr w:type="gramStart"/>
-      <w:r>
-        <w:t>cool</w:t>
-      </w:r>
-      <w:proofErr w:type="gramEnd"/>
-      <w:r>
-        <w:t xml:space="preserve"> I get a second cup of water.</w:t>
+        <w:t xml:space="preserve"> this is mended then cool I get a second cup of water.</w:t>
       </w:r>
     </w:p>
     <w:p>
@@ -2944,15 +2671,7 @@
         <w:spacing w:before="240" w:line="276" w:lineRule="auto"/>
       </w:pPr>
       <w:r>
-        <w:t xml:space="preserve">WA2: You said you got this water from the Division of water </w:t>
-      </w:r>
-      <w:proofErr w:type="gramStart"/>
-      <w:r>
-        <w:t>rights</w:t>
-      </w:r>
-      <w:proofErr w:type="gramEnd"/>
-      <w:r>
-        <w:t xml:space="preserve"> but UT and ID run their own models on the bear, which is the data side being used for this? [UT DWR]</w:t>
+        <w:t>WA2: You said you got this water from the Division of water rights but UT and ID run their own models on the bear, which is the data side being used for this? [UT DWR]</w:t>
       </w:r>
     </w:p>
     <w:p>
@@ -2966,15 +2685,7 @@
       </w:pPr>
       <w:r>
         <w:lastRenderedPageBreak/>
-        <w:t xml:space="preserve">WA2: I think they </w:t>
-      </w:r>
-      <w:proofErr w:type="gramStart"/>
-      <w:r>
-        <w:t>actually defer</w:t>
-      </w:r>
-      <w:proofErr w:type="gramEnd"/>
-      <w:r>
-        <w:t xml:space="preserve"> to the ID model typically. The way it works is the bear </w:t>
+        <w:t xml:space="preserve">WA2: I think they actually defer to the ID model typically. The way it works is the bear </w:t>
       </w:r>
       <w:r>
         <w:t xml:space="preserve">river </w:t>
@@ -2982,11 +2693,9 @@
       <w:r>
         <w:t xml:space="preserve">commission meets with UT, ID, </w:t>
       </w:r>
-      <w:proofErr w:type="spellStart"/>
-      <w:r>
-        <w:t>Pacificorp</w:t>
-      </w:r>
-      <w:proofErr w:type="spellEnd"/>
+      <w:r>
+        <w:t>PacifiCorp</w:t>
+      </w:r>
       <w:r>
         <w:t xml:space="preserve">, </w:t>
       </w:r>
@@ -2999,32 +2708,11 @@
       <w:r>
         <w:t xml:space="preserve"> settlement act they have that table. </w:t>
       </w:r>
-      <w:proofErr w:type="gramStart"/>
       <w:r>
         <w:t>S</w:t>
       </w:r>
       <w:r>
-        <w:t>o</w:t>
-      </w:r>
-      <w:proofErr w:type="gramEnd"/>
-      <w:r>
-        <w:t xml:space="preserve"> they </w:t>
-      </w:r>
-      <w:proofErr w:type="gramStart"/>
-      <w:r>
-        <w:t>have to</w:t>
-      </w:r>
-      <w:proofErr w:type="gramEnd"/>
-      <w:r>
-        <w:t xml:space="preserve"> figure out </w:t>
-      </w:r>
-      <w:proofErr w:type="gramStart"/>
-      <w:r>
-        <w:t>a number of</w:t>
-      </w:r>
-      <w:proofErr w:type="gramEnd"/>
-      <w:r>
-        <w:t xml:space="preserve"> anticipated storages for the year, they get together and look at both values. --- I think they use the ID values to set the level.</w:t>
+        <w:t>o they have to figure out a number of anticipated storages for the year, they get together and look at both values. --- I think they use the ID values to set the level.</w:t>
       </w:r>
     </w:p>
     <w:p>
@@ -3039,13 +2727,8 @@
       <w:r>
         <w:t xml:space="preserve">WA2: </w:t>
       </w:r>
-      <w:proofErr w:type="gramStart"/>
-      <w:r>
-        <w:t>So</w:t>
-      </w:r>
-      <w:proofErr w:type="gramEnd"/>
-      <w:r>
-        <w:t xml:space="preserve"> this is like Preston, is there a map? </w:t>
+      <w:r>
+        <w:t xml:space="preserve">So this is like Preston, is there a map? </w:t>
       </w:r>
       <w:r>
         <w:t>Can I see exactly who those people are again?</w:t>
@@ -3078,129 +2761,92 @@
         <w:t>ey</w:t>
       </w:r>
       <w:r>
-        <w:t xml:space="preserve"> are doing </w:t>
-      </w:r>
-      <w:proofErr w:type="gramStart"/>
-      <w:r>
-        <w:t>real</w:t>
-      </w:r>
-      <w:proofErr w:type="gramEnd"/>
+        <w:t xml:space="preserve"> are doing real ag. They don’t have as many state incentives</w:t>
+      </w:r>
+      <w:r>
+        <w:t xml:space="preserve"> as UT, </w:t>
+      </w:r>
+      <w:r>
+        <w:t>the conversation is behind</w:t>
+      </w:r>
+      <w:r>
+        <w:t>.. Soda springs has potential for growing</w:t>
+      </w:r>
+      <w:r>
+        <w:t xml:space="preserve">, </w:t>
+      </w:r>
+      <w:r>
+        <w:t xml:space="preserve">there’s more towns. They will not actually want to do as much. I will give you 60 k again. </w:t>
+      </w:r>
+      <w:r>
+        <w:t>Let’s do the additional depletion and see how that works out but I think they are not going to want to conserve much</w:t>
+      </w:r>
+    </w:p>
+    <w:p>
+      <w:pPr>
+        <w:pStyle w:val="ListParagraph"/>
+        <w:numPr>
+          <w:ilvl w:val="0"/>
+          <w:numId w:val="32"/>
+        </w:numPr>
+        <w:spacing w:before="240" w:line="276" w:lineRule="auto"/>
+      </w:pPr>
+      <w:r>
+        <w:t>AU3:</w:t>
+      </w:r>
+      <w:r>
+        <w:t xml:space="preserve"> Can the bank </w:t>
+      </w:r>
+      <w:r>
+        <w:t>get i</w:t>
+      </w:r>
+      <w:r>
+        <w:t>n</w:t>
+      </w:r>
+      <w:r>
+        <w:t xml:space="preserve"> an</w:t>
+      </w:r>
+      <w:r>
+        <w:t xml:space="preserve">d negotiate the amount that you want to give? I want to hear the amount first and then I have </w:t>
+      </w:r>
+      <w:r>
+        <w:t>thoughts.</w:t>
+      </w:r>
+    </w:p>
+    <w:p>
+      <w:pPr>
+        <w:pStyle w:val="ListParagraph"/>
+        <w:numPr>
+          <w:ilvl w:val="0"/>
+          <w:numId w:val="32"/>
+        </w:numPr>
+      </w:pPr>
+      <w:r>
+        <w:t>WA2:</w:t>
+      </w:r>
+      <w:r>
+        <w:t xml:space="preserve"> IF I sell you 60 k</w:t>
+      </w:r>
+      <w:r>
+        <w:t>, I am the ag interest</w:t>
+      </w:r>
+      <w:r>
+        <w:t xml:space="preserve"> selling you </w:t>
+      </w:r>
+      <w:r>
+        <w:t>municipal</w:t>
+      </w:r>
       <w:r>
         <w:t xml:space="preserve"> </w:t>
       </w:r>
-      <w:proofErr w:type="gramStart"/>
-      <w:r>
-        <w:t>ag</w:t>
-      </w:r>
-      <w:proofErr w:type="gramEnd"/>
-      <w:r>
-        <w:t>. They don’t have as many state incentives</w:t>
-      </w:r>
-      <w:r>
-        <w:t xml:space="preserve"> as UT, </w:t>
-      </w:r>
-      <w:r>
-        <w:t xml:space="preserve">the conversation is </w:t>
-      </w:r>
-      <w:proofErr w:type="gramStart"/>
-      <w:r>
-        <w:t>behind</w:t>
-      </w:r>
-      <w:r>
-        <w:t>..</w:t>
-      </w:r>
-      <w:proofErr w:type="gramEnd"/>
-      <w:r>
-        <w:t xml:space="preserve"> Soda springs </w:t>
-      </w:r>
-      <w:proofErr w:type="gramStart"/>
-      <w:r>
-        <w:t>has</w:t>
-      </w:r>
-      <w:proofErr w:type="gramEnd"/>
-      <w:r>
-        <w:t xml:space="preserve"> potential for growing</w:t>
-      </w:r>
-      <w:r>
-        <w:t xml:space="preserve">, </w:t>
-      </w:r>
-      <w:r>
-        <w:t xml:space="preserve">there’s more towns. They will not actually want to do as much. I will give you 60 k again. </w:t>
-      </w:r>
-      <w:r>
-        <w:t>Let’s do the additional depletion and see how that works out but I think they are not going to want to conserve much</w:t>
-      </w:r>
-    </w:p>
-    <w:p>
-      <w:pPr>
-        <w:pStyle w:val="ListParagraph"/>
-        <w:numPr>
-          <w:ilvl w:val="0"/>
-          <w:numId w:val="32"/>
-        </w:numPr>
-        <w:spacing w:before="240" w:line="276" w:lineRule="auto"/>
-      </w:pPr>
-      <w:r>
-        <w:t>AU3:</w:t>
-      </w:r>
-      <w:r>
-        <w:t xml:space="preserve"> Can the bank </w:t>
-      </w:r>
-      <w:r>
-        <w:t>get i</w:t>
-      </w:r>
-      <w:r>
-        <w:t>n</w:t>
-      </w:r>
-      <w:r>
-        <w:t xml:space="preserve"> an</w:t>
-      </w:r>
-      <w:r>
-        <w:t xml:space="preserve">d negotiate the amount that you want to give? I want to hear the amount first and then I have </w:t>
-      </w:r>
-      <w:r>
-        <w:t>thoughts.</w:t>
-      </w:r>
-    </w:p>
-    <w:p>
-      <w:pPr>
-        <w:pStyle w:val="ListParagraph"/>
-        <w:numPr>
-          <w:ilvl w:val="0"/>
-          <w:numId w:val="32"/>
-        </w:numPr>
-      </w:pPr>
-      <w:r>
-        <w:t>WA2:</w:t>
-      </w:r>
-      <w:r>
-        <w:t xml:space="preserve"> IF I sell you 60 k</w:t>
-      </w:r>
-      <w:r>
-        <w:t>, I am the ag interest</w:t>
-      </w:r>
-      <w:r>
-        <w:t xml:space="preserve"> selling you </w:t>
-      </w:r>
-      <w:r>
-        <w:t>municipal</w:t>
-      </w:r>
-      <w:r>
-        <w:t xml:space="preserve"> </w:t>
-      </w:r>
       <w:r>
         <w:t>development</w:t>
       </w:r>
       <w:r>
         <w:t xml:space="preserve">. I am doing this selfishly so that towns won’t grow. </w:t>
       </w:r>
-      <w:proofErr w:type="gramStart"/>
-      <w:r>
-        <w:t>So</w:t>
-      </w:r>
-      <w:proofErr w:type="gramEnd"/>
-      <w:r>
-        <w:t xml:space="preserve"> it’s no skin off my back to make sure there’s no development popping up around Preston</w:t>
+      <w:r>
+        <w:t>So it’s no skin off my back to make sure there’s no development popping up around Preston</w:t>
       </w:r>
       <w:r>
         <w:t>.</w:t>
@@ -3245,15 +2891,7 @@
         </w:numPr>
       </w:pPr>
       <w:r>
-        <w:t xml:space="preserve">For the </w:t>
-      </w:r>
-      <w:proofErr w:type="gramStart"/>
-      <w:r>
-        <w:t>60 k</w:t>
-      </w:r>
-      <w:proofErr w:type="gramEnd"/>
-      <w:r>
-        <w:t xml:space="preserve"> offering I would pay </w:t>
+        <w:t xml:space="preserve">For the 60 k offering I would pay </w:t>
       </w:r>
       <w:r>
         <w:t>$</w:t>
@@ -3320,15 +2958,7 @@
         <w:t>,</w:t>
       </w:r>
       <w:r>
-        <w:t xml:space="preserve">000 is additional water that no one </w:t>
-      </w:r>
-      <w:proofErr w:type="gramStart"/>
-      <w:r>
-        <w:t>has to</w:t>
-      </w:r>
-      <w:proofErr w:type="gramEnd"/>
-      <w:r>
-        <w:t xml:space="preserve"> do anything for and the 50000 they would have to reduce</w:t>
+        <w:t>000 is additional water that no one has to do anything for and the 50000 they would have to reduce</w:t>
       </w:r>
     </w:p>
     <w:p>
@@ -3343,34 +2973,26 @@
         <w:t>WA2:</w:t>
       </w:r>
       <w:r>
-        <w:t xml:space="preserve"> The whole BRWUA is around – acres and we are 65 or 80 in ID and 80 in </w:t>
-      </w:r>
-      <w:proofErr w:type="gramStart"/>
-      <w:r>
-        <w:t xml:space="preserve">UT </w:t>
-      </w:r>
-      <w:r>
-        <w:t>.</w:t>
-      </w:r>
-      <w:proofErr w:type="gramEnd"/>
+        <w:t xml:space="preserve"> The whole BRWUA is around – acres and we are 65 or 80 in ID and 80 in UT </w:t>
+      </w:r>
+      <w:r>
+        <w:t xml:space="preserve">. </w:t>
+      </w:r>
+      <w:r>
+        <w:t>You’re asking me to take out</w:t>
+      </w:r>
+      <w:r>
+        <w:t xml:space="preserve"> 50k, that is</w:t>
+      </w:r>
+      <w:r>
+        <w:t xml:space="preserve"> 20% of the </w:t>
+      </w:r>
+      <w:r>
+        <w:t>acreage.</w:t>
+      </w:r>
       <w:r>
         <w:t xml:space="preserve"> </w:t>
       </w:r>
-      <w:r>
-        <w:t>You’re asking me to take out</w:t>
-      </w:r>
-      <w:r>
-        <w:t xml:space="preserve"> 50k, that is</w:t>
-      </w:r>
-      <w:r>
-        <w:t xml:space="preserve"> 20% of the </w:t>
-      </w:r>
-      <w:r>
-        <w:t>acreage.</w:t>
-      </w:r>
-      <w:r>
-        <w:t xml:space="preserve"> </w:t>
-      </w:r>
     </w:p>
     <w:p>
       <w:pPr>
@@ -3410,15 +3032,7 @@
         <w:t>campaigns,</w:t>
       </w:r>
       <w:r>
-        <w:t xml:space="preserve"> we </w:t>
-      </w:r>
-      <w:proofErr w:type="gramStart"/>
-      <w:r>
-        <w:t>would</w:t>
-      </w:r>
-      <w:proofErr w:type="gramEnd"/>
-      <w:r>
-        <w:t xml:space="preserve"> do </w:t>
+        <w:t xml:space="preserve"> we would do </w:t>
       </w:r>
       <w:r>
         <w:t>that.</w:t>
@@ -3478,16 +3092,85 @@
         <w:t xml:space="preserve">contract that </w:t>
       </w:r>
       <w:r>
-        <w:t xml:space="preserve">state engineer would put that water to </w:t>
-      </w:r>
-      <w:proofErr w:type="gramStart"/>
-      <w:r>
-        <w:t xml:space="preserve">the </w:t>
-      </w:r>
-      <w:r>
-        <w:t>GSL</w:t>
-      </w:r>
-      <w:proofErr w:type="gramEnd"/>
+        <w:t xml:space="preserve">state engineer would put that water to the </w:t>
+      </w:r>
+      <w:r>
+        <w:t>GSL.</w:t>
+      </w:r>
+    </w:p>
+    <w:p>
+      <w:pPr>
+        <w:pStyle w:val="ListParagraph"/>
+        <w:numPr>
+          <w:ilvl w:val="0"/>
+          <w:numId w:val="32"/>
+        </w:numPr>
+        <w:spacing w:before="240" w:line="276" w:lineRule="auto"/>
+      </w:pPr>
+      <w:r>
+        <w:t>WA2:</w:t>
+      </w:r>
+      <w:r>
+        <w:t xml:space="preserve"> If you want to use your political </w:t>
+      </w:r>
+      <w:r>
+        <w:t>clout,</w:t>
+      </w:r>
+      <w:r>
+        <w:t xml:space="preserve"> that’s where you should use </w:t>
+      </w:r>
+      <w:r>
+        <w:t>it.</w:t>
+      </w:r>
+    </w:p>
+    <w:p>
+      <w:pPr>
+        <w:pStyle w:val="ListParagraph"/>
+        <w:numPr>
+          <w:ilvl w:val="0"/>
+          <w:numId w:val="32"/>
+        </w:numPr>
+        <w:spacing w:before="240" w:line="276" w:lineRule="auto"/>
+      </w:pPr>
+      <w:r>
+        <w:t>AU3:</w:t>
+      </w:r>
+      <w:r>
+        <w:t xml:space="preserve"> The 100 was for that 60 k </w:t>
+      </w:r>
+      <w:r>
+        <w:t>acre-feet</w:t>
+      </w:r>
+      <w:r>
+        <w:t xml:space="preserve"> so I didn’t </w:t>
+      </w:r>
+      <w:r>
+        <w:t>value</w:t>
+      </w:r>
+      <w:r>
+        <w:t xml:space="preserve"> it as high </w:t>
+      </w:r>
+      <w:r>
+        <w:t>because</w:t>
+      </w:r>
+      <w:r>
+        <w:t xml:space="preserve"> it is surplus water. That was the same amount I was willing to pay for the upper side. </w:t>
+      </w:r>
+      <w:r>
+        <w:t xml:space="preserve">The </w:t>
+      </w:r>
+      <w:r>
+        <w:t>price for the remaining water is $750</w:t>
+      </w:r>
+      <w:r>
+        <w:t xml:space="preserve"> which is more than my $500 line </w:t>
+      </w:r>
+      <w:r>
+        <w:t>but t</w:t>
+      </w:r>
+      <w:r>
+        <w:t>hese are real water users. There is a good amount that will make it down to GSL</w:t>
+      </w:r>
       <w:r>
         <w:t>.</w:t>
       </w:r>
@@ -3499,141 +3182,43 @@
           <w:ilvl w:val="0"/>
           <w:numId w:val="32"/>
         </w:numPr>
-        <w:spacing w:before="240" w:line="276" w:lineRule="auto"/>
-      </w:pPr>
-      <w:r>
-        <w:t>WA2:</w:t>
-      </w:r>
-      <w:r>
-        <w:t xml:space="preserve"> If you want to use your political </w:t>
-      </w:r>
-      <w:r>
-        <w:t>clout,</w:t>
-      </w:r>
-      <w:r>
-        <w:t xml:space="preserve"> that’s where you should use </w:t>
-      </w:r>
-      <w:r>
-        <w:t>it.</w:t>
-      </w:r>
-    </w:p>
-    <w:p>
-      <w:pPr>
-        <w:pStyle w:val="ListParagraph"/>
-        <w:numPr>
-          <w:ilvl w:val="0"/>
-          <w:numId w:val="32"/>
-        </w:numPr>
-        <w:spacing w:before="240" w:line="276" w:lineRule="auto"/>
-      </w:pPr>
-      <w:r>
-        <w:t>AU3:</w:t>
-      </w:r>
-      <w:r>
-        <w:t xml:space="preserve"> The 100 was for that 60 k </w:t>
-      </w:r>
-      <w:r>
-        <w:t>acre-feet</w:t>
-      </w:r>
-      <w:r>
-        <w:t xml:space="preserve"> so I didn’t </w:t>
-      </w:r>
-      <w:r>
-        <w:t>value</w:t>
-      </w:r>
-      <w:r>
-        <w:t xml:space="preserve"> it as high </w:t>
-      </w:r>
-      <w:r>
-        <w:t>because</w:t>
-      </w:r>
-      <w:r>
-        <w:t xml:space="preserve"> it is surplus water. That was the same amount I was willing to pay for the upper side. </w:t>
-      </w:r>
-      <w:r>
-        <w:t xml:space="preserve">The </w:t>
-      </w:r>
-      <w:r>
-        <w:t>price for the remaining water is $750</w:t>
-      </w:r>
-      <w:r>
-        <w:t xml:space="preserve"> which is more than my $500 </w:t>
-      </w:r>
-      <w:proofErr w:type="gramStart"/>
-      <w:r>
-        <w:t>line</w:t>
-      </w:r>
-      <w:proofErr w:type="gramEnd"/>
+      </w:pPr>
+      <w:r>
+        <w:t>WA2</w:t>
+      </w:r>
+      <w:r>
+        <w:t>: I</w:t>
+      </w:r>
+      <w:r>
+        <w:t xml:space="preserve">f I am the bank. This is the water I would focus </w:t>
+      </w:r>
+      <w:r>
+        <w:t>on. All</w:t>
+      </w:r>
+      <w:r>
+        <w:t xml:space="preserve"> you will do is color the water from red to green as conserved and </w:t>
+      </w:r>
+      <w:r>
+        <w:t>shepherd</w:t>
+      </w:r>
+      <w:r>
+        <w:t xml:space="preserve"> it down. The guys in </w:t>
+      </w:r>
+      <w:r>
+        <w:t>Rich County</w:t>
+      </w:r>
       <w:r>
         <w:t xml:space="preserve"> </w:t>
       </w:r>
       <w:r>
-        <w:t>but t</w:t>
-      </w:r>
-      <w:r>
-        <w:t>hese are real water users. There is a good amount that will make it down to GSL</w:t>
-      </w:r>
-      <w:r>
-        <w:t>.</w:t>
-      </w:r>
-    </w:p>
-    <w:p>
-      <w:pPr>
-        <w:pStyle w:val="ListParagraph"/>
-        <w:numPr>
-          <w:ilvl w:val="0"/>
-          <w:numId w:val="32"/>
-        </w:numPr>
-      </w:pPr>
-      <w:r>
-        <w:t>WA2</w:t>
-      </w:r>
-      <w:r>
-        <w:t>: I</w:t>
-      </w:r>
-      <w:r>
-        <w:t xml:space="preserve">f I am the bank. This is the water I would focus </w:t>
-      </w:r>
-      <w:r>
-        <w:t>on. All</w:t>
-      </w:r>
-      <w:r>
-        <w:t xml:space="preserve"> you </w:t>
-      </w:r>
-      <w:proofErr w:type="gramStart"/>
-      <w:r>
-        <w:t>will do</w:t>
-      </w:r>
-      <w:proofErr w:type="gramEnd"/>
-      <w:r>
-        <w:t xml:space="preserve"> is color the water from red to green as conserved and </w:t>
-      </w:r>
-      <w:r>
-        <w:t>shepherd</w:t>
-      </w:r>
-      <w:r>
-        <w:t xml:space="preserve"> it down. The guys in </w:t>
-      </w:r>
-      <w:r>
-        <w:t>Rich County</w:t>
-      </w:r>
-      <w:r>
-        <w:t xml:space="preserve"> </w:t>
-      </w:r>
-      <w:r>
         <w:t>don't</w:t>
       </w:r>
       <w:r>
-        <w:t xml:space="preserve"> have storage </w:t>
-      </w:r>
-      <w:proofErr w:type="gramStart"/>
-      <w:r>
-        <w:t>contracts .</w:t>
+        <w:t xml:space="preserve"> have storage contracts .</w:t>
       </w:r>
       <w:r>
         <w:t>This</w:t>
       </w:r>
-      <w:proofErr w:type="gramEnd"/>
       <w:r>
         <w:t xml:space="preserve"> is where </w:t>
       </w:r>
@@ -3754,50 +3339,64 @@
         <w:t>P13:</w:t>
       </w:r>
       <w:r>
+        <w:t xml:space="preserve"> So for CV I made with the strategy in place, I was going to knock off 10% of my consumptive use</w:t>
+      </w:r>
+      <w:r>
+        <w:t xml:space="preserve"> to ma</w:t>
+      </w:r>
+      <w:r>
+        <w:t>ximize profit</w:t>
+      </w:r>
+      <w:r>
+        <w:t xml:space="preserve">. We’re </w:t>
+      </w:r>
+      <w:r>
+        <w:t>going to</w:t>
+      </w:r>
+      <w:r>
+        <w:t xml:space="preserve"> increase efficiency and all those savings I want to put up to the bank for a lease. </w:t>
+      </w:r>
+      <w:r>
+        <w:t>Let's</w:t>
+      </w:r>
+      <w:r>
+        <w:t xml:space="preserve"> start the bidding with the bank. Never be the first one to say the price. Idk what the value is of this water. We are in UT and closer to the lake. I’m </w:t>
+      </w:r>
+      <w:r>
+        <w:t>going to</w:t>
+      </w:r>
+      <w:r>
+        <w:t xml:space="preserve"> speak on behalf of my users that its more valuable.</w:t>
+      </w:r>
+    </w:p>
+    <w:p>
+      <w:pPr>
+        <w:pStyle w:val="ListParagraph"/>
+        <w:numPr>
+          <w:ilvl w:val="0"/>
+          <w:numId w:val="33"/>
+        </w:numPr>
+        <w:spacing w:before="240" w:line="276" w:lineRule="auto"/>
+      </w:pPr>
+      <w:r>
+        <w:t>Bank/</w:t>
+      </w:r>
+      <w:r>
+        <w:t>AU3:</w:t>
+      </w:r>
+      <w:r>
+        <w:t xml:space="preserve"> You are pitching 13,710</w:t>
+      </w:r>
+      <w:r>
         <w:t xml:space="preserve"> </w:t>
       </w:r>
-      <w:proofErr w:type="gramStart"/>
-      <w:r>
-        <w:t>So</w:t>
-      </w:r>
-      <w:proofErr w:type="gramEnd"/>
-      <w:r>
-        <w:t xml:space="preserve"> for CV I made with the strategy in place, I was going to knock off 10% of my consumptive use</w:t>
-      </w:r>
-      <w:r>
-        <w:t xml:space="preserve"> to ma</w:t>
-      </w:r>
-      <w:r>
-        <w:t>ximize profit</w:t>
-      </w:r>
-      <w:r>
-        <w:t xml:space="preserve">. We’re </w:t>
-      </w:r>
-      <w:r>
-        <w:t>going to</w:t>
-      </w:r>
-      <w:r>
-        <w:t xml:space="preserve"> increase efficiency and all those savings I want to put up to the bank for a lease. </w:t>
-      </w:r>
-      <w:r>
-        <w:t>Let's</w:t>
-      </w:r>
-      <w:r>
-        <w:t xml:space="preserve"> start the bidding with the bank. Never be the first one to say the price. Idk what the value is of this water. We are in UT and closer to the lake. I’m </w:t>
-      </w:r>
-      <w:r>
-        <w:t>going to</w:t>
-      </w:r>
-      <w:r>
-        <w:t xml:space="preserve"> speak on behalf of my users that </w:t>
-      </w:r>
-      <w:proofErr w:type="gramStart"/>
-      <w:r>
-        <w:t>its</w:t>
-      </w:r>
-      <w:proofErr w:type="gramEnd"/>
-      <w:r>
-        <w:t xml:space="preserve"> more valuable.</w:t>
+      <w:proofErr w:type="spellStart"/>
+      <w:r>
+        <w:t>acft</w:t>
+      </w:r>
+      <w:proofErr w:type="spellEnd"/>
+      <w:r>
+        <w:t>.</w:t>
       </w:r>
     </w:p>
     <w:p>
@@ -3810,23 +3409,297 @@
         <w:spacing w:before="240" w:line="276" w:lineRule="auto"/>
       </w:pPr>
       <w:r>
-        <w:t>Bank/</w:t>
-      </w:r>
+        <w:t>P13:</w:t>
+      </w:r>
+      <w:r>
+        <w:t xml:space="preserve"> I just heard what they got in ID what they got for their consumptive use.</w:t>
+      </w:r>
+    </w:p>
+    <w:p>
+      <w:pPr>
+        <w:pStyle w:val="ListParagraph"/>
+        <w:numPr>
+          <w:ilvl w:val="0"/>
+          <w:numId w:val="33"/>
+        </w:numPr>
+        <w:spacing w:before="240" w:line="276" w:lineRule="auto"/>
+      </w:pPr>
+      <w:r>
+        <w:t>WA2</w:t>
+      </w:r>
+      <w:r>
+        <w:t xml:space="preserve">: I thought you were talking about </w:t>
+      </w:r>
+      <w:r>
+        <w:t>real</w:t>
+      </w:r>
+      <w:r>
+        <w:t xml:space="preserve"> world</w:t>
+      </w:r>
+      <w:r>
+        <w:t>.</w:t>
+      </w:r>
+    </w:p>
+    <w:p>
+      <w:pPr>
+        <w:pStyle w:val="ListParagraph"/>
+        <w:numPr>
+          <w:ilvl w:val="0"/>
+          <w:numId w:val="33"/>
+        </w:numPr>
+        <w:spacing w:before="240" w:line="276" w:lineRule="auto"/>
+      </w:pPr>
+      <w:r>
+        <w:t xml:space="preserve">P13: </w:t>
+      </w:r>
+      <w:r>
+        <w:t xml:space="preserve">I called my cousin and they said they got </w:t>
+      </w:r>
+      <w:r>
+        <w:t>$</w:t>
+      </w:r>
+      <w:r>
+        <w:t xml:space="preserve">750 per </w:t>
+      </w:r>
+      <w:r>
+        <w:t>acre-foot</w:t>
+      </w:r>
+      <w:r>
+        <w:t>.</w:t>
+      </w:r>
+    </w:p>
+    <w:p>
+      <w:pPr>
+        <w:pStyle w:val="ListParagraph"/>
+        <w:numPr>
+          <w:ilvl w:val="0"/>
+          <w:numId w:val="33"/>
+        </w:numPr>
+        <w:spacing w:before="240" w:line="276" w:lineRule="auto"/>
+      </w:pPr>
+      <w:r>
+        <w:t>WA2</w:t>
+      </w:r>
+      <w:r>
+        <w:t>/Lower ID</w:t>
+      </w:r>
+      <w:r>
+        <w:t>:</w:t>
+      </w:r>
+      <w:r>
+        <w:t xml:space="preserve"> You don’t have along the river property like I </w:t>
+      </w:r>
+      <w:r>
+        <w:t>have.</w:t>
+      </w:r>
+    </w:p>
+    <w:p>
+      <w:pPr>
+        <w:pStyle w:val="ListParagraph"/>
+        <w:numPr>
+          <w:ilvl w:val="0"/>
+          <w:numId w:val="33"/>
+        </w:numPr>
+        <w:spacing w:before="240" w:line="276" w:lineRule="auto"/>
+      </w:pPr>
+      <w:r>
+        <w:t>P13:</w:t>
+      </w:r>
+      <w:r>
+        <w:t xml:space="preserve"> That’s true</w:t>
+      </w:r>
+      <w:r>
+        <w:t>.</w:t>
+      </w:r>
+    </w:p>
+    <w:p>
+      <w:pPr>
+        <w:pStyle w:val="ListParagraph"/>
+        <w:numPr>
+          <w:ilvl w:val="0"/>
+          <w:numId w:val="33"/>
+        </w:numPr>
+        <w:spacing w:before="240" w:line="276" w:lineRule="auto"/>
+      </w:pPr>
       <w:r>
         <w:t>AU3:</w:t>
       </w:r>
       <w:r>
-        <w:t xml:space="preserve"> You are pitching 13,710</w:t>
-      </w:r>
-      <w:r>
         <w:t xml:space="preserve"> </w:t>
       </w:r>
+      <w:r>
+        <w:t>I’m</w:t>
+      </w:r>
+      <w:r>
+        <w:t xml:space="preserve"> doing math here</w:t>
+      </w:r>
+      <w:r>
+        <w:t xml:space="preserve">. </w:t>
+      </w:r>
+      <w:r>
+        <w:t>You are making the banker think</w:t>
+      </w:r>
+    </w:p>
+    <w:p>
+      <w:pPr>
+        <w:pStyle w:val="ListParagraph"/>
+        <w:numPr>
+          <w:ilvl w:val="0"/>
+          <w:numId w:val="33"/>
+        </w:numPr>
+        <w:spacing w:before="240" w:line="276" w:lineRule="auto"/>
+      </w:pPr>
+      <w:r>
+        <w:t>P13:</w:t>
+      </w:r>
+      <w:r>
+        <w:t xml:space="preserve"> We like making the bankers sweat</w:t>
+      </w:r>
+      <w:r>
+        <w:t xml:space="preserve"> :)</w:t>
+      </w:r>
+    </w:p>
+    <w:p>
+      <w:pPr>
+        <w:pStyle w:val="ListParagraph"/>
+        <w:numPr>
+          <w:ilvl w:val="0"/>
+          <w:numId w:val="33"/>
+        </w:numPr>
+        <w:spacing w:before="240" w:line="276" w:lineRule="auto"/>
+      </w:pPr>
+      <w:r>
+        <w:t>AU3/Bank:</w:t>
+      </w:r>
+      <w:r>
+        <w:t xml:space="preserve"> I’m not sweating but my brain is working</w:t>
+      </w:r>
+    </w:p>
+    <w:p>
+      <w:pPr>
+        <w:pStyle w:val="ListParagraph"/>
+        <w:numPr>
+          <w:ilvl w:val="0"/>
+          <w:numId w:val="33"/>
+        </w:numPr>
+        <w:spacing w:before="240" w:line="276" w:lineRule="auto"/>
+      </w:pPr>
+      <w:r>
+        <w:t>P13</w:t>
+      </w:r>
+      <w:r>
+        <w:t>: You still have a nice big kitty</w:t>
+      </w:r>
+      <w:r>
+        <w:t xml:space="preserve">. </w:t>
+      </w:r>
+      <w:r>
+        <w:t>(Did I get that right? Kitty?)</w:t>
+      </w:r>
+    </w:p>
+    <w:p>
+      <w:pPr>
+        <w:pStyle w:val="ListParagraph"/>
+        <w:numPr>
+          <w:ilvl w:val="0"/>
+          <w:numId w:val="33"/>
+        </w:numPr>
+        <w:spacing w:before="240" w:line="276" w:lineRule="auto"/>
+      </w:pPr>
+      <w:r>
+        <w:t>AU3:</w:t>
+      </w:r>
+      <w:r>
+        <w:t xml:space="preserve"> Are you open to selling more water</w:t>
+      </w:r>
+      <w:r>
+        <w:t xml:space="preserve">? </w:t>
+      </w:r>
+      <w:r>
+        <w:t>This is like a bad version of a board game</w:t>
+      </w:r>
+      <w:r>
+        <w:t>.</w:t>
+      </w:r>
+    </w:p>
+    <w:p>
+      <w:pPr>
+        <w:pStyle w:val="ListParagraph"/>
+        <w:numPr>
+          <w:ilvl w:val="0"/>
+          <w:numId w:val="33"/>
+        </w:numPr>
+        <w:spacing w:before="240" w:line="276" w:lineRule="auto"/>
+      </w:pPr>
+      <w:r>
+        <w:t>P13</w:t>
+      </w:r>
+      <w:r>
+        <w:t>: Like a bad monopoly</w:t>
+      </w:r>
+    </w:p>
+    <w:p>
+      <w:pPr>
+        <w:pStyle w:val="ListParagraph"/>
+        <w:numPr>
+          <w:ilvl w:val="0"/>
+          <w:numId w:val="33"/>
+        </w:numPr>
+        <w:spacing w:before="240" w:line="276" w:lineRule="auto"/>
+      </w:pPr>
+      <w:r>
+        <w:t xml:space="preserve">AU3/Bank: </w:t>
+      </w:r>
+      <w:r>
+        <w:t xml:space="preserve">I would be willing to purchase 23 k for </w:t>
+      </w:r>
+      <w:r>
+        <w:t>$</w:t>
+      </w:r>
+      <w:r>
+        <w:t xml:space="preserve">277 per </w:t>
+      </w:r>
+      <w:r>
+        <w:t>acre-foot</w:t>
+      </w:r>
+      <w:r>
+        <w:t xml:space="preserve">. I am using my baseline the 13,710 </w:t>
+      </w:r>
+      <w:r>
+        <w:t xml:space="preserve">, </w:t>
+      </w:r>
+      <w:r>
+        <w:t xml:space="preserve">I want to bump it up with an additional 10000 ac ft of water, roughly 10% which I would want at $500 </w:t>
+      </w:r>
       <w:proofErr w:type="spellStart"/>
       <w:r>
         <w:t>acft</w:t>
       </w:r>
       <w:proofErr w:type="spellEnd"/>
       <w:r>
+        <w:t xml:space="preserve"> ; averages</w:t>
+      </w:r>
+      <w:r>
+        <w:t xml:space="preserve"> </w:t>
+      </w:r>
+      <w:r>
+        <w:t>$</w:t>
+      </w:r>
+      <w:r>
+        <w:t>277</w:t>
+      </w:r>
+      <w:r>
+        <w:t>/</w:t>
+      </w:r>
+      <w:proofErr w:type="spellStart"/>
+      <w:r>
+        <w:t>acft</w:t>
+      </w:r>
+      <w:proofErr w:type="spellEnd"/>
+      <w:r>
+        <w:t xml:space="preserve"> for 23 k</w:t>
+      </w:r>
+      <w:r>
         <w:t>.</w:t>
       </w:r>
     </w:p>
@@ -3843,7 +3716,34 @@
         <w:t>P13:</w:t>
       </w:r>
       <w:r>
-        <w:t xml:space="preserve"> I just heard what they got in ID what they got for their consumptive use.</w:t>
+        <w:t xml:space="preserve"> Everyone in our </w:t>
+      </w:r>
+      <w:r>
+        <w:t>communist</w:t>
+      </w:r>
+      <w:r>
+        <w:t xml:space="preserve"> farming collective </w:t>
+      </w:r>
+      <w:r>
+        <w:t>has</w:t>
+      </w:r>
+      <w:r>
+        <w:t xml:space="preserve"> already made their crop plans. So I can’t </w:t>
+      </w:r>
+      <w:r>
+        <w:t xml:space="preserve">do </w:t>
+      </w:r>
+      <w:r>
+        <w:t xml:space="preserve">additional </w:t>
+      </w:r>
+      <w:r>
+        <w:t xml:space="preserve">this year. </w:t>
+      </w:r>
+      <w:r>
+        <w:t>This</w:t>
+      </w:r>
+      <w:r>
+        <w:t xml:space="preserve"> is a pilot program. Maybe we can bump that up. But for now the 13 k</w:t>
       </w:r>
     </w:p>
     <w:p>
@@ -3856,17 +3756,22 @@
         <w:spacing w:before="240" w:line="276" w:lineRule="auto"/>
       </w:pPr>
       <w:r>
-        <w:t>WA2</w:t>
-      </w:r>
-      <w:r>
-        <w:t xml:space="preserve">: I thought you were talking about </w:t>
-      </w:r>
-      <w:r>
-        <w:t>real</w:t>
-      </w:r>
-      <w:r>
-        <w:t xml:space="preserve"> world</w:t>
-      </w:r>
+        <w:t>AU3:</w:t>
+      </w:r>
+      <w:r>
+        <w:t xml:space="preserve"> If you were to commit to an additional 5 k for both this year and next year, I would be willing to pay </w:t>
+      </w:r>
+      <w:r>
+        <w:t>$</w:t>
+      </w:r>
+      <w:r>
+        <w:t xml:space="preserve">300 per </w:t>
+      </w:r>
+      <w:proofErr w:type="spellStart"/>
+      <w:r>
+        <w:t>acft</w:t>
+      </w:r>
+      <w:proofErr w:type="spellEnd"/>
       <w:r>
         <w:t>.</w:t>
       </w:r>
@@ -3881,17 +3786,147 @@
         <w:spacing w:before="240" w:line="276" w:lineRule="auto"/>
       </w:pPr>
       <w:r>
-        <w:t xml:space="preserve">P13: </w:t>
-      </w:r>
-      <w:r>
-        <w:t xml:space="preserve">I called my cousin and they said they got 750 per </w:t>
+        <w:t>P13:</w:t>
+      </w:r>
+      <w:r>
+        <w:t xml:space="preserve"> Let’s do it.</w:t>
+      </w:r>
+    </w:p>
+    <w:p>
+      <w:pPr>
+        <w:pStyle w:val="ListParagraph"/>
+        <w:numPr>
+          <w:ilvl w:val="0"/>
+          <w:numId w:val="33"/>
+        </w:numPr>
+        <w:spacing w:before="240" w:line="276" w:lineRule="auto"/>
+      </w:pPr>
+      <w:r>
+        <w:t>AU3:</w:t>
+      </w:r>
+      <w:r>
+        <w:t xml:space="preserve"> It’s government money </w:t>
+      </w:r>
+      <w:r>
+        <w:t>anyway,</w:t>
+      </w:r>
+      <w:r>
+        <w:t xml:space="preserve"> I can do what I want. Even though it’s for a communist farming </w:t>
+      </w:r>
+      <w:r>
+        <w:t>group.</w:t>
+      </w:r>
+    </w:p>
+    <w:p>
+      <w:pPr>
+        <w:pStyle w:val="ListParagraph"/>
+        <w:numPr>
+          <w:ilvl w:val="0"/>
+          <w:numId w:val="33"/>
+        </w:numPr>
+        <w:spacing w:before="240" w:line="276" w:lineRule="auto"/>
+      </w:pPr>
+      <w:r>
+        <w:t>WA2:</w:t>
+      </w:r>
+      <w:r>
+        <w:t xml:space="preserve"> As long as you get your </w:t>
+      </w:r>
+      <w:r>
+        <w:t>Argentinian</w:t>
+      </w:r>
+      <w:r>
+        <w:t xml:space="preserve"> beef you’re fine.</w:t>
+      </w:r>
+    </w:p>
+    <w:p>
+      <w:pPr>
+        <w:spacing w:before="240" w:line="276" w:lineRule="auto"/>
+        <w:rPr>
+          <w:rFonts w:cstheme="minorHAnsi"/>
+          <w:b/>
+          <w:bCs/>
+        </w:rPr>
+      </w:pPr>
+      <w:r>
+        <w:rPr>
+          <w:rFonts w:cstheme="minorHAnsi"/>
+          <w:b/>
+          <w:bCs/>
+        </w:rPr>
+        <w:t>Lower UT Users</w:t>
+      </w:r>
+      <w:r>
+        <w:rPr>
+          <w:rFonts w:cstheme="minorHAnsi"/>
+          <w:b/>
+          <w:bCs/>
+        </w:rPr>
+        <w:t>:</w:t>
+      </w:r>
+    </w:p>
+    <w:p>
+      <w:pPr>
+        <w:pStyle w:val="ListParagraph"/>
+        <w:numPr>
+          <w:ilvl w:val="0"/>
+          <w:numId w:val="20"/>
+        </w:numPr>
+        <w:spacing w:before="240" w:line="276" w:lineRule="auto"/>
+      </w:pPr>
+      <w:r>
+        <w:t>P13</w:t>
+      </w:r>
+      <w:r>
+        <w:t>: We are not participating.</w:t>
+      </w:r>
+    </w:p>
+    <w:p>
+      <w:pPr>
+        <w:pStyle w:val="ListParagraph"/>
+        <w:numPr>
+          <w:ilvl w:val="0"/>
+          <w:numId w:val="20"/>
+        </w:numPr>
+        <w:spacing w:before="240" w:line="276" w:lineRule="auto"/>
+      </w:pPr>
+      <w:r>
+        <w:t xml:space="preserve">AU3: That’s an interesting approach for this </w:t>
+      </w:r>
+      <w:r>
+        <w:t>group.</w:t>
+      </w:r>
+    </w:p>
+    <w:p>
+      <w:pPr>
+        <w:pStyle w:val="ListParagraph"/>
+        <w:numPr>
+          <w:ilvl w:val="0"/>
+          <w:numId w:val="20"/>
+        </w:numPr>
+        <w:spacing w:before="240" w:line="276" w:lineRule="auto"/>
+      </w:pPr>
+      <w:r>
+        <w:t xml:space="preserve">T: In the real world it might be different. For the sake of the model we’re </w:t>
       </w:r>
       <w:proofErr w:type="spellStart"/>
       <w:r>
-        <w:t>acrefoot</w:t>
+        <w:t>gonna</w:t>
       </w:r>
       <w:proofErr w:type="spellEnd"/>
       <w:r>
+        <w:t xml:space="preserve"> say</w:t>
+      </w:r>
+      <w:r>
+        <w:t xml:space="preserve">, </w:t>
+      </w:r>
+      <w:r>
+        <w:t>‘this sounds crazy to me’</w:t>
+      </w:r>
+      <w:r>
+        <w:t xml:space="preserve"> We’ll see with future pricing</w:t>
+      </w:r>
+      <w:r>
         <w:t>.</w:t>
       </w:r>
     </w:p>
@@ -3900,40 +3935,32 @@
         <w:pStyle w:val="ListParagraph"/>
         <w:numPr>
           <w:ilvl w:val="0"/>
-          <w:numId w:val="33"/>
-        </w:numPr>
-        <w:spacing w:before="240" w:line="276" w:lineRule="auto"/>
-      </w:pPr>
-      <w:r>
-        <w:t>WA2</w:t>
-      </w:r>
-      <w:r>
-        <w:t>/Lower ID</w:t>
-      </w:r>
-      <w:r>
-        <w:t>:</w:t>
-      </w:r>
-      <w:r>
-        <w:t xml:space="preserve"> You don’t have </w:t>
-      </w:r>
-      <w:proofErr w:type="gramStart"/>
-      <w:r>
-        <w:t>along the river property</w:t>
-      </w:r>
-      <w:proofErr w:type="gramEnd"/>
-      <w:r>
-        <w:t xml:space="preserve"> like I </w:t>
-      </w:r>
-      <w:r>
-        <w:t>have.</w:t>
-      </w:r>
-    </w:p>
-    <w:p>
-      <w:pPr>
-        <w:pStyle w:val="ListParagraph"/>
-        <w:numPr>
-          <w:ilvl w:val="0"/>
-          <w:numId w:val="33"/>
+          <w:numId w:val="20"/>
+        </w:numPr>
+        <w:spacing w:before="240" w:line="276" w:lineRule="auto"/>
+      </w:pPr>
+      <w:r>
+        <w:t>Bank/.</w:t>
+      </w:r>
+      <w:r>
+        <w:t>AU3:</w:t>
+      </w:r>
+      <w:r>
+        <w:t xml:space="preserve"> Would you reconsider? </w:t>
+      </w:r>
+      <w:r>
+        <w:t xml:space="preserve">I </w:t>
+      </w:r>
+      <w:r>
+        <w:t>know you have water you could give.</w:t>
+      </w:r>
+    </w:p>
+    <w:p>
+      <w:pPr>
+        <w:pStyle w:val="ListParagraph"/>
+        <w:numPr>
+          <w:ilvl w:val="0"/>
+          <w:numId w:val="20"/>
         </w:numPr>
         <w:spacing w:before="240" w:line="276" w:lineRule="auto"/>
       </w:pPr>
@@ -3941,7 +3968,38 @@
         <w:t>P13:</w:t>
       </w:r>
       <w:r>
-        <w:t xml:space="preserve"> That’s true</w:t>
+        <w:t xml:space="preserve"> We have to change. Maybe there are </w:t>
+      </w:r>
+      <w:r>
+        <w:t>corner</w:t>
+      </w:r>
+      <w:r>
+        <w:t xml:space="preserve"> fields to put in pivots. I do what I do.</w:t>
+      </w:r>
+    </w:p>
+    <w:p>
+      <w:pPr>
+        <w:pStyle w:val="ListParagraph"/>
+        <w:numPr>
+          <w:ilvl w:val="0"/>
+          <w:numId w:val="20"/>
+        </w:numPr>
+        <w:spacing w:before="240" w:line="276" w:lineRule="auto"/>
+      </w:pPr>
+      <w:r>
+        <w:t>AU3:</w:t>
+      </w:r>
+      <w:r>
+        <w:t xml:space="preserve"> I know you have done a lot of </w:t>
+      </w:r>
+      <w:r>
+        <w:t>improvements</w:t>
+      </w:r>
+      <w:r>
+        <w:t xml:space="preserve"> in the B</w:t>
+      </w:r>
+      <w:r>
+        <w:t>ear River Canal Company</w:t>
       </w:r>
       <w:r>
         <w:t>.</w:t>
@@ -3952,599 +4010,21 @@
         <w:pStyle w:val="ListParagraph"/>
         <w:numPr>
           <w:ilvl w:val="0"/>
-          <w:numId w:val="33"/>
-        </w:numPr>
-        <w:spacing w:before="240" w:line="276" w:lineRule="auto"/>
-      </w:pPr>
-      <w:r>
-        <w:t>AU3:</w:t>
+          <w:numId w:val="20"/>
+        </w:numPr>
+        <w:spacing w:before="240" w:line="276" w:lineRule="auto"/>
+      </w:pPr>
+      <w:r>
+        <w:t>WA2:</w:t>
       </w:r>
       <w:r>
         <w:t xml:space="preserve"> </w:t>
       </w:r>
       <w:r>
-        <w:t>I’m</w:t>
-      </w:r>
-      <w:r>
-        <w:t xml:space="preserve"> doing math here</w:t>
-      </w:r>
-      <w:r>
-        <w:t xml:space="preserve">. </w:t>
-      </w:r>
-      <w:r>
-        <w:t>You are making the banker think</w:t>
-      </w:r>
-    </w:p>
-    <w:p>
-      <w:pPr>
-        <w:pStyle w:val="ListParagraph"/>
-        <w:numPr>
-          <w:ilvl w:val="0"/>
-          <w:numId w:val="33"/>
-        </w:numPr>
-        <w:spacing w:before="240" w:line="276" w:lineRule="auto"/>
-      </w:pPr>
-      <w:r>
-        <w:t>P13:</w:t>
-      </w:r>
-      <w:r>
-        <w:t xml:space="preserve"> We like making the bankers sweat</w:t>
-      </w:r>
-      <w:r>
-        <w:t xml:space="preserve"> :)</w:t>
-      </w:r>
-    </w:p>
-    <w:p>
-      <w:pPr>
-        <w:pStyle w:val="ListParagraph"/>
-        <w:numPr>
-          <w:ilvl w:val="0"/>
-          <w:numId w:val="33"/>
-        </w:numPr>
-        <w:spacing w:before="240" w:line="276" w:lineRule="auto"/>
-      </w:pPr>
-      <w:r>
-        <w:t>AU3/Bank:</w:t>
-      </w:r>
-      <w:r>
-        <w:t xml:space="preserve"> I’m not sweating but my brain is working</w:t>
-      </w:r>
-    </w:p>
-    <w:p>
-      <w:pPr>
-        <w:pStyle w:val="ListParagraph"/>
-        <w:numPr>
-          <w:ilvl w:val="0"/>
-          <w:numId w:val="33"/>
-        </w:numPr>
-        <w:spacing w:before="240" w:line="276" w:lineRule="auto"/>
-      </w:pPr>
-      <w:r>
-        <w:t>P13</w:t>
-      </w:r>
-      <w:r>
-        <w:t>: You still have a nice big kitty</w:t>
-      </w:r>
-      <w:r>
-        <w:t xml:space="preserve">. </w:t>
-      </w:r>
-      <w:r>
-        <w:t>(Did I get that right? Kitty?)</w:t>
-      </w:r>
-    </w:p>
-    <w:p>
-      <w:pPr>
-        <w:pStyle w:val="ListParagraph"/>
-        <w:numPr>
-          <w:ilvl w:val="0"/>
-          <w:numId w:val="33"/>
-        </w:numPr>
-        <w:spacing w:before="240" w:line="276" w:lineRule="auto"/>
-      </w:pPr>
-      <w:r>
-        <w:t>AU3:</w:t>
-      </w:r>
-      <w:r>
-        <w:t xml:space="preserve"> Are you open to selling more water</w:t>
-      </w:r>
-      <w:r>
-        <w:t xml:space="preserve">? </w:t>
-      </w:r>
-      <w:r>
-        <w:t>This is like a bad version of a board game</w:t>
-      </w:r>
-      <w:r>
-        <w:t>.</w:t>
-      </w:r>
-    </w:p>
-    <w:p>
-      <w:pPr>
-        <w:pStyle w:val="ListParagraph"/>
-        <w:numPr>
-          <w:ilvl w:val="0"/>
-          <w:numId w:val="33"/>
-        </w:numPr>
-        <w:spacing w:before="240" w:line="276" w:lineRule="auto"/>
-      </w:pPr>
-      <w:r>
-        <w:t>P13</w:t>
-      </w:r>
-      <w:r>
-        <w:t>: Like a bad monopoly</w:t>
-      </w:r>
-    </w:p>
-    <w:p>
-      <w:pPr>
-        <w:pStyle w:val="ListParagraph"/>
-        <w:numPr>
-          <w:ilvl w:val="0"/>
-          <w:numId w:val="33"/>
-        </w:numPr>
-        <w:spacing w:before="240" w:line="276" w:lineRule="auto"/>
-      </w:pPr>
-      <w:r>
-        <w:t xml:space="preserve">AU3/Bank: </w:t>
-      </w:r>
-      <w:r>
-        <w:t xml:space="preserve">I would be willing to purchase 23 k for </w:t>
-      </w:r>
-      <w:r>
-        <w:t>$</w:t>
-      </w:r>
-      <w:r>
-        <w:t xml:space="preserve">277 per </w:t>
-      </w:r>
-      <w:r>
-        <w:t>acre-foot</w:t>
-      </w:r>
-      <w:r>
-        <w:t xml:space="preserve">. I am using my baseline the </w:t>
-      </w:r>
-      <w:proofErr w:type="gramStart"/>
-      <w:r>
-        <w:t xml:space="preserve">13,710 </w:t>
-      </w:r>
-      <w:r>
-        <w:t>,</w:t>
-      </w:r>
-      <w:proofErr w:type="gramEnd"/>
-      <w:r>
-        <w:t xml:space="preserve"> </w:t>
-      </w:r>
-      <w:r>
-        <w:t xml:space="preserve">I want to bump it up with an additional 10000 ac ft of water, roughly 10% which I would want at $500 </w:t>
-      </w:r>
-      <w:proofErr w:type="spellStart"/>
-      <w:proofErr w:type="gramStart"/>
-      <w:r>
-        <w:t>acft</w:t>
-      </w:r>
-      <w:proofErr w:type="spellEnd"/>
-      <w:r>
-        <w:t xml:space="preserve"> ;</w:t>
-      </w:r>
-      <w:proofErr w:type="gramEnd"/>
-      <w:r>
-        <w:t xml:space="preserve"> averages</w:t>
-      </w:r>
-      <w:r>
-        <w:t xml:space="preserve"> </w:t>
-      </w:r>
-      <w:r>
-        <w:t>$</w:t>
-      </w:r>
-      <w:r>
-        <w:t>277</w:t>
-      </w:r>
-      <w:r>
-        <w:t>/</w:t>
-      </w:r>
-      <w:proofErr w:type="spellStart"/>
-      <w:r>
-        <w:t>acft</w:t>
-      </w:r>
-      <w:proofErr w:type="spellEnd"/>
-      <w:r>
-        <w:t xml:space="preserve"> for 23 k</w:t>
-      </w:r>
-      <w:r>
-        <w:t>.</w:t>
-      </w:r>
-    </w:p>
-    <w:p>
-      <w:pPr>
-        <w:pStyle w:val="ListParagraph"/>
-        <w:numPr>
-          <w:ilvl w:val="0"/>
-          <w:numId w:val="33"/>
-        </w:numPr>
-        <w:spacing w:before="240" w:line="276" w:lineRule="auto"/>
-      </w:pPr>
-      <w:r>
-        <w:t>P13:</w:t>
-      </w:r>
-      <w:r>
-        <w:t xml:space="preserve"> Everyone in our </w:t>
-      </w:r>
-      <w:r>
-        <w:t>communist</w:t>
-      </w:r>
-      <w:r>
-        <w:t xml:space="preserve"> farming collective </w:t>
-      </w:r>
-      <w:r>
-        <w:t>has</w:t>
-      </w:r>
-      <w:r>
-        <w:t xml:space="preserve"> already made their crop plans. </w:t>
-      </w:r>
-      <w:proofErr w:type="gramStart"/>
-      <w:r>
-        <w:t>So</w:t>
-      </w:r>
-      <w:proofErr w:type="gramEnd"/>
-      <w:r>
-        <w:t xml:space="preserve"> I can’t </w:t>
-      </w:r>
-      <w:r>
-        <w:t xml:space="preserve">do </w:t>
-      </w:r>
-      <w:r>
-        <w:t xml:space="preserve">additional </w:t>
-      </w:r>
-      <w:r>
-        <w:t xml:space="preserve">this year. </w:t>
-      </w:r>
-      <w:r>
-        <w:t>This</w:t>
-      </w:r>
-      <w:r>
-        <w:t xml:space="preserve"> is a pilot program. Maybe we can bump that up. But for </w:t>
-      </w:r>
-      <w:proofErr w:type="gramStart"/>
-      <w:r>
-        <w:t>now</w:t>
-      </w:r>
-      <w:proofErr w:type="gramEnd"/>
-      <w:r>
-        <w:t xml:space="preserve"> the 13 k</w:t>
-      </w:r>
-    </w:p>
-    <w:p>
-      <w:pPr>
-        <w:pStyle w:val="ListParagraph"/>
-        <w:numPr>
-          <w:ilvl w:val="0"/>
-          <w:numId w:val="33"/>
-        </w:numPr>
-        <w:spacing w:before="240" w:line="276" w:lineRule="auto"/>
-      </w:pPr>
-      <w:r>
-        <w:t>AU3:</w:t>
-      </w:r>
-      <w:r>
-        <w:t xml:space="preserve"> If you were to commit to an additional 5 k for both this year and next year, I would be willing to pay </w:t>
-      </w:r>
-      <w:r>
-        <w:t>$</w:t>
-      </w:r>
-      <w:r>
-        <w:t xml:space="preserve">300 per </w:t>
-      </w:r>
-      <w:proofErr w:type="spellStart"/>
-      <w:r>
-        <w:t>acft</w:t>
-      </w:r>
-      <w:proofErr w:type="spellEnd"/>
-      <w:r>
-        <w:t>.</w:t>
-      </w:r>
-    </w:p>
-    <w:p>
-      <w:pPr>
-        <w:pStyle w:val="ListParagraph"/>
-        <w:numPr>
-          <w:ilvl w:val="0"/>
-          <w:numId w:val="33"/>
-        </w:numPr>
-        <w:spacing w:before="240" w:line="276" w:lineRule="auto"/>
-      </w:pPr>
-      <w:r>
-        <w:t>P13:</w:t>
-      </w:r>
-      <w:r>
-        <w:t xml:space="preserve"> Let’s do it.</w:t>
-      </w:r>
-    </w:p>
-    <w:p>
-      <w:pPr>
-        <w:pStyle w:val="ListParagraph"/>
-        <w:numPr>
-          <w:ilvl w:val="0"/>
-          <w:numId w:val="33"/>
-        </w:numPr>
-        <w:spacing w:before="240" w:line="276" w:lineRule="auto"/>
-      </w:pPr>
-      <w:r>
-        <w:t>AU3:</w:t>
-      </w:r>
-      <w:r>
-        <w:t xml:space="preserve"> It’s government money </w:t>
-      </w:r>
-      <w:r>
-        <w:t>anyway,</w:t>
-      </w:r>
-      <w:r>
-        <w:t xml:space="preserve"> I can do what I want. Even though it’s for a communist farming </w:t>
-      </w:r>
-      <w:r>
-        <w:t>group.</w:t>
-      </w:r>
-    </w:p>
-    <w:p>
-      <w:pPr>
-        <w:pStyle w:val="ListParagraph"/>
-        <w:numPr>
-          <w:ilvl w:val="0"/>
-          <w:numId w:val="33"/>
-        </w:numPr>
-        <w:spacing w:before="240" w:line="276" w:lineRule="auto"/>
-      </w:pPr>
-      <w:r>
-        <w:t>WA2:</w:t>
-      </w:r>
-      <w:r>
-        <w:t xml:space="preserve"> </w:t>
-      </w:r>
-      <w:proofErr w:type="gramStart"/>
-      <w:r>
-        <w:t>As long as</w:t>
-      </w:r>
-      <w:proofErr w:type="gramEnd"/>
-      <w:r>
-        <w:t xml:space="preserve"> you get your </w:t>
-      </w:r>
-      <w:r>
-        <w:t>Argentinian</w:t>
-      </w:r>
-      <w:r>
-        <w:t xml:space="preserve"> </w:t>
-      </w:r>
-      <w:proofErr w:type="gramStart"/>
-      <w:r>
-        <w:t>beef</w:t>
-      </w:r>
-      <w:proofErr w:type="gramEnd"/>
-      <w:r>
-        <w:t xml:space="preserve"> you’re fine.</w:t>
-      </w:r>
-    </w:p>
-    <w:p>
-      <w:pPr>
-        <w:spacing w:before="240" w:line="276" w:lineRule="auto"/>
-        <w:rPr>
-          <w:rFonts w:cstheme="minorHAnsi"/>
-          <w:b/>
-          <w:bCs/>
-        </w:rPr>
-      </w:pPr>
-      <w:r>
-        <w:rPr>
-          <w:rFonts w:cstheme="minorHAnsi"/>
-          <w:b/>
-          <w:bCs/>
-        </w:rPr>
-        <w:t>Lower UT Users</w:t>
-      </w:r>
-      <w:r>
-        <w:rPr>
-          <w:rFonts w:cstheme="minorHAnsi"/>
-          <w:b/>
-          <w:bCs/>
-        </w:rPr>
-        <w:t>:</w:t>
-      </w:r>
-    </w:p>
-    <w:p>
-      <w:pPr>
-        <w:pStyle w:val="ListParagraph"/>
-        <w:numPr>
-          <w:ilvl w:val="0"/>
-          <w:numId w:val="20"/>
-        </w:numPr>
-        <w:spacing w:before="240" w:line="276" w:lineRule="auto"/>
-      </w:pPr>
-      <w:r>
-        <w:t>P13</w:t>
-      </w:r>
-      <w:r>
-        <w:t>: We are not participating.</w:t>
-      </w:r>
-    </w:p>
-    <w:p>
-      <w:pPr>
-        <w:pStyle w:val="ListParagraph"/>
-        <w:numPr>
-          <w:ilvl w:val="0"/>
-          <w:numId w:val="20"/>
-        </w:numPr>
-        <w:spacing w:before="240" w:line="276" w:lineRule="auto"/>
-      </w:pPr>
-      <w:r>
-        <w:t xml:space="preserve">AU3: That’s an interesting approach for this </w:t>
-      </w:r>
-      <w:r>
-        <w:t>group.</w:t>
-      </w:r>
-    </w:p>
-    <w:p>
-      <w:pPr>
-        <w:pStyle w:val="ListParagraph"/>
-        <w:numPr>
-          <w:ilvl w:val="0"/>
-          <w:numId w:val="20"/>
-        </w:numPr>
-        <w:spacing w:before="240" w:line="276" w:lineRule="auto"/>
-      </w:pPr>
-      <w:r>
-        <w:t xml:space="preserve">T: In the real world it might be different. For the sake of the model we’re </w:t>
-      </w:r>
-      <w:proofErr w:type="spellStart"/>
-      <w:r>
-        <w:t>gonna</w:t>
-      </w:r>
-      <w:proofErr w:type="spellEnd"/>
-      <w:r>
-        <w:t xml:space="preserve"> say</w:t>
-      </w:r>
-      <w:r>
-        <w:t xml:space="preserve">, </w:t>
-      </w:r>
-      <w:r>
-        <w:t>‘this sounds crazy to me’</w:t>
-      </w:r>
-      <w:r>
-        <w:t xml:space="preserve"> We’ll see with future pricing</w:t>
-      </w:r>
-      <w:r>
-        <w:t>.</w:t>
-      </w:r>
-    </w:p>
-    <w:p>
-      <w:pPr>
-        <w:pStyle w:val="ListParagraph"/>
-        <w:numPr>
-          <w:ilvl w:val="0"/>
-          <w:numId w:val="20"/>
-        </w:numPr>
-        <w:spacing w:before="240" w:line="276" w:lineRule="auto"/>
-      </w:pPr>
-      <w:r>
-        <w:t>Bank/.</w:t>
-      </w:r>
-      <w:r>
-        <w:t>AU3:</w:t>
-      </w:r>
-      <w:r>
-        <w:t xml:space="preserve"> Would you reconsider? </w:t>
-      </w:r>
-      <w:r>
-        <w:t xml:space="preserve">I </w:t>
-      </w:r>
-      <w:r>
-        <w:t>know you have water you could give.</w:t>
-      </w:r>
-    </w:p>
-    <w:p>
-      <w:pPr>
-        <w:pStyle w:val="ListParagraph"/>
-        <w:numPr>
-          <w:ilvl w:val="0"/>
-          <w:numId w:val="20"/>
-        </w:numPr>
-        <w:spacing w:before="240" w:line="276" w:lineRule="auto"/>
-      </w:pPr>
-      <w:r>
-        <w:t>P13:</w:t>
-      </w:r>
-      <w:r>
-        <w:t xml:space="preserve"> We </w:t>
-      </w:r>
-      <w:proofErr w:type="gramStart"/>
-      <w:r>
-        <w:t>have to</w:t>
-      </w:r>
-      <w:proofErr w:type="gramEnd"/>
-      <w:r>
-        <w:t xml:space="preserve"> change. Maybe there are </w:t>
-      </w:r>
-      <w:r>
-        <w:t>corner</w:t>
-      </w:r>
-      <w:r>
-        <w:t xml:space="preserve"> fields to put in pivots. I do what I do.</w:t>
-      </w:r>
-    </w:p>
-    <w:p>
-      <w:pPr>
-        <w:pStyle w:val="ListParagraph"/>
-        <w:numPr>
-          <w:ilvl w:val="0"/>
-          <w:numId w:val="20"/>
-        </w:numPr>
-        <w:spacing w:before="240" w:line="276" w:lineRule="auto"/>
-      </w:pPr>
-      <w:r>
-        <w:t>AU3:</w:t>
-      </w:r>
-      <w:r>
-        <w:t xml:space="preserve"> I know you have </w:t>
-      </w:r>
-      <w:proofErr w:type="gramStart"/>
-      <w:r>
-        <w:t>done</w:t>
-      </w:r>
-      <w:proofErr w:type="gramEnd"/>
-      <w:r>
-        <w:t xml:space="preserve"> a lot of </w:t>
-      </w:r>
-      <w:r>
-        <w:t>improvements</w:t>
-      </w:r>
-      <w:r>
-        <w:t xml:space="preserve"> </w:t>
-      </w:r>
-      <w:proofErr w:type="gramStart"/>
-      <w:r>
-        <w:t>in</w:t>
-      </w:r>
-      <w:proofErr w:type="gramEnd"/>
-      <w:r>
-        <w:t xml:space="preserve"> the B</w:t>
-      </w:r>
-      <w:r>
-        <w:t>ear River Canal Company</w:t>
-      </w:r>
-      <w:r>
-        <w:t>.</w:t>
-      </w:r>
-    </w:p>
-    <w:p>
-      <w:pPr>
-        <w:pStyle w:val="ListParagraph"/>
-        <w:numPr>
-          <w:ilvl w:val="0"/>
-          <w:numId w:val="20"/>
-        </w:numPr>
-        <w:spacing w:before="240" w:line="276" w:lineRule="auto"/>
-      </w:pPr>
-      <w:r>
-        <w:t>WA2:</w:t>
-      </w:r>
-      <w:r>
-        <w:t xml:space="preserve"> </w:t>
-      </w:r>
-      <w:r>
         <w:t>The</w:t>
       </w:r>
       <w:r>
-        <w:t xml:space="preserve"> BRCC are all the water. They are </w:t>
-      </w:r>
-      <w:proofErr w:type="gramStart"/>
-      <w:r>
-        <w:t>bear</w:t>
-      </w:r>
-      <w:proofErr w:type="gramEnd"/>
-      <w:r>
-        <w:t xml:space="preserve"> lake storage 45</w:t>
-      </w:r>
-      <w:proofErr w:type="gramStart"/>
-      <w:r>
-        <w:t>%  of</w:t>
-      </w:r>
-      <w:proofErr w:type="gramEnd"/>
-      <w:r>
-        <w:t xml:space="preserve"> that</w:t>
+        <w:t xml:space="preserve"> BRCC are all the water. They are bear lake storage 45%  of that</w:t>
       </w:r>
       <w:r>
         <w:t>.</w:t>
@@ -4580,15 +4060,7 @@
         <w:t>WA2</w:t>
       </w:r>
       <w:r>
-        <w:t xml:space="preserve">: </w:t>
-      </w:r>
-      <w:proofErr w:type="gramStart"/>
-      <w:r>
-        <w:t>Its</w:t>
-      </w:r>
-      <w:proofErr w:type="gramEnd"/>
-      <w:r>
-        <w:t xml:space="preserve"> all the same water. There are a couple of people who pump out of the river but that's it. They are 45% of bear lake storage.</w:t>
+        <w:t>: Its all the same water. There are a couple of people who pump out of the river but that's it. They are 45% of bear lake storage.</w:t>
       </w:r>
     </w:p>
     <w:p>
@@ -4663,21 +4135,127 @@
         <w:t>AU3:</w:t>
       </w:r>
       <w:r>
+        <w:t xml:space="preserve"> So I want 20 k for the lower UT. What are you willing to sell</w:t>
+      </w:r>
+      <w:r>
+        <w:t xml:space="preserve"> it</w:t>
+      </w:r>
+      <w:r>
+        <w:t xml:space="preserve"> for?</w:t>
+      </w:r>
+    </w:p>
+    <w:p>
+      <w:pPr>
+        <w:pStyle w:val="ListParagraph"/>
+        <w:numPr>
+          <w:ilvl w:val="0"/>
+          <w:numId w:val="20"/>
+        </w:numPr>
+        <w:spacing w:before="240" w:line="276" w:lineRule="auto"/>
+      </w:pPr>
+      <w:r>
+        <w:t>P13:</w:t>
+      </w:r>
+      <w:r>
+        <w:t xml:space="preserve"> For 20 k I want those ID prices. We are right near the lake.</w:t>
+      </w:r>
+    </w:p>
+    <w:p>
+      <w:pPr>
+        <w:pStyle w:val="ListParagraph"/>
+        <w:numPr>
+          <w:ilvl w:val="0"/>
+          <w:numId w:val="20"/>
+        </w:numPr>
+        <w:spacing w:before="240" w:line="276" w:lineRule="auto"/>
+      </w:pPr>
+      <w:r>
+        <w:t>AU3:</w:t>
+      </w:r>
+      <w:r>
+        <w:t xml:space="preserve"> ok! </w:t>
+      </w:r>
+      <w:r>
+        <w:t>$</w:t>
+      </w:r>
+      <w:r>
+        <w:t>750</w:t>
+      </w:r>
+      <w:r>
+        <w:t xml:space="preserve"> for 20,000 </w:t>
+      </w:r>
+      <w:proofErr w:type="spellStart"/>
+      <w:r>
+        <w:t>acft</w:t>
+      </w:r>
+      <w:proofErr w:type="spellEnd"/>
+      <w:r>
+        <w:t>.</w:t>
+      </w:r>
+    </w:p>
+    <w:p>
+      <w:pPr>
+        <w:pStyle w:val="ListParagraph"/>
+        <w:numPr>
+          <w:ilvl w:val="0"/>
+          <w:numId w:val="20"/>
+        </w:numPr>
+        <w:spacing w:before="240" w:line="276" w:lineRule="auto"/>
+      </w:pPr>
+      <w:r>
+        <w:t>WA2: You still got tons of money to play with.</w:t>
+      </w:r>
+    </w:p>
+    <w:p>
+      <w:pPr>
+        <w:pStyle w:val="ListParagraph"/>
+        <w:numPr>
+          <w:ilvl w:val="0"/>
+          <w:numId w:val="20"/>
+        </w:numPr>
+        <w:spacing w:before="240" w:line="276" w:lineRule="auto"/>
+      </w:pPr>
+      <w:r>
+        <w:t xml:space="preserve">AU3: $300 mil is pretty </w:t>
+      </w:r>
+      <w:r>
+        <w:t>good.</w:t>
+      </w:r>
+    </w:p>
+    <w:p>
+      <w:pPr>
+        <w:pStyle w:val="ListParagraph"/>
+        <w:numPr>
+          <w:ilvl w:val="0"/>
+          <w:numId w:val="20"/>
+        </w:numPr>
+      </w:pPr>
+      <w:r>
+        <w:t>WA2:</w:t>
+      </w:r>
+      <w:r>
         <w:t xml:space="preserve"> </w:t>
       </w:r>
-      <w:proofErr w:type="gramStart"/>
-      <w:r>
-        <w:t>So</w:t>
-      </w:r>
-      <w:proofErr w:type="gramEnd"/>
-      <w:r>
-        <w:t xml:space="preserve"> I want 20 k for the lower UT. What are you willing to sell</w:t>
-      </w:r>
-      <w:r>
-        <w:t xml:space="preserve"> it</w:t>
-      </w:r>
-      <w:r>
-        <w:t xml:space="preserve"> for?</w:t>
+      <w:r>
+        <w:t>The</w:t>
+      </w:r>
+      <w:r>
+        <w:t xml:space="preserve"> federal money will go to programs. It will not go to leasing. I love in the </w:t>
+      </w:r>
+      <w:r>
+        <w:t>president's</w:t>
+      </w:r>
+      <w:r>
+        <w:t xml:space="preserve"> budget</w:t>
+      </w:r>
+      <w:r>
+        <w:t xml:space="preserve"> they put the money in and then the next paragraph is getting rid of woke things like solar over canals, </w:t>
+      </w:r>
+      <w:r>
+        <w:t>so this is never going to be helpful</w:t>
+      </w:r>
+      <w:r>
+        <w:t>.</w:t>
       </w:r>
     </w:p>
     <w:p>
@@ -4687,21 +4265,232 @@
           <w:ilvl w:val="0"/>
           <w:numId w:val="20"/>
         </w:numPr>
+      </w:pPr>
+      <w:r>
+        <w:t>AU3</w:t>
+      </w:r>
+      <w:r>
+        <w:t>/Bank</w:t>
+      </w:r>
+      <w:r>
+        <w:t xml:space="preserve">: I’m averaged at </w:t>
+      </w:r>
+      <w:r>
+        <w:t>$</w:t>
+      </w:r>
+      <w:r>
+        <w:t xml:space="preserve">423 per </w:t>
+      </w:r>
+      <w:proofErr w:type="spellStart"/>
+      <w:r>
+        <w:t>acft</w:t>
+      </w:r>
+      <w:proofErr w:type="spellEnd"/>
+      <w:r>
+        <w:t>. I know I’m not going to get all 150</w:t>
+      </w:r>
+      <w:r>
+        <w:t>,</w:t>
+      </w:r>
+      <w:r>
+        <w:t>000</w:t>
+      </w:r>
+      <w:r>
+        <w:t xml:space="preserve"> </w:t>
+      </w:r>
+      <w:proofErr w:type="spellStart"/>
+      <w:r>
+        <w:t>acft</w:t>
+      </w:r>
+      <w:proofErr w:type="spellEnd"/>
+      <w:r>
+        <w:t xml:space="preserve"> but if I get so much from lower </w:t>
+      </w:r>
+      <w:r>
+        <w:t>UT</w:t>
+      </w:r>
+      <w:r>
+        <w:t xml:space="preserve"> and lower ID, I think that’s actually quite </w:t>
+      </w:r>
+      <w:r>
+        <w:t>reasonable,</w:t>
+      </w:r>
+      <w:r>
+        <w:t xml:space="preserve"> </w:t>
+      </w:r>
+      <w:r>
+        <w:t>honestly,</w:t>
+      </w:r>
+      <w:r>
+        <w:t xml:space="preserve"> in my mind</w:t>
+      </w:r>
+      <w:r>
+        <w:t>.</w:t>
+      </w:r>
+    </w:p>
+    <w:p>
+      <w:pPr>
+        <w:spacing w:before="240" w:after="0" w:line="276" w:lineRule="auto"/>
+        <w:rPr>
+          <w:rFonts w:cstheme="minorHAnsi"/>
+          <w:b/>
+          <w:bCs/>
+        </w:rPr>
+      </w:pPr>
+      <w:r>
+        <w:rPr>
+          <w:rFonts w:cstheme="minorHAnsi"/>
+          <w:b/>
+          <w:bCs/>
+        </w:rPr>
+        <w:t xml:space="preserve">Objective to send water </w:t>
+      </w:r>
+      <w:r>
+        <w:rPr>
+          <w:rFonts w:cstheme="minorHAnsi"/>
+          <w:b/>
+          <w:bCs/>
+        </w:rPr>
+        <w:t xml:space="preserve">to </w:t>
+      </w:r>
+      <w:r>
+        <w:rPr>
+          <w:rFonts w:cstheme="minorHAnsi"/>
+          <w:b/>
+          <w:bCs/>
+        </w:rPr>
+        <w:t>GSL?</w:t>
+      </w:r>
+    </w:p>
+    <w:p>
+      <w:pPr>
+        <w:pStyle w:val="ListParagraph"/>
+        <w:numPr>
+          <w:ilvl w:val="0"/>
+          <w:numId w:val="23"/>
+        </w:numPr>
         <w:spacing w:before="240" w:line="276" w:lineRule="auto"/>
       </w:pPr>
       <w:r>
         <w:t>P13:</w:t>
       </w:r>
       <w:r>
-        <w:t xml:space="preserve"> For 20 k I want those ID prices. We are right near the lake.</w:t>
-      </w:r>
-    </w:p>
-    <w:p>
-      <w:pPr>
-        <w:pStyle w:val="ListParagraph"/>
-        <w:numPr>
-          <w:ilvl w:val="0"/>
-          <w:numId w:val="20"/>
+        <w:t xml:space="preserve"> So that end of summer GSL is before deliveries have been made?</w:t>
+      </w:r>
+    </w:p>
+    <w:p>
+      <w:pPr>
+        <w:pStyle w:val="ListParagraph"/>
+        <w:numPr>
+          <w:ilvl w:val="0"/>
+          <w:numId w:val="23"/>
+        </w:numPr>
+        <w:spacing w:before="240" w:line="276" w:lineRule="auto"/>
+      </w:pPr>
+      <w:r>
+        <w:t>AU3</w:t>
+      </w:r>
+      <w:r>
+        <w:t>/Bank</w:t>
+      </w:r>
+      <w:r>
+        <w:t>:</w:t>
+      </w:r>
+      <w:r>
+        <w:t xml:space="preserve"> Bear </w:t>
+      </w:r>
+      <w:r>
+        <w:t>Lake</w:t>
+      </w:r>
+      <w:r>
+        <w:t xml:space="preserve"> itself is at what </w:t>
+      </w:r>
+      <w:r>
+        <w:t>elevation</w:t>
+      </w:r>
+      <w:r>
+        <w:t>? Is that what I’ve stored impact bear lake? What is the natural flow? I’m trying not to hurt bear lake too much. What’s going to happen if I give it all to GSL? I get no credit for the 60 million dollars I spent?</w:t>
+      </w:r>
+    </w:p>
+    <w:p>
+      <w:pPr>
+        <w:pStyle w:val="ListParagraph"/>
+        <w:numPr>
+          <w:ilvl w:val="0"/>
+          <w:numId w:val="23"/>
+        </w:numPr>
+        <w:spacing w:before="240" w:line="276" w:lineRule="auto"/>
+      </w:pPr>
+      <w:r>
+        <w:t>AU3</w:t>
+      </w:r>
+      <w:r>
+        <w:t>/Bank</w:t>
+      </w:r>
+      <w:r>
+        <w:t>:</w:t>
+      </w:r>
+      <w:r>
+        <w:t xml:space="preserve"> That is my approach. I know I cannot </w:t>
+      </w:r>
+      <w:r>
+        <w:t>get</w:t>
+      </w:r>
+      <w:r>
+        <w:t xml:space="preserve"> it to a healthy </w:t>
+      </w:r>
+      <w:r>
+        <w:t>level,</w:t>
+      </w:r>
+      <w:r>
+        <w:t xml:space="preserve"> but I can keep it at the same level</w:t>
+      </w:r>
+      <w:r>
+        <w:t xml:space="preserve"> and keep it from declining</w:t>
+      </w:r>
+      <w:r>
+        <w:t>.</w:t>
+      </w:r>
+      <w:r>
+        <w:t xml:space="preserve"> 800 k </w:t>
+      </w:r>
+      <w:r>
+        <w:t>acre-feet</w:t>
+      </w:r>
+      <w:r>
+        <w:t xml:space="preserve"> is an insane </w:t>
+      </w:r>
+      <w:r>
+        <w:t>amount</w:t>
+      </w:r>
+      <w:r>
+        <w:t xml:space="preserve"> of water. I would release </w:t>
+      </w:r>
+      <w:r>
+        <w:t>everything</w:t>
+      </w:r>
+      <w:r>
+        <w:t xml:space="preserve"> that I </w:t>
+      </w:r>
+      <w:r>
+        <w:t>purchased</w:t>
+      </w:r>
+      <w:r>
+        <w:t>. Get that 0.25</w:t>
+      </w:r>
+      <w:r>
+        <w:t xml:space="preserve"> ft</w:t>
+      </w:r>
+      <w:r>
+        <w:t xml:space="preserve"> in there yeah!</w:t>
+      </w:r>
+    </w:p>
+    <w:p>
+      <w:pPr>
+        <w:pStyle w:val="ListParagraph"/>
+        <w:numPr>
+          <w:ilvl w:val="0"/>
+          <w:numId w:val="23"/>
         </w:numPr>
         <w:spacing w:before="240" w:line="276" w:lineRule="auto"/>
       </w:pPr>
@@ -4709,70 +4498,47 @@
         <w:t>AU3:</w:t>
       </w:r>
       <w:r>
-        <w:t xml:space="preserve"> ok! </w:t>
-      </w:r>
-      <w:r>
-        <w:t>$</w:t>
-      </w:r>
-      <w:r>
-        <w:t>750</w:t>
-      </w:r>
-      <w:r>
-        <w:t xml:space="preserve"> for 20,000 </w:t>
-      </w:r>
-      <w:proofErr w:type="spellStart"/>
-      <w:r>
-        <w:t>acft</w:t>
-      </w:r>
-      <w:proofErr w:type="spellEnd"/>
-      <w:r>
-        <w:t>.</w:t>
-      </w:r>
-    </w:p>
-    <w:p>
-      <w:pPr>
-        <w:pStyle w:val="ListParagraph"/>
-        <w:numPr>
-          <w:ilvl w:val="0"/>
-          <w:numId w:val="20"/>
-        </w:numPr>
-        <w:spacing w:before="240" w:line="276" w:lineRule="auto"/>
-      </w:pPr>
-      <w:r>
-        <w:t xml:space="preserve">WA2: You still </w:t>
-      </w:r>
-      <w:proofErr w:type="gramStart"/>
-      <w:r>
-        <w:t>got</w:t>
-      </w:r>
-      <w:proofErr w:type="gramEnd"/>
-      <w:r>
-        <w:t xml:space="preserve"> tons of money to play with.</w:t>
-      </w:r>
-    </w:p>
-    <w:p>
-      <w:pPr>
-        <w:pStyle w:val="ListParagraph"/>
-        <w:numPr>
-          <w:ilvl w:val="0"/>
-          <w:numId w:val="20"/>
-        </w:numPr>
-        <w:spacing w:before="240" w:line="276" w:lineRule="auto"/>
-      </w:pPr>
-      <w:r>
-        <w:t xml:space="preserve">AU3: $300 mil is pretty </w:t>
-      </w:r>
-      <w:r>
-        <w:t>good.</w:t>
-      </w:r>
-    </w:p>
-    <w:p>
-      <w:pPr>
-        <w:pStyle w:val="ListParagraph"/>
-        <w:numPr>
-          <w:ilvl w:val="0"/>
-          <w:numId w:val="20"/>
-        </w:numPr>
+        <w:t xml:space="preserve"> I </w:t>
+      </w:r>
+      <w:r>
+        <w:t>didn’t</w:t>
+      </w:r>
+      <w:r>
+        <w:t xml:space="preserve"> break the law </w:t>
+      </w:r>
+      <w:r>
+        <w:t>either,</w:t>
+      </w:r>
+      <w:r>
+        <w:t xml:space="preserve"> </w:t>
+      </w:r>
+      <w:r>
+        <w:t>be</w:t>
+      </w:r>
+      <w:r>
+        <w:t xml:space="preserve">cause I didn’t keep it in bear lake! </w:t>
+      </w:r>
+      <w:r>
+        <w:t>It’s</w:t>
+      </w:r>
+      <w:r>
+        <w:t xml:space="preserve"> a win</w:t>
+      </w:r>
+      <w:r>
+        <w:t>-</w:t>
+      </w:r>
+      <w:r>
+        <w:t>win.</w:t>
+      </w:r>
+    </w:p>
+    <w:p>
+      <w:pPr>
+        <w:pStyle w:val="ListParagraph"/>
+        <w:numPr>
+          <w:ilvl w:val="0"/>
+          <w:numId w:val="23"/>
+        </w:numPr>
+        <w:spacing w:before="240" w:line="276" w:lineRule="auto"/>
       </w:pPr>
       <w:r>
         <w:t>WA2:</w:t>
@@ -4781,377 +4547,617 @@
         <w:t xml:space="preserve"> </w:t>
       </w:r>
       <w:r>
-        <w:t>The</w:t>
-      </w:r>
-      <w:r>
-        <w:t xml:space="preserve"> federal money will go to programs. It will not go to leasing. I </w:t>
-      </w:r>
-      <w:proofErr w:type="gramStart"/>
-      <w:r>
-        <w:t>love in</w:t>
-      </w:r>
-      <w:proofErr w:type="gramEnd"/>
-      <w:r>
-        <w:t xml:space="preserve"> the </w:t>
-      </w:r>
-      <w:r>
-        <w:t>president's</w:t>
+        <w:t>Are these annual leases, i</w:t>
+      </w:r>
+      <w:r>
+        <w:t>s this an annual activity?</w:t>
+      </w:r>
+    </w:p>
+    <w:p>
+      <w:pPr>
+        <w:pStyle w:val="ListParagraph"/>
+        <w:numPr>
+          <w:ilvl w:val="0"/>
+          <w:numId w:val="23"/>
+        </w:numPr>
+        <w:spacing w:before="240" w:line="276" w:lineRule="auto"/>
+      </w:pPr>
+      <w:r>
+        <w:t>P13:</w:t>
       </w:r>
       <w:r>
         <w:t xml:space="preserve"> </w:t>
       </w:r>
-      <w:proofErr w:type="gramStart"/>
-      <w:r>
-        <w:t>budget</w:t>
-      </w:r>
-      <w:proofErr w:type="gramEnd"/>
-      <w:r>
-        <w:t xml:space="preserve"> they put the money in and then the next paragraph is getting rid of woke things like solar over canals, </w:t>
-      </w:r>
-      <w:r>
-        <w:t>so this is never going to be helpful</w:t>
-      </w:r>
-      <w:r>
-        <w:t>.</w:t>
-      </w:r>
-    </w:p>
-    <w:p>
-      <w:pPr>
-        <w:pStyle w:val="ListParagraph"/>
-        <w:numPr>
-          <w:ilvl w:val="0"/>
-          <w:numId w:val="20"/>
-        </w:numPr>
-      </w:pPr>
-      <w:r>
-        <w:t>AU3</w:t>
-      </w:r>
-      <w:r>
-        <w:t>/Bank</w:t>
-      </w:r>
-      <w:r>
-        <w:t xml:space="preserve">: I’m </w:t>
-      </w:r>
-      <w:proofErr w:type="gramStart"/>
-      <w:r>
-        <w:t>averaged at</w:t>
-      </w:r>
-      <w:proofErr w:type="gramEnd"/>
-      <w:r>
+      <w:r>
+        <w:t xml:space="preserve">Except </w:t>
+      </w:r>
+      <w:r>
+        <w:t xml:space="preserve">I am under </w:t>
+      </w:r>
+      <w:r>
+        <w:t>contract</w:t>
+      </w:r>
+      <w:r>
+        <w:t xml:space="preserve"> to sell the same amount of water for the same amount of money.</w:t>
+      </w:r>
+    </w:p>
+    <w:p>
+      <w:pPr>
+        <w:spacing w:before="240" w:line="276" w:lineRule="auto"/>
+        <w:rPr>
+          <w:rFonts w:cstheme="minorHAnsi"/>
+          <w:b/>
+          <w:bCs/>
+        </w:rPr>
+      </w:pPr>
+      <w:r>
+        <w:rPr>
+          <w:rFonts w:cstheme="minorHAnsi"/>
+          <w:b/>
+          <w:bCs/>
+          <w:color w:val="0000FF"/>
+        </w:rPr>
+        <w:t>YEAR</w:t>
+      </w:r>
+      <w:r>
+        <w:rPr>
+          <w:rFonts w:cstheme="minorHAnsi"/>
+          <w:b/>
+          <w:bCs/>
+          <w:color w:val="0000FF"/>
+        </w:rPr>
         <w:t xml:space="preserve"> </w:t>
       </w:r>
       <w:r>
-        <w:t>$</w:t>
-      </w:r>
-      <w:r>
-        <w:t xml:space="preserve">423 per </w:t>
-      </w:r>
-      <w:proofErr w:type="spellStart"/>
-      <w:r>
-        <w:t>acft</w:t>
-      </w:r>
-      <w:proofErr w:type="spellEnd"/>
-      <w:r>
-        <w:t>. I know I’m not going to get all 150</w:t>
+        <w:rPr>
+          <w:rFonts w:cstheme="minorHAnsi"/>
+          <w:b/>
+          <w:bCs/>
+          <w:color w:val="0000FF"/>
+        </w:rPr>
+        <w:t>2</w:t>
+      </w:r>
+      <w:r>
+        <w:rPr>
+          <w:rFonts w:cstheme="minorHAnsi"/>
+          <w:b/>
+          <w:bCs/>
+          <w:color w:val="0000FF"/>
+        </w:rPr>
+        <w:t>:</w:t>
+      </w:r>
+      <w:r>
+        <w:rPr>
+          <w:rFonts w:cstheme="minorHAnsi"/>
+          <w:b/>
+          <w:bCs/>
+        </w:rPr>
+        <w:tab/>
+      </w:r>
+    </w:p>
+    <w:p>
+      <w:pPr>
+        <w:spacing w:before="240" w:line="276" w:lineRule="auto"/>
+        <w:rPr>
+          <w:b/>
+          <w:bCs/>
+        </w:rPr>
+      </w:pPr>
+      <w:r>
+        <w:rPr>
+          <w:color w:val="0000FF"/>
+        </w:rPr>
+        <w:t>Tim</w:t>
+      </w:r>
+      <w:r>
+        <w:rPr>
+          <w:color w:val="0000FF"/>
+        </w:rPr>
+        <w:t>e</w:t>
+      </w:r>
+      <w:r>
+        <w:rPr>
+          <w:color w:val="0000FF"/>
+        </w:rPr>
+        <w:t>:</w:t>
+      </w:r>
+      <w:r>
+        <w:rPr>
+          <w:color w:val="0000FF"/>
+        </w:rPr>
+        <w:t>1:27</w:t>
+      </w:r>
+      <w:r>
+        <w:tab/>
+      </w:r>
+      <w:r>
+        <w:rPr>
+          <w:color w:val="0000FF"/>
+        </w:rPr>
+        <w:t xml:space="preserve">   </w:t>
+      </w:r>
+      <w:r>
+        <w:tab/>
+      </w:r>
+      <w:r>
+        <w:tab/>
+      </w:r>
+      <w:r>
+        <w:tab/>
+      </w:r>
+      <w:r>
+        <w:rPr>
+          <w:color w:val="0000FF"/>
+        </w:rPr>
+        <w:t>Natural Flow:</w:t>
+      </w:r>
+      <w:r>
+        <w:t xml:space="preserve"> </w:t>
+      </w:r>
+      <w:r>
+        <w:rPr>
+          <w:color w:val="0000FF"/>
+        </w:rPr>
+        <w:t>1.27</w:t>
+      </w:r>
+      <w:r>
+        <w:tab/>
+      </w:r>
+      <w:r>
+        <w:tab/>
+      </w:r>
+      <w:r>
+        <w:rPr>
+          <w:color w:val="0000FF"/>
+        </w:rPr>
+        <w:t>Corresponding Year: 2014</w:t>
+      </w:r>
+    </w:p>
+    <w:p>
+      <w:pPr>
+        <w:spacing w:before="240" w:line="276" w:lineRule="auto"/>
+        <w:rPr>
+          <w:rFonts w:cstheme="minorHAnsi"/>
+          <w:b/>
+          <w:bCs/>
+        </w:rPr>
+      </w:pPr>
+      <w:r>
+        <w:rPr>
+          <w:rFonts w:cstheme="minorHAnsi"/>
+          <w:b/>
+          <w:bCs/>
+        </w:rPr>
+        <w:t>Conversation:</w:t>
+      </w:r>
+    </w:p>
+    <w:p>
+      <w:pPr>
+        <w:pStyle w:val="ListParagraph"/>
+        <w:numPr>
+          <w:ilvl w:val="0"/>
+          <w:numId w:val="34"/>
+        </w:numPr>
+        <w:spacing w:before="240" w:line="276" w:lineRule="auto"/>
+      </w:pPr>
+      <w:r>
+        <w:t>AU3:</w:t>
+      </w:r>
+      <w:r>
+        <w:t xml:space="preserve"> What pressure do you want to put on the bank this year?</w:t>
+      </w:r>
+    </w:p>
+    <w:p>
+      <w:pPr>
+        <w:pStyle w:val="ListParagraph"/>
+        <w:numPr>
+          <w:ilvl w:val="0"/>
+          <w:numId w:val="34"/>
+        </w:numPr>
+        <w:spacing w:before="240" w:line="276" w:lineRule="auto"/>
+      </w:pPr>
+      <w:r>
+        <w:t>WA2:</w:t>
+      </w:r>
+      <w:r>
+        <w:t xml:space="preserve"> I think we should go dry.</w:t>
+      </w:r>
+    </w:p>
+    <w:p>
+      <w:pPr>
+        <w:pStyle w:val="ListParagraph"/>
+        <w:numPr>
+          <w:ilvl w:val="0"/>
+          <w:numId w:val="34"/>
+        </w:numPr>
+        <w:spacing w:before="240" w:line="276" w:lineRule="auto"/>
+      </w:pPr>
+      <w:r>
+        <w:t>WA2:</w:t>
+      </w:r>
+      <w:r>
+        <w:t xml:space="preserve"> With the bear lake </w:t>
+      </w:r>
+      <w:r>
+        <w:t>level,</w:t>
+      </w:r>
+      <w:r>
+        <w:t xml:space="preserve"> it doesn’t always come back </w:t>
+      </w:r>
+      <w:r>
+        <w:t>up,</w:t>
+      </w:r>
+      <w:r>
+        <w:t xml:space="preserve"> so are you resetting it over winter and </w:t>
+      </w:r>
+      <w:r>
+        <w:t>assuming</w:t>
+      </w:r>
+      <w:r>
+        <w:t xml:space="preserve"> it gets back up to level? You are saying </w:t>
+      </w:r>
+      <w:r>
+        <w:t>that even</w:t>
+      </w:r>
+      <w:r>
+        <w:t xml:space="preserve"> in a dry year, levels will get </w:t>
+      </w:r>
+      <w:r>
+        <w:t>back</w:t>
+      </w:r>
+      <w:r>
+        <w:t xml:space="preserve"> to what they need to.</w:t>
+      </w:r>
+    </w:p>
+    <w:p>
+      <w:pPr>
+        <w:pStyle w:val="ListParagraph"/>
+        <w:spacing w:before="240" w:line="276" w:lineRule="auto"/>
+      </w:pPr>
+      <w:r>
+        <w:t>[</w:t>
+      </w:r>
+      <w:r>
+        <w:t>R explains how winter flows are accounted for in Bear Lake storage.</w:t>
+      </w:r>
+      <w:r>
+        <w:t>]</w:t>
+      </w:r>
+    </w:p>
+    <w:p>
+      <w:pPr>
+        <w:spacing w:before="240" w:line="276" w:lineRule="auto"/>
+        <w:rPr>
+          <w:rFonts w:cstheme="minorHAnsi"/>
+          <w:b/>
+          <w:bCs/>
+        </w:rPr>
+      </w:pPr>
+      <w:r>
+        <w:rPr>
+          <w:b/>
+          <w:bCs/>
+        </w:rPr>
+        <w:lastRenderedPageBreak/>
+        <w:t>Rationales for Choices</w:t>
+      </w:r>
+    </w:p>
+    <w:p>
+      <w:pPr>
+        <w:spacing w:before="240" w:line="276" w:lineRule="auto"/>
+        <w:rPr>
+          <w:b/>
+          <w:bCs/>
+        </w:rPr>
+      </w:pPr>
+      <w:r>
+        <w:rPr>
+          <w:b/>
+          <w:bCs/>
+        </w:rPr>
+        <w:t>UT, WY Upstream of Bear Lak</w:t>
+      </w:r>
+      <w:r>
+        <w:rPr>
+          <w:b/>
+          <w:bCs/>
+        </w:rPr>
+        <w:t>e</w:t>
+      </w:r>
+      <w:r>
+        <w:rPr>
+          <w:b/>
+          <w:bCs/>
+        </w:rPr>
+        <w:t>:</w:t>
+      </w:r>
+    </w:p>
+    <w:p>
+      <w:pPr>
+        <w:pStyle w:val="ListParagraph"/>
+        <w:numPr>
+          <w:ilvl w:val="0"/>
+          <w:numId w:val="24"/>
+        </w:numPr>
+        <w:spacing w:before="240" w:line="276" w:lineRule="auto"/>
+      </w:pPr>
+      <w:r>
+        <w:t>WA2:</w:t>
+      </w:r>
+      <w:r>
+        <w:t xml:space="preserve"> I would do the same. If it’s a crappy </w:t>
+      </w:r>
+      <w:r>
+        <w:t>year,</w:t>
+      </w:r>
+      <w:r>
+        <w:t xml:space="preserve"> these guys </w:t>
+      </w:r>
+      <w:r>
+        <w:t>aren’t</w:t>
+      </w:r>
+      <w:r>
+        <w:t xml:space="preserve"> on storage a lot</w:t>
+      </w:r>
+      <w:r>
+        <w:t>, some are and some aren’t.</w:t>
+      </w:r>
+      <w:r>
+        <w:t xml:space="preserve"> </w:t>
+      </w:r>
+      <w:r>
+        <w:t>Some</w:t>
+      </w:r>
+      <w:r>
+        <w:t xml:space="preserve"> of them might be worried about getting a full crop.</w:t>
+      </w:r>
+      <w:r>
+        <w:t xml:space="preserve"> </w:t>
+      </w:r>
+      <w:r>
+        <w:t>It’s different than lower ID folks. They might be more incentivized to lease in a year like this. I would lease again and get all the</w:t>
+      </w:r>
+      <w:r>
+        <w:t xml:space="preserve"> free</w:t>
+      </w:r>
+      <w:r>
+        <w:t xml:space="preserve"> money I can for the additional depletion ---- talking about water in rich county----</w:t>
+      </w:r>
+    </w:p>
+    <w:p>
+      <w:pPr>
+        <w:pStyle w:val="ListParagraph"/>
+        <w:numPr>
+          <w:ilvl w:val="0"/>
+          <w:numId w:val="24"/>
+        </w:numPr>
+        <w:spacing w:before="240" w:line="276" w:lineRule="auto"/>
+      </w:pPr>
+      <w:r>
+        <w:t>What’s the duty in Rich county?</w:t>
+      </w:r>
+    </w:p>
+    <w:p>
+      <w:pPr>
+        <w:pStyle w:val="ListParagraph"/>
+        <w:numPr>
+          <w:ilvl w:val="0"/>
+          <w:numId w:val="24"/>
+        </w:numPr>
+        <w:spacing w:before="240" w:line="276" w:lineRule="auto"/>
+      </w:pPr>
+      <w:r>
+        <w:t xml:space="preserve">P13: </w:t>
+      </w:r>
+      <w:r>
+        <w:t>It’s 3</w:t>
+      </w:r>
+      <w:r>
+        <w:t>ft</w:t>
+      </w:r>
+      <w:r>
+        <w:t xml:space="preserve"> in </w:t>
+      </w:r>
+      <w:r>
+        <w:t>R</w:t>
+      </w:r>
+      <w:r>
+        <w:t xml:space="preserve">ich. </w:t>
+      </w:r>
+    </w:p>
+    <w:p>
+      <w:pPr>
+        <w:pStyle w:val="ListParagraph"/>
+        <w:numPr>
+          <w:ilvl w:val="0"/>
+          <w:numId w:val="24"/>
+        </w:numPr>
+        <w:spacing w:before="240" w:line="276" w:lineRule="auto"/>
+      </w:pPr>
+      <w:r>
+        <w:t>WA</w:t>
+      </w:r>
+      <w:r>
+        <w:t>2</w:t>
+      </w:r>
+      <w:r>
+        <w:t>: There is about</w:t>
+      </w:r>
+      <w:r>
+        <w:t xml:space="preserve"> 60 k acres</w:t>
+      </w:r>
+      <w:r>
+        <w:t xml:space="preserve"> of land</w:t>
+      </w:r>
+      <w:r>
+        <w:t>. Are there even that much irrigated fields up there?</w:t>
+      </w:r>
+    </w:p>
+    <w:p>
+      <w:pPr>
+        <w:pStyle w:val="ListParagraph"/>
+        <w:numPr>
+          <w:ilvl w:val="0"/>
+          <w:numId w:val="24"/>
+        </w:numPr>
+        <w:spacing w:before="240" w:line="276" w:lineRule="auto"/>
+      </w:pPr>
+      <w:r>
+        <w:t>AU3:</w:t>
+      </w:r>
+      <w:r>
+        <w:t xml:space="preserve"> Probably including sub irrigations. Wet meadow.</w:t>
+      </w:r>
+    </w:p>
+    <w:p>
+      <w:pPr>
+        <w:pStyle w:val="ListParagraph"/>
+        <w:numPr>
+          <w:ilvl w:val="0"/>
+          <w:numId w:val="24"/>
+        </w:numPr>
+        <w:spacing w:before="240" w:line="276" w:lineRule="auto"/>
+      </w:pPr>
+      <w:r>
+        <w:t>WA2:</w:t>
+      </w:r>
+      <w:r>
+        <w:t xml:space="preserve"> It’s that little strip from </w:t>
+      </w:r>
+      <w:r>
+        <w:t>Randolph</w:t>
+      </w:r>
+      <w:r>
+        <w:t xml:space="preserve"> to </w:t>
+      </w:r>
+      <w:r>
+        <w:t>Cokeville.</w:t>
+      </w:r>
+    </w:p>
+    <w:p>
+      <w:pPr>
+        <w:pStyle w:val="ListParagraph"/>
+        <w:numPr>
+          <w:ilvl w:val="0"/>
+          <w:numId w:val="24"/>
+        </w:numPr>
+      </w:pPr>
+      <w:r>
+        <w:t>WA2</w:t>
+      </w:r>
+      <w:r>
+        <w:t xml:space="preserve">: Let’s go big, we’ll say 25% of my folks want to lease. Whatever that is. </w:t>
+      </w:r>
+    </w:p>
+    <w:p>
+      <w:pPr>
+        <w:pStyle w:val="ListParagraph"/>
+        <w:numPr>
+          <w:ilvl w:val="0"/>
+          <w:numId w:val="24"/>
+        </w:numPr>
+        <w:spacing w:before="240" w:line="276" w:lineRule="auto"/>
+      </w:pPr>
+      <w:r>
+        <w:t>R</w:t>
+      </w:r>
+      <w:r>
+        <w:t>: On top of your surplus water?</w:t>
+      </w:r>
+    </w:p>
+    <w:p>
+      <w:pPr>
+        <w:pStyle w:val="ListParagraph"/>
+        <w:numPr>
+          <w:ilvl w:val="0"/>
+          <w:numId w:val="24"/>
+        </w:numPr>
+      </w:pPr>
+      <w:r>
+        <w:t xml:space="preserve">WA2: </w:t>
+      </w:r>
+      <w:r>
+        <w:t xml:space="preserve">Yes, on top of the free water. </w:t>
+      </w:r>
+      <w:r>
+        <w:t>R</w:t>
+      </w:r>
+      <w:r>
+        <w:t xml:space="preserve">ight now, I am mapping it on the state engineer’s mapping website on how many acres that would be cause I don’t think </w:t>
+      </w:r>
+      <w:r>
+        <w:t>it's 60,000</w:t>
+      </w:r>
+      <w:r>
+        <w:t xml:space="preserve"> acres. </w:t>
+      </w:r>
+    </w:p>
+    <w:p>
+      <w:pPr>
+        <w:pStyle w:val="ListParagraph"/>
+        <w:numPr>
+          <w:ilvl w:val="0"/>
+          <w:numId w:val="24"/>
+        </w:numPr>
+        <w:spacing w:before="240" w:line="276" w:lineRule="auto"/>
+      </w:pPr>
+      <w:r>
+        <w:t>Bank/AU3: So, you are offering me an additional 45,000 of water?</w:t>
+      </w:r>
+    </w:p>
+    <w:p>
+      <w:pPr>
+        <w:pStyle w:val="ListParagraph"/>
+        <w:numPr>
+          <w:ilvl w:val="0"/>
+          <w:numId w:val="24"/>
+        </w:numPr>
+        <w:spacing w:before="240" w:line="276" w:lineRule="auto"/>
+      </w:pPr>
+      <w:r>
+        <w:t>WA2</w:t>
+      </w:r>
+      <w:r>
+        <w:t>: I’m looking at the map</w:t>
+      </w:r>
+      <w:r>
+        <w:t xml:space="preserve"> [at UT state engineer’s website]</w:t>
+      </w:r>
+      <w:r>
+        <w:t xml:space="preserve">, </w:t>
+      </w:r>
+      <w:r>
+        <w:t xml:space="preserve">Maybe 25% is too much </w:t>
+      </w:r>
+      <w:r>
+        <w:t>but there is also a lot of this is ground water like big ground water pivots.</w:t>
+      </w:r>
+      <w:r>
+        <w:t xml:space="preserve"> </w:t>
+      </w:r>
+      <w:r>
+        <w:t>Since w</w:t>
+      </w:r>
+      <w:r>
+        <w:t>e</w:t>
+      </w:r>
+      <w:r>
+        <w:t>’</w:t>
+      </w:r>
+      <w:r>
+        <w:t>re just talking B</w:t>
+      </w:r>
+      <w:r>
+        <w:t xml:space="preserve">ear River </w:t>
+      </w:r>
+      <w:r>
+        <w:t>flows</w:t>
       </w:r>
       <w:r>
         <w:t>,</w:t>
       </w:r>
       <w:r>
-        <w:t>000</w:t>
-      </w:r>
-      <w:r>
-        <w:t xml:space="preserve"> </w:t>
-      </w:r>
-      <w:proofErr w:type="spellStart"/>
-      <w:r>
-        <w:t>acft</w:t>
-      </w:r>
-      <w:proofErr w:type="spellEnd"/>
-      <w:r>
-        <w:t xml:space="preserve"> but if I get so much from lower </w:t>
-      </w:r>
-      <w:r>
-        <w:t>UT</w:t>
-      </w:r>
-      <w:r>
-        <w:t xml:space="preserve"> and lower ID, I think that’s </w:t>
-      </w:r>
-      <w:proofErr w:type="gramStart"/>
-      <w:r>
-        <w:t>actually quite</w:t>
-      </w:r>
-      <w:proofErr w:type="gramEnd"/>
-      <w:r>
-        <w:t xml:space="preserve"> </w:t>
-      </w:r>
-      <w:r>
-        <w:t>reasonable,</w:t>
-      </w:r>
-      <w:r>
-        <w:t xml:space="preserve"> </w:t>
-      </w:r>
-      <w:r>
-        <w:t>honestly,</w:t>
-      </w:r>
-      <w:r>
-        <w:t xml:space="preserve"> in my mind</w:t>
-      </w:r>
-      <w:r>
-        <w:t>.</w:t>
-      </w:r>
-    </w:p>
-    <w:p>
-      <w:pPr>
-        <w:spacing w:before="240" w:after="0" w:line="276" w:lineRule="auto"/>
-        <w:rPr>
-          <w:rFonts w:cstheme="minorHAnsi"/>
-          <w:b/>
-          <w:bCs/>
-        </w:rPr>
-      </w:pPr>
-      <w:r>
-        <w:rPr>
-          <w:rFonts w:cstheme="minorHAnsi"/>
-          <w:b/>
-          <w:bCs/>
-        </w:rPr>
-        <w:t xml:space="preserve">Objective to send water </w:t>
-      </w:r>
-      <w:r>
-        <w:rPr>
-          <w:rFonts w:cstheme="minorHAnsi"/>
-          <w:b/>
-          <w:bCs/>
-        </w:rPr>
-        <w:t xml:space="preserve">to </w:t>
-      </w:r>
-      <w:r>
-        <w:rPr>
-          <w:rFonts w:cstheme="minorHAnsi"/>
-          <w:b/>
-          <w:bCs/>
-        </w:rPr>
-        <w:t>GSL?</w:t>
-      </w:r>
-    </w:p>
-    <w:p>
-      <w:pPr>
-        <w:pStyle w:val="ListParagraph"/>
-        <w:numPr>
-          <w:ilvl w:val="0"/>
-          <w:numId w:val="23"/>
-        </w:numPr>
-        <w:spacing w:before="240" w:line="276" w:lineRule="auto"/>
-      </w:pPr>
-      <w:r>
-        <w:t>P13:</w:t>
-      </w:r>
-      <w:r>
-        <w:t xml:space="preserve"> So that end of summer GSL is before deliveries have been made?</w:t>
-      </w:r>
-    </w:p>
-    <w:p>
-      <w:pPr>
-        <w:pStyle w:val="ListParagraph"/>
-        <w:numPr>
-          <w:ilvl w:val="0"/>
-          <w:numId w:val="23"/>
-        </w:numPr>
-        <w:spacing w:before="240" w:line="276" w:lineRule="auto"/>
-      </w:pPr>
-      <w:r>
-        <w:t>AU3</w:t>
-      </w:r>
-      <w:r>
-        <w:t>/Bank</w:t>
-      </w:r>
-      <w:r>
-        <w:t>:</w:t>
-      </w:r>
-      <w:r>
-        <w:t xml:space="preserve"> Bear </w:t>
-      </w:r>
-      <w:r>
-        <w:t>Lake</w:t>
-      </w:r>
-      <w:r>
-        <w:t xml:space="preserve"> itself is at what </w:t>
-      </w:r>
-      <w:r>
-        <w:t>elevation</w:t>
-      </w:r>
-      <w:r>
-        <w:t>? Is that what I’ve stored impact bear lake? What is the natural flow? I’m trying not to hurt bear lake too much. What’s going to happen if I give it all to GSL? I get no credit for the 60 million dollars I spent?</w:t>
-      </w:r>
-    </w:p>
-    <w:p>
-      <w:pPr>
-        <w:pStyle w:val="ListParagraph"/>
-        <w:numPr>
-          <w:ilvl w:val="0"/>
-          <w:numId w:val="23"/>
-        </w:numPr>
-        <w:spacing w:before="240" w:line="276" w:lineRule="auto"/>
-      </w:pPr>
-      <w:r>
-        <w:t>AU3</w:t>
-      </w:r>
-      <w:r>
-        <w:t>/Bank</w:t>
-      </w:r>
-      <w:r>
-        <w:t>:</w:t>
-      </w:r>
-      <w:r>
-        <w:t xml:space="preserve"> That is my approach. I know I cannot </w:t>
-      </w:r>
-      <w:r>
-        <w:t>get</w:t>
-      </w:r>
-      <w:r>
-        <w:t xml:space="preserve"> it to a healthy </w:t>
-      </w:r>
-      <w:r>
-        <w:t>level,</w:t>
-      </w:r>
-      <w:r>
-        <w:t xml:space="preserve"> but I can keep it at the same level</w:t>
-      </w:r>
-      <w:r>
-        <w:t xml:space="preserve"> and keep it from declining</w:t>
-      </w:r>
-      <w:r>
-        <w:t>.</w:t>
-      </w:r>
-      <w:r>
-        <w:t xml:space="preserve"> 800 k </w:t>
-      </w:r>
-      <w:r>
-        <w:t>acre-feet</w:t>
-      </w:r>
-      <w:r>
-        <w:t xml:space="preserve"> is an insane </w:t>
-      </w:r>
-      <w:r>
-        <w:t>amount</w:t>
-      </w:r>
-      <w:r>
-        <w:t xml:space="preserve"> of water. I would release </w:t>
-      </w:r>
-      <w:r>
-        <w:t>everything</w:t>
-      </w:r>
-      <w:r>
-        <w:t xml:space="preserve"> that I </w:t>
-      </w:r>
-      <w:r>
-        <w:t>purchased</w:t>
-      </w:r>
-      <w:r>
-        <w:t>. Get that 0.25</w:t>
-      </w:r>
-      <w:r>
-        <w:t xml:space="preserve"> ft</w:t>
-      </w:r>
-      <w:r>
-        <w:t xml:space="preserve"> in there yeah!</w:t>
-      </w:r>
-    </w:p>
-    <w:p>
-      <w:pPr>
-        <w:pStyle w:val="ListParagraph"/>
-        <w:numPr>
-          <w:ilvl w:val="0"/>
-          <w:numId w:val="23"/>
-        </w:numPr>
-        <w:spacing w:before="240" w:line="276" w:lineRule="auto"/>
-      </w:pPr>
-      <w:r>
-        <w:t>AU3:</w:t>
-      </w:r>
-      <w:r>
-        <w:t xml:space="preserve"> I </w:t>
-      </w:r>
-      <w:r>
-        <w:t>didn’t</w:t>
-      </w:r>
-      <w:r>
-        <w:t xml:space="preserve"> break the law </w:t>
-      </w:r>
-      <w:r>
-        <w:t>either,</w:t>
-      </w:r>
-      <w:r>
-        <w:t xml:space="preserve"> </w:t>
-      </w:r>
-      <w:r>
-        <w:t>be</w:t>
-      </w:r>
-      <w:r>
-        <w:t xml:space="preserve">cause I didn’t keep it in bear lake! </w:t>
-      </w:r>
-      <w:r>
-        <w:t>It’s</w:t>
-      </w:r>
-      <w:r>
-        <w:t xml:space="preserve"> a win</w:t>
-      </w:r>
-      <w:r>
-        <w:t>-</w:t>
-      </w:r>
-      <w:r>
-        <w:t>win.</w:t>
-      </w:r>
-    </w:p>
-    <w:p>
-      <w:pPr>
-        <w:pStyle w:val="ListParagraph"/>
-        <w:numPr>
-          <w:ilvl w:val="0"/>
-          <w:numId w:val="23"/>
-        </w:numPr>
-        <w:spacing w:before="240" w:line="276" w:lineRule="auto"/>
-      </w:pPr>
-      <w:r>
-        <w:t>WA2:</w:t>
-      </w:r>
-      <w:r>
-        <w:t xml:space="preserve"> </w:t>
-      </w:r>
-      <w:r>
-        <w:t>Are these annual leases, i</w:t>
-      </w:r>
-      <w:r>
-        <w:t>s this an annual activity?</w:t>
-      </w:r>
-    </w:p>
-    <w:p>
-      <w:pPr>
-        <w:pStyle w:val="ListParagraph"/>
-        <w:numPr>
-          <w:ilvl w:val="0"/>
-          <w:numId w:val="23"/>
-        </w:numPr>
-        <w:spacing w:before="240" w:line="276" w:lineRule="auto"/>
-      </w:pPr>
-      <w:r>
-        <w:t>P13:</w:t>
-      </w:r>
-      <w:r>
-        <w:t xml:space="preserve"> </w:t>
-      </w:r>
-      <w:r>
-        <w:t xml:space="preserve">Except </w:t>
-      </w:r>
-      <w:r>
-        <w:t xml:space="preserve">I am under </w:t>
-      </w:r>
-      <w:r>
-        <w:t>contract</w:t>
-      </w:r>
-      <w:r>
-        <w:t xml:space="preserve"> to sell the same amount of water for the same amount of money.</w:t>
+        <w:t xml:space="preserve"> so we’ll just stick with 25%. There is not a lot of storage.</w:t>
       </w:r>
     </w:p>
     <w:p>
@@ -5164,180 +5170,265 @@
         <w:spacing w:before="240" w:line="276" w:lineRule="auto"/>
       </w:pPr>
       <w:r>
-        <w:t>D</w:t>
-      </w:r>
-    </w:p>
-    <w:p>
-      <w:pPr>
-        <w:pStyle w:val="ListParagraph"/>
-        <w:numPr>
-          <w:ilvl w:val="1"/>
+        <w:t xml:space="preserve">Price - </w:t>
+      </w:r>
+      <w:r>
+        <w:t>$450-500?</w:t>
+      </w:r>
+      <w:r>
+        <w:t xml:space="preserve"> I’m fallowing,</w:t>
+      </w:r>
+      <w:r>
+        <w:t xml:space="preserve"> I am going to want the most. My mapping says there is about 100 k acres based on really crappy mapping. These guys just want to cover their costs because they </w:t>
+      </w:r>
+      <w:r>
+        <w:t>won’t</w:t>
+      </w:r>
+      <w:r>
+        <w:t xml:space="preserve"> get a crop</w:t>
+      </w:r>
+    </w:p>
+    <w:p>
+      <w:pPr>
+        <w:pStyle w:val="ListParagraph"/>
+        <w:numPr>
+          <w:ilvl w:val="0"/>
           <w:numId w:val="23"/>
         </w:numPr>
         <w:spacing w:before="240" w:line="276" w:lineRule="auto"/>
       </w:pPr>
       <w:r>
-        <w:t>s</w:t>
-      </w:r>
-    </w:p>
-    <w:p>
-      <w:pPr>
-        <w:spacing w:before="240" w:line="276" w:lineRule="auto"/>
-        <w:rPr>
-          <w:rFonts w:cstheme="minorHAnsi"/>
-          <w:b/>
-          <w:bCs/>
-        </w:rPr>
-      </w:pPr>
-      <w:r>
-        <w:rPr>
-          <w:rFonts w:cstheme="minorHAnsi"/>
-          <w:b/>
-          <w:bCs/>
-          <w:color w:val="0000FF"/>
-        </w:rPr>
-        <w:t>YEAR</w:t>
-      </w:r>
-      <w:r>
-        <w:rPr>
-          <w:rFonts w:cstheme="minorHAnsi"/>
-          <w:b/>
-          <w:bCs/>
-          <w:color w:val="0000FF"/>
-        </w:rPr>
+        <w:t xml:space="preserve">P13: </w:t>
+      </w:r>
+      <w:r>
+        <w:t>So 2/3 of that</w:t>
+      </w:r>
+      <w:r>
+        <w:t>?</w:t>
+      </w:r>
+    </w:p>
+    <w:p>
+      <w:pPr>
+        <w:pStyle w:val="ListParagraph"/>
+        <w:numPr>
+          <w:ilvl w:val="0"/>
+          <w:numId w:val="23"/>
+        </w:numPr>
+        <w:spacing w:before="240" w:line="276" w:lineRule="auto"/>
+      </w:pPr>
+      <w:r>
+        <w:t>WA2</w:t>
+      </w:r>
+      <w:r>
+        <w:t xml:space="preserve">: </w:t>
+      </w:r>
+      <w:r>
         <w:t xml:space="preserve"> </w:t>
       </w:r>
       <w:r>
-        <w:rPr>
-          <w:rFonts w:cstheme="minorHAnsi"/>
-          <w:b/>
-          <w:bCs/>
-          <w:color w:val="0000FF"/>
-        </w:rPr>
-        <w:t>2</w:t>
-      </w:r>
-      <w:r>
-        <w:rPr>
-          <w:rFonts w:cstheme="minorHAnsi"/>
-          <w:b/>
-          <w:bCs/>
-          <w:color w:val="0000FF"/>
-        </w:rPr>
-        <w:t>:</w:t>
-      </w:r>
-      <w:r>
-        <w:rPr>
-          <w:rFonts w:cstheme="minorHAnsi"/>
-          <w:b/>
-          <w:bCs/>
-        </w:rPr>
-        <w:tab/>
-      </w:r>
-    </w:p>
-    <w:p>
-      <w:pPr>
-        <w:spacing w:before="240" w:line="276" w:lineRule="auto"/>
-        <w:rPr>
-          <w:b/>
-          <w:bCs/>
-        </w:rPr>
-      </w:pPr>
-      <w:proofErr w:type="gramStart"/>
-      <w:r>
-        <w:rPr>
-          <w:color w:val="0000FF"/>
-        </w:rPr>
-        <w:t>Tim</w:t>
-      </w:r>
-      <w:r>
-        <w:rPr>
-          <w:color w:val="0000FF"/>
-        </w:rPr>
-        <w:t>e</w:t>
-      </w:r>
-      <w:r>
-        <w:rPr>
-          <w:color w:val="0000FF"/>
-        </w:rPr>
-        <w:t>:</w:t>
-      </w:r>
-      <w:r>
-        <w:rPr>
-          <w:color w:val="0000FF"/>
-        </w:rPr>
-        <w:t>1:27</w:t>
-      </w:r>
-      <w:proofErr w:type="gramEnd"/>
-      <w:r>
-        <w:tab/>
-      </w:r>
-      <w:r>
-        <w:rPr>
-          <w:color w:val="0000FF"/>
-        </w:rPr>
-        <w:t xml:space="preserve">   </w:t>
-      </w:r>
-      <w:r>
-        <w:tab/>
-      </w:r>
-      <w:r>
-        <w:tab/>
-      </w:r>
-      <w:r>
-        <w:tab/>
-      </w:r>
-      <w:r>
-        <w:rPr>
-          <w:color w:val="0000FF"/>
-        </w:rPr>
-        <w:t>Natural Flow:</w:t>
+        <w:t xml:space="preserve">So let’s take 25% of </w:t>
+      </w:r>
+      <w:r>
+        <w:t>60k</w:t>
+      </w:r>
+      <w:r>
+        <w:t xml:space="preserve"> which would be 15,000 acres. I don’t know if there is that much irrigable acreage. These guys want as much as they can cause they won't get a crop</w:t>
+      </w:r>
+      <w:r>
+        <w:t xml:space="preserve">. </w:t>
+      </w:r>
+      <w:r>
+        <w:t xml:space="preserve">They'll still get some crop with grass or hay. I would be inclined to do </w:t>
+      </w:r>
+      <w:r>
+        <w:t>$</w:t>
+      </w:r>
+      <w:r>
+        <w:t xml:space="preserve">250 per </w:t>
+      </w:r>
+      <w:proofErr w:type="spellStart"/>
+      <w:r>
+        <w:t>acft</w:t>
+      </w:r>
+      <w:proofErr w:type="spellEnd"/>
+      <w:r>
+        <w:t xml:space="preserve"> knowing that some of that is paper water at </w:t>
+      </w:r>
+      <w:r>
+        <w:t>$</w:t>
+      </w:r>
+      <w:r>
+        <w:t xml:space="preserve">100 and the remainder would be </w:t>
+      </w:r>
+      <w:r>
+        <w:t>$</w:t>
+      </w:r>
+      <w:r>
+        <w:t xml:space="preserve">400 per </w:t>
+      </w:r>
+      <w:proofErr w:type="spellStart"/>
+      <w:r>
+        <w:t>acft</w:t>
+      </w:r>
+      <w:proofErr w:type="spellEnd"/>
+      <w:r>
+        <w:t>.</w:t>
+      </w:r>
+    </w:p>
+    <w:p>
+      <w:pPr>
+        <w:pStyle w:val="ListParagraph"/>
+        <w:numPr>
+          <w:ilvl w:val="0"/>
+          <w:numId w:val="24"/>
+        </w:numPr>
+        <w:spacing w:before="240" w:line="276" w:lineRule="auto"/>
+        <w:rPr>
+          <w:b/>
+          <w:bCs/>
+        </w:rPr>
+      </w:pPr>
+      <w:r>
+        <w:t>AU3:</w:t>
       </w:r>
       <w:r>
         <w:t xml:space="preserve"> </w:t>
       </w:r>
       <w:r>
-        <w:rPr>
-          <w:color w:val="0000FF"/>
-        </w:rPr>
-        <w:t>1.27</w:t>
-      </w:r>
-      <w:r>
-        <w:tab/>
-      </w:r>
-      <w:r>
-        <w:tab/>
-      </w:r>
-      <w:r>
-        <w:rPr>
-          <w:color w:val="0000FF"/>
-        </w:rPr>
-        <w:t>Corresponding Year: 2014</w:t>
-      </w:r>
-    </w:p>
-    <w:p>
-      <w:pPr>
-        <w:spacing w:before="240" w:line="276" w:lineRule="auto"/>
-        <w:rPr>
-          <w:rFonts w:cstheme="minorHAnsi"/>
-          <w:b/>
-          <w:bCs/>
-        </w:rPr>
-      </w:pPr>
-      <w:r>
-        <w:rPr>
-          <w:rFonts w:cstheme="minorHAnsi"/>
-          <w:b/>
-          <w:bCs/>
-        </w:rPr>
-        <w:t>Conversation:</w:t>
-      </w:r>
-    </w:p>
-    <w:p>
-      <w:pPr>
-        <w:pStyle w:val="ListParagraph"/>
-        <w:numPr>
-          <w:ilvl w:val="0"/>
-          <w:numId w:val="34"/>
+        <w:t>They</w:t>
+      </w:r>
+      <w:r>
+        <w:t xml:space="preserve"> have hay but yeah they </w:t>
+      </w:r>
+      <w:r>
+        <w:t>won't</w:t>
+      </w:r>
+      <w:r>
+        <w:t xml:space="preserve"> get what they </w:t>
+      </w:r>
+      <w:r>
+        <w:t>should</w:t>
+      </w:r>
+      <w:r>
+        <w:t>. I would offer you</w:t>
+      </w:r>
+      <w:r>
+        <w:t xml:space="preserve"> $</w:t>
+      </w:r>
+      <w:r>
+        <w:t xml:space="preserve">250 </w:t>
+      </w:r>
+      <w:r>
+        <w:t xml:space="preserve">per </w:t>
+      </w:r>
+      <w:r>
+        <w:t>acre-foot</w:t>
+      </w:r>
+      <w:r>
+        <w:t xml:space="preserve">. So </w:t>
+      </w:r>
+      <w:proofErr w:type="spellStart"/>
+      <w:r>
+        <w:t>i</w:t>
+      </w:r>
+      <w:proofErr w:type="spellEnd"/>
+      <w:r>
+        <w:t xml:space="preserve"> know that </w:t>
+      </w:r>
+      <w:r>
+        <w:t>$</w:t>
+      </w:r>
+      <w:r>
+        <w:t xml:space="preserve">250 per paper water. </w:t>
+      </w:r>
+    </w:p>
+    <w:p>
+      <w:pPr>
+        <w:spacing w:before="240" w:line="276" w:lineRule="auto"/>
+        <w:ind w:left="360"/>
+        <w:rPr>
+          <w:b/>
+          <w:bCs/>
+        </w:rPr>
+      </w:pPr>
+      <w:r>
+        <w:rPr>
+          <w:b/>
+          <w:bCs/>
+        </w:rPr>
+        <w:t>Lower ID</w:t>
+      </w:r>
+      <w:r>
+        <w:rPr>
+          <w:b/>
+          <w:bCs/>
+        </w:rPr>
+        <w:t xml:space="preserve"> (WA2)</w:t>
+      </w:r>
+    </w:p>
+    <w:p>
+      <w:pPr>
+        <w:pStyle w:val="ListParagraph"/>
+        <w:numPr>
+          <w:ilvl w:val="0"/>
+          <w:numId w:val="20"/>
+        </w:numPr>
+      </w:pPr>
+      <w:r>
+        <w:t>WA2:</w:t>
+      </w:r>
+      <w:r>
+        <w:t xml:space="preserve"> </w:t>
+      </w:r>
+      <w:r>
+        <w:t>I’</w:t>
+      </w:r>
+      <w:r>
+        <w:t>ll sell you the 50 k additional any day of the week. I think these guys because they are on storage and it’s a bad year so they are going to pull on that storage</w:t>
+      </w:r>
+      <w:r>
+        <w:t>, p</w:t>
+      </w:r>
+      <w:r>
+        <w:t xml:space="preserve">ull on their full </w:t>
+      </w:r>
+      <w:r>
+        <w:t>allocation</w:t>
+      </w:r>
+      <w:r>
+        <w:t xml:space="preserve"> and they </w:t>
+      </w:r>
+      <w:r>
+        <w:t>don’t</w:t>
+      </w:r>
+      <w:r>
+        <w:t xml:space="preserve"> have the storage </w:t>
+      </w:r>
+      <w:r>
+        <w:t>capabilities</w:t>
+      </w:r>
+      <w:r>
+        <w:t>.</w:t>
+      </w:r>
+      <w:r>
+        <w:t xml:space="preserve"> They can still get a full crop if they pull on all that storage. Since they can’t store over years, they have to pull it each year. It's a burn it down</w:t>
+      </w:r>
+      <w:r>
+        <w:t xml:space="preserve"> </w:t>
+      </w:r>
+      <w:r>
+        <w:t xml:space="preserve">model. I think you should offer me a higher price. </w:t>
+      </w:r>
+      <w:r>
+        <w:t>You need it more than I do!</w:t>
+      </w:r>
+    </w:p>
+    <w:p>
+      <w:pPr>
+        <w:pStyle w:val="ListParagraph"/>
+        <w:numPr>
+          <w:ilvl w:val="0"/>
+          <w:numId w:val="20"/>
         </w:numPr>
         <w:spacing w:before="240" w:line="276" w:lineRule="auto"/>
       </w:pPr>
@@ -5345,745 +5436,10 @@
         <w:t>AU3:</w:t>
       </w:r>
       <w:r>
-        <w:t xml:space="preserve"> What pressure do you want to put on the bank this year?</w:t>
-      </w:r>
-    </w:p>
-    <w:p>
-      <w:pPr>
-        <w:pStyle w:val="ListParagraph"/>
-        <w:numPr>
-          <w:ilvl w:val="0"/>
-          <w:numId w:val="34"/>
-        </w:numPr>
-        <w:spacing w:before="240" w:line="276" w:lineRule="auto"/>
-      </w:pPr>
-      <w:r>
-        <w:t>WA2:</w:t>
-      </w:r>
-      <w:r>
-        <w:t xml:space="preserve"> I think we should go dry.</w:t>
-      </w:r>
-    </w:p>
-    <w:p>
-      <w:pPr>
-        <w:pStyle w:val="ListParagraph"/>
-        <w:numPr>
-          <w:ilvl w:val="0"/>
-          <w:numId w:val="34"/>
-        </w:numPr>
-        <w:spacing w:before="240" w:line="276" w:lineRule="auto"/>
-      </w:pPr>
-      <w:r>
-        <w:t>WA2:</w:t>
-      </w:r>
-      <w:r>
-        <w:t xml:space="preserve"> With the bear lake </w:t>
-      </w:r>
-      <w:r>
-        <w:t>level,</w:t>
-      </w:r>
-      <w:r>
-        <w:t xml:space="preserve"> it doesn’t always come back </w:t>
-      </w:r>
-      <w:r>
-        <w:t>up,</w:t>
-      </w:r>
-      <w:r>
-        <w:t xml:space="preserve"> so are you resetting it over winter and </w:t>
-      </w:r>
-      <w:r>
-        <w:t>assuming</w:t>
-      </w:r>
-      <w:r>
-        <w:t xml:space="preserve"> it gets back up to level? You are saying </w:t>
-      </w:r>
-      <w:r>
-        <w:t>that even</w:t>
-      </w:r>
-      <w:r>
-        <w:t xml:space="preserve"> in a dry year, levels will get </w:t>
-      </w:r>
-      <w:r>
-        <w:t>back</w:t>
-      </w:r>
-      <w:r>
-        <w:t xml:space="preserve"> to what they need to.</w:t>
-      </w:r>
-    </w:p>
-    <w:p>
-      <w:pPr>
-        <w:pStyle w:val="ListParagraph"/>
-        <w:spacing w:before="240" w:line="276" w:lineRule="auto"/>
-      </w:pPr>
-      <w:r>
-        <w:lastRenderedPageBreak/>
-        <w:t>[</w:t>
-      </w:r>
-      <w:r>
-        <w:t>R explains how winter flows are accounted for in Bear Lake storage.</w:t>
-      </w:r>
-      <w:r>
-        <w:t>]</w:t>
-      </w:r>
-    </w:p>
-    <w:p>
-      <w:pPr>
-        <w:spacing w:before="240" w:line="276" w:lineRule="auto"/>
-        <w:rPr>
-          <w:rFonts w:cstheme="minorHAnsi"/>
-          <w:b/>
-          <w:bCs/>
-        </w:rPr>
-      </w:pPr>
-      <w:r>
-        <w:rPr>
-          <w:b/>
-          <w:bCs/>
-        </w:rPr>
-        <w:t>Rationales for Choices</w:t>
-      </w:r>
-    </w:p>
-    <w:p>
-      <w:pPr>
-        <w:spacing w:before="240" w:line="276" w:lineRule="auto"/>
-        <w:rPr>
-          <w:b/>
-          <w:bCs/>
-        </w:rPr>
-      </w:pPr>
-      <w:r>
-        <w:rPr>
-          <w:b/>
-          <w:bCs/>
-        </w:rPr>
-        <w:t>UT, WY Upstream of Bear Lak</w:t>
-      </w:r>
-      <w:r>
-        <w:rPr>
-          <w:b/>
-          <w:bCs/>
-        </w:rPr>
-        <w:t>e</w:t>
-      </w:r>
-      <w:r>
-        <w:rPr>
-          <w:b/>
-          <w:bCs/>
-        </w:rPr>
-        <w:t>:</w:t>
-      </w:r>
-    </w:p>
-    <w:p>
-      <w:pPr>
-        <w:pStyle w:val="ListParagraph"/>
-        <w:numPr>
-          <w:ilvl w:val="0"/>
-          <w:numId w:val="24"/>
-        </w:numPr>
-        <w:spacing w:before="240" w:line="276" w:lineRule="auto"/>
-      </w:pPr>
-      <w:r>
-        <w:t>WA2:</w:t>
-      </w:r>
-      <w:r>
-        <w:t xml:space="preserve"> I would do the same. If it’s a crappy </w:t>
-      </w:r>
-      <w:r>
-        <w:t>year,</w:t>
-      </w:r>
-      <w:r>
-        <w:t xml:space="preserve"> these guys </w:t>
-      </w:r>
-      <w:r>
-        <w:t>aren’t</w:t>
-      </w:r>
-      <w:r>
-        <w:t xml:space="preserve"> </w:t>
-      </w:r>
-      <w:proofErr w:type="gramStart"/>
-      <w:r>
-        <w:t>on</w:t>
-      </w:r>
-      <w:proofErr w:type="gramEnd"/>
-      <w:r>
-        <w:t xml:space="preserve"> storage a lot</w:t>
-      </w:r>
-      <w:r>
-        <w:t>, some are and some aren’t.</w:t>
-      </w:r>
-      <w:r>
-        <w:t xml:space="preserve"> </w:t>
-      </w:r>
-      <w:r>
-        <w:t>Some</w:t>
-      </w:r>
-      <w:r>
-        <w:t xml:space="preserve"> of them might be worried about getting a full crop.</w:t>
-      </w:r>
-      <w:r>
-        <w:t xml:space="preserve"> </w:t>
-      </w:r>
-      <w:r>
-        <w:t xml:space="preserve">It’s different than lower ID </w:t>
-      </w:r>
-      <w:proofErr w:type="gramStart"/>
-      <w:r>
-        <w:t>folks</w:t>
-      </w:r>
-      <w:proofErr w:type="gramEnd"/>
-      <w:r>
-        <w:t>. They might be more incentivized to lease in a year like this. I would lease again and get all the</w:t>
-      </w:r>
-      <w:r>
-        <w:t xml:space="preserve"> free</w:t>
-      </w:r>
-      <w:r>
-        <w:t xml:space="preserve"> money I can for the additional depletion ---- talking about water in rich county----</w:t>
-      </w:r>
-    </w:p>
-    <w:p>
-      <w:pPr>
-        <w:pStyle w:val="ListParagraph"/>
-        <w:numPr>
-          <w:ilvl w:val="0"/>
-          <w:numId w:val="24"/>
-        </w:numPr>
-        <w:spacing w:before="240" w:line="276" w:lineRule="auto"/>
-      </w:pPr>
-      <w:r>
-        <w:t xml:space="preserve">What’s the duty in </w:t>
-      </w:r>
-      <w:proofErr w:type="gramStart"/>
-      <w:r>
-        <w:t>Rich county</w:t>
-      </w:r>
-      <w:proofErr w:type="gramEnd"/>
-      <w:r>
-        <w:t>?</w:t>
-      </w:r>
-    </w:p>
-    <w:p>
-      <w:pPr>
-        <w:pStyle w:val="ListParagraph"/>
-        <w:numPr>
-          <w:ilvl w:val="0"/>
-          <w:numId w:val="24"/>
-        </w:numPr>
-        <w:spacing w:before="240" w:line="276" w:lineRule="auto"/>
-      </w:pPr>
-      <w:r>
-        <w:t xml:space="preserve">P13: </w:t>
-      </w:r>
-      <w:r>
-        <w:t>It’s 3</w:t>
-      </w:r>
-      <w:r>
-        <w:t>ft</w:t>
-      </w:r>
-      <w:r>
-        <w:t xml:space="preserve"> in </w:t>
-      </w:r>
-      <w:r>
-        <w:t>R</w:t>
-      </w:r>
-      <w:r>
-        <w:t xml:space="preserve">ich. </w:t>
-      </w:r>
-    </w:p>
-    <w:p>
-      <w:pPr>
-        <w:pStyle w:val="ListParagraph"/>
-        <w:numPr>
-          <w:ilvl w:val="0"/>
-          <w:numId w:val="24"/>
-        </w:numPr>
-        <w:spacing w:before="240" w:line="276" w:lineRule="auto"/>
-      </w:pPr>
-      <w:r>
-        <w:t>WA</w:t>
-      </w:r>
-      <w:r>
-        <w:t>2</w:t>
-      </w:r>
-      <w:r>
-        <w:t>: There is about</w:t>
-      </w:r>
-      <w:r>
-        <w:t xml:space="preserve"> 60 k acres</w:t>
-      </w:r>
-      <w:r>
-        <w:t xml:space="preserve"> of land</w:t>
-      </w:r>
-      <w:r>
-        <w:t xml:space="preserve">. Are there even that </w:t>
-      </w:r>
-      <w:proofErr w:type="gramStart"/>
-      <w:r>
-        <w:t>much</w:t>
-      </w:r>
-      <w:proofErr w:type="gramEnd"/>
-      <w:r>
-        <w:t xml:space="preserve"> irrigated fields up there?</w:t>
-      </w:r>
-    </w:p>
-    <w:p>
-      <w:pPr>
-        <w:pStyle w:val="ListParagraph"/>
-        <w:numPr>
-          <w:ilvl w:val="0"/>
-          <w:numId w:val="24"/>
-        </w:numPr>
-        <w:spacing w:before="240" w:line="276" w:lineRule="auto"/>
-      </w:pPr>
-      <w:r>
-        <w:t>AU3:</w:t>
-      </w:r>
-      <w:r>
-        <w:t xml:space="preserve"> Probably including sub </w:t>
-      </w:r>
-      <w:proofErr w:type="gramStart"/>
-      <w:r>
-        <w:t>irrigations</w:t>
-      </w:r>
-      <w:proofErr w:type="gramEnd"/>
-      <w:r>
-        <w:t>. Wet meadow.</w:t>
-      </w:r>
-    </w:p>
-    <w:p>
-      <w:pPr>
-        <w:pStyle w:val="ListParagraph"/>
-        <w:numPr>
-          <w:ilvl w:val="0"/>
-          <w:numId w:val="24"/>
-        </w:numPr>
-        <w:spacing w:before="240" w:line="276" w:lineRule="auto"/>
-      </w:pPr>
-      <w:r>
-        <w:t>WA2:</w:t>
-      </w:r>
-      <w:r>
-        <w:t xml:space="preserve"> It’s that little strip from </w:t>
-      </w:r>
-      <w:r>
-        <w:t>Randolph</w:t>
-      </w:r>
-      <w:r>
-        <w:t xml:space="preserve"> to </w:t>
-      </w:r>
-      <w:r>
-        <w:t>Cokeville.</w:t>
-      </w:r>
-    </w:p>
-    <w:p>
-      <w:pPr>
-        <w:pStyle w:val="ListParagraph"/>
-        <w:numPr>
-          <w:ilvl w:val="0"/>
-          <w:numId w:val="24"/>
-        </w:numPr>
-      </w:pPr>
-      <w:r>
-        <w:t>WA2</w:t>
-      </w:r>
-      <w:r>
-        <w:t xml:space="preserve">: Let’s go big, we’ll say 25% of my folks want to lease. Whatever that is. </w:t>
-      </w:r>
-    </w:p>
-    <w:p>
-      <w:pPr>
-        <w:pStyle w:val="ListParagraph"/>
-        <w:numPr>
-          <w:ilvl w:val="0"/>
-          <w:numId w:val="24"/>
-        </w:numPr>
-        <w:spacing w:before="240" w:line="276" w:lineRule="auto"/>
-      </w:pPr>
-      <w:r>
-        <w:t>R</w:t>
-      </w:r>
-      <w:r>
-        <w:t>: On top of your surplus water?</w:t>
-      </w:r>
-    </w:p>
-    <w:p>
-      <w:pPr>
-        <w:pStyle w:val="ListParagraph"/>
-        <w:numPr>
-          <w:ilvl w:val="0"/>
-          <w:numId w:val="24"/>
-        </w:numPr>
-      </w:pPr>
-      <w:r>
-        <w:t xml:space="preserve">WA2: </w:t>
-      </w:r>
-      <w:r>
-        <w:t xml:space="preserve">Yes, on top of the free water. </w:t>
-      </w:r>
-      <w:r>
-        <w:t>R</w:t>
-      </w:r>
-      <w:r>
-        <w:t xml:space="preserve">ight now, I am mapping it on the state engineer’s mapping website on how many acres that would be </w:t>
-      </w:r>
-      <w:proofErr w:type="gramStart"/>
-      <w:r>
-        <w:t>cause</w:t>
-      </w:r>
-      <w:proofErr w:type="gramEnd"/>
-      <w:r>
-        <w:t xml:space="preserve"> I don’t think </w:t>
-      </w:r>
-      <w:r>
-        <w:t>it's 60,000</w:t>
-      </w:r>
-      <w:r>
-        <w:t xml:space="preserve"> acres. </w:t>
-      </w:r>
-    </w:p>
-    <w:p>
-      <w:pPr>
-        <w:pStyle w:val="ListParagraph"/>
-        <w:numPr>
-          <w:ilvl w:val="0"/>
-          <w:numId w:val="24"/>
-        </w:numPr>
-        <w:spacing w:before="240" w:line="276" w:lineRule="auto"/>
-      </w:pPr>
-      <w:r>
-        <w:t xml:space="preserve">Bank/AU3: So, you are offering me an additional </w:t>
-      </w:r>
-      <w:proofErr w:type="gramStart"/>
-      <w:r>
-        <w:t>45,000 of</w:t>
-      </w:r>
-      <w:proofErr w:type="gramEnd"/>
-      <w:r>
-        <w:t xml:space="preserve"> water?</w:t>
-      </w:r>
-    </w:p>
-    <w:p>
-      <w:pPr>
-        <w:pStyle w:val="ListParagraph"/>
-        <w:numPr>
-          <w:ilvl w:val="0"/>
-          <w:numId w:val="24"/>
-        </w:numPr>
-        <w:spacing w:before="240" w:line="276" w:lineRule="auto"/>
-      </w:pPr>
-      <w:r>
-        <w:t>WA2</w:t>
-      </w:r>
-      <w:r>
-        <w:t>: I’m looking at the map</w:t>
-      </w:r>
-      <w:r>
-        <w:t xml:space="preserve"> [at UT state engineer’s website]</w:t>
-      </w:r>
-      <w:r>
-        <w:t xml:space="preserve">, </w:t>
-      </w:r>
-      <w:r>
-        <w:t xml:space="preserve">Maybe 25% is too much </w:t>
-      </w:r>
-      <w:r>
-        <w:t>but there is also a lot of this is ground water like big ground water pivots.</w:t>
-      </w:r>
-      <w:r>
-        <w:t xml:space="preserve"> </w:t>
-      </w:r>
-      <w:r>
-        <w:t>Since w</w:t>
-      </w:r>
-      <w:r>
-        <w:t>e</w:t>
-      </w:r>
-      <w:r>
-        <w:t>’</w:t>
-      </w:r>
-      <w:r>
-        <w:t>re just talking B</w:t>
-      </w:r>
-      <w:r>
-        <w:t xml:space="preserve">ear River </w:t>
-      </w:r>
-      <w:proofErr w:type="gramStart"/>
-      <w:r>
-        <w:t>flows</w:t>
-      </w:r>
-      <w:r>
-        <w:t>,</w:t>
-      </w:r>
-      <w:r>
-        <w:t xml:space="preserve"> so</w:t>
-      </w:r>
-      <w:proofErr w:type="gramEnd"/>
-      <w:r>
-        <w:t xml:space="preserve"> we’ll just stick with 25%. There is not a lot of storage.</w:t>
-      </w:r>
-    </w:p>
-    <w:p>
-      <w:pPr>
-        <w:pStyle w:val="ListParagraph"/>
-        <w:numPr>
-          <w:ilvl w:val="1"/>
-          <w:numId w:val="23"/>
-        </w:numPr>
-        <w:spacing w:before="240" w:line="276" w:lineRule="auto"/>
-      </w:pPr>
-      <w:r>
-        <w:t xml:space="preserve">Price - </w:t>
-      </w:r>
-      <w:r>
-        <w:t>$450-500?</w:t>
-      </w:r>
-      <w:r>
-        <w:t xml:space="preserve"> I’m </w:t>
-      </w:r>
-      <w:proofErr w:type="gramStart"/>
-      <w:r>
-        <w:t>fallowing</w:t>
-      </w:r>
-      <w:proofErr w:type="gramEnd"/>
-      <w:r>
-        <w:t>,</w:t>
-      </w:r>
-      <w:r>
-        <w:t xml:space="preserve"> I am going to want the most. My mapping says there </w:t>
-      </w:r>
-      <w:proofErr w:type="gramStart"/>
-      <w:r>
-        <w:t>is</w:t>
-      </w:r>
-      <w:proofErr w:type="gramEnd"/>
-      <w:r>
-        <w:t xml:space="preserve"> about 100 k acres based on </w:t>
-      </w:r>
-      <w:proofErr w:type="gramStart"/>
-      <w:r>
-        <w:t>really crappy</w:t>
-      </w:r>
-      <w:proofErr w:type="gramEnd"/>
-      <w:r>
-        <w:t xml:space="preserve"> mapping. These guys just want to cover their costs because they </w:t>
-      </w:r>
-      <w:r>
-        <w:t>won’t</w:t>
-      </w:r>
-      <w:r>
-        <w:t xml:space="preserve"> get a crop</w:t>
-      </w:r>
-    </w:p>
-    <w:p>
-      <w:pPr>
-        <w:pStyle w:val="ListParagraph"/>
-        <w:numPr>
-          <w:ilvl w:val="0"/>
-          <w:numId w:val="23"/>
-        </w:numPr>
-        <w:spacing w:before="240" w:line="276" w:lineRule="auto"/>
-      </w:pPr>
-      <w:r>
-        <w:t xml:space="preserve">P13: </w:t>
-      </w:r>
-      <w:proofErr w:type="gramStart"/>
-      <w:r>
-        <w:t>So</w:t>
-      </w:r>
-      <w:proofErr w:type="gramEnd"/>
-      <w:r>
-        <w:t xml:space="preserve"> 2/3 of that</w:t>
-      </w:r>
-      <w:r>
-        <w:t>?</w:t>
-      </w:r>
-    </w:p>
-    <w:p>
-      <w:pPr>
-        <w:pStyle w:val="ListParagraph"/>
-        <w:numPr>
-          <w:ilvl w:val="0"/>
-          <w:numId w:val="23"/>
-        </w:numPr>
-        <w:spacing w:before="240" w:line="276" w:lineRule="auto"/>
-      </w:pPr>
-      <w:r>
-        <w:t>WA2</w:t>
-      </w:r>
-      <w:r>
-        <w:t xml:space="preserve">: </w:t>
-      </w:r>
-      <w:r>
-        <w:t xml:space="preserve"> </w:t>
-      </w:r>
-      <w:proofErr w:type="gramStart"/>
-      <w:r>
-        <w:t>So</w:t>
-      </w:r>
-      <w:proofErr w:type="gramEnd"/>
-      <w:r>
-        <w:t xml:space="preserve"> let’s take 25% of </w:t>
-      </w:r>
-      <w:r>
-        <w:t>60k</w:t>
-      </w:r>
-      <w:r>
-        <w:t xml:space="preserve"> which would be 15,000 acres. I don’t know if there is that much irrigable acreage. These guys want as much as they can cause they won't get a crop</w:t>
-      </w:r>
-      <w:r>
-        <w:t xml:space="preserve">. </w:t>
-      </w:r>
-      <w:r>
-        <w:t xml:space="preserve">They'll still get some </w:t>
-      </w:r>
-      <w:proofErr w:type="gramStart"/>
-      <w:r>
-        <w:t>crop</w:t>
-      </w:r>
-      <w:proofErr w:type="gramEnd"/>
-      <w:r>
-        <w:t xml:space="preserve"> with grass or hay. I would be inclined to do </w:t>
-      </w:r>
-      <w:r>
-        <w:t>$</w:t>
-      </w:r>
-      <w:r>
-        <w:t xml:space="preserve">250 per </w:t>
-      </w:r>
-      <w:proofErr w:type="spellStart"/>
-      <w:r>
-        <w:t>acft</w:t>
-      </w:r>
-      <w:proofErr w:type="spellEnd"/>
-      <w:r>
-        <w:t xml:space="preserve"> knowing that some of that is paper water at </w:t>
-      </w:r>
-      <w:r>
-        <w:t>$</w:t>
-      </w:r>
-      <w:r>
-        <w:t xml:space="preserve">100 and the remainder would be </w:t>
-      </w:r>
-      <w:r>
-        <w:t>$</w:t>
-      </w:r>
-      <w:r>
-        <w:t xml:space="preserve">400 per </w:t>
-      </w:r>
-      <w:proofErr w:type="spellStart"/>
-      <w:r>
-        <w:t>acft</w:t>
-      </w:r>
-      <w:proofErr w:type="spellEnd"/>
-      <w:r>
-        <w:t>.</w:t>
-      </w:r>
-    </w:p>
-    <w:p>
-      <w:pPr>
-        <w:pStyle w:val="ListParagraph"/>
-        <w:numPr>
-          <w:ilvl w:val="0"/>
-          <w:numId w:val="24"/>
-        </w:numPr>
-        <w:spacing w:before="240" w:line="276" w:lineRule="auto"/>
-        <w:rPr>
-          <w:b/>
-          <w:bCs/>
-        </w:rPr>
-      </w:pPr>
-      <w:r>
-        <w:t>AU3:</w:t>
-      </w:r>
-      <w:r>
-        <w:t xml:space="preserve"> </w:t>
-      </w:r>
-      <w:r>
-        <w:t>They</w:t>
-      </w:r>
-      <w:r>
-        <w:t xml:space="preserve"> have hay but </w:t>
-      </w:r>
-      <w:proofErr w:type="gramStart"/>
-      <w:r>
-        <w:t>yeah</w:t>
-      </w:r>
-      <w:proofErr w:type="gramEnd"/>
-      <w:r>
-        <w:t xml:space="preserve"> they </w:t>
-      </w:r>
-      <w:r>
-        <w:t>won't</w:t>
-      </w:r>
-      <w:r>
-        <w:t xml:space="preserve"> get what they </w:t>
-      </w:r>
-      <w:r>
-        <w:t>should</w:t>
-      </w:r>
-      <w:r>
-        <w:t>. I would offer you</w:t>
-      </w:r>
-      <w:r>
-        <w:t xml:space="preserve"> $</w:t>
-      </w:r>
-      <w:r>
-        <w:t xml:space="preserve">250 </w:t>
-      </w:r>
-      <w:r>
-        <w:t xml:space="preserve">per </w:t>
-      </w:r>
-      <w:r>
-        <w:t>acre-foot</w:t>
-      </w:r>
-      <w:r>
-        <w:t xml:space="preserve">. </w:t>
-      </w:r>
-      <w:proofErr w:type="gramStart"/>
-      <w:r>
-        <w:t>So</w:t>
-      </w:r>
-      <w:proofErr w:type="gramEnd"/>
-      <w:r>
-        <w:t xml:space="preserve"> </w:t>
-      </w:r>
-      <w:proofErr w:type="spellStart"/>
-      <w:r>
-        <w:t>i</w:t>
-      </w:r>
-      <w:proofErr w:type="spellEnd"/>
-      <w:r>
-        <w:t xml:space="preserve"> know that </w:t>
-      </w:r>
-      <w:r>
-        <w:t>$</w:t>
-      </w:r>
-      <w:r>
-        <w:t xml:space="preserve">250 per paper water. </w:t>
-      </w:r>
-    </w:p>
-    <w:p>
-      <w:pPr>
-        <w:spacing w:before="240" w:line="276" w:lineRule="auto"/>
-        <w:ind w:left="360"/>
-        <w:rPr>
-          <w:b/>
-          <w:bCs/>
-        </w:rPr>
-      </w:pPr>
-      <w:r>
-        <w:rPr>
-          <w:b/>
-          <w:bCs/>
-        </w:rPr>
-        <w:t>Lower ID</w:t>
-      </w:r>
-      <w:r>
-        <w:rPr>
-          <w:b/>
-          <w:bCs/>
-        </w:rPr>
-        <w:t xml:space="preserve"> (WA2)</w:t>
+        <w:t xml:space="preserve"> Look at capitalism! I want to deal with those communist farmers</w:t>
+      </w:r>
+      <w:r>
+        <w:t>, they were easier.</w:t>
       </w:r>
     </w:p>
     <w:p>
@@ -6093,86 +5449,13 @@
           <w:ilvl w:val="0"/>
           <w:numId w:val="20"/>
         </w:numPr>
-      </w:pPr>
-      <w:r>
-        <w:t>WA2:</w:t>
-      </w:r>
-      <w:r>
-        <w:t xml:space="preserve"> </w:t>
-      </w:r>
-      <w:r>
-        <w:t>I’</w:t>
-      </w:r>
-      <w:r>
-        <w:t xml:space="preserve">ll sell you the </w:t>
-      </w:r>
-      <w:proofErr w:type="gramStart"/>
-      <w:r>
-        <w:t>50 k</w:t>
-      </w:r>
-      <w:proofErr w:type="gramEnd"/>
-      <w:r>
-        <w:t xml:space="preserve"> additional any day of the week. I think these guys </w:t>
-      </w:r>
-      <w:proofErr w:type="gramStart"/>
-      <w:r>
-        <w:t>because</w:t>
-      </w:r>
-      <w:proofErr w:type="gramEnd"/>
-      <w:r>
-        <w:t xml:space="preserve"> they are on storage and it’s a bad </w:t>
-      </w:r>
-      <w:proofErr w:type="gramStart"/>
-      <w:r>
-        <w:t>year</w:t>
-      </w:r>
-      <w:proofErr w:type="gramEnd"/>
-      <w:r>
-        <w:t xml:space="preserve"> so they are going to pull on that storage</w:t>
-      </w:r>
-      <w:r>
-        <w:t>, p</w:t>
-      </w:r>
-      <w:r>
-        <w:t xml:space="preserve">ull on their full </w:t>
-      </w:r>
-      <w:r>
-        <w:t>allocation</w:t>
-      </w:r>
-      <w:r>
-        <w:t xml:space="preserve"> and they </w:t>
-      </w:r>
-      <w:r>
-        <w:t>don’t</w:t>
-      </w:r>
-      <w:r>
-        <w:t xml:space="preserve"> have the storage </w:t>
-      </w:r>
-      <w:r>
-        <w:t>capabilities</w:t>
-      </w:r>
-      <w:r>
-        <w:t>.</w:t>
-      </w:r>
-      <w:r>
-        <w:t xml:space="preserve"> They can still get a full crop if they pull on all that storage. Since they can’t store over years, they </w:t>
-      </w:r>
-      <w:proofErr w:type="gramStart"/>
-      <w:r>
-        <w:t>have to</w:t>
-      </w:r>
-      <w:proofErr w:type="gramEnd"/>
-      <w:r>
-        <w:t xml:space="preserve"> pull it each year. It's a burn it down</w:t>
-      </w:r>
-      <w:r>
-        <w:t xml:space="preserve"> </w:t>
-      </w:r>
-      <w:r>
-        <w:t xml:space="preserve">model. I think you should offer me a higher price. </w:t>
-      </w:r>
-      <w:r>
-        <w:t>You need it more than I do!</w:t>
+        <w:spacing w:before="240" w:line="276" w:lineRule="auto"/>
+      </w:pPr>
+      <w:r>
+        <w:t>P13: Join the collective</w:t>
+      </w:r>
+      <w:r>
+        <w:t>!</w:t>
       </w:r>
     </w:p>
     <w:p>
@@ -6185,42 +5468,6 @@
         <w:spacing w:before="240" w:line="276" w:lineRule="auto"/>
       </w:pPr>
       <w:r>
-        <w:t>AU3:</w:t>
-      </w:r>
-      <w:r>
-        <w:t xml:space="preserve"> Look at capitalism! I want to deal with those communist farmers</w:t>
-      </w:r>
-      <w:r>
-        <w:t>, they were easier.</w:t>
-      </w:r>
-    </w:p>
-    <w:p>
-      <w:pPr>
-        <w:pStyle w:val="ListParagraph"/>
-        <w:numPr>
-          <w:ilvl w:val="0"/>
-          <w:numId w:val="20"/>
-        </w:numPr>
-        <w:spacing w:before="240" w:line="276" w:lineRule="auto"/>
-      </w:pPr>
-      <w:r>
-        <w:t>P13: Join the collective</w:t>
-      </w:r>
-      <w:r>
-        <w:t>!</w:t>
-      </w:r>
-    </w:p>
-    <w:p>
-      <w:pPr>
-        <w:pStyle w:val="ListParagraph"/>
-        <w:numPr>
-          <w:ilvl w:val="0"/>
-          <w:numId w:val="20"/>
-        </w:numPr>
-        <w:spacing w:before="240" w:line="276" w:lineRule="auto"/>
-      </w:pPr>
-      <w:r>
-        <w:lastRenderedPageBreak/>
         <w:t>WA2:</w:t>
       </w:r>
       <w:r>
@@ -6274,6 +5521,7 @@
         <w:spacing w:before="240" w:line="276" w:lineRule="auto"/>
       </w:pPr>
       <w:r>
+        <w:lastRenderedPageBreak/>
         <w:t xml:space="preserve">AU3: </w:t>
       </w:r>
       <w:r>
@@ -6416,13 +5664,8 @@
       <w:r>
         <w:t xml:space="preserve"> one assumes. Let’s see if we can make 20 k available this year and we are going to sell it all. Our contract says at least 5k is at the same </w:t>
       </w:r>
-      <w:proofErr w:type="gramStart"/>
-      <w:r>
-        <w:t>pricing</w:t>
-      </w:r>
-      <w:proofErr w:type="gramEnd"/>
-      <w:r>
-        <w:t>,</w:t>
+      <w:r>
+        <w:t>pricing,</w:t>
       </w:r>
       <w:r>
         <w:t xml:space="preserve"> but for the rest we want a 3% escalator</w:t>
@@ -6533,23 +5776,234 @@
         <w:t>P13:</w:t>
       </w:r>
       <w:r>
+        <w:t xml:space="preserve"> Yeah cost of inflation and all that.</w:t>
+      </w:r>
+    </w:p>
+    <w:p>
+      <w:pPr>
+        <w:pStyle w:val="ListParagraph"/>
+        <w:numPr>
+          <w:ilvl w:val="0"/>
+          <w:numId w:val="25"/>
+        </w:numPr>
+        <w:spacing w:before="240" w:line="276" w:lineRule="auto"/>
+      </w:pPr>
+      <w:r>
+        <w:t>AU3:</w:t>
+      </w:r>
+      <w:r>
+        <w:t xml:space="preserve"> It’s crypto currency so it could be worth a lot more </w:t>
+      </w:r>
+      <w:r>
+        <w:t xml:space="preserve">or </w:t>
+      </w:r>
+      <w:r>
+        <w:t>a lot less?</w:t>
+      </w:r>
+    </w:p>
+    <w:p>
+      <w:pPr>
+        <w:pStyle w:val="ListParagraph"/>
+        <w:numPr>
+          <w:ilvl w:val="0"/>
+          <w:numId w:val="25"/>
+        </w:numPr>
+        <w:spacing w:before="240" w:line="276" w:lineRule="auto"/>
+      </w:pPr>
+      <w:r>
+        <w:t>WA2:</w:t>
+      </w:r>
+      <w:r>
+        <w:t xml:space="preserve"> Just stop </w:t>
+      </w:r>
+      <w:r>
+        <w:t>circular</w:t>
+      </w:r>
+      <w:r>
+        <w:t xml:space="preserve"> trading and go to the data centers and buy </w:t>
+      </w:r>
+      <w:r>
+        <w:t>their</w:t>
+      </w:r>
+      <w:r>
+        <w:t xml:space="preserve"> water</w:t>
+      </w:r>
+      <w:r>
+        <w:t>.</w:t>
+      </w:r>
+    </w:p>
+    <w:p>
+      <w:pPr>
+        <w:pStyle w:val="ListParagraph"/>
+        <w:numPr>
+          <w:ilvl w:val="0"/>
+          <w:numId w:val="25"/>
+        </w:numPr>
+        <w:spacing w:before="240" w:line="276" w:lineRule="auto"/>
+      </w:pPr>
+      <w:r>
+        <w:t>Bank: So $308/</w:t>
+      </w:r>
+      <w:proofErr w:type="spellStart"/>
+      <w:r>
+        <w:t>acft</w:t>
+      </w:r>
+      <w:proofErr w:type="spellEnd"/>
+      <w:r>
+        <w:t>?</w:t>
+      </w:r>
+    </w:p>
+    <w:p>
+      <w:pPr>
+        <w:pStyle w:val="ListParagraph"/>
+        <w:numPr>
+          <w:ilvl w:val="0"/>
+          <w:numId w:val="25"/>
+        </w:numPr>
+        <w:spacing w:before="240" w:line="276" w:lineRule="auto"/>
+      </w:pPr>
+      <w:r>
+        <w:t>P13: You come out better because it’s more water.</w:t>
+      </w:r>
+    </w:p>
+    <w:p>
+      <w:pPr>
+        <w:spacing w:before="240" w:line="276" w:lineRule="auto"/>
+        <w:rPr>
+          <w:b/>
+          <w:bCs/>
+        </w:rPr>
+      </w:pPr>
+      <w:r>
+        <w:rPr>
+          <w:b/>
+          <w:bCs/>
+        </w:rPr>
+        <w:t>Lower UT Users</w:t>
+      </w:r>
+      <w:r>
+        <w:rPr>
+          <w:b/>
+          <w:bCs/>
+        </w:rPr>
+        <w:t>(P13)</w:t>
+      </w:r>
+      <w:r>
+        <w:rPr>
+          <w:b/>
+          <w:bCs/>
+        </w:rPr>
+        <w:t>:</w:t>
+      </w:r>
+    </w:p>
+    <w:p>
+      <w:pPr>
+        <w:pStyle w:val="ListParagraph"/>
+        <w:numPr>
+          <w:ilvl w:val="0"/>
+          <w:numId w:val="26"/>
+        </w:numPr>
+        <w:spacing w:before="240" w:line="276" w:lineRule="auto"/>
+      </w:pPr>
+      <w:r>
+        <w:t>P13:</w:t>
+      </w:r>
+      <w:r>
+        <w:t xml:space="preserve"> Same kind of thing</w:t>
+      </w:r>
+      <w:r>
+        <w:t>. Let’s say that pricing last year moved us and all the neighbors started talking and with a bad water year coming no one wants to make a go of it on half shares even though the</w:t>
+      </w:r>
+      <w:r>
+        <w:t>re is</w:t>
+      </w:r>
+      <w:r>
+        <w:t xml:space="preserve"> storage. Let’s say there is 25,000 at same price</w:t>
+      </w:r>
+      <w:r>
+        <w:t>/</w:t>
+      </w:r>
+    </w:p>
+    <w:p>
+      <w:pPr>
+        <w:pStyle w:val="ListParagraph"/>
+        <w:numPr>
+          <w:ilvl w:val="0"/>
+          <w:numId w:val="26"/>
+        </w:numPr>
+        <w:spacing w:before="240" w:line="276" w:lineRule="auto"/>
+      </w:pPr>
+      <w:r>
+        <w:t>AU3:</w:t>
+      </w:r>
+      <w:r>
         <w:t xml:space="preserve"> </w:t>
       </w:r>
-      <w:proofErr w:type="gramStart"/>
-      <w:r>
-        <w:t>Yeah</w:t>
-      </w:r>
-      <w:proofErr w:type="gramEnd"/>
-      <w:r>
-        <w:t xml:space="preserve"> cost of inflation and all that.</w:t>
-      </w:r>
-    </w:p>
-    <w:p>
-      <w:pPr>
-        <w:pStyle w:val="ListParagraph"/>
-        <w:numPr>
-          <w:ilvl w:val="0"/>
-          <w:numId w:val="25"/>
+      <w:r>
+        <w:t>So,</w:t>
+      </w:r>
+      <w:r>
+        <w:t xml:space="preserve"> 25 k at $750? </w:t>
+      </w:r>
+      <w:r>
+        <w:t>Yeah,</w:t>
+      </w:r>
+      <w:r>
+        <w:t xml:space="preserve"> let’s take it</w:t>
+      </w:r>
+    </w:p>
+    <w:p>
+      <w:pPr>
+        <w:pStyle w:val="ListParagraph"/>
+        <w:numPr>
+          <w:ilvl w:val="0"/>
+          <w:numId w:val="26"/>
+        </w:numPr>
+        <w:spacing w:before="240" w:line="276" w:lineRule="auto"/>
+      </w:pPr>
+      <w:r>
+        <w:t>P13:</w:t>
+      </w:r>
+      <w:r>
+        <w:t xml:space="preserve"> I think you are doing pretty well budget-wise</w:t>
+      </w:r>
+    </w:p>
+    <w:p>
+      <w:pPr>
+        <w:spacing w:before="240" w:line="276" w:lineRule="auto"/>
+        <w:rPr>
+          <w:b/>
+          <w:bCs/>
+        </w:rPr>
+      </w:pPr>
+      <w:r>
+        <w:rPr>
+          <w:b/>
+          <w:bCs/>
+        </w:rPr>
+        <w:t>Water Bank</w:t>
+      </w:r>
+      <w:r>
+        <w:rPr>
+          <w:b/>
+          <w:bCs/>
+        </w:rPr>
+        <w:t xml:space="preserve"> (AU3)</w:t>
+      </w:r>
+      <w:r>
+        <w:rPr>
+          <w:b/>
+          <w:bCs/>
+        </w:rPr>
+        <w:t>:</w:t>
+      </w:r>
+    </w:p>
+    <w:p>
+      <w:pPr>
+        <w:pStyle w:val="ListParagraph"/>
+        <w:numPr>
+          <w:ilvl w:val="0"/>
+          <w:numId w:val="27"/>
         </w:numPr>
         <w:spacing w:before="240" w:line="276" w:lineRule="auto"/>
       </w:pPr>
@@ -6557,41 +6011,72 @@
         <w:t>AU3:</w:t>
       </w:r>
       <w:r>
-        <w:t xml:space="preserve"> It’s crypto currency so it could be worth a lot more </w:t>
-      </w:r>
-      <w:r>
-        <w:t xml:space="preserve">or </w:t>
-      </w:r>
-      <w:r>
-        <w:t>a lot less?</w:t>
-      </w:r>
-    </w:p>
-    <w:p>
-      <w:pPr>
-        <w:pStyle w:val="ListParagraph"/>
-        <w:numPr>
-          <w:ilvl w:val="0"/>
-          <w:numId w:val="25"/>
-        </w:numPr>
-        <w:spacing w:before="240" w:line="276" w:lineRule="auto"/>
-      </w:pPr>
-      <w:r>
-        <w:t>WA2:</w:t>
-      </w:r>
-      <w:r>
-        <w:t xml:space="preserve"> Just stop </w:t>
-      </w:r>
-      <w:r>
-        <w:t>circular</w:t>
-      </w:r>
-      <w:r>
-        <w:t xml:space="preserve"> trading and go to the data centers and buy </w:t>
-      </w:r>
-      <w:r>
-        <w:t>their</w:t>
-      </w:r>
-      <w:r>
-        <w:t xml:space="preserve"> water</w:t>
+        <w:t xml:space="preserve"> I know it’s a dryer year and I don’t want to put farmers in a </w:t>
+      </w:r>
+      <w:r>
+        <w:t>pinch,</w:t>
+      </w:r>
+      <w:r>
+        <w:t xml:space="preserve"> but in a dryer year you have to make </w:t>
+      </w:r>
+      <w:r>
+        <w:t>choices</w:t>
+      </w:r>
+      <w:r>
+        <w:t xml:space="preserve"> and </w:t>
+      </w:r>
+      <w:r>
+        <w:t>water is a commodity so they might say this a less productive field.</w:t>
+      </w:r>
+      <w:r>
+        <w:t xml:space="preserve"> </w:t>
+      </w:r>
+      <w:r>
+        <w:t>So purchasing some water isn’t a bad deal where they are willing</w:t>
+      </w:r>
+      <w:r>
+        <w:t xml:space="preserve">, I </w:t>
+      </w:r>
+      <w:r>
+        <w:t xml:space="preserve">am comfortable with the prices. We value water in the lower parts. It was interesting with the upper </w:t>
+      </w:r>
+      <w:proofErr w:type="spellStart"/>
+      <w:r>
+        <w:t>wy</w:t>
+      </w:r>
+      <w:proofErr w:type="spellEnd"/>
+      <w:r>
+        <w:t xml:space="preserve"> offering more water. I was </w:t>
+      </w:r>
+      <w:r>
+        <w:t>under budget</w:t>
+      </w:r>
+      <w:r>
+        <w:t xml:space="preserve"> so picking up that additional water </w:t>
+      </w:r>
+      <w:r>
+        <w:t>wasn’t</w:t>
+      </w:r>
+      <w:r>
+        <w:t xml:space="preserve"> going to hurt anything. That might raise the levels</w:t>
+      </w:r>
+      <w:r>
+        <w:t xml:space="preserve"> and mitigate fall </w:t>
+      </w:r>
+      <w:r>
+        <w:t xml:space="preserve">release. </w:t>
+      </w:r>
+      <w:r>
+        <w:t>There</w:t>
+      </w:r>
+      <w:r>
+        <w:t xml:space="preserve"> is not a motivation to not release if I </w:t>
+      </w:r>
+      <w:r>
+        <w:t>can’t</w:t>
+      </w:r>
+      <w:r>
+        <w:t xml:space="preserve"> sell it back to you</w:t>
       </w:r>
       <w:r>
         <w:t>.</w:t>
@@ -6602,292 +6087,26 @@
         <w:pStyle w:val="ListParagraph"/>
         <w:numPr>
           <w:ilvl w:val="0"/>
-          <w:numId w:val="25"/>
-        </w:numPr>
-        <w:spacing w:before="240" w:line="276" w:lineRule="auto"/>
-      </w:pPr>
-      <w:r>
-        <w:t xml:space="preserve">Bank: </w:t>
-      </w:r>
-      <w:proofErr w:type="gramStart"/>
-      <w:r>
-        <w:t>So</w:t>
-      </w:r>
-      <w:proofErr w:type="gramEnd"/>
-      <w:r>
-        <w:t xml:space="preserve"> $308/</w:t>
-      </w:r>
-      <w:proofErr w:type="spellStart"/>
-      <w:r>
-        <w:t>acft</w:t>
-      </w:r>
-      <w:proofErr w:type="spellEnd"/>
-      <w:r>
-        <w:t>?</w:t>
-      </w:r>
-    </w:p>
-    <w:p>
-      <w:pPr>
-        <w:pStyle w:val="ListParagraph"/>
-        <w:numPr>
-          <w:ilvl w:val="0"/>
-          <w:numId w:val="25"/>
-        </w:numPr>
-        <w:spacing w:before="240" w:line="276" w:lineRule="auto"/>
-      </w:pPr>
-      <w:r>
-        <w:t>P13: You come out better because it’s more water.</w:t>
-      </w:r>
-    </w:p>
-    <w:p>
-      <w:pPr>
-        <w:spacing w:before="240" w:line="276" w:lineRule="auto"/>
-        <w:rPr>
-          <w:b/>
-          <w:bCs/>
-        </w:rPr>
-      </w:pPr>
-      <w:r>
-        <w:rPr>
-          <w:b/>
-          <w:bCs/>
-        </w:rPr>
-        <w:t>Lower UT Users</w:t>
-      </w:r>
-      <w:r>
-        <w:rPr>
-          <w:b/>
-          <w:bCs/>
-        </w:rPr>
-        <w:t>(P13)</w:t>
-      </w:r>
-      <w:r>
-        <w:rPr>
-          <w:b/>
-          <w:bCs/>
-        </w:rPr>
-        <w:t>:</w:t>
-      </w:r>
-    </w:p>
-    <w:p>
-      <w:pPr>
-        <w:pStyle w:val="ListParagraph"/>
-        <w:numPr>
-          <w:ilvl w:val="0"/>
-          <w:numId w:val="26"/>
-        </w:numPr>
-        <w:spacing w:before="240" w:line="276" w:lineRule="auto"/>
-      </w:pPr>
-      <w:r>
-        <w:t>P13:</w:t>
-      </w:r>
-      <w:r>
-        <w:t xml:space="preserve"> Same kind of thing</w:t>
-      </w:r>
-      <w:r>
-        <w:t>. Let’s say that pricing last year moved us and all the neighbors started talking and with a bad water year coming no one wants to make a go of it on half shares even though the</w:t>
-      </w:r>
-      <w:r>
-        <w:t>re is</w:t>
-      </w:r>
-      <w:r>
-        <w:t xml:space="preserve"> storage. Let’s say there is 25,000 at same price</w:t>
-      </w:r>
-      <w:r>
-        <w:t>/</w:t>
-      </w:r>
-    </w:p>
-    <w:p>
-      <w:pPr>
-        <w:pStyle w:val="ListParagraph"/>
-        <w:numPr>
-          <w:ilvl w:val="0"/>
-          <w:numId w:val="26"/>
-        </w:numPr>
-        <w:spacing w:before="240" w:line="276" w:lineRule="auto"/>
-      </w:pPr>
-      <w:r>
-        <w:t>AU3:</w:t>
-      </w:r>
-      <w:r>
-        <w:t xml:space="preserve"> </w:t>
-      </w:r>
-      <w:r>
-        <w:t>So,</w:t>
-      </w:r>
-      <w:r>
-        <w:t xml:space="preserve"> 25 k at $750? </w:t>
-      </w:r>
-      <w:r>
-        <w:t>Yeah,</w:t>
-      </w:r>
-      <w:r>
-        <w:t xml:space="preserve"> let’s take it</w:t>
-      </w:r>
-    </w:p>
-    <w:p>
-      <w:pPr>
-        <w:pStyle w:val="ListParagraph"/>
-        <w:numPr>
-          <w:ilvl w:val="0"/>
-          <w:numId w:val="26"/>
-        </w:numPr>
-        <w:spacing w:before="240" w:line="276" w:lineRule="auto"/>
-      </w:pPr>
-      <w:r>
-        <w:t>P13:</w:t>
-      </w:r>
-      <w:r>
-        <w:t xml:space="preserve"> I think you are doing </w:t>
-      </w:r>
-      <w:proofErr w:type="gramStart"/>
-      <w:r>
-        <w:t>pretty well</w:t>
-      </w:r>
-      <w:proofErr w:type="gramEnd"/>
-      <w:r>
-        <w:t xml:space="preserve"> budget-wise</w:t>
-      </w:r>
-    </w:p>
-    <w:p>
-      <w:pPr>
-        <w:spacing w:before="240" w:line="276" w:lineRule="auto"/>
-        <w:rPr>
-          <w:b/>
-          <w:bCs/>
-        </w:rPr>
-      </w:pPr>
-      <w:r>
-        <w:rPr>
-          <w:b/>
-          <w:bCs/>
-        </w:rPr>
-        <w:t>Water Bank</w:t>
-      </w:r>
-      <w:r>
-        <w:rPr>
-          <w:b/>
-          <w:bCs/>
-        </w:rPr>
-        <w:t xml:space="preserve"> (AU3)</w:t>
-      </w:r>
-      <w:r>
-        <w:rPr>
-          <w:b/>
-          <w:bCs/>
-        </w:rPr>
-        <w:t>:</w:t>
-      </w:r>
-    </w:p>
-    <w:p>
-      <w:pPr>
-        <w:pStyle w:val="ListParagraph"/>
-        <w:numPr>
-          <w:ilvl w:val="0"/>
           <w:numId w:val="27"/>
         </w:numPr>
         <w:spacing w:before="240" w:line="276" w:lineRule="auto"/>
       </w:pPr>
       <w:r>
-        <w:t>AU3:</w:t>
-      </w:r>
-      <w:r>
-        <w:t xml:space="preserve"> I know it’s a dryer year and I don’t want to put farmers in a </w:t>
-      </w:r>
-      <w:r>
-        <w:t>pinch,</w:t>
-      </w:r>
-      <w:r>
-        <w:t xml:space="preserve"> but in a dryer year you </w:t>
-      </w:r>
-      <w:proofErr w:type="gramStart"/>
-      <w:r>
-        <w:t>have to</w:t>
-      </w:r>
-      <w:proofErr w:type="gramEnd"/>
-      <w:r>
-        <w:t xml:space="preserve"> make </w:t>
-      </w:r>
-      <w:proofErr w:type="gramStart"/>
-      <w:r>
-        <w:t>choices</w:t>
-      </w:r>
-      <w:proofErr w:type="gramEnd"/>
-      <w:r>
-        <w:t xml:space="preserve"> and </w:t>
-      </w:r>
-      <w:r>
-        <w:t>water is a commodity so they might say this a less productive field.</w:t>
-      </w:r>
-      <w:r>
-        <w:t xml:space="preserve"> </w:t>
-      </w:r>
-      <w:proofErr w:type="gramStart"/>
-      <w:r>
-        <w:t>So</w:t>
-      </w:r>
-      <w:proofErr w:type="gramEnd"/>
-      <w:r>
-        <w:t xml:space="preserve"> purchasing some water isn’t a bad deal where they are willing</w:t>
-      </w:r>
-      <w:r>
-        <w:t xml:space="preserve">, I </w:t>
-      </w:r>
-      <w:r>
-        <w:t xml:space="preserve">am comfortable with the prices. We value water in the lower parts. It was interesting with the upper </w:t>
-      </w:r>
-      <w:proofErr w:type="spellStart"/>
-      <w:r>
-        <w:t>wy</w:t>
-      </w:r>
-      <w:proofErr w:type="spellEnd"/>
-      <w:r>
-        <w:t xml:space="preserve"> offering more water. I was </w:t>
-      </w:r>
-      <w:r>
-        <w:t>under budget</w:t>
-      </w:r>
-      <w:r>
-        <w:t xml:space="preserve"> so picking up that additional water </w:t>
-      </w:r>
-      <w:r>
-        <w:t>wasn’t</w:t>
-      </w:r>
-      <w:r>
-        <w:t xml:space="preserve"> going to hurt anything. That might </w:t>
-      </w:r>
+        <w:t>WA2: Is there any reason not to?</w:t>
+      </w:r>
+    </w:p>
+    <w:p>
+      <w:pPr>
+        <w:pStyle w:val="ListParagraph"/>
+        <w:numPr>
+          <w:ilvl w:val="0"/>
+          <w:numId w:val="27"/>
+        </w:numPr>
+        <w:spacing w:before="240" w:line="276" w:lineRule="auto"/>
+      </w:pPr>
       <w:r>
         <w:lastRenderedPageBreak/>
-        <w:t>raise the levels</w:t>
-      </w:r>
-      <w:r>
-        <w:t xml:space="preserve"> and mitigate fall </w:t>
-      </w:r>
-      <w:r>
-        <w:t xml:space="preserve">release. </w:t>
-      </w:r>
-      <w:r>
-        <w:t>There</w:t>
-      </w:r>
-      <w:r>
-        <w:t xml:space="preserve"> is not </w:t>
-      </w:r>
-      <w:proofErr w:type="gramStart"/>
-      <w:r>
-        <w:t>a motivation</w:t>
-      </w:r>
-      <w:proofErr w:type="gramEnd"/>
-      <w:r>
-        <w:t xml:space="preserve"> to not release if I </w:t>
-      </w:r>
-      <w:r>
-        <w:t>can’t</w:t>
-      </w:r>
-      <w:r>
-        <w:t xml:space="preserve"> sell it back to you</w:t>
-      </w:r>
-      <w:r>
-        <w:t>.</w:t>
+        <w:t>Bank/AU3: Maybe if year 3 is dry and I sell water back to you? That’s not set up.</w:t>
       </w:r>
     </w:p>
     <w:p>
@@ -6900,74 +6119,16 @@
         <w:spacing w:before="240" w:line="276" w:lineRule="auto"/>
       </w:pPr>
       <w:r>
-        <w:t>WA2: Is there any reason not to?</w:t>
-      </w:r>
-    </w:p>
-    <w:p>
-      <w:pPr>
-        <w:pStyle w:val="ListParagraph"/>
-        <w:numPr>
-          <w:ilvl w:val="0"/>
-          <w:numId w:val="27"/>
-        </w:numPr>
-        <w:spacing w:before="240" w:line="276" w:lineRule="auto"/>
-      </w:pPr>
-      <w:r>
-        <w:t xml:space="preserve">Bank/AU3: Maybe if year 3 is dry and I </w:t>
-      </w:r>
-      <w:proofErr w:type="gramStart"/>
-      <w:r>
-        <w:t>sell</w:t>
-      </w:r>
-      <w:proofErr w:type="gramEnd"/>
-      <w:r>
-        <w:t xml:space="preserve"> water back to you? That’s not set up.</w:t>
-      </w:r>
-    </w:p>
-    <w:p>
-      <w:pPr>
-        <w:pStyle w:val="ListParagraph"/>
-        <w:numPr>
-          <w:ilvl w:val="0"/>
-          <w:numId w:val="27"/>
-        </w:numPr>
-        <w:spacing w:before="240" w:line="276" w:lineRule="auto"/>
-      </w:pPr>
-      <w:r>
         <w:t>WA2</w:t>
       </w:r>
       <w:r>
-        <w:t xml:space="preserve">: </w:t>
-      </w:r>
-      <w:proofErr w:type="gramStart"/>
-      <w:r>
-        <w:t>Even</w:t>
-      </w:r>
-      <w:proofErr w:type="gramEnd"/>
-      <w:r>
-        <w:t xml:space="preserve"> you </w:t>
-      </w:r>
-      <w:proofErr w:type="gramStart"/>
-      <w:r>
-        <w:t>keeping</w:t>
-      </w:r>
-      <w:proofErr w:type="gramEnd"/>
-      <w:r>
-        <w:t xml:space="preserve"> water back there isn’t a place for you to store </w:t>
+        <w:t xml:space="preserve">: Even you keeping water back there isn’t a place for you to store </w:t>
       </w:r>
       <w:r>
         <w:t>it,</w:t>
       </w:r>
       <w:r>
-        <w:t xml:space="preserve"> so you </w:t>
-      </w:r>
-      <w:proofErr w:type="gramStart"/>
-      <w:r>
-        <w:t>have to</w:t>
-      </w:r>
-      <w:proofErr w:type="gramEnd"/>
-      <w:r>
-        <w:t xml:space="preserve"> let it go. That is suspect to me </w:t>
+        <w:t xml:space="preserve"> so you have to let it go. That is suspect to me </w:t>
       </w:r>
       <w:r>
         <w:t>because</w:t>
@@ -7159,14 +6320,12 @@
       <w:r>
         <w:t xml:space="preserve"> … </w:t>
       </w:r>
-      <w:proofErr w:type="gramStart"/>
       <w:r>
         <w:t xml:space="preserve">The </w:t>
       </w:r>
       <w:r>
         <w:t>pricing</w:t>
       </w:r>
-      <w:proofErr w:type="gramEnd"/>
       <w:r>
         <w:t xml:space="preserve"> </w:t>
       </w:r>
@@ -7180,15 +6339,7 @@
         <w:t xml:space="preserve">. </w:t>
       </w:r>
       <w:r>
-        <w:t xml:space="preserve">In the </w:t>
-      </w:r>
-      <w:proofErr w:type="gramStart"/>
-      <w:r>
-        <w:t>real life</w:t>
-      </w:r>
-      <w:proofErr w:type="gramEnd"/>
-      <w:r>
-        <w:t xml:space="preserve"> world</w:t>
+        <w:t>In the real life world</w:t>
       </w:r>
       <w:r>
         <w:t>,</w:t>
@@ -7262,15 +6413,7 @@
         <w:t>s and</w:t>
       </w:r>
       <w:r>
-        <w:t xml:space="preserve"> the owners of the water aren’t going to lease to </w:t>
-      </w:r>
-      <w:proofErr w:type="gramStart"/>
-      <w:r>
-        <w:t>ag</w:t>
-      </w:r>
-      <w:proofErr w:type="gramEnd"/>
-      <w:r>
-        <w:t xml:space="preserve"> producers</w:t>
+        <w:t xml:space="preserve"> the owners of the water aren’t going to lease to ag producers</w:t>
       </w:r>
       <w:r>
         <w:t xml:space="preserve">, </w:t>
@@ -7412,16 +6555,11 @@
         <w:t xml:space="preserve"> </w:t>
       </w:r>
       <w:r>
-        <w:t xml:space="preserve">of not out compete </w:t>
-      </w:r>
-      <w:proofErr w:type="gramStart"/>
-      <w:r>
-        <w:t xml:space="preserve">producers </w:t>
+        <w:t xml:space="preserve">of not out compete producers </w:t>
       </w:r>
       <w:r>
         <w:t>.</w:t>
       </w:r>
-      <w:proofErr w:type="gramEnd"/>
       <w:r>
         <w:t xml:space="preserve"> Trust</w:t>
       </w:r>
@@ -7432,96 +6570,83 @@
         <w:t>is a</w:t>
       </w:r>
       <w:r>
+        <w:t xml:space="preserve"> nonprofits</w:t>
+      </w:r>
+      <w:r>
+        <w:t xml:space="preserve">, they </w:t>
+      </w:r>
+      <w:r>
+        <w:t>can</w:t>
+      </w:r>
+      <w:r>
+        <w:t>’t</w:t>
+      </w:r>
+      <w:r>
+        <w:t xml:space="preserve"> pay more </w:t>
+      </w:r>
+      <w:r>
+        <w:t>than</w:t>
+      </w:r>
+      <w:r>
+        <w:t xml:space="preserve"> fair market value. </w:t>
+      </w:r>
+      <w:r>
+        <w:t>What is fair market value?</w:t>
+      </w:r>
+      <w:r>
+        <w:t xml:space="preserve"> But they try to be cognizant.</w:t>
+      </w:r>
+    </w:p>
+    <w:p>
+      <w:pPr>
+        <w:pStyle w:val="ListParagraph"/>
+        <w:numPr>
+          <w:ilvl w:val="0"/>
+          <w:numId w:val="28"/>
+        </w:numPr>
+        <w:spacing w:before="240" w:line="276" w:lineRule="auto"/>
+      </w:pPr>
+      <w:r>
+        <w:t>AU3</w:t>
+      </w:r>
+      <w:r>
+        <w:t>:</w:t>
+      </w:r>
+      <w:r>
         <w:t xml:space="preserve"> </w:t>
       </w:r>
-      <w:proofErr w:type="gramStart"/>
-      <w:r>
-        <w:t>nonprofits</w:t>
-      </w:r>
-      <w:proofErr w:type="gramEnd"/>
-      <w:r>
-        <w:t xml:space="preserve">, they </w:t>
-      </w:r>
-      <w:r>
-        <w:t>can</w:t>
-      </w:r>
-      <w:r>
-        <w:t>’t</w:t>
-      </w:r>
-      <w:r>
-        <w:t xml:space="preserve"> pay more </w:t>
-      </w:r>
-      <w:r>
-        <w:t>than</w:t>
-      </w:r>
-      <w:r>
-        <w:t xml:space="preserve"> fair market value. </w:t>
-      </w:r>
-      <w:r>
-        <w:t>What is fair market value?</w:t>
-      </w:r>
-      <w:r>
-        <w:t xml:space="preserve"> But they try to be cognizant.</w:t>
-      </w:r>
-    </w:p>
-    <w:p>
-      <w:pPr>
-        <w:pStyle w:val="ListParagraph"/>
-        <w:numPr>
-          <w:ilvl w:val="0"/>
-          <w:numId w:val="28"/>
-        </w:numPr>
-        <w:spacing w:before="240" w:line="276" w:lineRule="auto"/>
-      </w:pPr>
-      <w:r>
-        <w:t>AU3</w:t>
-      </w:r>
-      <w:r>
-        <w:t>:</w:t>
+      <w:r>
+        <w:t>There</w:t>
+      </w:r>
+      <w:r>
+        <w:t xml:space="preserve"> would </w:t>
+      </w:r>
+      <w:r>
+        <w:t>have</w:t>
+      </w:r>
+      <w:r>
+        <w:t xml:space="preserve"> to be </w:t>
+      </w:r>
+      <w:r>
+        <w:t>guardrails</w:t>
+      </w:r>
+      <w:r>
+        <w:t xml:space="preserve"> on </w:t>
+      </w:r>
+      <w:r>
+        <w:t>this</w:t>
+      </w:r>
+      <w:r>
+        <w:t xml:space="preserve"> to protect ag land</w:t>
       </w:r>
       <w:r>
         <w:t xml:space="preserve"> </w:t>
       </w:r>
       <w:r>
-        <w:t>There</w:t>
-      </w:r>
-      <w:r>
-        <w:t xml:space="preserve"> would </w:t>
-      </w:r>
-      <w:r>
-        <w:t>have</w:t>
-      </w:r>
-      <w:r>
-        <w:t xml:space="preserve"> to be </w:t>
-      </w:r>
-      <w:r>
-        <w:t>guardrails</w:t>
-      </w:r>
-      <w:r>
-        <w:t xml:space="preserve"> on </w:t>
-      </w:r>
-      <w:r>
-        <w:t>this</w:t>
-      </w:r>
-      <w:r>
-        <w:t xml:space="preserve"> to protect ag land</w:t>
-      </w:r>
-      <w:r>
-        <w:t xml:space="preserve"> </w:t>
-      </w:r>
-      <w:r>
         <w:t xml:space="preserve">uses. You have a lot of </w:t>
       </w:r>
       <w:r>
-        <w:t>non-</w:t>
-      </w:r>
-      <w:proofErr w:type="gramStart"/>
-      <w:r>
-        <w:t>owner</w:t>
-      </w:r>
-      <w:proofErr w:type="gramEnd"/>
-      <w:r>
-        <w:t xml:space="preserve"> - farmed</w:t>
+        <w:t>non-owner - farmed</w:t>
       </w:r>
       <w:r>
         <w:t xml:space="preserve"> lease land</w:t>
@@ -7545,26 +6670,10 @@
         <w:t xml:space="preserve">in </w:t>
       </w:r>
       <w:r>
-        <w:t xml:space="preserve">UT. </w:t>
-      </w:r>
-      <w:proofErr w:type="gramStart"/>
-      <w:r>
-        <w:t>i</w:t>
-      </w:r>
-      <w:r>
-        <w:t>f</w:t>
-      </w:r>
-      <w:proofErr w:type="gramEnd"/>
-      <w:r>
-        <w:t xml:space="preserve"> that person can make that kind of </w:t>
-      </w:r>
-      <w:proofErr w:type="gramStart"/>
-      <w:r>
-        <w:t>money</w:t>
-      </w:r>
-      <w:proofErr w:type="gramEnd"/>
-      <w:r>
-        <w:t xml:space="preserve"> they </w:t>
+        <w:t>UT. i</w:t>
+      </w:r>
+      <w:r>
+        <w:t xml:space="preserve">f that person can make that kind of money they </w:t>
       </w:r>
       <w:r>
         <w:t>don't</w:t>
@@ -7643,15 +6752,7 @@
         <w:t xml:space="preserve"> I had a goal set of how much water I wanted and how to get that </w:t>
       </w:r>
       <w:r>
-        <w:t xml:space="preserve">from different </w:t>
-      </w:r>
-      <w:proofErr w:type="gramStart"/>
-      <w:r>
-        <w:t>area</w:t>
-      </w:r>
-      <w:proofErr w:type="gramEnd"/>
-      <w:r>
-        <w:t xml:space="preserve">, I want the </w:t>
+        <w:t xml:space="preserve">from different area, I want the </w:t>
       </w:r>
       <w:r>
         <w:t>most bang for my buck and where to shepherd that</w:t>
@@ -7679,44 +6780,47 @@
         <w:spacing w:before="240" w:line="276" w:lineRule="auto"/>
       </w:pPr>
       <w:r>
+        <w:t>Fair m</w:t>
+      </w:r>
+      <w:r>
+        <w:t>arket value of water</w:t>
+      </w:r>
+      <w:r>
+        <w:t>,</w:t>
+      </w:r>
+      <w:r>
+        <w:t xml:space="preserve"> I feel I was close. </w:t>
+      </w:r>
+      <w:r>
+        <w:t xml:space="preserve">They were getting paid more than what the crop </w:t>
+      </w:r>
+      <w:r>
+        <w:t xml:space="preserve">value would have been from the crop loss but there are many secondary components. </w:t>
+      </w:r>
+      <w:r>
+        <w:t xml:space="preserve">If a guy is growing his own feed </w:t>
+      </w:r>
+      <w:r>
+        <w:t xml:space="preserve">that he is using himself, </w:t>
+      </w:r>
+      <w:r>
+        <w:t>he will sti</w:t>
+      </w:r>
+      <w:r>
+        <w:t>l</w:t>
+      </w:r>
+      <w:r>
+        <w:t xml:space="preserve">l have to find forage land for his </w:t>
+      </w:r>
+      <w:r>
+        <w:t xml:space="preserve">livestock somewhere else – It would have to </w:t>
+      </w:r>
+      <w:r>
+        <w:t xml:space="preserve">shipped in, which </w:t>
+      </w:r>
+      <w:r>
         <w:lastRenderedPageBreak/>
-        <w:t>Fair m</w:t>
-      </w:r>
-      <w:r>
-        <w:t>arket value of water</w:t>
-      </w:r>
-      <w:r>
-        <w:t>,</w:t>
-      </w:r>
-      <w:r>
-        <w:t xml:space="preserve"> I feel I was close. </w:t>
-      </w:r>
-      <w:r>
-        <w:t xml:space="preserve">They were getting paid more than what the crop </w:t>
-      </w:r>
-      <w:r>
-        <w:t xml:space="preserve">value would have been from the crop loss but there are many secondary components. </w:t>
-      </w:r>
-      <w:r>
-        <w:t xml:space="preserve">If a guy is growing his own feed </w:t>
-      </w:r>
-      <w:r>
-        <w:t xml:space="preserve">that he is using himself, </w:t>
-      </w:r>
-      <w:r>
-        <w:t>he will sti</w:t>
-      </w:r>
-      <w:r>
-        <w:t>l</w:t>
-      </w:r>
-      <w:r>
-        <w:t xml:space="preserve">l have to find forage land for his </w:t>
-      </w:r>
-      <w:r>
-        <w:t xml:space="preserve">livestock somewhere else – It would have to </w:t>
-      </w:r>
-      <w:r>
-        <w:t xml:space="preserve">shipped in, which would probably cost more than what he can ever produce it for. </w:t>
+        <w:t xml:space="preserve">would probably cost more than what he can ever produce it for. </w:t>
       </w:r>
       <w:r>
         <w:t xml:space="preserve">It is not going to be all free money. It will cost the </w:t>
@@ -7753,15 +6857,7 @@
         <w:t xml:space="preserve"> picking apart these problems to figure out what the issues are. </w:t>
       </w:r>
       <w:r>
-        <w:t xml:space="preserve">The more I engage in GSL discussions I come </w:t>
-      </w:r>
-      <w:proofErr w:type="gramStart"/>
-      <w:r>
-        <w:t>back</w:t>
-      </w:r>
-      <w:proofErr w:type="gramEnd"/>
-      <w:r>
-        <w:t xml:space="preserve"> t</w:t>
+        <w:t>The more I engage in GSL discussions I come back t</w:t>
       </w:r>
       <w:r>
         <w:t>he idea that t</w:t>
@@ -7791,114 +6887,61 @@
         <w:t xml:space="preserve"> T</w:t>
       </w:r>
       <w:r>
-        <w:t xml:space="preserve">here </w:t>
-      </w:r>
-      <w:proofErr w:type="gramStart"/>
-      <w:r>
-        <w:t>is</w:t>
-      </w:r>
-      <w:proofErr w:type="gramEnd"/>
-      <w:r>
-        <w:t xml:space="preserve"> so much activity and interest in </w:t>
-      </w:r>
-      <w:proofErr w:type="gramStart"/>
-      <w:r>
-        <w:t>the GSL</w:t>
-      </w:r>
-      <w:proofErr w:type="gramEnd"/>
-      <w:r>
-        <w:t xml:space="preserve">. There is </w:t>
+        <w:t xml:space="preserve">here is so much activity and interest in the GSL. There is </w:t>
       </w:r>
       <w:r>
         <w:t xml:space="preserve">so many </w:t>
       </w:r>
       <w:r>
-        <w:t xml:space="preserve">competing interest </w:t>
-      </w:r>
-      <w:proofErr w:type="gramStart"/>
-      <w:r>
-        <w:t>on</w:t>
-      </w:r>
-      <w:proofErr w:type="gramEnd"/>
+        <w:t xml:space="preserve">competing interest on </w:t>
+      </w:r>
+      <w:r>
+        <w:t>people's</w:t>
+      </w:r>
+      <w:r>
+        <w:t xml:space="preserve"> time. So </w:t>
+      </w:r>
+      <w:r>
+        <w:t xml:space="preserve">for me, I want to ask </w:t>
+      </w:r>
+      <w:r>
+        <w:t>what is the ultimate goal of this exer</w:t>
+      </w:r>
+      <w:r>
+        <w:t>c</w:t>
+      </w:r>
+      <w:r>
+        <w:t>i</w:t>
+      </w:r>
+      <w:r>
+        <w:t>s</w:t>
+      </w:r>
+      <w:r>
+        <w:t xml:space="preserve">e </w:t>
+      </w:r>
+      <w:r>
+        <w:t xml:space="preserve">for you </w:t>
+      </w:r>
+      <w:r>
+        <w:t xml:space="preserve">so </w:t>
+      </w:r>
+      <w:r>
+        <w:t xml:space="preserve">that </w:t>
+      </w:r>
+      <w:r>
+        <w:t>your time and effort is most valuable? I am struggling on</w:t>
+      </w:r>
       <w:r>
         <w:t xml:space="preserve"> </w:t>
       </w:r>
       <w:r>
-        <w:t>people's</w:t>
-      </w:r>
-      <w:r>
-        <w:t xml:space="preserve"> time. </w:t>
-      </w:r>
-      <w:proofErr w:type="gramStart"/>
-      <w:r>
-        <w:t>So</w:t>
-      </w:r>
-      <w:proofErr w:type="gramEnd"/>
+        <w:t>how this is going</w:t>
+      </w:r>
       <w:r>
         <w:t xml:space="preserve"> </w:t>
       </w:r>
       <w:r>
-        <w:t xml:space="preserve">for me, I want to ask </w:t>
-      </w:r>
-      <w:r>
-        <w:t xml:space="preserve">what is the </w:t>
-      </w:r>
-      <w:proofErr w:type="gramStart"/>
-      <w:r>
-        <w:t>ultimate goal</w:t>
-      </w:r>
-      <w:proofErr w:type="gramEnd"/>
-      <w:r>
-        <w:t xml:space="preserve"> of this exer</w:t>
-      </w:r>
-      <w:r>
-        <w:t>c</w:t>
-      </w:r>
-      <w:r>
-        <w:t>i</w:t>
-      </w:r>
-      <w:r>
-        <w:t>s</w:t>
-      </w:r>
-      <w:r>
-        <w:t xml:space="preserve">e </w:t>
-      </w:r>
-      <w:r>
-        <w:t xml:space="preserve">for you </w:t>
-      </w:r>
-      <w:r>
-        <w:t xml:space="preserve">so </w:t>
-      </w:r>
-      <w:r>
-        <w:t xml:space="preserve">that </w:t>
-      </w:r>
-      <w:r>
-        <w:t xml:space="preserve">your time and effort is most valuable? I am struggling </w:t>
-      </w:r>
-      <w:proofErr w:type="gramStart"/>
-      <w:r>
-        <w:t>on</w:t>
-      </w:r>
-      <w:proofErr w:type="gramEnd"/>
-      <w:r>
-        <w:t xml:space="preserve"> </w:t>
-      </w:r>
-      <w:r>
-        <w:t>how this is going</w:t>
-      </w:r>
-      <w:r>
-        <w:t xml:space="preserve"> </w:t>
-      </w:r>
-      <w:r>
-        <w:t xml:space="preserve">to translate </w:t>
-      </w:r>
-      <w:proofErr w:type="gramStart"/>
-      <w:r>
-        <w:t>to</w:t>
-      </w:r>
-      <w:proofErr w:type="gramEnd"/>
-      <w:r>
-        <w:t xml:space="preserve"> real world activities for</w:t>
+        <w:t>to translate to real world activities for</w:t>
       </w:r>
       <w:r>
         <w:t xml:space="preserve"> banking</w:t>
@@ -7926,37 +6969,19 @@
         <w:t>s a beautiful model</w:t>
       </w:r>
       <w:r>
-        <w:t xml:space="preserve"> with real </w:t>
-      </w:r>
-      <w:proofErr w:type="gramStart"/>
-      <w:r>
-        <w:t>data, b</w:t>
-      </w:r>
-      <w:r>
-        <w:t>ut</w:t>
-      </w:r>
-      <w:proofErr w:type="gramEnd"/>
-      <w:r>
-        <w:t xml:space="preserve"> being the </w:t>
-      </w:r>
-      <w:proofErr w:type="gramStart"/>
-      <w:r>
-        <w:t>lawyer  in</w:t>
-      </w:r>
-      <w:proofErr w:type="gramEnd"/>
-      <w:r>
-        <w:t xml:space="preserve"> the room </w:t>
-      </w:r>
-      <w:proofErr w:type="gramStart"/>
-      <w:r>
-        <w:t xml:space="preserve">- </w:t>
-      </w:r>
-      <w:r>
-        <w:t xml:space="preserve"> but</w:t>
-      </w:r>
-      <w:proofErr w:type="gramEnd"/>
-      <w:r>
-        <w:t xml:space="preserve"> moving this to real world is 2 or 3 step </w:t>
+        <w:t xml:space="preserve"> with real data, b</w:t>
+      </w:r>
+      <w:r>
+        <w:t xml:space="preserve">ut being the </w:t>
+      </w:r>
+      <w:r>
+        <w:t>lawyer in</w:t>
+      </w:r>
+      <w:r>
+        <w:t xml:space="preserve"> the room - </w:t>
+      </w:r>
+      <w:r>
+        <w:t xml:space="preserve"> but moving this to real world is 2 or 3 step </w:t>
       </w:r>
       <w:r>
         <w:t xml:space="preserve">level </w:t>
@@ -7971,15 +6996,7 @@
         <w:t>How are we as a broader community</w:t>
       </w:r>
       <w:r>
-        <w:t xml:space="preserve">, with shared </w:t>
-      </w:r>
-      <w:proofErr w:type="gramStart"/>
-      <w:r>
-        <w:t>goad</w:t>
-      </w:r>
-      <w:proofErr w:type="gramEnd"/>
-      <w:r>
-        <w:t xml:space="preserve"> and </w:t>
+        <w:t xml:space="preserve">, with shared goad and </w:t>
       </w:r>
       <w:r>
         <w:t>tryin</w:t>
@@ -7988,29 +7005,13 @@
         <w:t>g</w:t>
       </w:r>
       <w:r>
-        <w:t xml:space="preserve"> </w:t>
-      </w:r>
-      <w:proofErr w:type="gramStart"/>
-      <w:r>
-        <w:t>got figure</w:t>
-      </w:r>
-      <w:proofErr w:type="gramEnd"/>
-      <w:r>
-        <w:t xml:space="preserve"> </w:t>
+        <w:t xml:space="preserve"> got figure </w:t>
       </w:r>
       <w:r>
         <w:t xml:space="preserve">out </w:t>
       </w:r>
       <w:r>
-        <w:t xml:space="preserve">the lake. How do you guys see this fitting </w:t>
-      </w:r>
-      <w:proofErr w:type="gramStart"/>
-      <w:r>
-        <w:t>in to</w:t>
-      </w:r>
-      <w:proofErr w:type="gramEnd"/>
-      <w:r>
-        <w:t xml:space="preserve"> the broader discussion </w:t>
+        <w:t xml:space="preserve">the lake. How do you guys see this fitting in to the broader discussion </w:t>
       </w:r>
       <w:r>
         <w:t xml:space="preserve">– we want </w:t>
@@ -8019,13 +7020,8 @@
         <w:t>academics</w:t>
       </w:r>
       <w:r>
-        <w:t xml:space="preserve"> and practitioners to grow in the same </w:t>
-      </w:r>
-      <w:proofErr w:type="gramStart"/>
-      <w:r>
-        <w:t>direction</w:t>
-      </w:r>
-      <w:proofErr w:type="gramEnd"/>
+        <w:t xml:space="preserve"> and practitioners to grow in the same direction</w:t>
+      </w:r>
       <w:r>
         <w:t xml:space="preserve"> so our resources are best spent</w:t>
       </w:r>
@@ -8041,11 +7037,9 @@
       <w:r>
         <w:t xml:space="preserve"> the broader </w:t>
       </w:r>
-      <w:proofErr w:type="spellStart"/>
-      <w:r>
-        <w:t>disucssion</w:t>
-      </w:r>
-      <w:proofErr w:type="spellEnd"/>
+      <w:r>
+        <w:t>discussion</w:t>
+      </w:r>
       <w:r>
         <w:t>?</w:t>
       </w:r>
@@ -8260,16 +7254,11 @@
       <w:r>
         <w:t xml:space="preserve"> Like in a dry year</w:t>
       </w:r>
-      <w:proofErr w:type="gramStart"/>
       <w:r>
         <w:t>,</w:t>
       </w:r>
       <w:r>
-        <w:t xml:space="preserve"> paradoxically</w:t>
-      </w:r>
-      <w:proofErr w:type="gramEnd"/>
-      <w:r>
-        <w:t xml:space="preserve"> water becomes more </w:t>
+        <w:t xml:space="preserve"> paradoxically water becomes more </w:t>
       </w:r>
       <w:r>
         <w:t>valuable,</w:t>
@@ -8342,47 +7331,19 @@
         <w:rPr>
           <w:rFonts w:ascii="Calibri" w:hAnsi="Calibri" w:cs="Calibri"/>
         </w:rPr>
-        <w:t xml:space="preserve"> when they </w:t>
-      </w:r>
-      <w:proofErr w:type="gramStart"/>
+        <w:t xml:space="preserve"> when they make a decision on leasing</w:t>
+      </w:r>
       <w:r>
         <w:rPr>
           <w:rFonts w:ascii="Calibri" w:hAnsi="Calibri" w:cs="Calibri"/>
         </w:rPr>
-        <w:t>make a decision</w:t>
-      </w:r>
-      <w:proofErr w:type="gramEnd"/>
+        <w:t>. I don’t think the conversation is that robust. I think</w:t>
+      </w:r>
       <w:r>
         <w:rPr>
           <w:rFonts w:ascii="Calibri" w:hAnsi="Calibri" w:cs="Calibri"/>
         </w:rPr>
-        <w:t xml:space="preserve"> on leasing</w:t>
-      </w:r>
-      <w:r>
-        <w:rPr>
-          <w:rFonts w:ascii="Calibri" w:hAnsi="Calibri" w:cs="Calibri"/>
-        </w:rPr>
-        <w:t>. I don’t think the conversation is that robust. I think</w:t>
-      </w:r>
-      <w:r>
-        <w:rPr>
-          <w:rFonts w:ascii="Calibri" w:hAnsi="Calibri" w:cs="Calibri"/>
-        </w:rPr>
-        <w:t xml:space="preserve"> it happens among people who </w:t>
-      </w:r>
-      <w:proofErr w:type="gramStart"/>
-      <w:r>
-        <w:rPr>
-          <w:rFonts w:ascii="Calibri" w:hAnsi="Calibri" w:cs="Calibri"/>
-        </w:rPr>
-        <w:t>does</w:t>
-      </w:r>
-      <w:proofErr w:type="gramEnd"/>
-      <w:r>
-        <w:rPr>
-          <w:rFonts w:ascii="Calibri" w:hAnsi="Calibri" w:cs="Calibri"/>
-        </w:rPr>
-        <w:t xml:space="preserve"> this regularly but a person who lives in SLC</w:t>
+        <w:t xml:space="preserve"> it happens among people who does this regularly but a person who lives in SLC</w:t>
       </w:r>
       <w:r>
         <w:rPr>
@@ -8463,14 +7424,12 @@
         </w:rPr>
         <w:t xml:space="preserve">ut when we ran into 2021 drought </w:t>
       </w:r>
-      <w:proofErr w:type="gramStart"/>
       <w:r>
         <w:rPr>
           <w:rFonts w:ascii="Calibri" w:hAnsi="Calibri" w:cs="Calibri"/>
         </w:rPr>
         <w:t>conditions</w:t>
       </w:r>
-      <w:proofErr w:type="gramEnd"/>
       <w:r>
         <w:rPr>
           <w:rFonts w:ascii="Calibri" w:hAnsi="Calibri" w:cs="Calibri"/>
@@ -8493,412 +7452,324 @@
         <w:rPr>
           <w:rFonts w:ascii="Calibri" w:hAnsi="Calibri" w:cs="Calibri"/>
         </w:rPr>
-        <w:t xml:space="preserve">n inter Bear River Water Users </w:t>
+        <w:t>n inter Bear River Water Users Association</w:t>
       </w:r>
       <w:r>
         <w:rPr>
           <w:rFonts w:ascii="Calibri" w:hAnsi="Calibri" w:cs="Calibri"/>
         </w:rPr>
+        <w:t xml:space="preserve"> bank </w:t>
+      </w:r>
+      <w:r>
+        <w:rPr>
+          <w:rFonts w:ascii="Calibri" w:hAnsi="Calibri" w:cs="Calibri"/>
+        </w:rPr>
+        <w:t xml:space="preserve">where </w:t>
+      </w:r>
+      <w:r>
+        <w:rPr>
+          <w:rFonts w:ascii="Calibri" w:hAnsi="Calibri" w:cs="Calibri"/>
+        </w:rPr>
+        <w:t>we stored water in our contract amongst us</w:t>
+      </w:r>
+      <w:r>
+        <w:rPr>
+          <w:rFonts w:ascii="Calibri" w:hAnsi="Calibri" w:cs="Calibri"/>
+        </w:rPr>
+        <w:t xml:space="preserve">. It’s </w:t>
+      </w:r>
+      <w:proofErr w:type="spellStart"/>
+      <w:r>
+        <w:rPr>
+          <w:rFonts w:ascii="Calibri" w:hAnsi="Calibri" w:cs="Calibri"/>
+        </w:rPr>
+        <w:t>gonna</w:t>
+      </w:r>
+      <w:proofErr w:type="spellEnd"/>
+      <w:r>
+        <w:rPr>
+          <w:rFonts w:ascii="Calibri" w:hAnsi="Calibri" w:cs="Calibri"/>
+        </w:rPr>
+        <w:t xml:space="preserve"> come down to politics. </w:t>
+      </w:r>
+      <w:r>
+        <w:rPr>
+          <w:rFonts w:ascii="Calibri" w:hAnsi="Calibri" w:cs="Calibri"/>
+        </w:rPr>
+        <w:t xml:space="preserve">All states have </w:t>
+      </w:r>
+      <w:r>
+        <w:rPr>
+          <w:rFonts w:ascii="Calibri" w:hAnsi="Calibri" w:cs="Calibri"/>
+        </w:rPr>
+        <w:t xml:space="preserve">to get on board if this is a shared </w:t>
+      </w:r>
+      <w:r>
+        <w:rPr>
+          <w:rFonts w:ascii="Calibri" w:hAnsi="Calibri" w:cs="Calibri"/>
+        </w:rPr>
+        <w:t>problem,</w:t>
+      </w:r>
+      <w:r>
+        <w:rPr>
+          <w:rFonts w:ascii="Calibri" w:hAnsi="Calibri" w:cs="Calibri"/>
+        </w:rPr>
+        <w:t xml:space="preserve"> but </w:t>
+      </w:r>
+      <w:r>
+        <w:rPr>
+          <w:rFonts w:ascii="Calibri" w:hAnsi="Calibri" w:cs="Calibri"/>
+        </w:rPr>
+        <w:t>[</w:t>
+      </w:r>
+      <w:r>
+        <w:rPr>
+          <w:rFonts w:ascii="Calibri" w:hAnsi="Calibri" w:cs="Calibri"/>
+        </w:rPr>
+        <w:t>ID and WY</w:t>
+      </w:r>
+      <w:r>
+        <w:rPr>
+          <w:rFonts w:ascii="Calibri" w:hAnsi="Calibri" w:cs="Calibri"/>
+        </w:rPr>
+        <w:t>]</w:t>
+      </w:r>
+      <w:r>
+        <w:rPr>
+          <w:rFonts w:ascii="Calibri" w:hAnsi="Calibri" w:cs="Calibri"/>
+        </w:rPr>
+        <w:t xml:space="preserve"> don’t see it as a shared problem</w:t>
+      </w:r>
+      <w:r>
+        <w:rPr>
+          <w:rFonts w:ascii="Calibri" w:hAnsi="Calibri" w:cs="Calibri"/>
+        </w:rPr>
+        <w:t xml:space="preserve">. And you have to get </w:t>
+      </w:r>
+      <w:r>
+        <w:rPr>
+          <w:rFonts w:ascii="Calibri" w:hAnsi="Calibri" w:cs="Calibri"/>
+        </w:rPr>
+        <w:t>P</w:t>
+      </w:r>
+      <w:r>
+        <w:rPr>
+          <w:rFonts w:ascii="Calibri" w:hAnsi="Calibri" w:cs="Calibri"/>
+        </w:rPr>
+        <w:t>acifiCorp</w:t>
+      </w:r>
+      <w:r>
+        <w:rPr>
+          <w:rFonts w:ascii="Calibri" w:hAnsi="Calibri" w:cs="Calibri"/>
+        </w:rPr>
+        <w:t xml:space="preserve"> on </w:t>
+      </w:r>
+      <w:r>
+        <w:rPr>
+          <w:rFonts w:ascii="Calibri" w:hAnsi="Calibri" w:cs="Calibri"/>
+        </w:rPr>
+        <w:t>board,</w:t>
+      </w:r>
+      <w:r>
+        <w:rPr>
+          <w:rFonts w:ascii="Calibri" w:hAnsi="Calibri" w:cs="Calibri"/>
+        </w:rPr>
+        <w:t xml:space="preserve"> but they </w:t>
+      </w:r>
+      <w:r>
+        <w:rPr>
+          <w:rFonts w:ascii="Calibri" w:hAnsi="Calibri" w:cs="Calibri"/>
+        </w:rPr>
+        <w:t xml:space="preserve"> </w:t>
+      </w:r>
+      <w:r>
+        <w:rPr>
+          <w:rFonts w:ascii="Calibri" w:hAnsi="Calibri" w:cs="Calibri"/>
+        </w:rPr>
         <w:lastRenderedPageBreak/>
-        <w:t>Association</w:t>
+        <w:t xml:space="preserve">don’t </w:t>
       </w:r>
       <w:r>
         <w:rPr>
           <w:rFonts w:ascii="Calibri" w:hAnsi="Calibri" w:cs="Calibri"/>
         </w:rPr>
-        <w:t xml:space="preserve"> bank </w:t>
+        <w:t>see it as a shared problem.</w:t>
       </w:r>
       <w:r>
         <w:rPr>
           <w:rFonts w:ascii="Calibri" w:hAnsi="Calibri" w:cs="Calibri"/>
         </w:rPr>
-        <w:t xml:space="preserve">where </w:t>
+        <w:t xml:space="preserve"> Until th</w:t>
       </w:r>
       <w:r>
         <w:rPr>
           <w:rFonts w:ascii="Calibri" w:hAnsi="Calibri" w:cs="Calibri"/>
         </w:rPr>
-        <w:t>we stored water in our contract amongst us</w:t>
+        <w:t xml:space="preserve">ey all </w:t>
       </w:r>
       <w:r>
         <w:rPr>
           <w:rFonts w:ascii="Calibri" w:hAnsi="Calibri" w:cs="Calibri"/>
         </w:rPr>
-        <w:t xml:space="preserve">. It’s </w:t>
-      </w:r>
-      <w:proofErr w:type="spellStart"/>
-      <w:r>
-        <w:rPr>
-          <w:rFonts w:ascii="Calibri" w:hAnsi="Calibri" w:cs="Calibri"/>
-        </w:rPr>
-        <w:t>gonna</w:t>
-      </w:r>
-      <w:proofErr w:type="spellEnd"/>
-      <w:r>
-        <w:rPr>
-          <w:rFonts w:ascii="Calibri" w:hAnsi="Calibri" w:cs="Calibri"/>
-        </w:rPr>
-        <w:t xml:space="preserve"> come down to politics. </w:t>
-      </w:r>
-      <w:r>
-        <w:rPr>
-          <w:rFonts w:ascii="Calibri" w:hAnsi="Calibri" w:cs="Calibri"/>
-        </w:rPr>
-        <w:t xml:space="preserve">All states </w:t>
-      </w:r>
-      <w:proofErr w:type="gramStart"/>
-      <w:r>
-        <w:rPr>
-          <w:rFonts w:ascii="Calibri" w:hAnsi="Calibri" w:cs="Calibri"/>
-        </w:rPr>
-        <w:t xml:space="preserve">have </w:t>
-      </w:r>
-      <w:r>
-        <w:rPr>
-          <w:rFonts w:ascii="Calibri" w:hAnsi="Calibri" w:cs="Calibri"/>
-        </w:rPr>
-        <w:t>to</w:t>
-      </w:r>
-      <w:proofErr w:type="gramEnd"/>
-      <w:r>
-        <w:rPr>
-          <w:rFonts w:ascii="Calibri" w:hAnsi="Calibri" w:cs="Calibri"/>
-        </w:rPr>
-        <w:t xml:space="preserve"> get on board if this is a shared </w:t>
-      </w:r>
-      <w:r>
-        <w:rPr>
-          <w:rFonts w:ascii="Calibri" w:hAnsi="Calibri" w:cs="Calibri"/>
-        </w:rPr>
-        <w:t>problem,</w:t>
-      </w:r>
-      <w:r>
-        <w:rPr>
-          <w:rFonts w:ascii="Calibri" w:hAnsi="Calibri" w:cs="Calibri"/>
-        </w:rPr>
-        <w:t xml:space="preserve"> but </w:t>
-      </w:r>
-      <w:r>
-        <w:rPr>
-          <w:rFonts w:ascii="Calibri" w:hAnsi="Calibri" w:cs="Calibri"/>
-        </w:rPr>
-        <w:t>[</w:t>
-      </w:r>
-      <w:r>
-        <w:rPr>
-          <w:rFonts w:ascii="Calibri" w:hAnsi="Calibri" w:cs="Calibri"/>
-        </w:rPr>
-        <w:t>ID and WY</w:t>
-      </w:r>
-      <w:r>
-        <w:rPr>
-          <w:rFonts w:ascii="Calibri" w:hAnsi="Calibri" w:cs="Calibri"/>
-        </w:rPr>
-        <w:t>]</w:t>
-      </w:r>
-      <w:r>
-        <w:rPr>
-          <w:rFonts w:ascii="Calibri" w:hAnsi="Calibri" w:cs="Calibri"/>
-        </w:rPr>
-        <w:t xml:space="preserve"> don’t see it as a shared problem</w:t>
-      </w:r>
-      <w:r>
-        <w:rPr>
-          <w:rFonts w:ascii="Calibri" w:hAnsi="Calibri" w:cs="Calibri"/>
-        </w:rPr>
-        <w:t xml:space="preserve">. And you </w:t>
-      </w:r>
-      <w:proofErr w:type="gramStart"/>
-      <w:r>
-        <w:rPr>
-          <w:rFonts w:ascii="Calibri" w:hAnsi="Calibri" w:cs="Calibri"/>
-        </w:rPr>
-        <w:t>have to</w:t>
-      </w:r>
-      <w:proofErr w:type="gramEnd"/>
-      <w:r>
-        <w:rPr>
-          <w:rFonts w:ascii="Calibri" w:hAnsi="Calibri" w:cs="Calibri"/>
-        </w:rPr>
-        <w:t xml:space="preserve"> get </w:t>
-      </w:r>
-      <w:proofErr w:type="spellStart"/>
-      <w:r>
-        <w:rPr>
-          <w:rFonts w:ascii="Calibri" w:hAnsi="Calibri" w:cs="Calibri"/>
-        </w:rPr>
-        <w:t>P</w:t>
-      </w:r>
-      <w:r>
-        <w:rPr>
-          <w:rFonts w:ascii="Calibri" w:hAnsi="Calibri" w:cs="Calibri"/>
-        </w:rPr>
-        <w:t>acificorp</w:t>
-      </w:r>
-      <w:proofErr w:type="spellEnd"/>
-      <w:r>
-        <w:rPr>
-          <w:rFonts w:ascii="Calibri" w:hAnsi="Calibri" w:cs="Calibri"/>
-        </w:rPr>
-        <w:t xml:space="preserve"> on </w:t>
-      </w:r>
-      <w:r>
-        <w:rPr>
-          <w:rFonts w:ascii="Calibri" w:hAnsi="Calibri" w:cs="Calibri"/>
-        </w:rPr>
-        <w:t>board,</w:t>
-      </w:r>
-      <w:r>
-        <w:rPr>
-          <w:rFonts w:ascii="Calibri" w:hAnsi="Calibri" w:cs="Calibri"/>
-        </w:rPr>
-        <w:t xml:space="preserve"> but </w:t>
-      </w:r>
-      <w:proofErr w:type="gramStart"/>
-      <w:r>
-        <w:rPr>
-          <w:rFonts w:ascii="Calibri" w:hAnsi="Calibri" w:cs="Calibri"/>
-        </w:rPr>
-        <w:t xml:space="preserve">they </w:t>
-      </w:r>
-      <w:r>
-        <w:rPr>
-          <w:rFonts w:ascii="Calibri" w:hAnsi="Calibri" w:cs="Calibri"/>
-        </w:rPr>
+        <w:t>understand that this is an issue we all need to deal with, it’s not in their interest to do anything different [like this bank].</w:t>
+      </w:r>
+    </w:p>
+    <w:p>
+      <w:pPr>
+        <w:pStyle w:val="ListParagraph"/>
+        <w:numPr>
+          <w:ilvl w:val="0"/>
+          <w:numId w:val="29"/>
+        </w:numPr>
+        <w:spacing w:before="240" w:line="276" w:lineRule="auto"/>
+      </w:pPr>
+      <w:r>
+        <w:t xml:space="preserve">R: If the states agree to something together, what is the capacity of </w:t>
+      </w:r>
+      <w:r>
+        <w:t>PacifiCorp</w:t>
+      </w:r>
+      <w:r>
+        <w:t xml:space="preserve"> to say no</w:t>
+      </w:r>
+      <w:r>
+        <w:t xml:space="preserve"> – under compact etc.?</w:t>
+      </w:r>
+    </w:p>
+    <w:p>
+      <w:pPr>
+        <w:pStyle w:val="ListParagraph"/>
+        <w:numPr>
+          <w:ilvl w:val="0"/>
+          <w:numId w:val="29"/>
+        </w:numPr>
+        <w:spacing w:before="240" w:line="276" w:lineRule="auto"/>
+      </w:pPr>
+      <w:r>
+        <w:t>WA2:</w:t>
+      </w:r>
+      <w:r>
+        <w:t xml:space="preserve"> B</w:t>
+      </w:r>
+      <w:r>
+        <w:t xml:space="preserve">ear </w:t>
+      </w:r>
+      <w:r>
+        <w:t>R</w:t>
+      </w:r>
+      <w:r>
+        <w:t>iver</w:t>
+      </w:r>
+      <w:r>
+        <w:t xml:space="preserve"> and B</w:t>
+      </w:r>
+      <w:r>
+        <w:t xml:space="preserve">ear </w:t>
+      </w:r>
+      <w:r>
+        <w:t>L</w:t>
+      </w:r>
+      <w:r>
+        <w:t>ake</w:t>
+      </w:r>
+      <w:r>
+        <w:t xml:space="preserve"> is a unique </w:t>
+      </w:r>
+      <w:r>
+        <w:t>reservoir</w:t>
+      </w:r>
+      <w:r>
+        <w:t xml:space="preserve"> system because </w:t>
+      </w:r>
+      <w:r>
+        <w:t>PacifiCorp</w:t>
+      </w:r>
+      <w:r>
+        <w:t xml:space="preserve"> is a private</w:t>
+      </w:r>
+      <w:r>
+        <w:t xml:space="preserve"> o</w:t>
+      </w:r>
+      <w:r>
+        <w:t xml:space="preserve">perator </w:t>
+      </w:r>
+      <w:r>
+        <w:t>versus the other reservoirs in the state are</w:t>
+      </w:r>
+      <w:r>
         <w:t xml:space="preserve"> </w:t>
       </w:r>
       <w:r>
-        <w:rPr>
-          <w:rFonts w:ascii="Calibri" w:hAnsi="Calibri" w:cs="Calibri"/>
-        </w:rPr>
-        <w:t>don’t</w:t>
-      </w:r>
-      <w:proofErr w:type="gramEnd"/>
-      <w:r>
-        <w:rPr>
-          <w:rFonts w:ascii="Calibri" w:hAnsi="Calibri" w:cs="Calibri"/>
-        </w:rPr>
+        <w:t xml:space="preserve">Bureau </w:t>
+      </w:r>
+      <w:r>
+        <w:t xml:space="preserve">of </w:t>
+      </w:r>
+      <w:r>
+        <w:t>Reclamation</w:t>
+      </w:r>
+      <w:r>
+        <w:t xml:space="preserve"> so there is public process to use, </w:t>
+      </w:r>
+      <w:r>
+        <w:t>you can sue them and the levers</w:t>
+      </w:r>
+      <w:r>
+        <w:t xml:space="preserve"> to force change</w:t>
+      </w:r>
+      <w:r>
+        <w:t xml:space="preserve"> are different</w:t>
+      </w:r>
+      <w:r>
+        <w:t xml:space="preserve"> in federal context</w:t>
+      </w:r>
+      <w:r>
+        <w:t>.</w:t>
+      </w:r>
+      <w:r>
+        <w:t xml:space="preserve"> As a private </w:t>
+      </w:r>
+      <w:r>
+        <w:t>operator</w:t>
+      </w:r>
+      <w:r>
+        <w:t xml:space="preserve">, </w:t>
+      </w:r>
+      <w:r>
+        <w:t xml:space="preserve">PacifiCorp </w:t>
+      </w:r>
+      <w:r>
+        <w:t xml:space="preserve">are not </w:t>
+      </w:r>
+      <w:r>
+        <w:t xml:space="preserve">subject to </w:t>
+      </w:r>
+      <w:r>
+        <w:t xml:space="preserve">federal </w:t>
+      </w:r>
+      <w:r>
+        <w:t>regulation.</w:t>
+      </w:r>
+      <w:r>
         <w:t xml:space="preserve"> </w:t>
       </w:r>
       <w:r>
-        <w:rPr>
-          <w:rFonts w:ascii="Calibri" w:hAnsi="Calibri" w:cs="Calibri"/>
-        </w:rPr>
-        <w:t>see it as a shared problem.</w:t>
-      </w:r>
-      <w:r>
-        <w:rPr>
-          <w:rFonts w:ascii="Calibri" w:hAnsi="Calibri" w:cs="Calibri"/>
-        </w:rPr>
-        <w:t xml:space="preserve"> Until th</w:t>
-      </w:r>
-      <w:r>
-        <w:rPr>
-          <w:rFonts w:ascii="Calibri" w:hAnsi="Calibri" w:cs="Calibri"/>
-        </w:rPr>
-        <w:t xml:space="preserve">ey all </w:t>
-      </w:r>
-      <w:r>
-        <w:rPr>
-          <w:rFonts w:ascii="Calibri" w:hAnsi="Calibri" w:cs="Calibri"/>
-        </w:rPr>
-        <w:t>understand that this is an issue we all need to deal with, it’s not in their interest to do anything different [like this bank].</w:t>
-      </w:r>
-    </w:p>
-    <w:p>
-      <w:pPr>
-        <w:pStyle w:val="ListParagraph"/>
-        <w:numPr>
-          <w:ilvl w:val="0"/>
-          <w:numId w:val="29"/>
-        </w:numPr>
-        <w:spacing w:before="240" w:line="276" w:lineRule="auto"/>
-      </w:pPr>
-      <w:r>
-        <w:t xml:space="preserve">R: If the states agree to something together, what is the capacity of </w:t>
-      </w:r>
-      <w:proofErr w:type="spellStart"/>
-      <w:r>
-        <w:t>Pacificorp</w:t>
-      </w:r>
-      <w:proofErr w:type="spellEnd"/>
-      <w:r>
-        <w:t xml:space="preserve"> to say no</w:t>
-      </w:r>
-      <w:r>
-        <w:t xml:space="preserve"> – under compact etc.?</w:t>
-      </w:r>
-    </w:p>
-    <w:p>
-      <w:pPr>
-        <w:pStyle w:val="ListParagraph"/>
-        <w:numPr>
-          <w:ilvl w:val="0"/>
-          <w:numId w:val="29"/>
-        </w:numPr>
-        <w:spacing w:before="240" w:line="276" w:lineRule="auto"/>
-      </w:pPr>
-      <w:r>
-        <w:t>WA2:</w:t>
-      </w:r>
-      <w:r>
-        <w:t xml:space="preserve"> B</w:t>
-      </w:r>
-      <w:r>
-        <w:t xml:space="preserve">ear </w:t>
-      </w:r>
-      <w:r>
-        <w:t>R</w:t>
-      </w:r>
-      <w:r>
-        <w:t>iver</w:t>
-      </w:r>
-      <w:r>
-        <w:t xml:space="preserve"> and B</w:t>
-      </w:r>
-      <w:r>
-        <w:t xml:space="preserve">ear </w:t>
-      </w:r>
-      <w:r>
-        <w:t>L</w:t>
-      </w:r>
-      <w:r>
-        <w:t>ake</w:t>
+        <w:t>Their only real lever of public participation is their r</w:t>
+      </w:r>
+      <w:r>
+        <w:t xml:space="preserve">ate payers. </w:t>
+      </w:r>
+      <w:r>
+        <w:t>They have to go through</w:t>
+      </w:r>
+      <w:r>
+        <w:t xml:space="preserve"> long, drawn out</w:t>
       </w:r>
       <w:r>
         <w:t xml:space="preserve"> </w:t>
       </w:r>
-      <w:proofErr w:type="gramStart"/>
-      <w:r>
-        <w:t>is</w:t>
-      </w:r>
-      <w:proofErr w:type="gramEnd"/>
-      <w:r>
-        <w:t xml:space="preserve"> a unique </w:t>
-      </w:r>
-      <w:r>
-        <w:t>reservoir</w:t>
-      </w:r>
-      <w:r>
-        <w:t xml:space="preserve"> system because </w:t>
-      </w:r>
-      <w:proofErr w:type="spellStart"/>
-      <w:r>
-        <w:t>PacifiCorop</w:t>
-      </w:r>
-      <w:proofErr w:type="spellEnd"/>
-      <w:r>
-        <w:t xml:space="preserve"> is a private</w:t>
-      </w:r>
-      <w:r>
-        <w:t xml:space="preserve"> o</w:t>
-      </w:r>
-      <w:r>
-        <w:t xml:space="preserve">perator </w:t>
-      </w:r>
-      <w:r>
-        <w:t>versus the other reservoirs in the state are</w:t>
-      </w:r>
-      <w:r>
-        <w:t xml:space="preserve"> </w:t>
-      </w:r>
-      <w:r>
-        <w:t xml:space="preserve">Bureau </w:t>
-      </w:r>
-      <w:r>
-        <w:t xml:space="preserve">of </w:t>
-      </w:r>
-      <w:r>
-        <w:t>Reclamation</w:t>
-      </w:r>
-      <w:r>
-        <w:t xml:space="preserve"> so there is public process to use, </w:t>
-      </w:r>
-      <w:r>
-        <w:t>you can sue them and the levers</w:t>
-      </w:r>
-      <w:r>
-        <w:t xml:space="preserve"> to force change</w:t>
-      </w:r>
-      <w:r>
-        <w:t xml:space="preserve"> are different</w:t>
-      </w:r>
-      <w:r>
-        <w:t xml:space="preserve"> in federal context</w:t>
-      </w:r>
-      <w:r>
-        <w:t>.</w:t>
-      </w:r>
-      <w:r>
-        <w:t xml:space="preserve"> As a private </w:t>
-      </w:r>
-      <w:r>
-        <w:t>operator</w:t>
-      </w:r>
-      <w:r>
-        <w:t xml:space="preserve">, </w:t>
-      </w:r>
-      <w:proofErr w:type="spellStart"/>
-      <w:r>
-        <w:t>PaciCoprp</w:t>
-      </w:r>
-      <w:proofErr w:type="spellEnd"/>
-      <w:r>
-        <w:t xml:space="preserve"> </w:t>
-      </w:r>
-      <w:r>
-        <w:t xml:space="preserve">are not </w:t>
-      </w:r>
-      <w:r>
-        <w:t xml:space="preserve">subject to </w:t>
-      </w:r>
-      <w:r>
-        <w:t xml:space="preserve">federal </w:t>
-      </w:r>
-      <w:r>
-        <w:t>regulation.</w:t>
-      </w:r>
-      <w:r>
-        <w:t xml:space="preserve"> </w:t>
-      </w:r>
-      <w:r>
-        <w:t xml:space="preserve">Their only real </w:t>
-      </w:r>
-      <w:proofErr w:type="gramStart"/>
-      <w:r>
-        <w:t>lever</w:t>
-      </w:r>
-      <w:proofErr w:type="gramEnd"/>
-      <w:r>
-        <w:t xml:space="preserve"> of public participation is their r</w:t>
-      </w:r>
-      <w:r>
-        <w:t xml:space="preserve">ate payers. </w:t>
-      </w:r>
-      <w:r>
-        <w:t xml:space="preserve">They </w:t>
-      </w:r>
-      <w:proofErr w:type="gramStart"/>
-      <w:r>
-        <w:t>have to</w:t>
-      </w:r>
-      <w:proofErr w:type="gramEnd"/>
-      <w:r>
-        <w:t xml:space="preserve"> go through</w:t>
-      </w:r>
-      <w:r>
-        <w:t xml:space="preserve"> long, drawn out</w:t>
-      </w:r>
-      <w:r>
-        <w:t xml:space="preserve"> </w:t>
-      </w:r>
-      <w:proofErr w:type="gramStart"/>
-      <w:r>
-        <w:t>Public</w:t>
-      </w:r>
-      <w:proofErr w:type="gramEnd"/>
-      <w:r>
-        <w:t xml:space="preserve"> service </w:t>
+      <w:r>
+        <w:t xml:space="preserve">Public service </w:t>
       </w:r>
       <w:r>
         <w:t>commissions</w:t>
@@ -8937,27 +7808,14 @@
         </w:numPr>
         <w:spacing w:before="240" w:line="276" w:lineRule="auto"/>
       </w:pPr>
-      <w:proofErr w:type="spellStart"/>
-      <w:r>
-        <w:t>Pac</w:t>
-      </w:r>
-      <w:r>
-        <w:t>ifiCoprp</w:t>
-      </w:r>
-      <w:proofErr w:type="spellEnd"/>
+      <w:r>
+        <w:t>PacifiCorp</w:t>
+      </w:r>
       <w:r>
         <w:t xml:space="preserve"> is</w:t>
       </w:r>
       <w:r>
-        <w:t xml:space="preserve"> facing </w:t>
-      </w:r>
-      <w:proofErr w:type="gramStart"/>
-      <w:r>
-        <w:t>billion dollar</w:t>
-      </w:r>
-      <w:proofErr w:type="gramEnd"/>
-      <w:r>
-        <w:t xml:space="preserve"> lawsuits for </w:t>
+        <w:t xml:space="preserve"> facing billion dollar lawsuits for </w:t>
       </w:r>
       <w:r>
         <w:t>wild</w:t>
@@ -9002,23 +7860,7 @@
         <w:t xml:space="preserve">absent from all the other discussions that we </w:t>
       </w:r>
       <w:r>
-        <w:t xml:space="preserve">are having. It’s </w:t>
-      </w:r>
-      <w:proofErr w:type="gramStart"/>
-      <w:r>
-        <w:t>really important</w:t>
-      </w:r>
-      <w:proofErr w:type="gramEnd"/>
-      <w:r>
-        <w:t xml:space="preserve"> to understand how </w:t>
-      </w:r>
-      <w:proofErr w:type="gramStart"/>
-      <w:r>
-        <w:t>the entity</w:t>
-      </w:r>
-      <w:proofErr w:type="gramEnd"/>
-      <w:r>
-        <w:t xml:space="preserve"> works.</w:t>
+        <w:t>are having. It’s really important to understand how the entity works.</w:t>
       </w:r>
     </w:p>
     <w:p>
@@ -9036,11 +7878,9 @@
       <w:r>
         <w:t xml:space="preserve"> are based in </w:t>
       </w:r>
-      <w:proofErr w:type="gramStart"/>
       <w:r>
         <w:t>Portland,</w:t>
       </w:r>
-      <w:proofErr w:type="gramEnd"/>
       <w:r>
         <w:t xml:space="preserve"> </w:t>
       </w:r>
@@ -9054,16 +7894,11 @@
         <w:t>The people on ground are great. T</w:t>
       </w:r>
       <w:r>
-        <w:t xml:space="preserve">he states can lean on </w:t>
-      </w:r>
-      <w:proofErr w:type="gramStart"/>
-      <w:r>
-        <w:t>P</w:t>
+        <w:t>he states can lean on P</w:t>
       </w:r>
       <w:r>
         <w:t>aciCorp</w:t>
       </w:r>
-      <w:proofErr w:type="gramEnd"/>
       <w:r>
         <w:t xml:space="preserve"> but they </w:t>
       </w:r>
@@ -9129,15 +7964,7 @@
         <w:t xml:space="preserve">it makes sense for the model as it’s measurable. </w:t>
       </w:r>
       <w:r>
-        <w:t xml:space="preserve">I think the success of the voluntary leasing should be </w:t>
-      </w:r>
-      <w:proofErr w:type="gramStart"/>
-      <w:r>
-        <w:t>measure</w:t>
-      </w:r>
-      <w:proofErr w:type="gramEnd"/>
-      <w:r>
-        <w:t xml:space="preserve"> in </w:t>
+        <w:t xml:space="preserve">I think the success of the voluntary leasing should be measure in </w:t>
       </w:r>
       <w:r>
         <w:t xml:space="preserve">timing and location of the </w:t>
@@ -9195,15 +8022,7 @@
         <w:spacing w:before="240" w:line="276" w:lineRule="auto"/>
       </w:pPr>
       <w:r>
-        <w:t xml:space="preserve">is it </w:t>
-      </w:r>
-      <w:proofErr w:type="gramStart"/>
-      <w:r>
-        <w:t>really worth it</w:t>
-      </w:r>
-      <w:proofErr w:type="gramEnd"/>
-      <w:r>
-        <w:t xml:space="preserve"> do </w:t>
+        <w:t xml:space="preserve">is it really worth it do </w:t>
       </w:r>
       <w:r>
         <w:t xml:space="preserve">it in </w:t>
@@ -9212,13 +8031,11 @@
         <w:t>Utah</w:t>
       </w:r>
       <w:r>
-        <w:t xml:space="preserve"> or </w:t>
-      </w:r>
-      <w:proofErr w:type="spellStart"/>
-      <w:r>
-        <w:t>broadl</w:t>
-      </w:r>
-      <w:proofErr w:type="spellEnd"/>
+        <w:t xml:space="preserve"> or broadl</w:t>
+      </w:r>
+      <w:r>
+        <w:t xml:space="preserve">y </w:t>
+      </w:r>
       <w:r>
         <w:t>[interstate]</w:t>
       </w:r>
@@ -9269,209 +8086,141 @@
         <w:t>In my</w:t>
       </w:r>
       <w:r>
+        <w:t xml:space="preserve"> personal opinion is you are not going to get a tristate </w:t>
+      </w:r>
+      <w:r>
+        <w:t>bank</w:t>
+      </w:r>
+      <w:r>
+        <w:t xml:space="preserve"> without a successful model to build off of</w:t>
+      </w:r>
+      <w:r>
+        <w:t xml:space="preserve">. </w:t>
+      </w:r>
+      <w:r>
+        <w:t xml:space="preserve">Having a fantastic tri state bank is </w:t>
+      </w:r>
+      <w:r>
+        <w:t>something to fantasize about in future.</w:t>
+      </w:r>
+    </w:p>
+    <w:p>
+      <w:pPr>
+        <w:pStyle w:val="ListParagraph"/>
+        <w:numPr>
+          <w:ilvl w:val="0"/>
+          <w:numId w:val="29"/>
+        </w:numPr>
+        <w:spacing w:before="240" w:line="276" w:lineRule="auto"/>
+      </w:pPr>
+      <w:r>
+        <w:t>WA2:</w:t>
+      </w:r>
+      <w:r>
+        <w:t xml:space="preserve"> More utility to this </w:t>
+      </w:r>
+      <w:r>
+        <w:t>exercise</w:t>
+      </w:r>
+      <w:r>
+        <w:t xml:space="preserve"> by stripping down the complexity and focus on public </w:t>
+      </w:r>
+      <w:r>
+        <w:t>consumers</w:t>
+      </w:r>
+      <w:r>
+        <w:t xml:space="preserve">, add </w:t>
+      </w:r>
+      <w:r>
+        <w:t>here’s what you should be thinking about with trades.</w:t>
+      </w:r>
+      <w:r>
+        <w:t xml:space="preserve"> G</w:t>
+      </w:r>
+      <w:r>
+        <w:t xml:space="preserve">row the </w:t>
+      </w:r>
+      <w:r>
+        <w:t>F</w:t>
+      </w:r>
+      <w:r>
+        <w:t>low</w:t>
+      </w:r>
+      <w:r>
+        <w:t xml:space="preserve"> might be interested in this for public education</w:t>
+      </w:r>
+      <w:r>
+        <w:t xml:space="preserve"> understanding of what leasing look like as </w:t>
+      </w:r>
+      <w:r>
+        <w:t>interactive</w:t>
+      </w:r>
+      <w:r>
+        <w:t xml:space="preserve"> role playing game for </w:t>
+      </w:r>
+      <w:r>
+        <w:t>public education</w:t>
+      </w:r>
+      <w:r>
+        <w:t xml:space="preserve">. I see this less as a helpful tool for policy </w:t>
+      </w:r>
+      <w:r>
+        <w:t xml:space="preserve">or technical </w:t>
+      </w:r>
+      <w:r>
+        <w:t>change.</w:t>
+      </w:r>
+      <w:r>
+        <w:t xml:space="preserve"> I see this more from a social context </w:t>
+      </w:r>
+      <w:r>
+        <w:t>as it is</w:t>
+      </w:r>
+      <w:r>
+        <w:t xml:space="preserve"> divorced from the reality</w:t>
+      </w:r>
+      <w:r>
+        <w:t xml:space="preserve"> but t</w:t>
+      </w:r>
+      <w:r>
+        <w:t>he value would be better placed in social and behavior change</w:t>
+      </w:r>
+      <w:r>
+        <w:t>.</w:t>
+      </w:r>
+    </w:p>
+    <w:p>
+      <w:pPr>
+        <w:pStyle w:val="ListParagraph"/>
+        <w:numPr>
+          <w:ilvl w:val="0"/>
+          <w:numId w:val="29"/>
+        </w:numPr>
+        <w:spacing w:before="240" w:line="276" w:lineRule="auto"/>
+      </w:pPr>
+      <w:r>
+        <w:t>P13:</w:t>
+      </w:r>
+      <w:r>
+        <w:t xml:space="preserve"> You can run the model leasing </w:t>
+      </w:r>
+      <w:r>
         <w:t xml:space="preserve"> </w:t>
       </w:r>
-      <w:proofErr w:type="gramStart"/>
-      <w:r>
-        <w:t>personal opinion</w:t>
-      </w:r>
-      <w:proofErr w:type="gramEnd"/>
-      <w:r>
-        <w:t xml:space="preserve"> is you are not going to get a tristate </w:t>
-      </w:r>
-      <w:r>
-        <w:t>bank</w:t>
-      </w:r>
-      <w:r>
-        <w:t xml:space="preserve"> without a successful model to build </w:t>
-      </w:r>
-      <w:proofErr w:type="gramStart"/>
-      <w:r>
-        <w:t>off of</w:t>
-      </w:r>
-      <w:proofErr w:type="gramEnd"/>
-      <w:r>
-        <w:t xml:space="preserve">. </w:t>
-      </w:r>
-      <w:r>
-        <w:t xml:space="preserve">Having a fantastic </w:t>
-      </w:r>
-      <w:proofErr w:type="gramStart"/>
-      <w:r>
-        <w:t>tri state bank</w:t>
-      </w:r>
-      <w:proofErr w:type="gramEnd"/>
-      <w:r>
-        <w:t xml:space="preserve"> is </w:t>
-      </w:r>
-      <w:r>
-        <w:t>something to fantasize about in future.</w:t>
-      </w:r>
-    </w:p>
-    <w:p>
-      <w:pPr>
-        <w:pStyle w:val="ListParagraph"/>
-        <w:numPr>
-          <w:ilvl w:val="0"/>
-          <w:numId w:val="29"/>
-        </w:numPr>
-        <w:spacing w:before="240" w:line="276" w:lineRule="auto"/>
-      </w:pPr>
-      <w:r>
-        <w:t>WA2:</w:t>
-      </w:r>
-      <w:r>
-        <w:t xml:space="preserve"> More utility to this </w:t>
-      </w:r>
-      <w:r>
-        <w:t>exercise</w:t>
-      </w:r>
-      <w:r>
-        <w:t xml:space="preserve"> by stripping down the complexity and </w:t>
-      </w:r>
-      <w:proofErr w:type="gramStart"/>
-      <w:r>
-        <w:t>focus</w:t>
-      </w:r>
-      <w:proofErr w:type="gramEnd"/>
-      <w:r>
-        <w:t xml:space="preserve"> on public </w:t>
-      </w:r>
-      <w:r>
-        <w:t>consumers</w:t>
-      </w:r>
-      <w:r>
-        <w:t xml:space="preserve">, add </w:t>
-      </w:r>
-      <w:r>
-        <w:t>here’s what you should be thinking about with trades.</w:t>
-      </w:r>
-      <w:r>
-        <w:t xml:space="preserve"> G</w:t>
-      </w:r>
-      <w:r>
-        <w:t xml:space="preserve">row the </w:t>
-      </w:r>
-      <w:r>
-        <w:t>F</w:t>
-      </w:r>
-      <w:r>
-        <w:t>low</w:t>
-      </w:r>
-      <w:r>
-        <w:t xml:space="preserve"> might be interested in this for public education</w:t>
-      </w:r>
-      <w:r>
-        <w:t xml:space="preserve"> understanding of what leasing </w:t>
-      </w:r>
-      <w:proofErr w:type="gramStart"/>
-      <w:r>
-        <w:t>look</w:t>
-      </w:r>
-      <w:proofErr w:type="gramEnd"/>
-      <w:r>
-        <w:t xml:space="preserve"> like as </w:t>
-      </w:r>
-      <w:r>
-        <w:t>interactive</w:t>
-      </w:r>
-      <w:r>
-        <w:t xml:space="preserve"> </w:t>
-      </w:r>
-      <w:proofErr w:type="gramStart"/>
-      <w:r>
-        <w:t>role playing</w:t>
-      </w:r>
-      <w:proofErr w:type="gramEnd"/>
-      <w:r>
-        <w:t xml:space="preserve"> game for </w:t>
-      </w:r>
-      <w:r>
-        <w:t>public education</w:t>
-      </w:r>
-      <w:r>
-        <w:t xml:space="preserve">. I see </w:t>
-      </w:r>
-      <w:proofErr w:type="gramStart"/>
-      <w:r>
-        <w:t>this less</w:t>
-      </w:r>
-      <w:proofErr w:type="gramEnd"/>
-      <w:r>
-        <w:t xml:space="preserve"> as a helpful tool for policy </w:t>
-      </w:r>
-      <w:r>
-        <w:t xml:space="preserve">or technical </w:t>
-      </w:r>
-      <w:r>
-        <w:t>change.</w:t>
-      </w:r>
-      <w:r>
-        <w:t xml:space="preserve"> I see this more from a social context </w:t>
-      </w:r>
-      <w:r>
-        <w:t>as it is</w:t>
-      </w:r>
-      <w:r>
-        <w:t xml:space="preserve"> divorced from the </w:t>
-      </w:r>
-      <w:proofErr w:type="gramStart"/>
-      <w:r>
-        <w:t>reality</w:t>
-      </w:r>
-      <w:proofErr w:type="gramEnd"/>
-      <w:r>
-        <w:t xml:space="preserve"> but t</w:t>
-      </w:r>
-      <w:r>
-        <w:t>he value would be better placed in social and behavior change</w:t>
-      </w:r>
-      <w:r>
-        <w:t>.</w:t>
-      </w:r>
-    </w:p>
-    <w:p>
-      <w:pPr>
-        <w:pStyle w:val="ListParagraph"/>
-        <w:numPr>
-          <w:ilvl w:val="0"/>
-          <w:numId w:val="29"/>
-        </w:numPr>
-        <w:spacing w:before="240" w:line="276" w:lineRule="auto"/>
-      </w:pPr>
-      <w:r>
-        <w:t>P13:</w:t>
-      </w:r>
-      <w:r>
-        <w:t xml:space="preserve"> You can run the model </w:t>
-      </w:r>
-      <w:proofErr w:type="gramStart"/>
-      <w:r>
-        <w:t xml:space="preserve">leasing </w:t>
-      </w:r>
-      <w:r>
-        <w:t xml:space="preserve"> </w:t>
-      </w:r>
       <w:r>
         <w:t>e</w:t>
       </w:r>
       <w:r>
-        <w:t>very</w:t>
-      </w:r>
-      <w:proofErr w:type="gramEnd"/>
-      <w:r>
-        <w:t xml:space="preserve"> acre of land to the bank</w:t>
+        <w:t>very acre of land to the bank</w:t>
       </w:r>
       <w:r>
         <w:t xml:space="preserve"> and maybe that </w:t>
       </w:r>
       <w:proofErr w:type="spellStart"/>
-      <w:proofErr w:type="gramStart"/>
       <w:r>
         <w:t>get’s</w:t>
       </w:r>
       <w:proofErr w:type="spellEnd"/>
-      <w:proofErr w:type="gramEnd"/>
       <w:r>
         <w:t xml:space="preserve"> you to the 800k but</w:t>
       </w:r>
@@ -9508,24 +8257,6 @@
         <w:pBdr>
           <w:bottom w:val="single" w:sz="12" w:space="1" w:color="auto"/>
         </w:pBdr>
-        <w:spacing w:before="240" w:line="276" w:lineRule="auto"/>
-      </w:pPr>
-    </w:p>
-    <w:p>
-      <w:pPr>
-        <w:pStyle w:val="ListParagraph"/>
-        <w:spacing w:before="240" w:line="276" w:lineRule="auto"/>
-      </w:pPr>
-    </w:p>
-    <w:p>
-      <w:pPr>
-        <w:pStyle w:val="ListParagraph"/>
-        <w:spacing w:before="240" w:line="276" w:lineRule="auto"/>
-      </w:pPr>
-    </w:p>
-    <w:p>
-      <w:pPr>
-        <w:pStyle w:val="ListParagraph"/>
         <w:spacing w:before="240" w:line="276" w:lineRule="auto"/>
       </w:pPr>
     </w:p>

--- a/Sessions Data/Session11-Notes.docx
+++ b/Sessions Data/Session11-Notes.docx
@@ -342,7 +342,15 @@
         <w:t>GSL</w:t>
       </w:r>
       <w:r>
-        <w:t xml:space="preserve">. This work seems really pertinent to my </w:t>
+        <w:t xml:space="preserve">. This work seems </w:t>
+      </w:r>
+      <w:proofErr w:type="gramStart"/>
+      <w:r>
+        <w:t>really pertinent</w:t>
+      </w:r>
+      <w:proofErr w:type="gramEnd"/>
+      <w:r>
+        <w:t xml:space="preserve"> to my </w:t>
       </w:r>
       <w:r>
         <w:t>job,</w:t>
@@ -406,9 +414,11 @@
       <w:r>
         <w:t xml:space="preserve"> a farmer in this watershed. Interested in this after talking to </w:t>
       </w:r>
+      <w:proofErr w:type="gramStart"/>
       <w:r>
         <w:t>a someone</w:t>
       </w:r>
+      <w:proofErr w:type="gramEnd"/>
       <w:r>
         <w:t xml:space="preserve"> who participated</w:t>
       </w:r>
@@ -452,6 +462,9 @@
       </w:r>
       <w:r>
         <w:t xml:space="preserve">iliar with related legal issues. </w:t>
+      </w:r>
+      <w:r>
+        <w:t>X`</w:t>
       </w:r>
     </w:p>
     <w:p>
@@ -567,7 +580,15 @@
         <w:t xml:space="preserve">WA2: </w:t>
       </w:r>
       <w:r>
-        <w:t>E: I’m being what these water users would do not what I would do? Like what these folks on the ground would do?</w:t>
+        <w:t xml:space="preserve">E: I’m being what these water users would do not what I would do? Like what </w:t>
+      </w:r>
+      <w:proofErr w:type="gramStart"/>
+      <w:r>
+        <w:t>these folks on the ground would</w:t>
+      </w:r>
+      <w:proofErr w:type="gramEnd"/>
+      <w:r>
+        <w:t xml:space="preserve"> do?</w:t>
       </w:r>
     </w:p>
     <w:p>
@@ -580,7 +601,15 @@
         <w:spacing w:before="240" w:line="276" w:lineRule="auto"/>
       </w:pPr>
       <w:r>
-        <w:t>P13: I am going to switch my strategy. Does this mean buy water if needed?</w:t>
+        <w:t xml:space="preserve">P13: I am going to switch my strategy. Does this mean </w:t>
+      </w:r>
+      <w:proofErr w:type="gramStart"/>
+      <w:r>
+        <w:t>buy</w:t>
+      </w:r>
+      <w:proofErr w:type="gramEnd"/>
+      <w:r>
+        <w:t xml:space="preserve"> water if needed?</w:t>
       </w:r>
     </w:p>
     <w:p>
@@ -612,7 +641,15 @@
         <w:spacing w:before="240" w:line="276" w:lineRule="auto"/>
       </w:pPr>
       <w:r>
-        <w:t>P13: I’ll just use the language you have to represent what I want.</w:t>
+        <w:t xml:space="preserve">P13: I’ll just use the language you </w:t>
+      </w:r>
+      <w:proofErr w:type="gramStart"/>
+      <w:r>
+        <w:t>have to</w:t>
+      </w:r>
+      <w:proofErr w:type="gramEnd"/>
+      <w:r>
+        <w:t xml:space="preserve"> represent what I want.</w:t>
       </w:r>
     </w:p>
     <w:p>
@@ -634,7 +671,15 @@
         <w:t>AU3</w:t>
       </w:r>
       <w:r>
-        <w:t xml:space="preserve"> has the hard job.</w:t>
+        <w:t xml:space="preserve"> has </w:t>
+      </w:r>
+      <w:proofErr w:type="gramStart"/>
+      <w:r>
+        <w:t>the</w:t>
+      </w:r>
+      <w:proofErr w:type="gramEnd"/>
+      <w:r>
+        <w:t xml:space="preserve"> hard job.</w:t>
       </w:r>
     </w:p>
     <w:p>
@@ -698,10 +743,12 @@
         <w:t xml:space="preserve">WA2: </w:t>
       </w:r>
       <w:proofErr w:type="spellStart"/>
+      <w:proofErr w:type="gramStart"/>
       <w:r>
         <w:t>its</w:t>
       </w:r>
       <w:proofErr w:type="spellEnd"/>
+      <w:proofErr w:type="gramEnd"/>
       <w:r>
         <w:t xml:space="preserve"> all based on crypto</w:t>
       </w:r>
@@ -1224,25 +1271,73 @@
         <w:t xml:space="preserve">because those divisions are created in the sense that they almost act like a little watershed as opposed to these geographic levels. </w:t>
       </w:r>
       <w:r>
-        <w:t>This is like rich county folks</w:t>
-      </w:r>
-      <w:r>
-        <w:t xml:space="preserve">, </w:t>
-      </w:r>
-      <w:r>
-        <w:t>I think that most of the folks are one more step divorced from the lake. They relate more to WY than to the lake. Conserve ag is going to be number 1</w:t>
+        <w:t xml:space="preserve">This is like rich county </w:t>
+      </w:r>
+      <w:proofErr w:type="gramStart"/>
+      <w:r>
+        <w:t>folks</w:t>
+      </w:r>
+      <w:r>
+        <w:t>,</w:t>
+      </w:r>
+      <w:proofErr w:type="gramEnd"/>
+      <w:r>
+        <w:t xml:space="preserve"> </w:t>
+      </w:r>
+      <w:r>
+        <w:t xml:space="preserve">I think that </w:t>
+      </w:r>
+      <w:proofErr w:type="gramStart"/>
+      <w:r>
+        <w:t>most of the</w:t>
+      </w:r>
+      <w:proofErr w:type="gramEnd"/>
+      <w:r>
+        <w:t xml:space="preserve"> folks are one more step divorced from the lake. They relate more to WY than to the lake. </w:t>
+      </w:r>
+      <w:proofErr w:type="gramStart"/>
+      <w:r>
+        <w:t>Conserve</w:t>
+      </w:r>
+      <w:proofErr w:type="gramEnd"/>
+      <w:r>
+        <w:t xml:space="preserve"> </w:t>
+      </w:r>
+      <w:proofErr w:type="gramStart"/>
+      <w:r>
+        <w:t>ag</w:t>
+      </w:r>
+      <w:proofErr w:type="gramEnd"/>
+      <w:r>
+        <w:t xml:space="preserve"> is going to be number 1</w:t>
       </w:r>
       <w:r>
         <w:t xml:space="preserve"> priority</w:t>
       </w:r>
       <w:r>
-        <w:t xml:space="preserve">. I was choosing between the first strategy of preserving ag. I think the conversation in ID about GSL is probably 10 years behind </w:t>
+        <w:t xml:space="preserve">. I was choosing between the first strategy of preserving </w:t>
+      </w:r>
+      <w:proofErr w:type="gramStart"/>
+      <w:r>
+        <w:t>ag</w:t>
+      </w:r>
+      <w:proofErr w:type="gramEnd"/>
+      <w:r>
+        <w:t xml:space="preserve">. I think the conversation in ID about GSL is probably 10 years behind </w:t>
       </w:r>
       <w:r>
         <w:t xml:space="preserve">what UT is thinking of, </w:t>
       </w:r>
       <w:r>
-        <w:t>so a lot of the on the ground users are not thinking about it and are still choosing to preserve ag levels</w:t>
+        <w:t xml:space="preserve">so a lot of the </w:t>
+      </w:r>
+      <w:proofErr w:type="gramStart"/>
+      <w:r>
+        <w:t>on the ground</w:t>
+      </w:r>
+      <w:proofErr w:type="gramEnd"/>
+      <w:r>
+        <w:t xml:space="preserve"> users are not thinking about it and are still choosing to preserve ag levels</w:t>
       </w:r>
       <w:r>
         <w:t>.</w:t>
@@ -1316,7 +1411,15 @@
         <w:t>P13:</w:t>
       </w:r>
       <w:r>
-        <w:t xml:space="preserve"> Similar to </w:t>
+        <w:t xml:space="preserve"> </w:t>
+      </w:r>
+      <w:proofErr w:type="gramStart"/>
+      <w:r>
+        <w:t>Similar to</w:t>
+      </w:r>
+      <w:proofErr w:type="gramEnd"/>
+      <w:r>
+        <w:t xml:space="preserve"> </w:t>
       </w:r>
       <w:r>
         <w:t>WA2</w:t>
@@ -1324,8 +1427,13 @@
       <w:r>
         <w:t xml:space="preserve">, </w:t>
       </w:r>
-      <w:r>
-        <w:t xml:space="preserve">For cache Valley, I wanted to put myself in </w:t>
+      <w:proofErr w:type="gramStart"/>
+      <w:r>
+        <w:t>For</w:t>
+      </w:r>
+      <w:proofErr w:type="gramEnd"/>
+      <w:r>
+        <w:t xml:space="preserve"> cache Valley, I wanted to put myself in </w:t>
       </w:r>
       <w:r>
         <w:t>the mindset</w:t>
@@ -1417,6 +1525,7 @@
       <w:r>
         <w:t xml:space="preserve"> water leasing</w:t>
       </w:r>
+      <w:proofErr w:type="gramStart"/>
       <w:r>
         <w:t>,</w:t>
       </w:r>
@@ -1424,7 +1533,11 @@
         <w:t xml:space="preserve"> </w:t>
       </w:r>
       <w:r>
-        <w:t xml:space="preserve">it’s not </w:t>
+        <w:t>it’s</w:t>
+      </w:r>
+      <w:proofErr w:type="gramEnd"/>
+      <w:r>
+        <w:t xml:space="preserve"> not </w:t>
       </w:r>
       <w:proofErr w:type="spellStart"/>
       <w:r>
@@ -1494,9 +1607,11 @@
       <w:r>
         <w:t xml:space="preserve">I need to make sure my leasing program is </w:t>
       </w:r>
-      <w:r>
-        <w:t>incentive</w:t>
-      </w:r>
+      <w:proofErr w:type="gramStart"/>
+      <w:r>
+        <w:t>an incentive</w:t>
+      </w:r>
+      <w:proofErr w:type="gramEnd"/>
       <w:r>
         <w:t xml:space="preserve"> enough. </w:t>
       </w:r>
@@ -1819,7 +1934,15 @@
         <w:t>this,</w:t>
       </w:r>
       <w:r>
-        <w:t xml:space="preserve"> we might want to change a different year than 2009.I am just trying to answer questions. You guys are doing a great job.</w:t>
+        <w:t xml:space="preserve"> we might want to change a different year than 2009</w:t>
+      </w:r>
+      <w:proofErr w:type="gramStart"/>
+      <w:r>
+        <w:t>.I</w:t>
+      </w:r>
+      <w:proofErr w:type="gramEnd"/>
+      <w:r>
+        <w:t xml:space="preserve"> am just trying to answer questions. You guys are doing a great job.</w:t>
       </w:r>
     </w:p>
     <w:p>
@@ -2092,8 +2215,13 @@
       <w:r>
         <w:t xml:space="preserve">WA2: </w:t>
       </w:r>
-      <w:r>
-        <w:t xml:space="preserve">So if I’m a WY user upstream, unless I’m a member of the water </w:t>
+      <w:proofErr w:type="gramStart"/>
+      <w:r>
+        <w:t>So</w:t>
+      </w:r>
+      <w:proofErr w:type="gramEnd"/>
+      <w:r>
+        <w:t xml:space="preserve"> if I’m a WY user upstream, unless I’m a member of the water </w:t>
       </w:r>
       <w:r>
         <w:t>association,</w:t>
@@ -2115,7 +2243,15 @@
         <w:t>P13:</w:t>
       </w:r>
       <w:r>
-        <w:t xml:space="preserve"> This is step wise right so E makes decisions and that affects downstream uses?</w:t>
+        <w:t xml:space="preserve"> This is </w:t>
+      </w:r>
+      <w:proofErr w:type="gramStart"/>
+      <w:r>
+        <w:t>step</w:t>
+      </w:r>
+      <w:proofErr w:type="gramEnd"/>
+      <w:r>
+        <w:t xml:space="preserve"> wise right so E makes decisions and that affects downstream uses?</w:t>
       </w:r>
     </w:p>
     <w:p>
@@ -2165,11 +2301,35 @@
         <w:t xml:space="preserve">consumptive </w:t>
       </w:r>
       <w:r>
-        <w:t xml:space="preserve">use and theoretical use? We could put that on new crops. That water, practically is in the lake. </w:t>
+        <w:t xml:space="preserve">use and theoretical use? We could put that on new crops. </w:t>
+      </w:r>
+      <w:proofErr w:type="gramStart"/>
+      <w:r>
+        <w:t>That water,</w:t>
+      </w:r>
+      <w:proofErr w:type="gramEnd"/>
+      <w:r>
+        <w:t xml:space="preserve"> practically is in the lake. </w:t>
       </w:r>
       <w:r>
         <w:lastRenderedPageBreak/>
-        <w:t>It’s really natural flow right?</w:t>
+        <w:t xml:space="preserve">It’s </w:t>
+      </w:r>
+      <w:proofErr w:type="gramStart"/>
+      <w:r>
+        <w:t>really natural</w:t>
+      </w:r>
+      <w:proofErr w:type="gramEnd"/>
+      <w:r>
+        <w:t xml:space="preserve"> </w:t>
+      </w:r>
+      <w:proofErr w:type="gramStart"/>
+      <w:r>
+        <w:t>flow</w:t>
+      </w:r>
+      <w:proofErr w:type="gramEnd"/>
+      <w:r>
+        <w:t xml:space="preserve"> right?</w:t>
       </w:r>
       <w:r>
         <w:t xml:space="preserve"> But practically </w:t>
@@ -2198,7 +2358,15 @@
         <w:t>money,</w:t>
       </w:r>
       <w:r>
-        <w:t xml:space="preserve"> like fake water then. You have to prove you are doing something to get to the lake. I think we should just play with 170000.</w:t>
+        <w:t xml:space="preserve"> like fake water then. You </w:t>
+      </w:r>
+      <w:proofErr w:type="gramStart"/>
+      <w:r>
+        <w:t>have to</w:t>
+      </w:r>
+      <w:proofErr w:type="gramEnd"/>
+      <w:r>
+        <w:t xml:space="preserve"> prove you are doing something to get to the lake. I think we should just play with 170000.</w:t>
       </w:r>
     </w:p>
     <w:p>
@@ -2227,7 +2395,15 @@
         <w:t>WA2:</w:t>
       </w:r>
       <w:r>
-        <w:t xml:space="preserve"> So this is theoretical water that is absent priority dates on water </w:t>
+        <w:t xml:space="preserve"> </w:t>
+      </w:r>
+      <w:proofErr w:type="gramStart"/>
+      <w:r>
+        <w:t>So</w:t>
+      </w:r>
+      <w:proofErr w:type="gramEnd"/>
+      <w:r>
+        <w:t xml:space="preserve"> this is theoretical water that is absent priority dates on water </w:t>
       </w:r>
       <w:r>
         <w:t>rights</w:t>
@@ -2239,8 +2415,13 @@
         <w:t>Realistically,</w:t>
       </w:r>
       <w:r>
-        <w:t xml:space="preserve"> that additional depletions is</w:t>
-      </w:r>
+        <w:t xml:space="preserve"> that additional depletions </w:t>
+      </w:r>
+      <w:proofErr w:type="gramStart"/>
+      <w:r>
+        <w:t>is</w:t>
+      </w:r>
+      <w:proofErr w:type="gramEnd"/>
       <w:r>
         <w:t xml:space="preserve"> probably held</w:t>
       </w:r>
@@ -2257,10 +2438,34 @@
         <w:t>most senior [best]</w:t>
       </w:r>
       <w:r>
-        <w:t xml:space="preserve"> water is going to be put to use.</w:t>
-      </w:r>
-      <w:r>
-        <w:t xml:space="preserve"> The 28 k is isn’t going to be put to use. </w:t>
+        <w:t xml:space="preserve"> water is going to be </w:t>
+      </w:r>
+      <w:proofErr w:type="gramStart"/>
+      <w:r>
+        <w:t>put to use</w:t>
+      </w:r>
+      <w:proofErr w:type="gramEnd"/>
+      <w:r>
+        <w:t>.</w:t>
+      </w:r>
+      <w:r>
+        <w:t xml:space="preserve"> The 28 k </w:t>
+      </w:r>
+      <w:proofErr w:type="gramStart"/>
+      <w:r>
+        <w:t>is</w:t>
+      </w:r>
+      <w:proofErr w:type="gramEnd"/>
+      <w:r>
+        <w:t xml:space="preserve"> isn’t going to be </w:t>
+      </w:r>
+      <w:proofErr w:type="gramStart"/>
+      <w:r>
+        <w:t>put to use</w:t>
+      </w:r>
+      <w:proofErr w:type="gramEnd"/>
+      <w:r>
+        <w:t xml:space="preserve">. </w:t>
       </w:r>
     </w:p>
     <w:p>
@@ -2354,11 +2559,24 @@
         <w:t xml:space="preserve"> </w:t>
       </w:r>
       <w:r>
-        <w:t>that you will not get wet water gains from</w:t>
+        <w:t xml:space="preserve">that you will not get wet water </w:t>
+      </w:r>
+      <w:proofErr w:type="gramStart"/>
+      <w:r>
+        <w:t>gains</w:t>
+      </w:r>
+      <w:proofErr w:type="gramEnd"/>
+      <w:r>
+        <w:t xml:space="preserve"> </w:t>
+      </w:r>
+      <w:proofErr w:type="gramStart"/>
+      <w:r>
+        <w:t>from</w:t>
       </w:r>
       <w:r>
         <w:t>,</w:t>
       </w:r>
+      <w:proofErr w:type="gramEnd"/>
       <w:r>
         <w:t xml:space="preserve"> </w:t>
       </w:r>
@@ -2384,7 +2602,15 @@
         <w:t>are</w:t>
       </w:r>
       <w:r>
-        <w:t xml:space="preserve"> not people out there not using their full water to irrigate</w:t>
+        <w:t xml:space="preserve"> not people out </w:t>
+      </w:r>
+      <w:proofErr w:type="gramStart"/>
+      <w:r>
+        <w:t>there</w:t>
+      </w:r>
+      <w:proofErr w:type="gramEnd"/>
+      <w:r>
+        <w:t xml:space="preserve"> not using their full water to irrigate</w:t>
       </w:r>
       <w:r>
         <w:t>.</w:t>
@@ -2434,7 +2660,15 @@
         <w:spacing w:before="240" w:line="276" w:lineRule="auto"/>
       </w:pPr>
       <w:r>
-        <w:t>I would just sell the 28 k that is not real water. I would use available water for depletions and keep the water for myself. I don’t think the lake actually benefits. I will keep the rest for me.</w:t>
+        <w:t xml:space="preserve">I would just sell the 28 k that is not real water. I would use available water for depletions and keep the water for myself. I don’t think the lake </w:t>
+      </w:r>
+      <w:proofErr w:type="gramStart"/>
+      <w:r>
+        <w:t>actually benefits</w:t>
+      </w:r>
+      <w:proofErr w:type="gramEnd"/>
+      <w:r>
+        <w:t>. I will keep the rest for me.</w:t>
       </w:r>
     </w:p>
     <w:p>
@@ -2506,7 +2740,15 @@
         <w:t>AU3:</w:t>
       </w:r>
       <w:r>
-        <w:t xml:space="preserve"> I don’t think I would want to buy a lot of water from there. I want conservation in a different way. I want people in the upper basin to flood as much as possible because </w:t>
+        <w:t xml:space="preserve"> I don’t think I would want to buy a lot of water from there. I want </w:t>
+      </w:r>
+      <w:proofErr w:type="gramStart"/>
+      <w:r>
+        <w:t>conservation</w:t>
+      </w:r>
+      <w:proofErr w:type="gramEnd"/>
+      <w:r>
+        <w:t xml:space="preserve"> in a different way. I want people in the upper basin to flood as much as possible because </w:t>
       </w:r>
       <w:r>
         <w:t>return flows will</w:t>
@@ -2518,7 +2760,15 @@
         <w:t>; u</w:t>
       </w:r>
       <w:r>
-        <w:t>nless you stop irrigating areas and then that water comes down. Even from a productivity standpoint I don’t want you fallowing land</w:t>
+        <w:t xml:space="preserve">nless you stop irrigating areas and then that water comes down. Even from a productivity standpoint I don’t want </w:t>
+      </w:r>
+      <w:proofErr w:type="gramStart"/>
+      <w:r>
+        <w:t>you fallowing</w:t>
+      </w:r>
+      <w:proofErr w:type="gramEnd"/>
+      <w:r>
+        <w:t xml:space="preserve"> land</w:t>
       </w:r>
       <w:r>
         <w:t xml:space="preserve"> upstream</w:t>
@@ -2530,7 +2780,15 @@
         <w:t xml:space="preserve">water and </w:t>
       </w:r>
       <w:r>
-        <w:t xml:space="preserve">soil health that’s not a good thing either. </w:t>
+        <w:t xml:space="preserve">soil </w:t>
+      </w:r>
+      <w:proofErr w:type="gramStart"/>
+      <w:r>
+        <w:t>health</w:t>
+      </w:r>
+      <w:proofErr w:type="gramEnd"/>
+      <w:r>
+        <w:t xml:space="preserve"> that’s not a good thing either. </w:t>
       </w:r>
     </w:p>
     <w:p>
@@ -2624,7 +2882,23 @@
         <w:t>f</w:t>
       </w:r>
       <w:r>
-        <w:t xml:space="preserve"> this is mended then cool I get a second cup of water.</w:t>
+        <w:t xml:space="preserve"> this is </w:t>
+      </w:r>
+      <w:proofErr w:type="gramStart"/>
+      <w:r>
+        <w:t>mended</w:t>
+      </w:r>
+      <w:proofErr w:type="gramEnd"/>
+      <w:r>
+        <w:t xml:space="preserve"> then </w:t>
+      </w:r>
+      <w:proofErr w:type="gramStart"/>
+      <w:r>
+        <w:t>cool</w:t>
+      </w:r>
+      <w:proofErr w:type="gramEnd"/>
+      <w:r>
+        <w:t xml:space="preserve"> I get a second cup of water.</w:t>
       </w:r>
     </w:p>
     <w:p>
@@ -2671,7 +2945,15 @@
         <w:spacing w:before="240" w:line="276" w:lineRule="auto"/>
       </w:pPr>
       <w:r>
-        <w:t>WA2: You said you got this water from the Division of water rights but UT and ID run their own models on the bear, which is the data side being used for this? [UT DWR]</w:t>
+        <w:t xml:space="preserve">WA2: You said you got this water from the Division of water </w:t>
+      </w:r>
+      <w:proofErr w:type="gramStart"/>
+      <w:r>
+        <w:t>rights</w:t>
+      </w:r>
+      <w:proofErr w:type="gramEnd"/>
+      <w:r>
+        <w:t xml:space="preserve"> but UT and ID run their own models on the bear, which is the data side being used for this? [UT DWR]</w:t>
       </w:r>
     </w:p>
     <w:p>
@@ -2685,7 +2967,15 @@
       </w:pPr>
       <w:r>
         <w:lastRenderedPageBreak/>
-        <w:t xml:space="preserve">WA2: I think they actually defer to the ID model typically. The way it works is the bear </w:t>
+        <w:t xml:space="preserve">WA2: I think they </w:t>
+      </w:r>
+      <w:proofErr w:type="gramStart"/>
+      <w:r>
+        <w:t>actually defer</w:t>
+      </w:r>
+      <w:proofErr w:type="gramEnd"/>
+      <w:r>
+        <w:t xml:space="preserve"> to the ID model typically. The way it works is the bear </w:t>
       </w:r>
       <w:r>
         <w:t xml:space="preserve">river </w:t>
@@ -2693,9 +2983,11 @@
       <w:r>
         <w:t xml:space="preserve">commission meets with UT, ID, </w:t>
       </w:r>
-      <w:r>
-        <w:t>PacifiCorp</w:t>
-      </w:r>
+      <w:proofErr w:type="spellStart"/>
+      <w:r>
+        <w:t>Pacificorp</w:t>
+      </w:r>
+      <w:proofErr w:type="spellEnd"/>
       <w:r>
         <w:t xml:space="preserve">, </w:t>
       </w:r>
@@ -2708,11 +3000,32 @@
       <w:r>
         <w:t xml:space="preserve"> settlement act they have that table. </w:t>
       </w:r>
+      <w:proofErr w:type="gramStart"/>
       <w:r>
         <w:t>S</w:t>
       </w:r>
       <w:r>
-        <w:t>o they have to figure out a number of anticipated storages for the year, they get together and look at both values. --- I think they use the ID values to set the level.</w:t>
+        <w:t>o</w:t>
+      </w:r>
+      <w:proofErr w:type="gramEnd"/>
+      <w:r>
+        <w:t xml:space="preserve"> they </w:t>
+      </w:r>
+      <w:proofErr w:type="gramStart"/>
+      <w:r>
+        <w:t>have to</w:t>
+      </w:r>
+      <w:proofErr w:type="gramEnd"/>
+      <w:r>
+        <w:t xml:space="preserve"> figure out </w:t>
+      </w:r>
+      <w:proofErr w:type="gramStart"/>
+      <w:r>
+        <w:t>a number of</w:t>
+      </w:r>
+      <w:proofErr w:type="gramEnd"/>
+      <w:r>
+        <w:t xml:space="preserve"> anticipated storages for the year, they get together and look at both values. --- I think they use the ID values to set the level.</w:t>
       </w:r>
     </w:p>
     <w:p>
@@ -2727,8 +3040,13 @@
       <w:r>
         <w:t xml:space="preserve">WA2: </w:t>
       </w:r>
-      <w:r>
-        <w:t xml:space="preserve">So this is like Preston, is there a map? </w:t>
+      <w:proofErr w:type="gramStart"/>
+      <w:r>
+        <w:t>So</w:t>
+      </w:r>
+      <w:proofErr w:type="gramEnd"/>
+      <w:r>
+        <w:t xml:space="preserve"> this is like Preston, is there a map? </w:t>
       </w:r>
       <w:r>
         <w:t>Can I see exactly who those people are again?</w:t>
@@ -2761,16 +3079,48 @@
         <w:t>ey</w:t>
       </w:r>
       <w:r>
-        <w:t xml:space="preserve"> are doing real ag. They don’t have as many state incentives</w:t>
+        <w:t xml:space="preserve"> are doing </w:t>
+      </w:r>
+      <w:proofErr w:type="gramStart"/>
+      <w:r>
+        <w:t>real</w:t>
+      </w:r>
+      <w:proofErr w:type="gramEnd"/>
+      <w:r>
+        <w:t xml:space="preserve"> </w:t>
+      </w:r>
+      <w:proofErr w:type="gramStart"/>
+      <w:r>
+        <w:t>ag</w:t>
+      </w:r>
+      <w:proofErr w:type="gramEnd"/>
+      <w:r>
+        <w:t>. They don’t have as many state incentives</w:t>
       </w:r>
       <w:r>
         <w:t xml:space="preserve"> as UT, </w:t>
       </w:r>
       <w:r>
-        <w:t>the conversation is behind</w:t>
-      </w:r>
-      <w:r>
-        <w:t>.. Soda springs has potential for growing</w:t>
+        <w:t xml:space="preserve">the conversation is </w:t>
+      </w:r>
+      <w:proofErr w:type="gramStart"/>
+      <w:r>
+        <w:t>behind</w:t>
+      </w:r>
+      <w:r>
+        <w:t>..</w:t>
+      </w:r>
+      <w:proofErr w:type="gramEnd"/>
+      <w:r>
+        <w:t xml:space="preserve"> Soda springs </w:t>
+      </w:r>
+      <w:proofErr w:type="gramStart"/>
+      <w:r>
+        <w:t>has</w:t>
+      </w:r>
+      <w:proofErr w:type="gramEnd"/>
+      <w:r>
+        <w:t xml:space="preserve"> potential for growing</w:t>
       </w:r>
       <w:r>
         <w:t xml:space="preserve">, </w:t>
@@ -2845,8 +3195,13 @@
       <w:r>
         <w:t xml:space="preserve">. I am doing this selfishly so that towns won’t grow. </w:t>
       </w:r>
-      <w:r>
-        <w:t>So it’s no skin off my back to make sure there’s no development popping up around Preston</w:t>
+      <w:proofErr w:type="gramStart"/>
+      <w:r>
+        <w:t>So</w:t>
+      </w:r>
+      <w:proofErr w:type="gramEnd"/>
+      <w:r>
+        <w:t xml:space="preserve"> it’s no skin off my back to make sure there’s no development popping up around Preston</w:t>
       </w:r>
       <w:r>
         <w:t>.</w:t>
@@ -2891,7 +3246,15 @@
         </w:numPr>
       </w:pPr>
       <w:r>
-        <w:t xml:space="preserve">For the 60 k offering I would pay </w:t>
+        <w:t xml:space="preserve">For the </w:t>
+      </w:r>
+      <w:proofErr w:type="gramStart"/>
+      <w:r>
+        <w:t>60 k</w:t>
+      </w:r>
+      <w:proofErr w:type="gramEnd"/>
+      <w:r>
+        <w:t xml:space="preserve"> offering I would pay </w:t>
       </w:r>
       <w:r>
         <w:t>$</w:t>
@@ -2958,7 +3321,15 @@
         <w:t>,</w:t>
       </w:r>
       <w:r>
-        <w:t>000 is additional water that no one has to do anything for and the 50000 they would have to reduce</w:t>
+        <w:t xml:space="preserve">000 is additional water that no one </w:t>
+      </w:r>
+      <w:proofErr w:type="gramStart"/>
+      <w:r>
+        <w:t>has to</w:t>
+      </w:r>
+      <w:proofErr w:type="gramEnd"/>
+      <w:r>
+        <w:t xml:space="preserve"> do anything for and the 50000 they would have to reduce</w:t>
       </w:r>
     </w:p>
     <w:p>
@@ -2973,10 +3344,18 @@
         <w:t>WA2:</w:t>
       </w:r>
       <w:r>
-        <w:t xml:space="preserve"> The whole BRWUA is around – acres and we are 65 or 80 in ID and 80 in UT </w:t>
-      </w:r>
-      <w:r>
-        <w:t xml:space="preserve">. </w:t>
+        <w:t xml:space="preserve"> The whole BRWUA is around – acres and we are 65 or 80 in ID and 80 in </w:t>
+      </w:r>
+      <w:proofErr w:type="gramStart"/>
+      <w:r>
+        <w:t xml:space="preserve">UT </w:t>
+      </w:r>
+      <w:r>
+        <w:t>.</w:t>
+      </w:r>
+      <w:proofErr w:type="gramEnd"/>
+      <w:r>
+        <w:t xml:space="preserve"> </w:t>
       </w:r>
       <w:r>
         <w:t>You’re asking me to take out</w:t>
@@ -3032,7 +3411,15 @@
         <w:t>campaigns,</w:t>
       </w:r>
       <w:r>
-        <w:t xml:space="preserve"> we would do </w:t>
+        <w:t xml:space="preserve"> we </w:t>
+      </w:r>
+      <w:proofErr w:type="gramStart"/>
+      <w:r>
+        <w:t>would</w:t>
+      </w:r>
+      <w:proofErr w:type="gramEnd"/>
+      <w:r>
+        <w:t xml:space="preserve"> do </w:t>
       </w:r>
       <w:r>
         <w:t>that.</w:t>
@@ -3070,7 +3457,15 @@
         <w:spacing w:before="240" w:line="276" w:lineRule="auto"/>
       </w:pPr>
       <w:r>
-        <w:t>I will do that if you convince the governor to increase the flood use so I get the same acreage.</w:t>
+        <w:t xml:space="preserve">I will do that if you convince the governor to increase the flood </w:t>
+      </w:r>
+      <w:proofErr w:type="gramStart"/>
+      <w:r>
+        <w:t>use</w:t>
+      </w:r>
+      <w:proofErr w:type="gramEnd"/>
+      <w:r>
+        <w:t xml:space="preserve"> so I get the same acreage.</w:t>
       </w:r>
     </w:p>
     <w:p>
@@ -3092,10 +3487,18 @@
         <w:t xml:space="preserve">contract that </w:t>
       </w:r>
       <w:r>
-        <w:t xml:space="preserve">state engineer would put that water to the </w:t>
-      </w:r>
-      <w:r>
-        <w:t>GSL.</w:t>
+        <w:t xml:space="preserve">state engineer would put that water to </w:t>
+      </w:r>
+      <w:proofErr w:type="gramStart"/>
+      <w:r>
+        <w:t xml:space="preserve">the </w:t>
+      </w:r>
+      <w:r>
+        <w:t>GSL</w:t>
+      </w:r>
+      <w:proofErr w:type="gramEnd"/>
+      <w:r>
+        <w:t>.</w:t>
       </w:r>
     </w:p>
     <w:p>
@@ -3163,7 +3566,15 @@
         <w:t>price for the remaining water is $750</w:t>
       </w:r>
       <w:r>
-        <w:t xml:space="preserve"> which is more than my $500 line </w:t>
+        <w:t xml:space="preserve"> which is more than my $500 </w:t>
+      </w:r>
+      <w:proofErr w:type="gramStart"/>
+      <w:r>
+        <w:t>line</w:t>
+      </w:r>
+      <w:proofErr w:type="gramEnd"/>
+      <w:r>
+        <w:t xml:space="preserve"> </w:t>
       </w:r>
       <w:r>
         <w:t>but t</w:t>
@@ -3196,7 +3607,15 @@
         <w:t>on. All</w:t>
       </w:r>
       <w:r>
-        <w:t xml:space="preserve"> you will do is color the water from red to green as conserved and </w:t>
+        <w:t xml:space="preserve"> you </w:t>
+      </w:r>
+      <w:proofErr w:type="gramStart"/>
+      <w:r>
+        <w:t>will do</w:t>
+      </w:r>
+      <w:proofErr w:type="gramEnd"/>
+      <w:r>
+        <w:t xml:space="preserve"> is color the water from red to green as conserved and </w:t>
       </w:r>
       <w:r>
         <w:t>shepherd</w:t>
@@ -3214,11 +3633,16 @@
         <w:t>don't</w:t>
       </w:r>
       <w:r>
-        <w:t xml:space="preserve"> have storage contracts .</w:t>
+        <w:t xml:space="preserve"> have storage </w:t>
+      </w:r>
+      <w:proofErr w:type="gramStart"/>
+      <w:r>
+        <w:t>contracts .</w:t>
       </w:r>
       <w:r>
         <w:t>This</w:t>
       </w:r>
+      <w:proofErr w:type="gramEnd"/>
       <w:r>
         <w:t xml:space="preserve"> is where </w:t>
       </w:r>
@@ -3339,7 +3763,15 @@
         <w:t>P13:</w:t>
       </w:r>
       <w:r>
-        <w:t xml:space="preserve"> So for CV I made with the strategy in place, I was going to knock off 10% of my consumptive use</w:t>
+        <w:t xml:space="preserve"> </w:t>
+      </w:r>
+      <w:proofErr w:type="gramStart"/>
+      <w:r>
+        <w:t>So</w:t>
+      </w:r>
+      <w:proofErr w:type="gramEnd"/>
+      <w:r>
+        <w:t xml:space="preserve"> for CV I made with the strategy in place, I was going to knock off 10% of my consumptive use</w:t>
       </w:r>
       <w:r>
         <w:t xml:space="preserve"> to ma</w:t>
@@ -3366,7 +3798,15 @@
         <w:t>going to</w:t>
       </w:r>
       <w:r>
-        <w:t xml:space="preserve"> speak on behalf of my users that its more valuable.</w:t>
+        <w:t xml:space="preserve"> speak on behalf of my users that </w:t>
+      </w:r>
+      <w:proofErr w:type="gramStart"/>
+      <w:r>
+        <w:t>its</w:t>
+      </w:r>
+      <w:proofErr w:type="gramEnd"/>
+      <w:r>
+        <w:t xml:space="preserve"> more valuable.</w:t>
       </w:r>
     </w:p>
     <w:p>
@@ -3453,18 +3893,270 @@
         <w:t xml:space="preserve">P13: </w:t>
       </w:r>
       <w:r>
-        <w:t xml:space="preserve">I called my cousin and they said they got </w:t>
+        <w:t xml:space="preserve">I called my cousin and they said they got 750 per </w:t>
+      </w:r>
+      <w:proofErr w:type="spellStart"/>
+      <w:r>
+        <w:t>acrefoot</w:t>
+      </w:r>
+      <w:proofErr w:type="spellEnd"/>
+      <w:r>
+        <w:t>.</w:t>
+      </w:r>
+    </w:p>
+    <w:p>
+      <w:pPr>
+        <w:pStyle w:val="ListParagraph"/>
+        <w:numPr>
+          <w:ilvl w:val="0"/>
+          <w:numId w:val="33"/>
+        </w:numPr>
+        <w:spacing w:before="240" w:line="276" w:lineRule="auto"/>
+      </w:pPr>
+      <w:r>
+        <w:t>WA2</w:t>
+      </w:r>
+      <w:r>
+        <w:t>/Lower ID</w:t>
+      </w:r>
+      <w:r>
+        <w:t>:</w:t>
+      </w:r>
+      <w:r>
+        <w:t xml:space="preserve"> You don’t have </w:t>
+      </w:r>
+      <w:proofErr w:type="gramStart"/>
+      <w:r>
+        <w:t>along the river property</w:t>
+      </w:r>
+      <w:proofErr w:type="gramEnd"/>
+      <w:r>
+        <w:t xml:space="preserve"> like I </w:t>
+      </w:r>
+      <w:r>
+        <w:t>have.</w:t>
+      </w:r>
+    </w:p>
+    <w:p>
+      <w:pPr>
+        <w:pStyle w:val="ListParagraph"/>
+        <w:numPr>
+          <w:ilvl w:val="0"/>
+          <w:numId w:val="33"/>
+        </w:numPr>
+        <w:spacing w:before="240" w:line="276" w:lineRule="auto"/>
+      </w:pPr>
+      <w:r>
+        <w:t>P13:</w:t>
+      </w:r>
+      <w:r>
+        <w:t xml:space="preserve"> That’s true</w:t>
+      </w:r>
+      <w:r>
+        <w:t>.</w:t>
+      </w:r>
+    </w:p>
+    <w:p>
+      <w:pPr>
+        <w:pStyle w:val="ListParagraph"/>
+        <w:numPr>
+          <w:ilvl w:val="0"/>
+          <w:numId w:val="33"/>
+        </w:numPr>
+        <w:spacing w:before="240" w:line="276" w:lineRule="auto"/>
+      </w:pPr>
+      <w:r>
+        <w:t>AU3:</w:t>
+      </w:r>
+      <w:r>
+        <w:t xml:space="preserve"> </w:t>
+      </w:r>
+      <w:r>
+        <w:t>I’m</w:t>
+      </w:r>
+      <w:r>
+        <w:t xml:space="preserve"> doing math here</w:t>
+      </w:r>
+      <w:r>
+        <w:t xml:space="preserve">. </w:t>
+      </w:r>
+      <w:r>
+        <w:t>You are making the banker think</w:t>
+      </w:r>
+    </w:p>
+    <w:p>
+      <w:pPr>
+        <w:pStyle w:val="ListParagraph"/>
+        <w:numPr>
+          <w:ilvl w:val="0"/>
+          <w:numId w:val="33"/>
+        </w:numPr>
+        <w:spacing w:before="240" w:line="276" w:lineRule="auto"/>
+      </w:pPr>
+      <w:r>
+        <w:t>P13:</w:t>
+      </w:r>
+      <w:r>
+        <w:t xml:space="preserve"> We like making the bankers sweat</w:t>
+      </w:r>
+      <w:r>
+        <w:t xml:space="preserve"> :)</w:t>
+      </w:r>
+    </w:p>
+    <w:p>
+      <w:pPr>
+        <w:pStyle w:val="ListParagraph"/>
+        <w:numPr>
+          <w:ilvl w:val="0"/>
+          <w:numId w:val="33"/>
+        </w:numPr>
+        <w:spacing w:before="240" w:line="276" w:lineRule="auto"/>
+      </w:pPr>
+      <w:r>
+        <w:t>AU3/Bank:</w:t>
+      </w:r>
+      <w:r>
+        <w:t xml:space="preserve"> I’m not sweating but my brain is working</w:t>
+      </w:r>
+    </w:p>
+    <w:p>
+      <w:pPr>
+        <w:pStyle w:val="ListParagraph"/>
+        <w:numPr>
+          <w:ilvl w:val="0"/>
+          <w:numId w:val="33"/>
+        </w:numPr>
+        <w:spacing w:before="240" w:line="276" w:lineRule="auto"/>
+      </w:pPr>
+      <w:r>
+        <w:t>P13</w:t>
+      </w:r>
+      <w:r>
+        <w:t>: You still have a nice big kitty</w:t>
+      </w:r>
+      <w:r>
+        <w:t xml:space="preserve">. </w:t>
+      </w:r>
+      <w:r>
+        <w:t>(Did I get that right? Kitty?)</w:t>
+      </w:r>
+    </w:p>
+    <w:p>
+      <w:pPr>
+        <w:pStyle w:val="ListParagraph"/>
+        <w:numPr>
+          <w:ilvl w:val="0"/>
+          <w:numId w:val="33"/>
+        </w:numPr>
+        <w:spacing w:before="240" w:line="276" w:lineRule="auto"/>
+      </w:pPr>
+      <w:r>
+        <w:t>AU3:</w:t>
+      </w:r>
+      <w:r>
+        <w:t xml:space="preserve"> Are you open to selling more water</w:t>
+      </w:r>
+      <w:r>
+        <w:t xml:space="preserve">? </w:t>
+      </w:r>
+      <w:r>
+        <w:t>This is like a bad version of a board game</w:t>
+      </w:r>
+      <w:r>
+        <w:t>.</w:t>
+      </w:r>
+    </w:p>
+    <w:p>
+      <w:pPr>
+        <w:pStyle w:val="ListParagraph"/>
+        <w:numPr>
+          <w:ilvl w:val="0"/>
+          <w:numId w:val="33"/>
+        </w:numPr>
+        <w:spacing w:before="240" w:line="276" w:lineRule="auto"/>
+      </w:pPr>
+      <w:r>
+        <w:t>P13</w:t>
+      </w:r>
+      <w:r>
+        <w:t>: Like a bad monopoly</w:t>
+      </w:r>
+    </w:p>
+    <w:p>
+      <w:pPr>
+        <w:pStyle w:val="ListParagraph"/>
+        <w:numPr>
+          <w:ilvl w:val="0"/>
+          <w:numId w:val="33"/>
+        </w:numPr>
+        <w:spacing w:before="240" w:line="276" w:lineRule="auto"/>
+      </w:pPr>
+      <w:r>
+        <w:t xml:space="preserve">AU3/Bank: </w:t>
+      </w:r>
+      <w:r>
+        <w:t xml:space="preserve">I would be willing to purchase 23 k for </w:t>
       </w:r>
       <w:r>
         <w:t>$</w:t>
       </w:r>
       <w:r>
-        <w:t xml:space="preserve">750 per </w:t>
+        <w:t xml:space="preserve">277 per </w:t>
       </w:r>
       <w:r>
         <w:t>acre-foot</w:t>
       </w:r>
       <w:r>
+        <w:t xml:space="preserve">. I am using my baseline the </w:t>
+      </w:r>
+      <w:proofErr w:type="gramStart"/>
+      <w:r>
+        <w:t xml:space="preserve">13,710 </w:t>
+      </w:r>
+      <w:r>
+        <w:t>,</w:t>
+      </w:r>
+      <w:proofErr w:type="gramEnd"/>
+      <w:r>
+        <w:t xml:space="preserve"> </w:t>
+      </w:r>
+      <w:r>
+        <w:t xml:space="preserve">I want to bump it up with an additional 10000 ac ft of water, roughly 10% which I would want at $500 </w:t>
+      </w:r>
+      <w:proofErr w:type="spellStart"/>
+      <w:proofErr w:type="gramStart"/>
+      <w:r>
+        <w:t>acft</w:t>
+      </w:r>
+      <w:proofErr w:type="spellEnd"/>
+      <w:r>
+        <w:t xml:space="preserve"> ;</w:t>
+      </w:r>
+      <w:proofErr w:type="gramEnd"/>
+      <w:r>
+        <w:t xml:space="preserve"> averages</w:t>
+      </w:r>
+      <w:r>
+        <w:t xml:space="preserve"> </w:t>
+      </w:r>
+      <w:r>
+        <w:t>$</w:t>
+      </w:r>
+      <w:r>
+        <w:t>277</w:t>
+      </w:r>
+      <w:r>
+        <w:t>/</w:t>
+      </w:r>
+      <w:proofErr w:type="spellStart"/>
+      <w:r>
+        <w:t>acft</w:t>
+      </w:r>
+      <w:proofErr w:type="spellEnd"/>
+      <w:r>
+        <w:t xml:space="preserve"> for 23 k</w:t>
+      </w:r>
+      <w:r>
         <w:t>.</w:t>
       </w:r>
     </w:p>
@@ -3478,19 +4170,53 @@
         <w:spacing w:before="240" w:line="276" w:lineRule="auto"/>
       </w:pPr>
       <w:r>
-        <w:t>WA2</w:t>
-      </w:r>
-      <w:r>
-        <w:t>/Lower ID</w:t>
-      </w:r>
-      <w:r>
-        <w:t>:</w:t>
-      </w:r>
-      <w:r>
-        <w:t xml:space="preserve"> You don’t have along the river property like I </w:t>
-      </w:r>
-      <w:r>
-        <w:t>have.</w:t>
+        <w:t>P13:</w:t>
+      </w:r>
+      <w:r>
+        <w:t xml:space="preserve"> Everyone in our </w:t>
+      </w:r>
+      <w:r>
+        <w:t>communist</w:t>
+      </w:r>
+      <w:r>
+        <w:t xml:space="preserve"> farming collective </w:t>
+      </w:r>
+      <w:r>
+        <w:t>has</w:t>
+      </w:r>
+      <w:r>
+        <w:t xml:space="preserve"> already made their crop plans. </w:t>
+      </w:r>
+      <w:proofErr w:type="gramStart"/>
+      <w:r>
+        <w:t>So</w:t>
+      </w:r>
+      <w:proofErr w:type="gramEnd"/>
+      <w:r>
+        <w:t xml:space="preserve"> I can’t </w:t>
+      </w:r>
+      <w:r>
+        <w:t xml:space="preserve">do </w:t>
+      </w:r>
+      <w:r>
+        <w:t xml:space="preserve">additional </w:t>
+      </w:r>
+      <w:r>
+        <w:t xml:space="preserve">this year. </w:t>
+      </w:r>
+      <w:r>
+        <w:t>This</w:t>
+      </w:r>
+      <w:r>
+        <w:t xml:space="preserve"> is a pilot program. Maybe we can bump that up. But for </w:t>
+      </w:r>
+      <w:proofErr w:type="gramStart"/>
+      <w:r>
+        <w:t>now</w:t>
+      </w:r>
+      <w:proofErr w:type="gramEnd"/>
+      <w:r>
+        <w:t xml:space="preserve"> the 13 k</w:t>
       </w:r>
     </w:p>
     <w:p>
@@ -3503,13 +4229,40 @@
         <w:spacing w:before="240" w:line="276" w:lineRule="auto"/>
       </w:pPr>
       <w:r>
+        <w:t>AU3:</w:t>
+      </w:r>
+      <w:r>
+        <w:t xml:space="preserve"> If you were to commit to an additional 5 k for both this year and next year, I would be willing to pay </w:t>
+      </w:r>
+      <w:r>
+        <w:t>$</w:t>
+      </w:r>
+      <w:r>
+        <w:t xml:space="preserve">300 per </w:t>
+      </w:r>
+      <w:proofErr w:type="spellStart"/>
+      <w:r>
+        <w:t>acft</w:t>
+      </w:r>
+      <w:proofErr w:type="spellEnd"/>
+      <w:r>
+        <w:t>.</w:t>
+      </w:r>
+    </w:p>
+    <w:p>
+      <w:pPr>
+        <w:pStyle w:val="ListParagraph"/>
+        <w:numPr>
+          <w:ilvl w:val="0"/>
+          <w:numId w:val="33"/>
+        </w:numPr>
+        <w:spacing w:before="240" w:line="276" w:lineRule="auto"/>
+      </w:pPr>
+      <w:r>
         <w:t>P13:</w:t>
       </w:r>
       <w:r>
-        <w:t xml:space="preserve"> That’s true</w:t>
-      </w:r>
-      <w:r>
-        <w:t>.</w:t>
+        <w:t xml:space="preserve"> Let’s do it.</w:t>
       </w:r>
     </w:p>
     <w:p>
@@ -3525,318 +4278,54 @@
         <w:t>AU3:</w:t>
       </w:r>
       <w:r>
+        <w:t xml:space="preserve"> It’s government money </w:t>
+      </w:r>
+      <w:r>
+        <w:t>anyway,</w:t>
+      </w:r>
+      <w:r>
+        <w:t xml:space="preserve"> I can do what I want. Even though it’s for a communist farming </w:t>
+      </w:r>
+      <w:r>
+        <w:t>group.</w:t>
+      </w:r>
+    </w:p>
+    <w:p>
+      <w:pPr>
+        <w:pStyle w:val="ListParagraph"/>
+        <w:numPr>
+          <w:ilvl w:val="0"/>
+          <w:numId w:val="33"/>
+        </w:numPr>
+        <w:spacing w:before="240" w:line="276" w:lineRule="auto"/>
+      </w:pPr>
+      <w:r>
+        <w:t>WA2:</w:t>
+      </w:r>
+      <w:r>
         <w:t xml:space="preserve"> </w:t>
       </w:r>
-      <w:r>
-        <w:t>I’m</w:t>
-      </w:r>
-      <w:r>
-        <w:t xml:space="preserve"> doing math here</w:t>
-      </w:r>
-      <w:r>
-        <w:t xml:space="preserve">. </w:t>
-      </w:r>
-      <w:r>
-        <w:t>You are making the banker think</w:t>
-      </w:r>
-    </w:p>
-    <w:p>
-      <w:pPr>
-        <w:pStyle w:val="ListParagraph"/>
-        <w:numPr>
-          <w:ilvl w:val="0"/>
-          <w:numId w:val="33"/>
-        </w:numPr>
-        <w:spacing w:before="240" w:line="276" w:lineRule="auto"/>
-      </w:pPr>
-      <w:r>
-        <w:t>P13:</w:t>
-      </w:r>
-      <w:r>
-        <w:t xml:space="preserve"> We like making the bankers sweat</w:t>
-      </w:r>
-      <w:r>
-        <w:t xml:space="preserve"> :)</w:t>
-      </w:r>
-    </w:p>
-    <w:p>
-      <w:pPr>
-        <w:pStyle w:val="ListParagraph"/>
-        <w:numPr>
-          <w:ilvl w:val="0"/>
-          <w:numId w:val="33"/>
-        </w:numPr>
-        <w:spacing w:before="240" w:line="276" w:lineRule="auto"/>
-      </w:pPr>
-      <w:r>
-        <w:t>AU3/Bank:</w:t>
-      </w:r>
-      <w:r>
-        <w:t xml:space="preserve"> I’m not sweating but my brain is working</w:t>
-      </w:r>
-    </w:p>
-    <w:p>
-      <w:pPr>
-        <w:pStyle w:val="ListParagraph"/>
-        <w:numPr>
-          <w:ilvl w:val="0"/>
-          <w:numId w:val="33"/>
-        </w:numPr>
-        <w:spacing w:before="240" w:line="276" w:lineRule="auto"/>
-      </w:pPr>
-      <w:r>
-        <w:t>P13</w:t>
-      </w:r>
-      <w:r>
-        <w:t>: You still have a nice big kitty</w:t>
-      </w:r>
-      <w:r>
-        <w:t xml:space="preserve">. </w:t>
-      </w:r>
-      <w:r>
-        <w:t>(Did I get that right? Kitty?)</w:t>
-      </w:r>
-    </w:p>
-    <w:p>
-      <w:pPr>
-        <w:pStyle w:val="ListParagraph"/>
-        <w:numPr>
-          <w:ilvl w:val="0"/>
-          <w:numId w:val="33"/>
-        </w:numPr>
-        <w:spacing w:before="240" w:line="276" w:lineRule="auto"/>
-      </w:pPr>
-      <w:r>
-        <w:t>AU3:</w:t>
-      </w:r>
-      <w:r>
-        <w:t xml:space="preserve"> Are you open to selling more water</w:t>
-      </w:r>
-      <w:r>
-        <w:t xml:space="preserve">? </w:t>
-      </w:r>
-      <w:r>
-        <w:t>This is like a bad version of a board game</w:t>
-      </w:r>
-      <w:r>
-        <w:t>.</w:t>
-      </w:r>
-    </w:p>
-    <w:p>
-      <w:pPr>
-        <w:pStyle w:val="ListParagraph"/>
-        <w:numPr>
-          <w:ilvl w:val="0"/>
-          <w:numId w:val="33"/>
-        </w:numPr>
-        <w:spacing w:before="240" w:line="276" w:lineRule="auto"/>
-      </w:pPr>
-      <w:r>
-        <w:t>P13</w:t>
-      </w:r>
-      <w:r>
-        <w:t>: Like a bad monopoly</w:t>
-      </w:r>
-    </w:p>
-    <w:p>
-      <w:pPr>
-        <w:pStyle w:val="ListParagraph"/>
-        <w:numPr>
-          <w:ilvl w:val="0"/>
-          <w:numId w:val="33"/>
-        </w:numPr>
-        <w:spacing w:before="240" w:line="276" w:lineRule="auto"/>
-      </w:pPr>
-      <w:r>
-        <w:t xml:space="preserve">AU3/Bank: </w:t>
-      </w:r>
-      <w:r>
-        <w:t xml:space="preserve">I would be willing to purchase 23 k for </w:t>
-      </w:r>
-      <w:r>
-        <w:t>$</w:t>
-      </w:r>
-      <w:r>
-        <w:t xml:space="preserve">277 per </w:t>
-      </w:r>
-      <w:r>
-        <w:t>acre-foot</w:t>
-      </w:r>
-      <w:r>
-        <w:t xml:space="preserve">. I am using my baseline the 13,710 </w:t>
-      </w:r>
-      <w:r>
-        <w:t xml:space="preserve">, </w:t>
-      </w:r>
-      <w:r>
-        <w:t xml:space="preserve">I want to bump it up with an additional 10000 ac ft of water, roughly 10% which I would want at $500 </w:t>
-      </w:r>
-      <w:proofErr w:type="spellStart"/>
-      <w:r>
-        <w:t>acft</w:t>
-      </w:r>
-      <w:proofErr w:type="spellEnd"/>
-      <w:r>
-        <w:t xml:space="preserve"> ; averages</w:t>
+      <w:proofErr w:type="gramStart"/>
+      <w:r>
+        <w:t>As long as</w:t>
+      </w:r>
+      <w:proofErr w:type="gramEnd"/>
+      <w:r>
+        <w:t xml:space="preserve"> you get your </w:t>
+      </w:r>
+      <w:r>
+        <w:t>Argentinian</w:t>
       </w:r>
       <w:r>
         <w:t xml:space="preserve"> </w:t>
       </w:r>
-      <w:r>
-        <w:t>$</w:t>
-      </w:r>
-      <w:r>
-        <w:t>277</w:t>
-      </w:r>
-      <w:r>
-        <w:t>/</w:t>
-      </w:r>
-      <w:proofErr w:type="spellStart"/>
-      <w:r>
-        <w:t>acft</w:t>
-      </w:r>
-      <w:proofErr w:type="spellEnd"/>
-      <w:r>
-        <w:t xml:space="preserve"> for 23 k</w:t>
-      </w:r>
-      <w:r>
-        <w:t>.</w:t>
-      </w:r>
-    </w:p>
-    <w:p>
-      <w:pPr>
-        <w:pStyle w:val="ListParagraph"/>
-        <w:numPr>
-          <w:ilvl w:val="0"/>
-          <w:numId w:val="33"/>
-        </w:numPr>
-        <w:spacing w:before="240" w:line="276" w:lineRule="auto"/>
-      </w:pPr>
-      <w:r>
-        <w:t>P13:</w:t>
-      </w:r>
-      <w:r>
-        <w:t xml:space="preserve"> Everyone in our </w:t>
-      </w:r>
-      <w:r>
-        <w:t>communist</w:t>
-      </w:r>
-      <w:r>
-        <w:t xml:space="preserve"> farming collective </w:t>
-      </w:r>
-      <w:r>
-        <w:t>has</w:t>
-      </w:r>
-      <w:r>
-        <w:t xml:space="preserve"> already made their crop plans. So I can’t </w:t>
-      </w:r>
-      <w:r>
-        <w:t xml:space="preserve">do </w:t>
-      </w:r>
-      <w:r>
-        <w:t xml:space="preserve">additional </w:t>
-      </w:r>
-      <w:r>
-        <w:t xml:space="preserve">this year. </w:t>
-      </w:r>
-      <w:r>
-        <w:t>This</w:t>
-      </w:r>
-      <w:r>
-        <w:t xml:space="preserve"> is a pilot program. Maybe we can bump that up. But for now the 13 k</w:t>
-      </w:r>
-    </w:p>
-    <w:p>
-      <w:pPr>
-        <w:pStyle w:val="ListParagraph"/>
-        <w:numPr>
-          <w:ilvl w:val="0"/>
-          <w:numId w:val="33"/>
-        </w:numPr>
-        <w:spacing w:before="240" w:line="276" w:lineRule="auto"/>
-      </w:pPr>
-      <w:r>
-        <w:t>AU3:</w:t>
-      </w:r>
-      <w:r>
-        <w:t xml:space="preserve"> If you were to commit to an additional 5 k for both this year and next year, I would be willing to pay </w:t>
-      </w:r>
-      <w:r>
-        <w:t>$</w:t>
-      </w:r>
-      <w:r>
-        <w:t xml:space="preserve">300 per </w:t>
-      </w:r>
-      <w:proofErr w:type="spellStart"/>
-      <w:r>
-        <w:t>acft</w:t>
-      </w:r>
-      <w:proofErr w:type="spellEnd"/>
-      <w:r>
-        <w:t>.</w:t>
-      </w:r>
-    </w:p>
-    <w:p>
-      <w:pPr>
-        <w:pStyle w:val="ListParagraph"/>
-        <w:numPr>
-          <w:ilvl w:val="0"/>
-          <w:numId w:val="33"/>
-        </w:numPr>
-        <w:spacing w:before="240" w:line="276" w:lineRule="auto"/>
-      </w:pPr>
-      <w:r>
-        <w:t>P13:</w:t>
-      </w:r>
-      <w:r>
-        <w:t xml:space="preserve"> Let’s do it.</w:t>
-      </w:r>
-    </w:p>
-    <w:p>
-      <w:pPr>
-        <w:pStyle w:val="ListParagraph"/>
-        <w:numPr>
-          <w:ilvl w:val="0"/>
-          <w:numId w:val="33"/>
-        </w:numPr>
-        <w:spacing w:before="240" w:line="276" w:lineRule="auto"/>
-      </w:pPr>
-      <w:r>
-        <w:t>AU3:</w:t>
-      </w:r>
-      <w:r>
-        <w:t xml:space="preserve"> It’s government money </w:t>
-      </w:r>
-      <w:r>
-        <w:t>anyway,</w:t>
-      </w:r>
-      <w:r>
-        <w:t xml:space="preserve"> I can do what I want. Even though it’s for a communist farming </w:t>
-      </w:r>
-      <w:r>
-        <w:t>group.</w:t>
-      </w:r>
-    </w:p>
-    <w:p>
-      <w:pPr>
-        <w:pStyle w:val="ListParagraph"/>
-        <w:numPr>
-          <w:ilvl w:val="0"/>
-          <w:numId w:val="33"/>
-        </w:numPr>
-        <w:spacing w:before="240" w:line="276" w:lineRule="auto"/>
-      </w:pPr>
-      <w:r>
-        <w:t>WA2:</w:t>
-      </w:r>
-      <w:r>
-        <w:t xml:space="preserve"> As long as you get your </w:t>
-      </w:r>
-      <w:r>
-        <w:t>Argentinian</w:t>
-      </w:r>
-      <w:r>
-        <w:t xml:space="preserve"> beef you’re fine.</w:t>
+      <w:proofErr w:type="gramStart"/>
+      <w:r>
+        <w:t>beef</w:t>
+      </w:r>
+      <w:proofErr w:type="gramEnd"/>
+      <w:r>
+        <w:t xml:space="preserve"> you’re fine.</w:t>
       </w:r>
     </w:p>
     <w:p>
@@ -3968,7 +4457,15 @@
         <w:t>P13:</w:t>
       </w:r>
       <w:r>
-        <w:t xml:space="preserve"> We have to change. Maybe there are </w:t>
+        <w:t xml:space="preserve"> We </w:t>
+      </w:r>
+      <w:proofErr w:type="gramStart"/>
+      <w:r>
+        <w:t>have to</w:t>
+      </w:r>
+      <w:proofErr w:type="gramEnd"/>
+      <w:r>
+        <w:t xml:space="preserve"> change. Maybe there are </w:t>
       </w:r>
       <w:r>
         <w:t>corner</w:t>
@@ -3990,13 +4487,29 @@
         <w:t>AU3:</w:t>
       </w:r>
       <w:r>
-        <w:t xml:space="preserve"> I know you have done a lot of </w:t>
+        <w:t xml:space="preserve"> I know you have </w:t>
+      </w:r>
+      <w:proofErr w:type="gramStart"/>
+      <w:r>
+        <w:t>done</w:t>
+      </w:r>
+      <w:proofErr w:type="gramEnd"/>
+      <w:r>
+        <w:t xml:space="preserve"> a lot of </w:t>
       </w:r>
       <w:r>
         <w:t>improvements</w:t>
       </w:r>
       <w:r>
-        <w:t xml:space="preserve"> in the B</w:t>
+        <w:t xml:space="preserve"> </w:t>
+      </w:r>
+      <w:proofErr w:type="gramStart"/>
+      <w:r>
+        <w:t>in</w:t>
+      </w:r>
+      <w:proofErr w:type="gramEnd"/>
+      <w:r>
+        <w:t xml:space="preserve"> the B</w:t>
       </w:r>
       <w:r>
         <w:t>ear River Canal Company</w:t>
@@ -4024,7 +4537,23 @@
         <w:t>The</w:t>
       </w:r>
       <w:r>
-        <w:t xml:space="preserve"> BRCC are all the water. They are bear lake storage 45%  of that</w:t>
+        <w:t xml:space="preserve"> BRCC are all the water. They are </w:t>
+      </w:r>
+      <w:proofErr w:type="gramStart"/>
+      <w:r>
+        <w:t>bear</w:t>
+      </w:r>
+      <w:proofErr w:type="gramEnd"/>
+      <w:r>
+        <w:t xml:space="preserve"> lake storage 45</w:t>
+      </w:r>
+      <w:proofErr w:type="gramStart"/>
+      <w:r>
+        <w:t>%  of</w:t>
+      </w:r>
+      <w:proofErr w:type="gramEnd"/>
+      <w:r>
+        <w:t xml:space="preserve"> that</w:t>
       </w:r>
       <w:r>
         <w:t>.</w:t>
@@ -4060,7 +4589,15 @@
         <w:t>WA2</w:t>
       </w:r>
       <w:r>
-        <w:t>: Its all the same water. There are a couple of people who pump out of the river but that's it. They are 45% of bear lake storage.</w:t>
+        <w:t xml:space="preserve">: </w:t>
+      </w:r>
+      <w:proofErr w:type="gramStart"/>
+      <w:r>
+        <w:t>Its</w:t>
+      </w:r>
+      <w:proofErr w:type="gramEnd"/>
+      <w:r>
+        <w:t xml:space="preserve"> all the same water. There are a couple of people who pump out of the river but that's it. They are 45% of bear lake storage.</w:t>
       </w:r>
     </w:p>
     <w:p>
@@ -4135,7 +4672,15 @@
         <w:t>AU3:</w:t>
       </w:r>
       <w:r>
-        <w:t xml:space="preserve"> So I want 20 k for the lower UT. What are you willing to sell</w:t>
+        <w:t xml:space="preserve"> </w:t>
+      </w:r>
+      <w:proofErr w:type="gramStart"/>
+      <w:r>
+        <w:t>So</w:t>
+      </w:r>
+      <w:proofErr w:type="gramEnd"/>
+      <w:r>
+        <w:t xml:space="preserve"> I want 20 k for the lower UT. What are you willing to sell</w:t>
       </w:r>
       <w:r>
         <w:t xml:space="preserve"> it</w:t>
@@ -4203,7 +4748,15 @@
         <w:spacing w:before="240" w:line="276" w:lineRule="auto"/>
       </w:pPr>
       <w:r>
-        <w:t>WA2: You still got tons of money to play with.</w:t>
+        <w:t xml:space="preserve">WA2: You still </w:t>
+      </w:r>
+      <w:proofErr w:type="gramStart"/>
+      <w:r>
+        <w:t>got</w:t>
+      </w:r>
+      <w:proofErr w:type="gramEnd"/>
+      <w:r>
+        <w:t xml:space="preserve"> tons of money to play with.</w:t>
       </w:r>
     </w:p>
     <w:p>
@@ -4240,14 +4793,27 @@
         <w:t>The</w:t>
       </w:r>
       <w:r>
-        <w:t xml:space="preserve"> federal money will go to programs. It will not go to leasing. I love in the </w:t>
+        <w:t xml:space="preserve"> federal money will go to programs. It will not go to leasing. I </w:t>
+      </w:r>
+      <w:proofErr w:type="gramStart"/>
+      <w:r>
+        <w:t>love in</w:t>
+      </w:r>
+      <w:proofErr w:type="gramEnd"/>
+      <w:r>
+        <w:t xml:space="preserve"> the </w:t>
       </w:r>
       <w:r>
         <w:t>president's</w:t>
       </w:r>
       <w:r>
-        <w:t xml:space="preserve"> budget</w:t>
-      </w:r>
+        <w:t xml:space="preserve"> </w:t>
+      </w:r>
+      <w:proofErr w:type="gramStart"/>
+      <w:r>
+        <w:t>budget</w:t>
+      </w:r>
+      <w:proofErr w:type="gramEnd"/>
       <w:r>
         <w:t xml:space="preserve"> they put the money in and then the next paragraph is getting rid of woke things like solar over canals, </w:t>
       </w:r>
@@ -4273,7 +4839,15 @@
         <w:t>/Bank</w:t>
       </w:r>
       <w:r>
-        <w:t xml:space="preserve">: I’m averaged at </w:t>
+        <w:t xml:space="preserve">: I’m </w:t>
+      </w:r>
+      <w:proofErr w:type="gramStart"/>
+      <w:r>
+        <w:t>averaged at</w:t>
+      </w:r>
+      <w:proofErr w:type="gramEnd"/>
+      <w:r>
+        <w:t xml:space="preserve"> </w:t>
       </w:r>
       <w:r>
         <w:t>$</w:t>
@@ -4310,7 +4884,15 @@
         <w:t>UT</w:t>
       </w:r>
       <w:r>
-        <w:t xml:space="preserve"> and lower ID, I think that’s actually quite </w:t>
+        <w:t xml:space="preserve"> and lower ID, I think that’s </w:t>
+      </w:r>
+      <w:proofErr w:type="gramStart"/>
+      <w:r>
+        <w:t>actually quite</w:t>
+      </w:r>
+      <w:proofErr w:type="gramEnd"/>
+      <w:r>
+        <w:t xml:space="preserve"> </w:t>
       </w:r>
       <w:r>
         <w:t>reasonable,</w:t>
@@ -4643,6 +5225,7 @@
           <w:bCs/>
         </w:rPr>
       </w:pPr>
+      <w:proofErr w:type="gramStart"/>
       <w:r>
         <w:rPr>
           <w:color w:val="0000FF"/>
@@ -4667,6 +5250,7 @@
         </w:rPr>
         <w:t>1:27</w:t>
       </w:r>
+      <w:proofErr w:type="gramEnd"/>
       <w:r>
         <w:tab/>
       </w:r>
@@ -4897,7 +5481,15 @@
         <w:t>aren’t</w:t>
       </w:r>
       <w:r>
-        <w:t xml:space="preserve"> on storage a lot</w:t>
+        <w:t xml:space="preserve"> </w:t>
+      </w:r>
+      <w:proofErr w:type="gramStart"/>
+      <w:r>
+        <w:t>on</w:t>
+      </w:r>
+      <w:proofErr w:type="gramEnd"/>
+      <w:r>
+        <w:t xml:space="preserve"> storage a lot</w:t>
       </w:r>
       <w:r>
         <w:t>, some are and some aren’t.</w:t>
@@ -4915,7 +5507,15 @@
         <w:t xml:space="preserve"> </w:t>
       </w:r>
       <w:r>
-        <w:t>It’s different than lower ID folks. They might be more incentivized to lease in a year like this. I would lease again and get all the</w:t>
+        <w:t xml:space="preserve">It’s different than lower ID </w:t>
+      </w:r>
+      <w:proofErr w:type="gramStart"/>
+      <w:r>
+        <w:t>folks</w:t>
+      </w:r>
+      <w:proofErr w:type="gramEnd"/>
+      <w:r>
+        <w:t>. They might be more incentivized to lease in a year like this. I would lease again and get all the</w:t>
       </w:r>
       <w:r>
         <w:t xml:space="preserve"> free</w:t>
@@ -4934,7 +5534,15 @@
         <w:spacing w:before="240" w:line="276" w:lineRule="auto"/>
       </w:pPr>
       <w:r>
-        <w:t>What’s the duty in Rich county?</w:t>
+        <w:t xml:space="preserve">What’s the duty in </w:t>
+      </w:r>
+      <w:proofErr w:type="gramStart"/>
+      <w:r>
+        <w:t>Rich county</w:t>
+      </w:r>
+      <w:proofErr w:type="gramEnd"/>
+      <w:r>
+        <w:t>?</w:t>
       </w:r>
     </w:p>
     <w:p>
@@ -4990,7 +5598,15 @@
         <w:t xml:space="preserve"> of land</w:t>
       </w:r>
       <w:r>
-        <w:t>. Are there even that much irrigated fields up there?</w:t>
+        <w:t xml:space="preserve">. Are there even that </w:t>
+      </w:r>
+      <w:proofErr w:type="gramStart"/>
+      <w:r>
+        <w:t>much</w:t>
+      </w:r>
+      <w:proofErr w:type="gramEnd"/>
+      <w:r>
+        <w:t xml:space="preserve"> irrigated fields up there?</w:t>
       </w:r>
     </w:p>
     <w:p>
@@ -5006,7 +5622,15 @@
         <w:t>AU3:</w:t>
       </w:r>
       <w:r>
-        <w:t xml:space="preserve"> Probably including sub irrigations. Wet meadow.</w:t>
+        <w:t xml:space="preserve"> Probably including sub </w:t>
+      </w:r>
+      <w:proofErr w:type="gramStart"/>
+      <w:r>
+        <w:t>irrigations</w:t>
+      </w:r>
+      <w:proofErr w:type="gramEnd"/>
+      <w:r>
+        <w:t>. Wet meadow.</w:t>
       </w:r>
     </w:p>
     <w:p>
@@ -5083,7 +5707,15 @@
         <w:t>R</w:t>
       </w:r>
       <w:r>
-        <w:t xml:space="preserve">ight now, I am mapping it on the state engineer’s mapping website on how many acres that would be cause I don’t think </w:t>
+        <w:t xml:space="preserve">ight now, I am mapping it on the state engineer’s mapping website on how many acres that would be </w:t>
+      </w:r>
+      <w:proofErr w:type="gramStart"/>
+      <w:r>
+        <w:t>cause</w:t>
+      </w:r>
+      <w:proofErr w:type="gramEnd"/>
+      <w:r>
+        <w:t xml:space="preserve"> I don’t think </w:t>
       </w:r>
       <w:r>
         <w:t>it's 60,000</w:t>
@@ -5102,7 +5734,15 @@
         <w:spacing w:before="240" w:line="276" w:lineRule="auto"/>
       </w:pPr>
       <w:r>
-        <w:t>Bank/AU3: So, you are offering me an additional 45,000 of water?</w:t>
+        <w:t xml:space="preserve">Bank/AU3: So, you are offering me an additional </w:t>
+      </w:r>
+      <w:proofErr w:type="gramStart"/>
+      <w:r>
+        <w:t>45,000 of</w:t>
+      </w:r>
+      <w:proofErr w:type="gramEnd"/>
+      <w:r>
+        <w:t xml:space="preserve"> water?</w:t>
       </w:r>
     </w:p>
     <w:p>
@@ -5150,6 +5790,7 @@
       <w:r>
         <w:t xml:space="preserve">ear River </w:t>
       </w:r>
+      <w:proofErr w:type="gramStart"/>
       <w:r>
         <w:t>flows</w:t>
       </w:r>
@@ -5157,7 +5798,11 @@
         <w:t>,</w:t>
       </w:r>
       <w:r>
-        <w:t xml:space="preserve"> so we’ll just stick with 25%. There is not a lot of storage.</w:t>
+        <w:t xml:space="preserve"> so</w:t>
+      </w:r>
+      <w:proofErr w:type="gramEnd"/>
+      <w:r>
+        <w:t xml:space="preserve"> we’ll just stick with 25%. There is not a lot of storage.</w:t>
       </w:r>
     </w:p>
     <w:p>
@@ -5176,10 +5821,34 @@
         <w:t>$450-500?</w:t>
       </w:r>
       <w:r>
-        <w:t xml:space="preserve"> I’m fallowing,</w:t>
-      </w:r>
-      <w:r>
-        <w:t xml:space="preserve"> I am going to want the most. My mapping says there is about 100 k acres based on really crappy mapping. These guys just want to cover their costs because they </w:t>
+        <w:t xml:space="preserve"> I’m </w:t>
+      </w:r>
+      <w:proofErr w:type="gramStart"/>
+      <w:r>
+        <w:t>fallowing</w:t>
+      </w:r>
+      <w:proofErr w:type="gramEnd"/>
+      <w:r>
+        <w:t>,</w:t>
+      </w:r>
+      <w:r>
+        <w:t xml:space="preserve"> I am going to want the most. My mapping says there </w:t>
+      </w:r>
+      <w:proofErr w:type="gramStart"/>
+      <w:r>
+        <w:t>is</w:t>
+      </w:r>
+      <w:proofErr w:type="gramEnd"/>
+      <w:r>
+        <w:t xml:space="preserve"> about 100 k acres based on </w:t>
+      </w:r>
+      <w:proofErr w:type="gramStart"/>
+      <w:r>
+        <w:t>really crappy</w:t>
+      </w:r>
+      <w:proofErr w:type="gramEnd"/>
+      <w:r>
+        <w:t xml:space="preserve"> mapping. These guys just want to cover their costs because they </w:t>
       </w:r>
       <w:r>
         <w:t>won’t</w:t>
@@ -5200,8 +5869,13 @@
       <w:r>
         <w:t xml:space="preserve">P13: </w:t>
       </w:r>
-      <w:r>
-        <w:t>So 2/3 of that</w:t>
+      <w:proofErr w:type="gramStart"/>
+      <w:r>
+        <w:t>So</w:t>
+      </w:r>
+      <w:proofErr w:type="gramEnd"/>
+      <w:r>
+        <w:t xml:space="preserve"> 2/3 of that</w:t>
       </w:r>
       <w:r>
         <w:t>?</w:t>
@@ -5225,8 +5899,13 @@
       <w:r>
         <w:t xml:space="preserve"> </w:t>
       </w:r>
-      <w:r>
-        <w:t xml:space="preserve">So let’s take 25% of </w:t>
+      <w:proofErr w:type="gramStart"/>
+      <w:r>
+        <w:t>So</w:t>
+      </w:r>
+      <w:proofErr w:type="gramEnd"/>
+      <w:r>
+        <w:t xml:space="preserve"> let’s take 25% of </w:t>
       </w:r>
       <w:r>
         <w:t>60k</w:t>
@@ -5238,7 +5917,15 @@
         <w:t xml:space="preserve">. </w:t>
       </w:r>
       <w:r>
-        <w:t xml:space="preserve">They'll still get some crop with grass or hay. I would be inclined to do </w:t>
+        <w:t xml:space="preserve">They'll still get some </w:t>
+      </w:r>
+      <w:proofErr w:type="gramStart"/>
+      <w:r>
+        <w:t>crop</w:t>
+      </w:r>
+      <w:proofErr w:type="gramEnd"/>
+      <w:r>
+        <w:t xml:space="preserve"> with grass or hay. I would be inclined to do </w:t>
       </w:r>
       <w:r>
         <w:t>$</w:t>
@@ -5298,7 +5985,15 @@
         <w:t>They</w:t>
       </w:r>
       <w:r>
-        <w:t xml:space="preserve"> have hay but yeah they </w:t>
+        <w:t xml:space="preserve"> have hay but </w:t>
+      </w:r>
+      <w:proofErr w:type="gramStart"/>
+      <w:r>
+        <w:t>yeah</w:t>
+      </w:r>
+      <w:proofErr w:type="gramEnd"/>
+      <w:r>
+        <w:t xml:space="preserve"> they </w:t>
       </w:r>
       <w:r>
         <w:t>won't</w:t>
@@ -5325,7 +6020,15 @@
         <w:t>acre-foot</w:t>
       </w:r>
       <w:r>
-        <w:t xml:space="preserve">. So </w:t>
+        <w:t xml:space="preserve">. </w:t>
+      </w:r>
+      <w:proofErr w:type="gramStart"/>
+      <w:r>
+        <w:t>So</w:t>
+      </w:r>
+      <w:proofErr w:type="gramEnd"/>
+      <w:r>
+        <w:t xml:space="preserve"> </w:t>
       </w:r>
       <w:proofErr w:type="spellStart"/>
       <w:r>
@@ -5384,7 +6087,31 @@
         <w:t>I’</w:t>
       </w:r>
       <w:r>
-        <w:t>ll sell you the 50 k additional any day of the week. I think these guys because they are on storage and it’s a bad year so they are going to pull on that storage</w:t>
+        <w:t xml:space="preserve">ll sell you the </w:t>
+      </w:r>
+      <w:proofErr w:type="gramStart"/>
+      <w:r>
+        <w:t>50 k</w:t>
+      </w:r>
+      <w:proofErr w:type="gramEnd"/>
+      <w:r>
+        <w:t xml:space="preserve"> additional any day of the week. I think these guys </w:t>
+      </w:r>
+      <w:proofErr w:type="gramStart"/>
+      <w:r>
+        <w:t>because</w:t>
+      </w:r>
+      <w:proofErr w:type="gramEnd"/>
+      <w:r>
+        <w:t xml:space="preserve"> they are on storage and it’s a bad </w:t>
+      </w:r>
+      <w:proofErr w:type="gramStart"/>
+      <w:r>
+        <w:t>year</w:t>
+      </w:r>
+      <w:proofErr w:type="gramEnd"/>
+      <w:r>
+        <w:t xml:space="preserve"> so they are going to pull on that storage</w:t>
       </w:r>
       <w:r>
         <w:t>, p</w:t>
@@ -5411,7 +6138,15 @@
         <w:t>.</w:t>
       </w:r>
       <w:r>
-        <w:t xml:space="preserve"> They can still get a full crop if they pull on all that storage. Since they can’t store over years, they have to pull it each year. It's a burn it down</w:t>
+        <w:t xml:space="preserve"> They can still get a full crop if they pull on all that storage. Since they can’t store over years, they </w:t>
+      </w:r>
+      <w:proofErr w:type="gramStart"/>
+      <w:r>
+        <w:t>have to</w:t>
+      </w:r>
+      <w:proofErr w:type="gramEnd"/>
+      <w:r>
+        <w:t xml:space="preserve"> pull it each year. It's a burn it down</w:t>
       </w:r>
       <w:r>
         <w:t xml:space="preserve"> </w:t>
@@ -5664,8 +6399,13 @@
       <w:r>
         <w:t xml:space="preserve"> one assumes. Let’s see if we can make 20 k available this year and we are going to sell it all. Our contract says at least 5k is at the same </w:t>
       </w:r>
-      <w:r>
-        <w:t>pricing,</w:t>
+      <w:proofErr w:type="gramStart"/>
+      <w:r>
+        <w:t>pricing</w:t>
+      </w:r>
+      <w:proofErr w:type="gramEnd"/>
+      <w:r>
+        <w:t>,</w:t>
       </w:r>
       <w:r>
         <w:t xml:space="preserve"> but for the rest we want a 3% escalator</w:t>
@@ -5776,7 +6516,15 @@
         <w:t>P13:</w:t>
       </w:r>
       <w:r>
-        <w:t xml:space="preserve"> Yeah cost of inflation and all that.</w:t>
+        <w:t xml:space="preserve"> </w:t>
+      </w:r>
+      <w:proofErr w:type="gramStart"/>
+      <w:r>
+        <w:t>Yeah</w:t>
+      </w:r>
+      <w:proofErr w:type="gramEnd"/>
+      <w:r>
+        <w:t xml:space="preserve"> cost of inflation and all that.</w:t>
       </w:r>
     </w:p>
     <w:p>
@@ -5842,7 +6590,15 @@
         <w:spacing w:before="240" w:line="276" w:lineRule="auto"/>
       </w:pPr>
       <w:r>
-        <w:t>Bank: So $308/</w:t>
+        <w:t xml:space="preserve">Bank: </w:t>
+      </w:r>
+      <w:proofErr w:type="gramStart"/>
+      <w:r>
+        <w:t>So</w:t>
+      </w:r>
+      <w:proofErr w:type="gramEnd"/>
+      <w:r>
+        <w:t xml:space="preserve"> $308/</w:t>
       </w:r>
       <w:proofErr w:type="spellStart"/>
       <w:r>
@@ -5965,7 +6721,15 @@
         <w:t>P13:</w:t>
       </w:r>
       <w:r>
-        <w:t xml:space="preserve"> I think you are doing pretty well budget-wise</w:t>
+        <w:t xml:space="preserve"> I think you are doing </w:t>
+      </w:r>
+      <w:proofErr w:type="gramStart"/>
+      <w:r>
+        <w:t>pretty well</w:t>
+      </w:r>
+      <w:proofErr w:type="gramEnd"/>
+      <w:r>
+        <w:t xml:space="preserve"> budget-wise</w:t>
       </w:r>
     </w:p>
     <w:p>
@@ -6017,11 +6781,21 @@
         <w:t>pinch,</w:t>
       </w:r>
       <w:r>
-        <w:t xml:space="preserve"> but in a dryer year you have to make </w:t>
-      </w:r>
+        <w:t xml:space="preserve"> but in a dryer year you </w:t>
+      </w:r>
+      <w:proofErr w:type="gramStart"/>
+      <w:r>
+        <w:t>have to</w:t>
+      </w:r>
+      <w:proofErr w:type="gramEnd"/>
+      <w:r>
+        <w:t xml:space="preserve"> make </w:t>
+      </w:r>
+      <w:proofErr w:type="gramStart"/>
       <w:r>
         <w:t>choices</w:t>
       </w:r>
+      <w:proofErr w:type="gramEnd"/>
       <w:r>
         <w:t xml:space="preserve"> and </w:t>
       </w:r>
@@ -6031,8 +6805,13 @@
       <w:r>
         <w:t xml:space="preserve"> </w:t>
       </w:r>
-      <w:r>
-        <w:t>So purchasing some water isn’t a bad deal where they are willing</w:t>
+      <w:proofErr w:type="gramStart"/>
+      <w:r>
+        <w:t>So</w:t>
+      </w:r>
+      <w:proofErr w:type="gramEnd"/>
+      <w:r>
+        <w:t xml:space="preserve"> purchasing some water isn’t a bad deal where they are willing</w:t>
       </w:r>
       <w:r>
         <w:t xml:space="preserve">, I </w:t>
@@ -6070,7 +6849,15 @@
         <w:t>There</w:t>
       </w:r>
       <w:r>
-        <w:t xml:space="preserve"> is not a motivation to not release if I </w:t>
+        <w:t xml:space="preserve"> is not </w:t>
+      </w:r>
+      <w:proofErr w:type="gramStart"/>
+      <w:r>
+        <w:t>a motivation</w:t>
+      </w:r>
+      <w:proofErr w:type="gramEnd"/>
+      <w:r>
+        <w:t xml:space="preserve"> to not release if I </w:t>
       </w:r>
       <w:r>
         <w:t>can’t</w:t>
@@ -6106,7 +6893,15 @@
       </w:pPr>
       <w:r>
         <w:lastRenderedPageBreak/>
-        <w:t>Bank/AU3: Maybe if year 3 is dry and I sell water back to you? That’s not set up.</w:t>
+        <w:t xml:space="preserve">Bank/AU3: Maybe if year 3 is dry and I </w:t>
+      </w:r>
+      <w:proofErr w:type="gramStart"/>
+      <w:r>
+        <w:t>sell</w:t>
+      </w:r>
+      <w:proofErr w:type="gramEnd"/>
+      <w:r>
+        <w:t xml:space="preserve"> water back to you? That’s not set up.</w:t>
       </w:r>
     </w:p>
     <w:p>
@@ -6122,13 +6917,37 @@
         <w:t>WA2</w:t>
       </w:r>
       <w:r>
-        <w:t xml:space="preserve">: Even you keeping water back there isn’t a place for you to store </w:t>
+        <w:t xml:space="preserve">: </w:t>
+      </w:r>
+      <w:proofErr w:type="gramStart"/>
+      <w:r>
+        <w:t>Even</w:t>
+      </w:r>
+      <w:proofErr w:type="gramEnd"/>
+      <w:r>
+        <w:t xml:space="preserve"> you </w:t>
+      </w:r>
+      <w:proofErr w:type="gramStart"/>
+      <w:r>
+        <w:t>keeping</w:t>
+      </w:r>
+      <w:proofErr w:type="gramEnd"/>
+      <w:r>
+        <w:t xml:space="preserve"> water back there isn’t a place for you to store </w:t>
       </w:r>
       <w:r>
         <w:t>it,</w:t>
       </w:r>
       <w:r>
-        <w:t xml:space="preserve"> so you have to let it go. That is suspect to me </w:t>
+        <w:t xml:space="preserve"> so you </w:t>
+      </w:r>
+      <w:proofErr w:type="gramStart"/>
+      <w:r>
+        <w:t>have to</w:t>
+      </w:r>
+      <w:proofErr w:type="gramEnd"/>
+      <w:r>
+        <w:t xml:space="preserve"> let it go. That is suspect to me </w:t>
       </w:r>
       <w:r>
         <w:t>because</w:t>
@@ -6320,12 +7139,14 @@
       <w:r>
         <w:t xml:space="preserve"> … </w:t>
       </w:r>
+      <w:proofErr w:type="gramStart"/>
       <w:r>
         <w:t xml:space="preserve">The </w:t>
       </w:r>
       <w:r>
         <w:t>pricing</w:t>
       </w:r>
+      <w:proofErr w:type="gramEnd"/>
       <w:r>
         <w:t xml:space="preserve"> </w:t>
       </w:r>
@@ -6339,7 +7160,15 @@
         <w:t xml:space="preserve">. </w:t>
       </w:r>
       <w:r>
-        <w:t>In the real life world</w:t>
+        <w:t xml:space="preserve">In the </w:t>
+      </w:r>
+      <w:proofErr w:type="gramStart"/>
+      <w:r>
+        <w:t>real life</w:t>
+      </w:r>
+      <w:proofErr w:type="gramEnd"/>
+      <w:r>
+        <w:t xml:space="preserve"> world</w:t>
       </w:r>
       <w:r>
         <w:t>,</w:t>
@@ -6413,7 +7242,15 @@
         <w:t>s and</w:t>
       </w:r>
       <w:r>
-        <w:t xml:space="preserve"> the owners of the water aren’t going to lease to ag producers</w:t>
+        <w:t xml:space="preserve"> the owners of the water aren’t going to lease to </w:t>
+      </w:r>
+      <w:proofErr w:type="gramStart"/>
+      <w:r>
+        <w:t>ag</w:t>
+      </w:r>
+      <w:proofErr w:type="gramEnd"/>
+      <w:r>
+        <w:t xml:space="preserve"> producers</w:t>
       </w:r>
       <w:r>
         <w:t xml:space="preserve">, </w:t>
@@ -6454,25 +7291,34 @@
       <w:r>
         <w:t xml:space="preserve">are not </w:t>
       </w:r>
+      <w:r>
+        <w:t>going to</w:t>
+      </w:r>
+      <w:r>
+        <w:t xml:space="preserve"> produce that much. </w:t>
+      </w:r>
+      <w:r>
+        <w:t xml:space="preserve">The </w:t>
+      </w:r>
+      <w:r>
+        <w:t>effect</w:t>
+      </w:r>
+      <w:r>
+        <w:t xml:space="preserve"> through communities is going to be felt</w:t>
+      </w:r>
+      <w:r>
+        <w:t xml:space="preserve">, you are </w:t>
+      </w:r>
       <w:proofErr w:type="spellStart"/>
       <w:r>
         <w:t>gonna</w:t>
       </w:r>
       <w:proofErr w:type="spellEnd"/>
       <w:r>
-        <w:t xml:space="preserve"> produce that much. </w:t>
-      </w:r>
-      <w:r>
-        <w:t xml:space="preserve">The </w:t>
-      </w:r>
-      <w:r>
-        <w:t>effect</w:t>
-      </w:r>
-      <w:r>
-        <w:t xml:space="preserve"> through communities is going to be felt</w:t>
-      </w:r>
-      <w:r>
-        <w:t xml:space="preserve">, you are </w:t>
+        <w:t xml:space="preserve"> lose more</w:t>
+      </w:r>
+      <w:r>
+        <w:t xml:space="preserve"> fields, </w:t>
       </w:r>
       <w:proofErr w:type="spellStart"/>
       <w:r>
@@ -6480,17 +7326,6 @@
       </w:r>
       <w:proofErr w:type="spellEnd"/>
       <w:r>
-        <w:t xml:space="preserve"> lose more</w:t>
-      </w:r>
-      <w:r>
-        <w:t xml:space="preserve"> fields, </w:t>
-      </w:r>
-      <w:proofErr w:type="spellStart"/>
-      <w:r>
-        <w:t>gonna</w:t>
-      </w:r>
-      <w:proofErr w:type="spellEnd"/>
-      <w:r>
         <w:t xml:space="preserve"> lose more to development</w:t>
       </w:r>
       <w:r>
@@ -6555,22 +7390,30 @@
         <w:t xml:space="preserve"> </w:t>
       </w:r>
       <w:r>
-        <w:t xml:space="preserve">of not out compete producers </w:t>
-      </w:r>
-      <w:r>
-        <w:t>.</w:t>
-      </w:r>
-      <w:r>
-        <w:t xml:space="preserve"> Trust</w:t>
-      </w:r>
+        <w:t xml:space="preserve">of not </w:t>
+      </w:r>
+      <w:proofErr w:type="gramStart"/>
+      <w:r>
+        <w:t>outcompete</w:t>
+      </w:r>
+      <w:proofErr w:type="gramEnd"/>
       <w:r>
         <w:t xml:space="preserve"> </w:t>
       </w:r>
       <w:r>
-        <w:t>is a</w:t>
-      </w:r>
-      <w:r>
-        <w:t xml:space="preserve"> nonprofits</w:t>
+        <w:t>producers.</w:t>
+      </w:r>
+      <w:r>
+        <w:t xml:space="preserve"> </w:t>
+      </w:r>
+      <w:r>
+        <w:t xml:space="preserve"> </w:t>
+      </w:r>
+      <w:r>
+        <w:t>N</w:t>
+      </w:r>
+      <w:r>
+        <w:t>onprofit</w:t>
       </w:r>
       <w:r>
         <w:t xml:space="preserve">, they </w:t>
@@ -6646,7 +7489,15 @@
         <w:t xml:space="preserve">uses. You have a lot of </w:t>
       </w:r>
       <w:r>
-        <w:t>non-owner - farmed</w:t>
+        <w:t>non-</w:t>
+      </w:r>
+      <w:proofErr w:type="gramStart"/>
+      <w:r>
+        <w:t>owner</w:t>
+      </w:r>
+      <w:proofErr w:type="gramEnd"/>
+      <w:r>
+        <w:t xml:space="preserve"> - farmed</w:t>
       </w:r>
       <w:r>
         <w:t xml:space="preserve"> lease land</w:t>
@@ -6673,7 +7524,13 @@
         <w:t>UT. i</w:t>
       </w:r>
       <w:r>
-        <w:t xml:space="preserve">f that person can make that kind of money they </w:t>
+        <w:t xml:space="preserve">f that person can make that kind of </w:t>
+      </w:r>
+      <w:r>
+        <w:t>money,</w:t>
+      </w:r>
+      <w:r>
+        <w:t xml:space="preserve"> they </w:t>
       </w:r>
       <w:r>
         <w:t>don't</w:t>
@@ -6752,7 +7609,15 @@
         <w:t xml:space="preserve"> I had a goal set of how much water I wanted and how to get that </w:t>
       </w:r>
       <w:r>
-        <w:t xml:space="preserve">from different area, I want the </w:t>
+        <w:t xml:space="preserve">from different </w:t>
+      </w:r>
+      <w:proofErr w:type="gramStart"/>
+      <w:r>
+        <w:t>area</w:t>
+      </w:r>
+      <w:proofErr w:type="gramEnd"/>
+      <w:r>
+        <w:t xml:space="preserve">, I want the </w:t>
       </w:r>
       <w:r>
         <w:t>most bang for my buck and where to shepherd that</w:t>
@@ -6857,7 +7722,15 @@
         <w:t xml:space="preserve"> picking apart these problems to figure out what the issues are. </w:t>
       </w:r>
       <w:r>
-        <w:t>The more I engage in GSL discussions I come back t</w:t>
+        <w:t xml:space="preserve">The more I engage in GSL discussions I come </w:t>
+      </w:r>
+      <w:proofErr w:type="gramStart"/>
+      <w:r>
+        <w:t>back</w:t>
+      </w:r>
+      <w:proofErr w:type="gramEnd"/>
+      <w:r>
+        <w:t xml:space="preserve"> t</w:t>
       </w:r>
       <w:r>
         <w:t>he idea that t</w:t>
@@ -6887,25 +7760,57 @@
         <w:t xml:space="preserve"> T</w:t>
       </w:r>
       <w:r>
-        <w:t xml:space="preserve">here is so much activity and interest in the GSL. There is </w:t>
+        <w:t xml:space="preserve">here is so much activity and interest in </w:t>
+      </w:r>
+      <w:proofErr w:type="gramStart"/>
+      <w:r>
+        <w:t>the GSL</w:t>
+      </w:r>
+      <w:proofErr w:type="gramEnd"/>
+      <w:r>
+        <w:t xml:space="preserve">. There is </w:t>
       </w:r>
       <w:r>
         <w:t xml:space="preserve">so many </w:t>
       </w:r>
       <w:r>
-        <w:t xml:space="preserve">competing interest on </w:t>
+        <w:t xml:space="preserve">competing interest </w:t>
+      </w:r>
+      <w:proofErr w:type="gramStart"/>
+      <w:r>
+        <w:t>on</w:t>
+      </w:r>
+      <w:proofErr w:type="gramEnd"/>
+      <w:r>
+        <w:t xml:space="preserve"> </w:t>
       </w:r>
       <w:r>
         <w:t>people's</w:t>
       </w:r>
       <w:r>
-        <w:t xml:space="preserve"> time. So </w:t>
+        <w:t xml:space="preserve"> time. </w:t>
+      </w:r>
+      <w:proofErr w:type="gramStart"/>
+      <w:r>
+        <w:t>So</w:t>
+      </w:r>
+      <w:proofErr w:type="gramEnd"/>
+      <w:r>
+        <w:t xml:space="preserve"> </w:t>
       </w:r>
       <w:r>
         <w:t xml:space="preserve">for me, I want to ask </w:t>
       </w:r>
       <w:r>
-        <w:t>what is the ultimate goal of this exer</w:t>
+        <w:t xml:space="preserve">what is the </w:t>
+      </w:r>
+      <w:proofErr w:type="gramStart"/>
+      <w:r>
+        <w:t>ultimate goal</w:t>
+      </w:r>
+      <w:proofErr w:type="gramEnd"/>
+      <w:r>
+        <w:t xml:space="preserve"> of this exer</w:t>
       </w:r>
       <w:r>
         <w:t>c</w:t>
@@ -6929,8 +7834,13 @@
         <w:t xml:space="preserve">that </w:t>
       </w:r>
       <w:r>
-        <w:t>your time and effort is most valuable? I am struggling on</w:t>
-      </w:r>
+        <w:t xml:space="preserve">your time and effort is most valuable? I am struggling </w:t>
+      </w:r>
+      <w:proofErr w:type="gramStart"/>
+      <w:r>
+        <w:t>on</w:t>
+      </w:r>
+      <w:proofErr w:type="gramEnd"/>
       <w:r>
         <w:t xml:space="preserve"> </w:t>
       </w:r>
@@ -6941,7 +7851,15 @@
         <w:t xml:space="preserve"> </w:t>
       </w:r>
       <w:r>
-        <w:t>to translate to real world activities for</w:t>
+        <w:t xml:space="preserve">to translate </w:t>
+      </w:r>
+      <w:proofErr w:type="gramStart"/>
+      <w:r>
+        <w:t>to</w:t>
+      </w:r>
+      <w:proofErr w:type="gramEnd"/>
+      <w:r>
+        <w:t xml:space="preserve"> real world activities for</w:t>
       </w:r>
       <w:r>
         <w:t xml:space="preserve"> banking</w:t>
@@ -6974,14 +7892,24 @@
       <w:r>
         <w:t xml:space="preserve">ut being the </w:t>
       </w:r>
-      <w:r>
-        <w:t>lawyer in</w:t>
-      </w:r>
-      <w:r>
-        <w:t xml:space="preserve"> the room - </w:t>
-      </w:r>
-      <w:r>
-        <w:t xml:space="preserve"> but moving this to real world is 2 or 3 step </w:t>
+      <w:proofErr w:type="gramStart"/>
+      <w:r>
+        <w:t>lawyer  in</w:t>
+      </w:r>
+      <w:proofErr w:type="gramEnd"/>
+      <w:r>
+        <w:t xml:space="preserve"> the room </w:t>
+      </w:r>
+      <w:proofErr w:type="gramStart"/>
+      <w:r>
+        <w:t xml:space="preserve">- </w:t>
+      </w:r>
+      <w:r>
+        <w:t xml:space="preserve"> but</w:t>
+      </w:r>
+      <w:proofErr w:type="gramEnd"/>
+      <w:r>
+        <w:t xml:space="preserve"> moving this to real world is 2 or 3 step </w:t>
       </w:r>
       <w:r>
         <w:t xml:space="preserve">level </w:t>
@@ -6996,7 +7924,15 @@
         <w:t>How are we as a broader community</w:t>
       </w:r>
       <w:r>
-        <w:t xml:space="preserve">, with shared goad and </w:t>
+        <w:t xml:space="preserve">, with shared </w:t>
+      </w:r>
+      <w:proofErr w:type="gramStart"/>
+      <w:r>
+        <w:t>goad</w:t>
+      </w:r>
+      <w:proofErr w:type="gramEnd"/>
+      <w:r>
+        <w:t xml:space="preserve"> and </w:t>
       </w:r>
       <w:r>
         <w:t>tryin</w:t>
@@ -7005,13 +7941,29 @@
         <w:t>g</w:t>
       </w:r>
       <w:r>
-        <w:t xml:space="preserve"> got figure </w:t>
+        <w:t xml:space="preserve"> </w:t>
+      </w:r>
+      <w:proofErr w:type="gramStart"/>
+      <w:r>
+        <w:t>got figure</w:t>
+      </w:r>
+      <w:proofErr w:type="gramEnd"/>
+      <w:r>
+        <w:t xml:space="preserve"> </w:t>
       </w:r>
       <w:r>
         <w:t xml:space="preserve">out </w:t>
       </w:r>
       <w:r>
-        <w:t xml:space="preserve">the lake. How do you guys see this fitting in to the broader discussion </w:t>
+        <w:t xml:space="preserve">the lake. How do you guys see this fitting </w:t>
+      </w:r>
+      <w:proofErr w:type="gramStart"/>
+      <w:r>
+        <w:t>in to</w:t>
+      </w:r>
+      <w:proofErr w:type="gramEnd"/>
+      <w:r>
+        <w:t xml:space="preserve"> the broader discussion </w:t>
       </w:r>
       <w:r>
         <w:t xml:space="preserve">– we want </w:t>
@@ -7020,8 +7972,13 @@
         <w:t>academics</w:t>
       </w:r>
       <w:r>
-        <w:t xml:space="preserve"> and practitioners to grow in the same direction</w:t>
-      </w:r>
+        <w:t xml:space="preserve"> and practitioners to grow in the same </w:t>
+      </w:r>
+      <w:proofErr w:type="gramStart"/>
+      <w:r>
+        <w:t>direction</w:t>
+      </w:r>
+      <w:proofErr w:type="gramEnd"/>
       <w:r>
         <w:t xml:space="preserve"> so our resources are best spent</w:t>
       </w:r>
@@ -7254,11 +8211,16 @@
       <w:r>
         <w:t xml:space="preserve"> Like in a dry year</w:t>
       </w:r>
+      <w:proofErr w:type="gramStart"/>
       <w:r>
         <w:t>,</w:t>
       </w:r>
       <w:r>
-        <w:t xml:space="preserve"> paradoxically water becomes more </w:t>
+        <w:t xml:space="preserve"> paradoxically</w:t>
+      </w:r>
+      <w:proofErr w:type="gramEnd"/>
+      <w:r>
+        <w:t xml:space="preserve"> water becomes more </w:t>
       </w:r>
       <w:r>
         <w:t>valuable,</w:t>
@@ -7331,19 +8293,47 @@
         <w:rPr>
           <w:rFonts w:ascii="Calibri" w:hAnsi="Calibri" w:cs="Calibri"/>
         </w:rPr>
-        <w:t xml:space="preserve"> when they make a decision on leasing</w:t>
-      </w:r>
+        <w:t xml:space="preserve"> when they </w:t>
+      </w:r>
+      <w:proofErr w:type="gramStart"/>
       <w:r>
         <w:rPr>
           <w:rFonts w:ascii="Calibri" w:hAnsi="Calibri" w:cs="Calibri"/>
         </w:rPr>
+        <w:t>make a decision</w:t>
+      </w:r>
+      <w:proofErr w:type="gramEnd"/>
+      <w:r>
+        <w:rPr>
+          <w:rFonts w:ascii="Calibri" w:hAnsi="Calibri" w:cs="Calibri"/>
+        </w:rPr>
+        <w:t xml:space="preserve"> on leasing</w:t>
+      </w:r>
+      <w:r>
+        <w:rPr>
+          <w:rFonts w:ascii="Calibri" w:hAnsi="Calibri" w:cs="Calibri"/>
+        </w:rPr>
         <w:t>. I don’t think the conversation is that robust. I think</w:t>
       </w:r>
       <w:r>
         <w:rPr>
           <w:rFonts w:ascii="Calibri" w:hAnsi="Calibri" w:cs="Calibri"/>
         </w:rPr>
-        <w:t xml:space="preserve"> it happens among people who does this regularly but a person who lives in SLC</w:t>
+        <w:t xml:space="preserve"> it happens among people who </w:t>
+      </w:r>
+      <w:proofErr w:type="gramStart"/>
+      <w:r>
+        <w:rPr>
+          <w:rFonts w:ascii="Calibri" w:hAnsi="Calibri" w:cs="Calibri"/>
+        </w:rPr>
+        <w:t>does</w:t>
+      </w:r>
+      <w:proofErr w:type="gramEnd"/>
+      <w:r>
+        <w:rPr>
+          <w:rFonts w:ascii="Calibri" w:hAnsi="Calibri" w:cs="Calibri"/>
+        </w:rPr>
+        <w:t xml:space="preserve"> this regularly but a person who lives in SLC</w:t>
       </w:r>
       <w:r>
         <w:rPr>
@@ -7424,12 +8414,14 @@
         </w:rPr>
         <w:t xml:space="preserve">ut when we ran into 2021 drought </w:t>
       </w:r>
+      <w:proofErr w:type="gramStart"/>
       <w:r>
         <w:rPr>
           <w:rFonts w:ascii="Calibri" w:hAnsi="Calibri" w:cs="Calibri"/>
         </w:rPr>
         <w:t>conditions</w:t>
       </w:r>
+      <w:proofErr w:type="gramEnd"/>
       <w:r>
         <w:rPr>
           <w:rFonts w:ascii="Calibri" w:hAnsi="Calibri" w:cs="Calibri"/>
@@ -7496,18 +8488,32 @@
         <w:rPr>
           <w:rFonts w:ascii="Calibri" w:hAnsi="Calibri" w:cs="Calibri"/>
         </w:rPr>
-        <w:t xml:space="preserve">All states have </w:t>
-      </w:r>
+        <w:t xml:space="preserve">All states </w:t>
+      </w:r>
+      <w:proofErr w:type="gramStart"/>
       <w:r>
         <w:rPr>
           <w:rFonts w:ascii="Calibri" w:hAnsi="Calibri" w:cs="Calibri"/>
         </w:rPr>
-        <w:t xml:space="preserve">to get on board if this is a shared </w:t>
+        <w:t xml:space="preserve">have </w:t>
       </w:r>
       <w:r>
         <w:rPr>
           <w:rFonts w:ascii="Calibri" w:hAnsi="Calibri" w:cs="Calibri"/>
         </w:rPr>
+        <w:t>to</w:t>
+      </w:r>
+      <w:proofErr w:type="gramEnd"/>
+      <w:r>
+        <w:rPr>
+          <w:rFonts w:ascii="Calibri" w:hAnsi="Calibri" w:cs="Calibri"/>
+        </w:rPr>
+        <w:t xml:space="preserve"> get on board if this is a shared </w:t>
+      </w:r>
+      <w:r>
+        <w:rPr>
+          <w:rFonts w:ascii="Calibri" w:hAnsi="Calibri" w:cs="Calibri"/>
+        </w:rPr>
         <w:t>problem,</w:t>
       </w:r>
       <w:r>
@@ -7544,12 +8550,26 @@
         <w:rPr>
           <w:rFonts w:ascii="Calibri" w:hAnsi="Calibri" w:cs="Calibri"/>
         </w:rPr>
-        <w:t xml:space="preserve">. And you have to get </w:t>
-      </w:r>
+        <w:t xml:space="preserve">. And you </w:t>
+      </w:r>
+      <w:proofErr w:type="gramStart"/>
       <w:r>
         <w:rPr>
           <w:rFonts w:ascii="Calibri" w:hAnsi="Calibri" w:cs="Calibri"/>
         </w:rPr>
+        <w:t>have to</w:t>
+      </w:r>
+      <w:proofErr w:type="gramEnd"/>
+      <w:r>
+        <w:rPr>
+          <w:rFonts w:ascii="Calibri" w:hAnsi="Calibri" w:cs="Calibri"/>
+        </w:rPr>
+        <w:t xml:space="preserve"> get </w:t>
+      </w:r>
+      <w:r>
+        <w:rPr>
+          <w:rFonts w:ascii="Calibri" w:hAnsi="Calibri" w:cs="Calibri"/>
+        </w:rPr>
         <w:t>P</w:t>
       </w:r>
       <w:r>
@@ -7574,12 +8594,19 @@
         <w:rPr>
           <w:rFonts w:ascii="Calibri" w:hAnsi="Calibri" w:cs="Calibri"/>
         </w:rPr>
-        <w:t xml:space="preserve"> but they </w:t>
-      </w:r>
+        <w:t xml:space="preserve"> but </w:t>
+      </w:r>
+      <w:proofErr w:type="gramStart"/>
       <w:r>
         <w:rPr>
           <w:rFonts w:ascii="Calibri" w:hAnsi="Calibri" w:cs="Calibri"/>
         </w:rPr>
+        <w:t xml:space="preserve">they </w:t>
+      </w:r>
+      <w:r>
+        <w:rPr>
+          <w:rFonts w:ascii="Calibri" w:hAnsi="Calibri" w:cs="Calibri"/>
+        </w:rPr>
         <w:t xml:space="preserve"> </w:t>
       </w:r>
       <w:r>
@@ -7587,12 +8614,19 @@
           <w:rFonts w:ascii="Calibri" w:hAnsi="Calibri" w:cs="Calibri"/>
         </w:rPr>
         <w:lastRenderedPageBreak/>
-        <w:t xml:space="preserve">don’t </w:t>
-      </w:r>
+        <w:t>don’t</w:t>
+      </w:r>
+      <w:proofErr w:type="gramEnd"/>
       <w:r>
         <w:rPr>
           <w:rFonts w:ascii="Calibri" w:hAnsi="Calibri" w:cs="Calibri"/>
         </w:rPr>
+        <w:t xml:space="preserve"> </w:t>
+      </w:r>
+      <w:r>
+        <w:rPr>
+          <w:rFonts w:ascii="Calibri" w:hAnsi="Calibri" w:cs="Calibri"/>
+        </w:rPr>
         <w:t>see it as a shared problem.</w:t>
       </w:r>
       <w:r>
@@ -7673,7 +8707,15 @@
         <w:t>ake</w:t>
       </w:r>
       <w:r>
-        <w:t xml:space="preserve"> is a unique </w:t>
+        <w:t xml:space="preserve"> </w:t>
+      </w:r>
+      <w:proofErr w:type="gramStart"/>
+      <w:r>
+        <w:t>is</w:t>
+      </w:r>
+      <w:proofErr w:type="gramEnd"/>
+      <w:r>
+        <w:t xml:space="preserve"> a unique </w:t>
       </w:r>
       <w:r>
         <w:t>reservoir</w:t>
@@ -7736,7 +8778,10 @@
         <w:t xml:space="preserve">, </w:t>
       </w:r>
       <w:r>
-        <w:t xml:space="preserve">PacifiCorp </w:t>
+        <w:t>PaciCorp</w:t>
+      </w:r>
+      <w:r>
+        <w:t xml:space="preserve"> </w:t>
       </w:r>
       <w:r>
         <w:t xml:space="preserve">are not </w:t>
@@ -7754,13 +8799,29 @@
         <w:t xml:space="preserve"> </w:t>
       </w:r>
       <w:r>
-        <w:t>Their only real lever of public participation is their r</w:t>
+        <w:t xml:space="preserve">Their only real </w:t>
+      </w:r>
+      <w:proofErr w:type="gramStart"/>
+      <w:r>
+        <w:t>lever</w:t>
+      </w:r>
+      <w:proofErr w:type="gramEnd"/>
+      <w:r>
+        <w:t xml:space="preserve"> of public participation is their r</w:t>
       </w:r>
       <w:r>
         <w:t xml:space="preserve">ate payers. </w:t>
       </w:r>
       <w:r>
-        <w:t>They have to go through</w:t>
+        <w:t xml:space="preserve">They </w:t>
+      </w:r>
+      <w:proofErr w:type="gramStart"/>
+      <w:r>
+        <w:t>have to</w:t>
+      </w:r>
+      <w:proofErr w:type="gramEnd"/>
+      <w:r>
+        <w:t xml:space="preserve"> go through</w:t>
       </w:r>
       <w:r>
         <w:t xml:space="preserve"> long, drawn out</w:t>
@@ -7768,8 +8829,13 @@
       <w:r>
         <w:t xml:space="preserve"> </w:t>
       </w:r>
-      <w:r>
-        <w:t xml:space="preserve">Public service </w:t>
+      <w:proofErr w:type="gramStart"/>
+      <w:r>
+        <w:t>Public</w:t>
+      </w:r>
+      <w:proofErr w:type="gramEnd"/>
+      <w:r>
+        <w:t xml:space="preserve"> service </w:t>
       </w:r>
       <w:r>
         <w:t>commissions</w:t>
@@ -7815,7 +8881,15 @@
         <w:t xml:space="preserve"> is</w:t>
       </w:r>
       <w:r>
-        <w:t xml:space="preserve"> facing billion dollar lawsuits for </w:t>
+        <w:t xml:space="preserve"> facing </w:t>
+      </w:r>
+      <w:proofErr w:type="gramStart"/>
+      <w:r>
+        <w:t>billion dollar</w:t>
+      </w:r>
+      <w:proofErr w:type="gramEnd"/>
+      <w:r>
+        <w:t xml:space="preserve"> lawsuits for </w:t>
       </w:r>
       <w:r>
         <w:t>wild</w:t>
@@ -7860,7 +8934,23 @@
         <w:t xml:space="preserve">absent from all the other discussions that we </w:t>
       </w:r>
       <w:r>
-        <w:t>are having. It’s really important to understand how the entity works.</w:t>
+        <w:t xml:space="preserve">are having. It’s </w:t>
+      </w:r>
+      <w:proofErr w:type="gramStart"/>
+      <w:r>
+        <w:t>really important</w:t>
+      </w:r>
+      <w:proofErr w:type="gramEnd"/>
+      <w:r>
+        <w:t xml:space="preserve"> to understand how </w:t>
+      </w:r>
+      <w:proofErr w:type="gramStart"/>
+      <w:r>
+        <w:t>the entity</w:t>
+      </w:r>
+      <w:proofErr w:type="gramEnd"/>
+      <w:r>
+        <w:t xml:space="preserve"> works.</w:t>
       </w:r>
     </w:p>
     <w:p>
@@ -7878,9 +8968,11 @@
       <w:r>
         <w:t xml:space="preserve"> are based in </w:t>
       </w:r>
+      <w:proofErr w:type="gramStart"/>
       <w:r>
         <w:t>Portland,</w:t>
       </w:r>
+      <w:proofErr w:type="gramEnd"/>
       <w:r>
         <w:t xml:space="preserve"> </w:t>
       </w:r>
@@ -7894,11 +8986,16 @@
         <w:t>The people on ground are great. T</w:t>
       </w:r>
       <w:r>
-        <w:t>he states can lean on P</w:t>
+        <w:t xml:space="preserve">he states can lean on </w:t>
+      </w:r>
+      <w:proofErr w:type="gramStart"/>
+      <w:r>
+        <w:t>P</w:t>
       </w:r>
       <w:r>
         <w:t>aciCorp</w:t>
       </w:r>
+      <w:proofErr w:type="gramEnd"/>
       <w:r>
         <w:t xml:space="preserve"> but they </w:t>
       </w:r>
@@ -7964,7 +9061,15 @@
         <w:t xml:space="preserve">it makes sense for the model as it’s measurable. </w:t>
       </w:r>
       <w:r>
-        <w:t xml:space="preserve">I think the success of the voluntary leasing should be measure in </w:t>
+        <w:t xml:space="preserve">I think the success of the voluntary leasing should be </w:t>
+      </w:r>
+      <w:proofErr w:type="gramStart"/>
+      <w:r>
+        <w:t>measure</w:t>
+      </w:r>
+      <w:proofErr w:type="gramEnd"/>
+      <w:r>
+        <w:t xml:space="preserve"> in </w:t>
       </w:r>
       <w:r>
         <w:t xml:space="preserve">timing and location of the </w:t>
@@ -8021,8 +9126,21 @@
         </w:numPr>
         <w:spacing w:before="240" w:line="276" w:lineRule="auto"/>
       </w:pPr>
-      <w:r>
-        <w:t xml:space="preserve">is it really worth it do </w:t>
+      <w:proofErr w:type="gramStart"/>
+      <w:r>
+        <w:t>is</w:t>
+      </w:r>
+      <w:proofErr w:type="gramEnd"/>
+      <w:r>
+        <w:t xml:space="preserve"> it </w:t>
+      </w:r>
+      <w:proofErr w:type="gramStart"/>
+      <w:r>
+        <w:t>really worth it</w:t>
+      </w:r>
+      <w:proofErr w:type="gramEnd"/>
+      <w:r>
+        <w:t xml:space="preserve"> do </w:t>
       </w:r>
       <w:r>
         <w:t xml:space="preserve">it in </w:t>
@@ -8031,10 +9149,10 @@
         <w:t>Utah</w:t>
       </w:r>
       <w:r>
-        <w:t xml:space="preserve"> or broadl</w:t>
-      </w:r>
-      <w:r>
-        <w:t xml:space="preserve">y </w:t>
+        <w:t xml:space="preserve"> or </w:t>
+      </w:r>
+      <w:r>
+        <w:t>broad</w:t>
       </w:r>
       <w:r>
         <w:t>[interstate]</w:t>
@@ -8086,19 +9204,40 @@
         <w:t>In my</w:t>
       </w:r>
       <w:r>
-        <w:t xml:space="preserve"> personal opinion is you are not going to get a tristate </w:t>
+        <w:t xml:space="preserve"> </w:t>
+      </w:r>
+      <w:proofErr w:type="gramStart"/>
+      <w:r>
+        <w:t>personal opinion</w:t>
+      </w:r>
+      <w:proofErr w:type="gramEnd"/>
+      <w:r>
+        <w:t xml:space="preserve"> is you are not going to get a tristate </w:t>
       </w:r>
       <w:r>
         <w:t>bank</w:t>
       </w:r>
       <w:r>
-        <w:t xml:space="preserve"> without a successful model to build off of</w:t>
-      </w:r>
+        <w:t xml:space="preserve"> without a successful model to build </w:t>
+      </w:r>
+      <w:proofErr w:type="gramStart"/>
+      <w:r>
+        <w:t>off of</w:t>
+      </w:r>
+      <w:proofErr w:type="gramEnd"/>
       <w:r>
         <w:t xml:space="preserve">. </w:t>
       </w:r>
       <w:r>
-        <w:t xml:space="preserve">Having a fantastic tri state bank is </w:t>
+        <w:t xml:space="preserve">Having a fantastic </w:t>
+      </w:r>
+      <w:proofErr w:type="gramStart"/>
+      <w:r>
+        <w:t>tri state bank</w:t>
+      </w:r>
+      <w:proofErr w:type="gramEnd"/>
+      <w:r>
+        <w:t xml:space="preserve"> is </w:t>
       </w:r>
       <w:r>
         <w:t>something to fantasize about in future.</w:t>
@@ -8123,7 +9262,15 @@
         <w:t>exercise</w:t>
       </w:r>
       <w:r>
-        <w:t xml:space="preserve"> by stripping down the complexity and focus on public </w:t>
+        <w:t xml:space="preserve"> by stripping down the complexity and </w:t>
+      </w:r>
+      <w:proofErr w:type="gramStart"/>
+      <w:r>
+        <w:t>focus</w:t>
+      </w:r>
+      <w:proofErr w:type="gramEnd"/>
+      <w:r>
+        <w:t xml:space="preserve"> on public </w:t>
       </w:r>
       <w:r>
         <w:t>consumers</w:t>
@@ -8150,19 +9297,43 @@
         <w:t xml:space="preserve"> might be interested in this for public education</w:t>
       </w:r>
       <w:r>
-        <w:t xml:space="preserve"> understanding of what leasing look like as </w:t>
+        <w:t xml:space="preserve"> understanding of what leasing </w:t>
+      </w:r>
+      <w:proofErr w:type="gramStart"/>
+      <w:r>
+        <w:t>look</w:t>
+      </w:r>
+      <w:proofErr w:type="gramEnd"/>
+      <w:r>
+        <w:t xml:space="preserve"> like as </w:t>
       </w:r>
       <w:r>
         <w:t>interactive</w:t>
       </w:r>
       <w:r>
-        <w:t xml:space="preserve"> role playing game for </w:t>
+        <w:t xml:space="preserve"> </w:t>
+      </w:r>
+      <w:proofErr w:type="gramStart"/>
+      <w:r>
+        <w:t>role playing</w:t>
+      </w:r>
+      <w:proofErr w:type="gramEnd"/>
+      <w:r>
+        <w:t xml:space="preserve"> game for </w:t>
       </w:r>
       <w:r>
         <w:t>public education</w:t>
       </w:r>
       <w:r>
-        <w:t xml:space="preserve">. I see this less as a helpful tool for policy </w:t>
+        <w:t xml:space="preserve">. I see </w:t>
+      </w:r>
+      <w:proofErr w:type="gramStart"/>
+      <w:r>
+        <w:t>this less</w:t>
+      </w:r>
+      <w:proofErr w:type="gramEnd"/>
+      <w:r>
+        <w:t xml:space="preserve"> as a helpful tool for policy </w:t>
       </w:r>
       <w:r>
         <w:t xml:space="preserve">or technical </w:t>
@@ -8177,8 +9348,13 @@
         <w:t>as it is</w:t>
       </w:r>
       <w:r>
-        <w:t xml:space="preserve"> divorced from the reality</w:t>
-      </w:r>
+        <w:t xml:space="preserve"> divorced from the </w:t>
+      </w:r>
+      <w:proofErr w:type="gramStart"/>
+      <w:r>
+        <w:t>reality</w:t>
+      </w:r>
+      <w:proofErr w:type="gramEnd"/>
       <w:r>
         <w:t xml:space="preserve"> but t</w:t>
       </w:r>
@@ -8202,7 +9378,11 @@
         <w:t>P13:</w:t>
       </w:r>
       <w:r>
-        <w:t xml:space="preserve"> You can run the model leasing </w:t>
+        <w:t xml:space="preserve"> You can run the model </w:t>
+      </w:r>
+      <w:proofErr w:type="gramStart"/>
+      <w:r>
+        <w:t xml:space="preserve">leasing </w:t>
       </w:r>
       <w:r>
         <w:t xml:space="preserve"> </w:t>
@@ -8211,16 +9391,22 @@
         <w:t>e</w:t>
       </w:r>
       <w:r>
-        <w:t>very acre of land to the bank</w:t>
+        <w:t>very</w:t>
+      </w:r>
+      <w:proofErr w:type="gramEnd"/>
+      <w:r>
+        <w:t xml:space="preserve"> acre of land to the bank</w:t>
       </w:r>
       <w:r>
         <w:t xml:space="preserve"> and maybe that </w:t>
       </w:r>
       <w:proofErr w:type="spellStart"/>
+      <w:proofErr w:type="gramStart"/>
       <w:r>
         <w:t>get’s</w:t>
       </w:r>
       <w:proofErr w:type="spellEnd"/>
+      <w:proofErr w:type="gramEnd"/>
       <w:r>
         <w:t xml:space="preserve"> you to the 800k but</w:t>
       </w:r>
@@ -8257,6 +9443,12 @@
         <w:pBdr>
           <w:bottom w:val="single" w:sz="12" w:space="1" w:color="auto"/>
         </w:pBdr>
+        <w:spacing w:before="240" w:line="276" w:lineRule="auto"/>
+      </w:pPr>
+    </w:p>
+    <w:p>
+      <w:pPr>
+        <w:pStyle w:val="ListParagraph"/>
         <w:spacing w:before="240" w:line="276" w:lineRule="auto"/>
       </w:pPr>
     </w:p>
